--- a/DOKUMENTUMOK/3_Felhasznaloi_Dokumentacio.docx
+++ b/DOKUMENTUMOK/3_Felhasznaloi_Dokumentacio.docx
@@ -2234,6 +2234,97 @@
         <w:t xml:space="preserve"> [@szentprichie](https://www.instagram.com/szentprichie/)</w:t>
       </w:r>
     </w:p>
+    <w:p>
+      <w:r>
+        <w:br w:type="page"/>
+      </w:r>
+    </w:p>
+    <w:p>
+      <w:pPr>
+        <w:pStyle w:val="Heading1"/>
+      </w:pPr>
+      <w:r>
+        <w:rPr>
+          <w:sz w:val="32"/>
+        </w:rPr>
+        <w:t>8. Bővített Felhasználói Útmutató</w:t>
+      </w:r>
+    </w:p>
+    <w:p>
+      <w:pPr>
+        <w:pStyle w:val="Heading2"/>
+      </w:pPr>
+      <w:r>
+        <w:rPr>
+          <w:sz w:val="26"/>
+        </w:rPr>
+        <w:t>8.1 Gyakori hibák és megoldások</w:t>
+      </w:r>
+    </w:p>
+    <w:p>
+      <w:r>
+        <w:rPr>
+          <w:b w:val="0"/>
+          <w:sz w:val="22"/>
+        </w:rPr>
+        <w:t>Ha a bejelentkezés sikertelen, elsőként ellenőrizd az email címet és a kis-/nagybetűket a jelszóban. Elfelejtett jelszó esetén a visszaállító link 30 percig érvényes. Ha lejárt, új linket kell kérni. Egyes levelezőknél az üzenet a Promóciók vagy Spam mappába kerülhet.</w:t>
+      </w:r>
+    </w:p>
+    <w:p>
+      <w:r>
+        <w:rPr>
+          <w:b w:val="0"/>
+          <w:sz w:val="22"/>
+        </w:rPr>
+        <w:t>Profilkép-feltöltésnél ajánlott 5 MB alatti JPG/PNG képet használni. Lassú mobilinternet esetén a feltöltés több másodpercig tarthat; ez normális működés.</w:t>
+      </w:r>
+    </w:p>
+    <w:p>
+      <w:pPr>
+        <w:pStyle w:val="Heading2"/>
+      </w:pPr>
+      <w:r>
+        <w:rPr>
+          <w:sz w:val="26"/>
+        </w:rPr>
+        <w:t>8.2 Ajánlott felhasználói folyamat örökbefogadáshoz</w:t>
+      </w:r>
+    </w:p>
+    <w:p>
+      <w:r>
+        <w:rPr>
+          <w:b w:val="0"/>
+          <w:sz w:val="22"/>
+        </w:rPr>
+        <w:t>1) Regisztráció és bejelentkezés, 2) kutya kiválasztása szűrők alapján, 3) adatlap pontos kitöltése, 4) telefonos elérhetőség ellenőrzése, 5) email visszaigazolás figyelése. Minél pontosabb adatokat ad meg a kérelmező, annál gyorsabban tudja a menhely feldolgozni a jelentkezést.</w:t>
+      </w:r>
+    </w:p>
+    <w:p>
+      <w:pPr>
+        <w:pStyle w:val="Heading2"/>
+      </w:pPr>
+      <w:r>
+        <w:rPr>
+          <w:sz w:val="26"/>
+        </w:rPr>
+        <w:t>8.3 Akadálymentességi és mobil használati tanácsok</w:t>
+      </w:r>
+    </w:p>
+    <w:p>
+      <w:r>
+        <w:rPr>
+          <w:b w:val="0"/>
+          <w:sz w:val="22"/>
+        </w:rPr>
+        <w:t>Mobilkészüléken ajánlott fekvő nézetbe váltani az adminisztratív űrlapok kitöltéséhez. Asztali nézetben billentyűzetes navigációval gyorsítható az űrlapkezelés. A képernyőolvasó kompatibilitás javítható jövőbeni fejlesztésként ARIA címkékkel és részletesebb alt attribútumokkal.</w:t>
+      </w:r>
+    </w:p>
+    <w:p>
+      <w:pPr>
+        <w:jc w:val="center"/>
+      </w:pPr>
+      <w:r/>
+    </w:p>
     <w:sectPr>
       <w:pgSz w:w="12240" w:h="15840"/>
       <w:pgMar w:top="1417" w:right="1134" w:bottom="1417" w:left="1701" w:header="720" w:footer="720" w:gutter="0"/>

--- a/DOKUMENTUMOK/3_Felhasznaloi_Dokumentacio.docx
+++ b/DOKUMENTUMOK/3_Felhasznaloi_Dokumentacio.docx
@@ -50,31 +50,1221 @@
         <w:rPr>
           <w:color w:val="718096"/>
         </w:rPr>
-        <w:t>2026. március 15.</w:t>
+        <w:t xml:space="preserve">2026. </w:t>
+      </w:r>
+      <w:proofErr w:type="spellStart"/>
+      <w:r>
+        <w:rPr>
+          <w:color w:val="718096"/>
+        </w:rPr>
+        <w:t>március</w:t>
+      </w:r>
+      <w:proofErr w:type="spellEnd"/>
+      <w:r>
+        <w:rPr>
+          <w:color w:val="718096"/>
+        </w:rPr>
+        <w:t xml:space="preserve"> 15.</w:t>
       </w:r>
     </w:p>
     <w:p>
-      <w:r>
-        <w:br w:type="page"/>
-      </w:r>
+      <w:pPr>
+        <w:jc w:val="center"/>
+      </w:pPr>
     </w:p>
+    <w:sdt>
+      <w:sdtPr>
+        <w:rPr>
+          <w:lang w:val="hu-HU"/>
+        </w:rPr>
+        <w:id w:val="-1148045260"/>
+        <w:docPartObj>
+          <w:docPartGallery w:val="Table of Contents"/>
+          <w:docPartUnique/>
+        </w:docPartObj>
+      </w:sdtPr>
+      <w:sdtEndPr>
+        <w:rPr>
+          <w:rFonts w:ascii="Calibri" w:eastAsiaTheme="minorEastAsia" w:hAnsi="Calibri" w:cstheme="minorBidi"/>
+          <w:color w:val="auto"/>
+          <w:sz w:val="22"/>
+          <w:szCs w:val="22"/>
+          <w:lang w:val="en-US"/>
+        </w:rPr>
+      </w:sdtEndPr>
+      <w:sdtContent>
+        <w:p>
+          <w:pPr>
+            <w:pStyle w:val="Tartalomjegyzkcmsora"/>
+          </w:pPr>
+          <w:r>
+            <w:rPr>
+              <w:lang w:val="hu-HU"/>
+            </w:rPr>
+            <w:t>Tartalom</w:t>
+          </w:r>
+        </w:p>
+        <w:p>
+          <w:pPr>
+            <w:pStyle w:val="TJ1"/>
+            <w:tabs>
+              <w:tab w:val="right" w:leader="dot" w:pos="9395"/>
+            </w:tabs>
+            <w:rPr>
+              <w:rFonts w:asciiTheme="minorHAnsi" w:hAnsiTheme="minorHAnsi"/>
+              <w:noProof/>
+              <w:lang w:val="hu-HU" w:eastAsia="hu-HU"/>
+            </w:rPr>
+          </w:pPr>
+          <w:r>
+            <w:fldChar w:fldCharType="begin"/>
+          </w:r>
+          <w:r>
+            <w:instrText xml:space="preserve"> TOC \o "1-3" \h \z \u </w:instrText>
+          </w:r>
+          <w:r>
+            <w:fldChar w:fldCharType="separate"/>
+          </w:r>
+          <w:hyperlink w:anchor="_Toc224725286" w:history="1">
+            <w:r>
+              <w:rPr>
+                <w:rStyle w:val="Hiperhivatkozs"/>
+                <w:noProof/>
+              </w:rPr>
+              <w:t>3. FELHASZNÁLÓI DOKUMENTÁCIÓ (KÉZIKÖNYV)</w:t>
+            </w:r>
+            <w:r>
+              <w:rPr>
+                <w:noProof/>
+                <w:webHidden/>
+              </w:rPr>
+              <w:tab/>
+            </w:r>
+            <w:r>
+              <w:rPr>
+                <w:noProof/>
+                <w:webHidden/>
+              </w:rPr>
+              <w:fldChar w:fldCharType="begin"/>
+            </w:r>
+            <w:r>
+              <w:rPr>
+                <w:noProof/>
+                <w:webHidden/>
+              </w:rPr>
+              <w:instrText xml:space="preserve"> PAGEREF _Toc224725286 \h </w:instrText>
+            </w:r>
+            <w:r>
+              <w:rPr>
+                <w:noProof/>
+                <w:webHidden/>
+              </w:rPr>
+            </w:r>
+            <w:r>
+              <w:rPr>
+                <w:noProof/>
+                <w:webHidden/>
+              </w:rPr>
+              <w:fldChar w:fldCharType="separate"/>
+            </w:r>
+            <w:r>
+              <w:rPr>
+                <w:noProof/>
+                <w:webHidden/>
+              </w:rPr>
+              <w:t>2</w:t>
+            </w:r>
+            <w:r>
+              <w:rPr>
+                <w:noProof/>
+                <w:webHidden/>
+              </w:rPr>
+              <w:fldChar w:fldCharType="end"/>
+            </w:r>
+          </w:hyperlink>
+        </w:p>
+        <w:p>
+          <w:pPr>
+            <w:pStyle w:val="TJ2"/>
+            <w:tabs>
+              <w:tab w:val="right" w:leader="dot" w:pos="9395"/>
+            </w:tabs>
+            <w:rPr>
+              <w:rFonts w:asciiTheme="minorHAnsi" w:hAnsiTheme="minorHAnsi"/>
+              <w:noProof/>
+              <w:lang w:val="hu-HU" w:eastAsia="hu-HU"/>
+            </w:rPr>
+          </w:pPr>
+          <w:hyperlink w:anchor="_Toc224725287" w:history="1">
+            <w:r>
+              <w:rPr>
+                <w:rStyle w:val="Hiperhivatkozs"/>
+                <w:noProof/>
+              </w:rPr>
+              <w:t>3.1 A rendszer rövid leírása</w:t>
+            </w:r>
+            <w:r>
+              <w:rPr>
+                <w:noProof/>
+                <w:webHidden/>
+              </w:rPr>
+              <w:tab/>
+            </w:r>
+            <w:r>
+              <w:rPr>
+                <w:noProof/>
+                <w:webHidden/>
+              </w:rPr>
+              <w:fldChar w:fldCharType="begin"/>
+            </w:r>
+            <w:r>
+              <w:rPr>
+                <w:noProof/>
+                <w:webHidden/>
+              </w:rPr>
+              <w:instrText xml:space="preserve"> PAGEREF _Toc224725287 \h </w:instrText>
+            </w:r>
+            <w:r>
+              <w:rPr>
+                <w:noProof/>
+                <w:webHidden/>
+              </w:rPr>
+            </w:r>
+            <w:r>
+              <w:rPr>
+                <w:noProof/>
+                <w:webHidden/>
+              </w:rPr>
+              <w:fldChar w:fldCharType="separate"/>
+            </w:r>
+            <w:r>
+              <w:rPr>
+                <w:noProof/>
+                <w:webHidden/>
+              </w:rPr>
+              <w:t>2</w:t>
+            </w:r>
+            <w:r>
+              <w:rPr>
+                <w:noProof/>
+                <w:webHidden/>
+              </w:rPr>
+              <w:fldChar w:fldCharType="end"/>
+            </w:r>
+          </w:hyperlink>
+        </w:p>
+        <w:p>
+          <w:pPr>
+            <w:pStyle w:val="TJ2"/>
+            <w:tabs>
+              <w:tab w:val="right" w:leader="dot" w:pos="9395"/>
+            </w:tabs>
+            <w:rPr>
+              <w:rFonts w:asciiTheme="minorHAnsi" w:hAnsiTheme="minorHAnsi"/>
+              <w:noProof/>
+              <w:lang w:val="hu-HU" w:eastAsia="hu-HU"/>
+            </w:rPr>
+          </w:pPr>
+          <w:hyperlink w:anchor="_Toc224725288" w:history="1">
+            <w:r>
+              <w:rPr>
+                <w:rStyle w:val="Hiperhivatkozs"/>
+                <w:noProof/>
+              </w:rPr>
+              <w:t>3.2 Látogató funkciói (bejelentkezés nélkül)</w:t>
+            </w:r>
+            <w:r>
+              <w:rPr>
+                <w:noProof/>
+                <w:webHidden/>
+              </w:rPr>
+              <w:tab/>
+            </w:r>
+            <w:r>
+              <w:rPr>
+                <w:noProof/>
+                <w:webHidden/>
+              </w:rPr>
+              <w:fldChar w:fldCharType="begin"/>
+            </w:r>
+            <w:r>
+              <w:rPr>
+                <w:noProof/>
+                <w:webHidden/>
+              </w:rPr>
+              <w:instrText xml:space="preserve"> PAGEREF _Toc224725288 \h </w:instrText>
+            </w:r>
+            <w:r>
+              <w:rPr>
+                <w:noProof/>
+                <w:webHidden/>
+              </w:rPr>
+            </w:r>
+            <w:r>
+              <w:rPr>
+                <w:noProof/>
+                <w:webHidden/>
+              </w:rPr>
+              <w:fldChar w:fldCharType="separate"/>
+            </w:r>
+            <w:r>
+              <w:rPr>
+                <w:noProof/>
+                <w:webHidden/>
+              </w:rPr>
+              <w:t>2</w:t>
+            </w:r>
+            <w:r>
+              <w:rPr>
+                <w:noProof/>
+                <w:webHidden/>
+              </w:rPr>
+              <w:fldChar w:fldCharType="end"/>
+            </w:r>
+          </w:hyperlink>
+        </w:p>
+        <w:p>
+          <w:pPr>
+            <w:pStyle w:val="TJ3"/>
+            <w:tabs>
+              <w:tab w:val="right" w:leader="dot" w:pos="9395"/>
+            </w:tabs>
+            <w:rPr>
+              <w:rFonts w:asciiTheme="minorHAnsi" w:hAnsiTheme="minorHAnsi"/>
+              <w:noProof/>
+              <w:lang w:val="hu-HU" w:eastAsia="hu-HU"/>
+            </w:rPr>
+          </w:pPr>
+          <w:hyperlink w:anchor="_Toc224725289" w:history="1">
+            <w:r>
+              <w:rPr>
+                <w:rStyle w:val="Hiperhivatkozs"/>
+                <w:noProof/>
+              </w:rPr>
+              <w:t>3.2.1 A főoldal áttekintése</w:t>
+            </w:r>
+            <w:r>
+              <w:rPr>
+                <w:noProof/>
+                <w:webHidden/>
+              </w:rPr>
+              <w:tab/>
+            </w:r>
+            <w:r>
+              <w:rPr>
+                <w:noProof/>
+                <w:webHidden/>
+              </w:rPr>
+              <w:fldChar w:fldCharType="begin"/>
+            </w:r>
+            <w:r>
+              <w:rPr>
+                <w:noProof/>
+                <w:webHidden/>
+              </w:rPr>
+              <w:instrText xml:space="preserve"> PAGEREF _Toc224725289 \h </w:instrText>
+            </w:r>
+            <w:r>
+              <w:rPr>
+                <w:noProof/>
+                <w:webHidden/>
+              </w:rPr>
+            </w:r>
+            <w:r>
+              <w:rPr>
+                <w:noProof/>
+                <w:webHidden/>
+              </w:rPr>
+              <w:fldChar w:fldCharType="separate"/>
+            </w:r>
+            <w:r>
+              <w:rPr>
+                <w:noProof/>
+                <w:webHidden/>
+              </w:rPr>
+              <w:t>2</w:t>
+            </w:r>
+            <w:r>
+              <w:rPr>
+                <w:noProof/>
+                <w:webHidden/>
+              </w:rPr>
+              <w:fldChar w:fldCharType="end"/>
+            </w:r>
+          </w:hyperlink>
+        </w:p>
+        <w:p>
+          <w:pPr>
+            <w:pStyle w:val="TJ3"/>
+            <w:tabs>
+              <w:tab w:val="right" w:leader="dot" w:pos="9395"/>
+            </w:tabs>
+            <w:rPr>
+              <w:rFonts w:asciiTheme="minorHAnsi" w:hAnsiTheme="minorHAnsi"/>
+              <w:noProof/>
+              <w:lang w:val="hu-HU" w:eastAsia="hu-HU"/>
+            </w:rPr>
+          </w:pPr>
+          <w:hyperlink w:anchor="_Toc224725290" w:history="1">
+            <w:r>
+              <w:rPr>
+                <w:rStyle w:val="Hiperhivatkozs"/>
+                <w:noProof/>
+              </w:rPr>
+              <w:t>3.2.2 Kutyák böngészése és szűrése</w:t>
+            </w:r>
+            <w:r>
+              <w:rPr>
+                <w:noProof/>
+                <w:webHidden/>
+              </w:rPr>
+              <w:tab/>
+            </w:r>
+            <w:r>
+              <w:rPr>
+                <w:noProof/>
+                <w:webHidden/>
+              </w:rPr>
+              <w:fldChar w:fldCharType="begin"/>
+            </w:r>
+            <w:r>
+              <w:rPr>
+                <w:noProof/>
+                <w:webHidden/>
+              </w:rPr>
+              <w:instrText xml:space="preserve"> PAGEREF _Toc224725290 \h </w:instrText>
+            </w:r>
+            <w:r>
+              <w:rPr>
+                <w:noProof/>
+                <w:webHidden/>
+              </w:rPr>
+            </w:r>
+            <w:r>
+              <w:rPr>
+                <w:noProof/>
+                <w:webHidden/>
+              </w:rPr>
+              <w:fldChar w:fldCharType="separate"/>
+            </w:r>
+            <w:r>
+              <w:rPr>
+                <w:noProof/>
+                <w:webHidden/>
+              </w:rPr>
+              <w:t>3</w:t>
+            </w:r>
+            <w:r>
+              <w:rPr>
+                <w:noProof/>
+                <w:webHidden/>
+              </w:rPr>
+              <w:fldChar w:fldCharType="end"/>
+            </w:r>
+          </w:hyperlink>
+        </w:p>
+        <w:p>
+          <w:pPr>
+            <w:pStyle w:val="TJ3"/>
+            <w:tabs>
+              <w:tab w:val="right" w:leader="dot" w:pos="9395"/>
+            </w:tabs>
+            <w:rPr>
+              <w:rFonts w:asciiTheme="minorHAnsi" w:hAnsiTheme="minorHAnsi"/>
+              <w:noProof/>
+              <w:lang w:val="hu-HU" w:eastAsia="hu-HU"/>
+            </w:rPr>
+          </w:pPr>
+          <w:hyperlink w:anchor="_Toc224725291" w:history="1">
+            <w:r>
+              <w:rPr>
+                <w:rStyle w:val="Hiperhivatkozs"/>
+                <w:noProof/>
+              </w:rPr>
+              <w:t>3.2.3 Visszajelzés küldése</w:t>
+            </w:r>
+            <w:r>
+              <w:rPr>
+                <w:noProof/>
+                <w:webHidden/>
+              </w:rPr>
+              <w:tab/>
+            </w:r>
+            <w:r>
+              <w:rPr>
+                <w:noProof/>
+                <w:webHidden/>
+              </w:rPr>
+              <w:fldChar w:fldCharType="begin"/>
+            </w:r>
+            <w:r>
+              <w:rPr>
+                <w:noProof/>
+                <w:webHidden/>
+              </w:rPr>
+              <w:instrText xml:space="preserve"> PAGEREF _Toc224725291 \h </w:instrText>
+            </w:r>
+            <w:r>
+              <w:rPr>
+                <w:noProof/>
+                <w:webHidden/>
+              </w:rPr>
+            </w:r>
+            <w:r>
+              <w:rPr>
+                <w:noProof/>
+                <w:webHidden/>
+              </w:rPr>
+              <w:fldChar w:fldCharType="separate"/>
+            </w:r>
+            <w:r>
+              <w:rPr>
+                <w:noProof/>
+                <w:webHidden/>
+              </w:rPr>
+              <w:t>4</w:t>
+            </w:r>
+            <w:r>
+              <w:rPr>
+                <w:noProof/>
+                <w:webHidden/>
+              </w:rPr>
+              <w:fldChar w:fldCharType="end"/>
+            </w:r>
+          </w:hyperlink>
+        </w:p>
+        <w:p>
+          <w:pPr>
+            <w:pStyle w:val="TJ2"/>
+            <w:tabs>
+              <w:tab w:val="right" w:leader="dot" w:pos="9395"/>
+            </w:tabs>
+            <w:rPr>
+              <w:rFonts w:asciiTheme="minorHAnsi" w:hAnsiTheme="minorHAnsi"/>
+              <w:noProof/>
+              <w:lang w:val="hu-HU" w:eastAsia="hu-HU"/>
+            </w:rPr>
+          </w:pPr>
+          <w:hyperlink w:anchor="_Toc224725292" w:history="1">
+            <w:r>
+              <w:rPr>
+                <w:rStyle w:val="Hiperhivatkozs"/>
+                <w:noProof/>
+              </w:rPr>
+              <w:t>3.3 Regisztráció</w:t>
+            </w:r>
+            <w:r>
+              <w:rPr>
+                <w:noProof/>
+                <w:webHidden/>
+              </w:rPr>
+              <w:tab/>
+            </w:r>
+            <w:r>
+              <w:rPr>
+                <w:noProof/>
+                <w:webHidden/>
+              </w:rPr>
+              <w:fldChar w:fldCharType="begin"/>
+            </w:r>
+            <w:r>
+              <w:rPr>
+                <w:noProof/>
+                <w:webHidden/>
+              </w:rPr>
+              <w:instrText xml:space="preserve"> PAGEREF _Toc224725292 \h </w:instrText>
+            </w:r>
+            <w:r>
+              <w:rPr>
+                <w:noProof/>
+                <w:webHidden/>
+              </w:rPr>
+            </w:r>
+            <w:r>
+              <w:rPr>
+                <w:noProof/>
+                <w:webHidden/>
+              </w:rPr>
+              <w:fldChar w:fldCharType="separate"/>
+            </w:r>
+            <w:r>
+              <w:rPr>
+                <w:noProof/>
+                <w:webHidden/>
+              </w:rPr>
+              <w:t>5</w:t>
+            </w:r>
+            <w:r>
+              <w:rPr>
+                <w:noProof/>
+                <w:webHidden/>
+              </w:rPr>
+              <w:fldChar w:fldCharType="end"/>
+            </w:r>
+          </w:hyperlink>
+        </w:p>
+        <w:p>
+          <w:pPr>
+            <w:pStyle w:val="TJ2"/>
+            <w:tabs>
+              <w:tab w:val="right" w:leader="dot" w:pos="9395"/>
+            </w:tabs>
+            <w:rPr>
+              <w:rFonts w:asciiTheme="minorHAnsi" w:hAnsiTheme="minorHAnsi"/>
+              <w:noProof/>
+              <w:lang w:val="hu-HU" w:eastAsia="hu-HU"/>
+            </w:rPr>
+          </w:pPr>
+          <w:hyperlink w:anchor="_Toc224725293" w:history="1">
+            <w:r>
+              <w:rPr>
+                <w:rStyle w:val="Hiperhivatkozs"/>
+                <w:noProof/>
+              </w:rPr>
+              <w:t>3.4 Bejelentkezés</w:t>
+            </w:r>
+            <w:r>
+              <w:rPr>
+                <w:noProof/>
+                <w:webHidden/>
+              </w:rPr>
+              <w:tab/>
+            </w:r>
+            <w:r>
+              <w:rPr>
+                <w:noProof/>
+                <w:webHidden/>
+              </w:rPr>
+              <w:fldChar w:fldCharType="begin"/>
+            </w:r>
+            <w:r>
+              <w:rPr>
+                <w:noProof/>
+                <w:webHidden/>
+              </w:rPr>
+              <w:instrText xml:space="preserve"> PAGEREF _Toc224725293 \h </w:instrText>
+            </w:r>
+            <w:r>
+              <w:rPr>
+                <w:noProof/>
+                <w:webHidden/>
+              </w:rPr>
+            </w:r>
+            <w:r>
+              <w:rPr>
+                <w:noProof/>
+                <w:webHidden/>
+              </w:rPr>
+              <w:fldChar w:fldCharType="separate"/>
+            </w:r>
+            <w:r>
+              <w:rPr>
+                <w:noProof/>
+                <w:webHidden/>
+              </w:rPr>
+              <w:t>6</w:t>
+            </w:r>
+            <w:r>
+              <w:rPr>
+                <w:noProof/>
+                <w:webHidden/>
+              </w:rPr>
+              <w:fldChar w:fldCharType="end"/>
+            </w:r>
+          </w:hyperlink>
+        </w:p>
+        <w:p>
+          <w:pPr>
+            <w:pStyle w:val="TJ3"/>
+            <w:tabs>
+              <w:tab w:val="right" w:leader="dot" w:pos="9395"/>
+            </w:tabs>
+            <w:rPr>
+              <w:rFonts w:asciiTheme="minorHAnsi" w:hAnsiTheme="minorHAnsi"/>
+              <w:noProof/>
+              <w:lang w:val="hu-HU" w:eastAsia="hu-HU"/>
+            </w:rPr>
+          </w:pPr>
+          <w:hyperlink w:anchor="_Toc224725294" w:history="1">
+            <w:r>
+              <w:rPr>
+                <w:rStyle w:val="Hiperhivatkozs"/>
+                <w:noProof/>
+              </w:rPr>
+              <w:t>Elfelejtett jelszó</w:t>
+            </w:r>
+            <w:r>
+              <w:rPr>
+                <w:noProof/>
+                <w:webHidden/>
+              </w:rPr>
+              <w:tab/>
+            </w:r>
+            <w:r>
+              <w:rPr>
+                <w:noProof/>
+                <w:webHidden/>
+              </w:rPr>
+              <w:fldChar w:fldCharType="begin"/>
+            </w:r>
+            <w:r>
+              <w:rPr>
+                <w:noProof/>
+                <w:webHidden/>
+              </w:rPr>
+              <w:instrText xml:space="preserve"> PAGEREF _Toc224725294 \h </w:instrText>
+            </w:r>
+            <w:r>
+              <w:rPr>
+                <w:noProof/>
+                <w:webHidden/>
+              </w:rPr>
+            </w:r>
+            <w:r>
+              <w:rPr>
+                <w:noProof/>
+                <w:webHidden/>
+              </w:rPr>
+              <w:fldChar w:fldCharType="separate"/>
+            </w:r>
+            <w:r>
+              <w:rPr>
+                <w:noProof/>
+                <w:webHidden/>
+              </w:rPr>
+              <w:t>6</w:t>
+            </w:r>
+            <w:r>
+              <w:rPr>
+                <w:noProof/>
+                <w:webHidden/>
+              </w:rPr>
+              <w:fldChar w:fldCharType="end"/>
+            </w:r>
+          </w:hyperlink>
+        </w:p>
+        <w:p>
+          <w:pPr>
+            <w:pStyle w:val="TJ2"/>
+            <w:tabs>
+              <w:tab w:val="right" w:leader="dot" w:pos="9395"/>
+            </w:tabs>
+            <w:rPr>
+              <w:rFonts w:asciiTheme="minorHAnsi" w:hAnsiTheme="minorHAnsi"/>
+              <w:noProof/>
+              <w:lang w:val="hu-HU" w:eastAsia="hu-HU"/>
+            </w:rPr>
+          </w:pPr>
+          <w:hyperlink w:anchor="_Toc224725295" w:history="1">
+            <w:r>
+              <w:rPr>
+                <w:rStyle w:val="Hiperhivatkozs"/>
+                <w:noProof/>
+              </w:rPr>
+              <w:t>3.5 Bejelentkezett felhasználó funkciói</w:t>
+            </w:r>
+            <w:r>
+              <w:rPr>
+                <w:noProof/>
+                <w:webHidden/>
+              </w:rPr>
+              <w:tab/>
+            </w:r>
+            <w:r>
+              <w:rPr>
+                <w:noProof/>
+                <w:webHidden/>
+              </w:rPr>
+              <w:fldChar w:fldCharType="begin"/>
+            </w:r>
+            <w:r>
+              <w:rPr>
+                <w:noProof/>
+                <w:webHidden/>
+              </w:rPr>
+              <w:instrText xml:space="preserve"> PAGEREF _Toc224725295 \h </w:instrText>
+            </w:r>
+            <w:r>
+              <w:rPr>
+                <w:noProof/>
+                <w:webHidden/>
+              </w:rPr>
+            </w:r>
+            <w:r>
+              <w:rPr>
+                <w:noProof/>
+                <w:webHidden/>
+              </w:rPr>
+              <w:fldChar w:fldCharType="separate"/>
+            </w:r>
+            <w:r>
+              <w:rPr>
+                <w:noProof/>
+                <w:webHidden/>
+              </w:rPr>
+              <w:t>7</w:t>
+            </w:r>
+            <w:r>
+              <w:rPr>
+                <w:noProof/>
+                <w:webHidden/>
+              </w:rPr>
+              <w:fldChar w:fldCharType="end"/>
+            </w:r>
+          </w:hyperlink>
+        </w:p>
+        <w:p>
+          <w:pPr>
+            <w:pStyle w:val="TJ3"/>
+            <w:tabs>
+              <w:tab w:val="right" w:leader="dot" w:pos="9395"/>
+            </w:tabs>
+            <w:rPr>
+              <w:rFonts w:asciiTheme="minorHAnsi" w:hAnsiTheme="minorHAnsi"/>
+              <w:noProof/>
+              <w:lang w:val="hu-HU" w:eastAsia="hu-HU"/>
+            </w:rPr>
+          </w:pPr>
+          <w:hyperlink w:anchor="_Toc224725296" w:history="1">
+            <w:r>
+              <w:rPr>
+                <w:rStyle w:val="Hiperhivatkozs"/>
+                <w:noProof/>
+              </w:rPr>
+              <w:t>3.5.1 Örökbefogadási kérelem beadása</w:t>
+            </w:r>
+            <w:r>
+              <w:rPr>
+                <w:noProof/>
+                <w:webHidden/>
+              </w:rPr>
+              <w:tab/>
+            </w:r>
+            <w:r>
+              <w:rPr>
+                <w:noProof/>
+                <w:webHidden/>
+              </w:rPr>
+              <w:fldChar w:fldCharType="begin"/>
+            </w:r>
+            <w:r>
+              <w:rPr>
+                <w:noProof/>
+                <w:webHidden/>
+              </w:rPr>
+              <w:instrText xml:space="preserve"> PAGEREF _Toc224725296 \h </w:instrText>
+            </w:r>
+            <w:r>
+              <w:rPr>
+                <w:noProof/>
+                <w:webHidden/>
+              </w:rPr>
+            </w:r>
+            <w:r>
+              <w:rPr>
+                <w:noProof/>
+                <w:webHidden/>
+              </w:rPr>
+              <w:fldChar w:fldCharType="separate"/>
+            </w:r>
+            <w:r>
+              <w:rPr>
+                <w:noProof/>
+                <w:webHidden/>
+              </w:rPr>
+              <w:t>7</w:t>
+            </w:r>
+            <w:r>
+              <w:rPr>
+                <w:noProof/>
+                <w:webHidden/>
+              </w:rPr>
+              <w:fldChar w:fldCharType="end"/>
+            </w:r>
+          </w:hyperlink>
+        </w:p>
+        <w:p>
+          <w:pPr>
+            <w:pStyle w:val="TJ3"/>
+            <w:tabs>
+              <w:tab w:val="right" w:leader="dot" w:pos="9395"/>
+            </w:tabs>
+            <w:rPr>
+              <w:rFonts w:asciiTheme="minorHAnsi" w:hAnsiTheme="minorHAnsi"/>
+              <w:noProof/>
+              <w:lang w:val="hu-HU" w:eastAsia="hu-HU"/>
+            </w:rPr>
+          </w:pPr>
+          <w:hyperlink w:anchor="_Toc224725297" w:history="1">
+            <w:r>
+              <w:rPr>
+                <w:rStyle w:val="Hiperhivatkozs"/>
+                <w:noProof/>
+              </w:rPr>
+              <w:t>3.5.2 Profil szerkesztése</w:t>
+            </w:r>
+            <w:r>
+              <w:rPr>
+                <w:noProof/>
+                <w:webHidden/>
+              </w:rPr>
+              <w:tab/>
+            </w:r>
+            <w:r>
+              <w:rPr>
+                <w:noProof/>
+                <w:webHidden/>
+              </w:rPr>
+              <w:fldChar w:fldCharType="begin"/>
+            </w:r>
+            <w:r>
+              <w:rPr>
+                <w:noProof/>
+                <w:webHidden/>
+              </w:rPr>
+              <w:instrText xml:space="preserve"> PAGEREF _Toc224725297 \h </w:instrText>
+            </w:r>
+            <w:r>
+              <w:rPr>
+                <w:noProof/>
+                <w:webHidden/>
+              </w:rPr>
+            </w:r>
+            <w:r>
+              <w:rPr>
+                <w:noProof/>
+                <w:webHidden/>
+              </w:rPr>
+              <w:fldChar w:fldCharType="separate"/>
+            </w:r>
+            <w:r>
+              <w:rPr>
+                <w:noProof/>
+                <w:webHidden/>
+              </w:rPr>
+              <w:t>8</w:t>
+            </w:r>
+            <w:r>
+              <w:rPr>
+                <w:noProof/>
+                <w:webHidden/>
+              </w:rPr>
+              <w:fldChar w:fldCharType="end"/>
+            </w:r>
+          </w:hyperlink>
+        </w:p>
+        <w:p>
+          <w:pPr>
+            <w:pStyle w:val="TJ2"/>
+            <w:tabs>
+              <w:tab w:val="right" w:leader="dot" w:pos="9395"/>
+            </w:tabs>
+            <w:rPr>
+              <w:rFonts w:asciiTheme="minorHAnsi" w:hAnsiTheme="minorHAnsi"/>
+              <w:noProof/>
+              <w:lang w:val="hu-HU" w:eastAsia="hu-HU"/>
+            </w:rPr>
+          </w:pPr>
+          <w:hyperlink w:anchor="_Toc224725298" w:history="1">
+            <w:r>
+              <w:rPr>
+                <w:rStyle w:val="Hiperhivatkozs"/>
+                <w:noProof/>
+              </w:rPr>
+              <w:t>3.6 Adminisztrátori funkciók</w:t>
+            </w:r>
+            <w:r>
+              <w:rPr>
+                <w:noProof/>
+                <w:webHidden/>
+              </w:rPr>
+              <w:tab/>
+            </w:r>
+            <w:r>
+              <w:rPr>
+                <w:noProof/>
+                <w:webHidden/>
+              </w:rPr>
+              <w:fldChar w:fldCharType="begin"/>
+            </w:r>
+            <w:r>
+              <w:rPr>
+                <w:noProof/>
+                <w:webHidden/>
+              </w:rPr>
+              <w:instrText xml:space="preserve"> PAGEREF _Toc224725298 \h </w:instrText>
+            </w:r>
+            <w:r>
+              <w:rPr>
+                <w:noProof/>
+                <w:webHidden/>
+              </w:rPr>
+            </w:r>
+            <w:r>
+              <w:rPr>
+                <w:noProof/>
+                <w:webHidden/>
+              </w:rPr>
+              <w:fldChar w:fldCharType="separate"/>
+            </w:r>
+            <w:r>
+              <w:rPr>
+                <w:noProof/>
+                <w:webHidden/>
+              </w:rPr>
+              <w:t>9</w:t>
+            </w:r>
+            <w:r>
+              <w:rPr>
+                <w:noProof/>
+                <w:webHidden/>
+              </w:rPr>
+              <w:fldChar w:fldCharType="end"/>
+            </w:r>
+          </w:hyperlink>
+        </w:p>
+        <w:p>
+          <w:pPr>
+            <w:pStyle w:val="TJ3"/>
+            <w:tabs>
+              <w:tab w:val="right" w:leader="dot" w:pos="9395"/>
+            </w:tabs>
+            <w:rPr>
+              <w:rFonts w:asciiTheme="minorHAnsi" w:hAnsiTheme="minorHAnsi"/>
+              <w:noProof/>
+              <w:lang w:val="hu-HU" w:eastAsia="hu-HU"/>
+            </w:rPr>
+          </w:pPr>
+          <w:hyperlink w:anchor="_Toc224725299" w:history="1">
+            <w:r>
+              <w:rPr>
+                <w:rStyle w:val="Hiperhivatkozs"/>
+                <w:noProof/>
+              </w:rPr>
+              <w:t>3.6.1 Új kutya hozzáadása</w:t>
+            </w:r>
+            <w:r>
+              <w:rPr>
+                <w:noProof/>
+                <w:webHidden/>
+              </w:rPr>
+              <w:tab/>
+            </w:r>
+            <w:r>
+              <w:rPr>
+                <w:noProof/>
+                <w:webHidden/>
+              </w:rPr>
+              <w:fldChar w:fldCharType="begin"/>
+            </w:r>
+            <w:r>
+              <w:rPr>
+                <w:noProof/>
+                <w:webHidden/>
+              </w:rPr>
+              <w:instrText xml:space="preserve"> PAGEREF _Toc224725299 \h </w:instrText>
+            </w:r>
+            <w:r>
+              <w:rPr>
+                <w:noProof/>
+                <w:webHidden/>
+              </w:rPr>
+            </w:r>
+            <w:r>
+              <w:rPr>
+                <w:noProof/>
+                <w:webHidden/>
+              </w:rPr>
+              <w:fldChar w:fldCharType="separate"/>
+            </w:r>
+            <w:r>
+              <w:rPr>
+                <w:noProof/>
+                <w:webHidden/>
+              </w:rPr>
+              <w:t>9</w:t>
+            </w:r>
+            <w:r>
+              <w:rPr>
+                <w:noProof/>
+                <w:webHidden/>
+              </w:rPr>
+              <w:fldChar w:fldCharType="end"/>
+            </w:r>
+          </w:hyperlink>
+        </w:p>
+        <w:p>
+          <w:pPr>
+            <w:pStyle w:val="TJ3"/>
+            <w:tabs>
+              <w:tab w:val="right" w:leader="dot" w:pos="9395"/>
+            </w:tabs>
+            <w:rPr>
+              <w:rFonts w:asciiTheme="minorHAnsi" w:hAnsiTheme="minorHAnsi"/>
+              <w:noProof/>
+              <w:lang w:val="hu-HU" w:eastAsia="hu-HU"/>
+            </w:rPr>
+          </w:pPr>
+          <w:hyperlink w:anchor="_Toc224725300" w:history="1">
+            <w:r>
+              <w:rPr>
+                <w:rStyle w:val="Hiperhivatkozs"/>
+                <w:noProof/>
+              </w:rPr>
+              <w:t>3.6.2 Örökbefogadási kérelmek kezelése</w:t>
+            </w:r>
+            <w:r>
+              <w:rPr>
+                <w:noProof/>
+                <w:webHidden/>
+              </w:rPr>
+              <w:tab/>
+            </w:r>
+            <w:r>
+              <w:rPr>
+                <w:noProof/>
+                <w:webHidden/>
+              </w:rPr>
+              <w:fldChar w:fldCharType="begin"/>
+            </w:r>
+            <w:r>
+              <w:rPr>
+                <w:noProof/>
+                <w:webHidden/>
+              </w:rPr>
+              <w:instrText xml:space="preserve"> PAGEREF _Toc224725300 \h </w:instrText>
+            </w:r>
+            <w:r>
+              <w:rPr>
+                <w:noProof/>
+                <w:webHidden/>
+              </w:rPr>
+            </w:r>
+            <w:r>
+              <w:rPr>
+                <w:noProof/>
+                <w:webHidden/>
+              </w:rPr>
+              <w:fldChar w:fldCharType="separate"/>
+            </w:r>
+            <w:r>
+              <w:rPr>
+                <w:noProof/>
+                <w:webHidden/>
+              </w:rPr>
+              <w:t>9</w:t>
+            </w:r>
+            <w:r>
+              <w:rPr>
+                <w:noProof/>
+                <w:webHidden/>
+              </w:rPr>
+              <w:fldChar w:fldCharType="end"/>
+            </w:r>
+          </w:hyperlink>
+        </w:p>
+        <w:p>
+          <w:pPr>
+            <w:pStyle w:val="TJ2"/>
+            <w:tabs>
+              <w:tab w:val="right" w:leader="dot" w:pos="9395"/>
+            </w:tabs>
+            <w:rPr>
+              <w:rFonts w:asciiTheme="minorHAnsi" w:hAnsiTheme="minorHAnsi"/>
+              <w:noProof/>
+              <w:lang w:val="hu-HU" w:eastAsia="hu-HU"/>
+            </w:rPr>
+          </w:pPr>
+          <w:hyperlink w:anchor="_Toc224725301" w:history="1">
+            <w:r>
+              <w:rPr>
+                <w:rStyle w:val="Hiperhivatkozs"/>
+                <w:noProof/>
+              </w:rPr>
+              <w:t>3.7 Kapcsolat</w:t>
+            </w:r>
+            <w:r>
+              <w:rPr>
+                <w:noProof/>
+                <w:webHidden/>
+              </w:rPr>
+              <w:tab/>
+            </w:r>
+            <w:r>
+              <w:rPr>
+                <w:noProof/>
+                <w:webHidden/>
+              </w:rPr>
+              <w:fldChar w:fldCharType="begin"/>
+            </w:r>
+            <w:r>
+              <w:rPr>
+                <w:noProof/>
+                <w:webHidden/>
+              </w:rPr>
+              <w:instrText xml:space="preserve"> PAGEREF _Toc224725301 \h </w:instrText>
+            </w:r>
+            <w:r>
+              <w:rPr>
+                <w:noProof/>
+                <w:webHidden/>
+              </w:rPr>
+            </w:r>
+            <w:r>
+              <w:rPr>
+                <w:noProof/>
+                <w:webHidden/>
+              </w:rPr>
+              <w:fldChar w:fldCharType="separate"/>
+            </w:r>
+            <w:r>
+              <w:rPr>
+                <w:noProof/>
+                <w:webHidden/>
+              </w:rPr>
+              <w:t>10</w:t>
+            </w:r>
+            <w:r>
+              <w:rPr>
+                <w:noProof/>
+                <w:webHidden/>
+              </w:rPr>
+              <w:fldChar w:fldCharType="end"/>
+            </w:r>
+          </w:hyperlink>
+        </w:p>
+        <w:p>
+          <w:r>
+            <w:rPr>
+              <w:b/>
+              <w:bCs/>
+            </w:rPr>
+            <w:fldChar w:fldCharType="end"/>
+          </w:r>
+        </w:p>
+      </w:sdtContent>
+    </w:sdt>
+    <w:p/>
+    <w:p/>
     <w:p>
       <w:pPr>
         <w:pStyle w:val="Cmsor1"/>
       </w:pPr>
+      <w:bookmarkStart w:id="0" w:name="_Toc224725286"/>
       <w:r>
         <w:rPr>
           <w:color w:val="1A1A2E"/>
           <w:sz w:val="36"/>
         </w:rPr>
-        <w:lastRenderedPageBreak/>
         <w:t>3. FELHASZNÁLÓI DOKUMENTÁCIÓ (KÉZIKÖNYV)</w:t>
       </w:r>
+      <w:bookmarkEnd w:id="0"/>
     </w:p>
     <w:p>
       <w:pPr>
         <w:pStyle w:val="Cmsor2"/>
       </w:pPr>
+      <w:bookmarkStart w:id="1" w:name="_Toc224725287"/>
       <w:r>
         <w:rPr>
           <w:color w:val="E94560"/>
@@ -82,6 +1272,7 @@
         </w:rPr>
         <w:t>3.1 A rendszer rövid leírása</w:t>
       </w:r>
+      <w:bookmarkEnd w:id="1"/>
     </w:p>
     <w:p>
       <w:pPr>
@@ -97,7 +1288,31 @@
         <w:t>Robi &amp; Ricsi &amp; Norbi Kutyamenhely</w:t>
       </w:r>
       <w:r>
-        <w:t xml:space="preserve"> webalkalmazás egy böngészőből elérhető weboldal, amelyen megtekintheted az </w:t>
+        <w:t xml:space="preserve"> webalkalmazás egy böngészőből elérhető weboldal, </w:t>
+      </w:r>
+      <w:proofErr w:type="spellStart"/>
+      <w:r>
+        <w:t>amelyen</w:t>
+      </w:r>
+      <w:proofErr w:type="spellEnd"/>
+      <w:r>
+        <w:t xml:space="preserve"> </w:t>
+      </w:r>
+      <w:proofErr w:type="spellStart"/>
+      <w:r>
+        <w:t>megtekintheted</w:t>
+      </w:r>
+      <w:proofErr w:type="spellEnd"/>
+      <w:r>
+        <w:t xml:space="preserve"> </w:t>
+      </w:r>
+      <w:proofErr w:type="spellStart"/>
+      <w:r>
+        <w:t>az</w:t>
+      </w:r>
+      <w:proofErr w:type="spellEnd"/>
+      <w:r>
+        <w:t xml:space="preserve"> </w:t>
       </w:r>
       <w:proofErr w:type="spellStart"/>
       <w:r>
@@ -539,6 +1754,7 @@
       <w:pPr>
         <w:pStyle w:val="Cmsor2"/>
       </w:pPr>
+      <w:bookmarkStart w:id="2" w:name="_Toc224725288"/>
       <w:r>
         <w:rPr>
           <w:color w:val="E94560"/>
@@ -610,11 +1826,13 @@
         </w:rPr>
         <w:t>)</w:t>
       </w:r>
+      <w:bookmarkEnd w:id="2"/>
     </w:p>
     <w:p>
       <w:pPr>
         <w:pStyle w:val="Cmsor3"/>
       </w:pPr>
+      <w:bookmarkStart w:id="3" w:name="_Toc224725289"/>
       <w:r>
         <w:rPr>
           <w:color w:val="1A1A2E"/>
@@ -646,6 +1864,7 @@
         </w:rPr>
         <w:t>áttekintése</w:t>
       </w:r>
+      <w:bookmarkEnd w:id="3"/>
       <w:proofErr w:type="spellEnd"/>
     </w:p>
     <w:p>
@@ -698,6 +1917,7 @@
         <w:rPr>
           <w:b/>
         </w:rPr>
+        <w:lastRenderedPageBreak/>
         <w:t>Rólunk</w:t>
       </w:r>
       <w:r>
@@ -782,7 +2002,6 @@
         <w:rPr>
           <w:noProof/>
         </w:rPr>
-        <w:lastRenderedPageBreak/>
         <w:drawing>
           <wp:inline distT="0" distB="0" distL="0" distR="0" wp14:anchorId="6CCF3AEC" wp14:editId="079FB618">
             <wp:extent cx="5972175" cy="3001645"/>
@@ -824,6 +2043,7 @@
       <w:pPr>
         <w:pStyle w:val="Cmsor3"/>
       </w:pPr>
+      <w:bookmarkStart w:id="4" w:name="_Toc224725290"/>
       <w:r>
         <w:rPr>
           <w:color w:val="1A1A2E"/>
@@ -831,6 +2051,7 @@
         </w:rPr>
         <w:t>3.2.2 Kutyák böngészése és szűrése</w:t>
       </w:r>
+      <w:bookmarkEnd w:id="4"/>
     </w:p>
     <w:p>
       <w:pPr>
@@ -930,8 +2151,13 @@
         <w:pStyle w:val="Szmozottlista"/>
         <w:spacing w:after="40"/>
       </w:pPr>
-      <w:r>
-        <w:t xml:space="preserve">Kattints </w:t>
+      <w:proofErr w:type="spellStart"/>
+      <w:r>
+        <w:t>Kattints</w:t>
+      </w:r>
+      <w:proofErr w:type="spellEnd"/>
+      <w:r>
+        <w:t xml:space="preserve"> </w:t>
       </w:r>
       <w:proofErr w:type="spellStart"/>
       <w:r>
@@ -1053,6 +2279,7 @@
         <w:rPr>
           <w:noProof/>
         </w:rPr>
+        <w:lastRenderedPageBreak/>
         <w:drawing>
           <wp:inline distT="0" distB="0" distL="0" distR="0" wp14:anchorId="46899587" wp14:editId="33D2AA16">
             <wp:extent cx="5972175" cy="2900680"/>
@@ -1104,7 +2331,6 @@
         <w:rPr>
           <w:noProof/>
         </w:rPr>
-        <w:lastRenderedPageBreak/>
         <w:drawing>
           <wp:inline distT="0" distB="0" distL="0" distR="0" wp14:anchorId="6102135F" wp14:editId="4D25CD0D">
             <wp:extent cx="3667125" cy="2510255"/>
@@ -1146,6 +2372,7 @@
       <w:pPr>
         <w:pStyle w:val="Cmsor3"/>
       </w:pPr>
+      <w:bookmarkStart w:id="5" w:name="_Toc224725291"/>
       <w:r>
         <w:rPr>
           <w:color w:val="1A1A2E"/>
@@ -1153,6 +2380,7 @@
         </w:rPr>
         <w:t>3.2.3 Visszajelzés küldése</w:t>
       </w:r>
+      <w:bookmarkEnd w:id="5"/>
     </w:p>
     <w:p>
       <w:pPr>
@@ -1220,7 +2448,23 @@
         <w:spacing w:after="40"/>
       </w:pPr>
       <w:r>
-        <w:t xml:space="preserve">Sikeres küldés esetén visszaigazoló email </w:t>
+        <w:t xml:space="preserve">Sikeres küldés </w:t>
+      </w:r>
+      <w:proofErr w:type="spellStart"/>
+      <w:r>
+        <w:t>esetén</w:t>
+      </w:r>
+      <w:proofErr w:type="spellEnd"/>
+      <w:r>
+        <w:t xml:space="preserve"> </w:t>
+      </w:r>
+      <w:proofErr w:type="spellStart"/>
+      <w:r>
+        <w:t>visszaigazoló</w:t>
+      </w:r>
+      <w:proofErr w:type="spellEnd"/>
+      <w:r>
+        <w:t xml:space="preserve"> email </w:t>
       </w:r>
       <w:proofErr w:type="spellStart"/>
       <w:r>
@@ -1261,6 +2505,7 @@
         <w:rPr>
           <w:noProof/>
         </w:rPr>
+        <w:lastRenderedPageBreak/>
         <w:drawing>
           <wp:inline distT="0" distB="0" distL="0" distR="0" wp14:anchorId="13359492" wp14:editId="0D85681E">
             <wp:extent cx="3442970" cy="2813685"/>
@@ -1313,6 +2558,7 @@
       <w:pPr>
         <w:pStyle w:val="Cmsor2"/>
       </w:pPr>
+      <w:bookmarkStart w:id="6" w:name="_Toc224725292"/>
       <w:r>
         <w:rPr>
           <w:color w:val="E94560"/>
@@ -1320,6 +2566,7 @@
         </w:rPr>
         <w:t>3.3 Regisztráció</w:t>
       </w:r>
+      <w:bookmarkEnd w:id="6"/>
     </w:p>
     <w:p>
       <w:pPr>
@@ -1345,7 +2592,15 @@
         <w:spacing w:after="40"/>
       </w:pPr>
       <w:r>
-        <w:t xml:space="preserve">A bejelentkezési </w:t>
+        <w:t xml:space="preserve">A </w:t>
+      </w:r>
+      <w:proofErr w:type="spellStart"/>
+      <w:r>
+        <w:t>bejelentkezési</w:t>
+      </w:r>
+      <w:proofErr w:type="spellEnd"/>
+      <w:r>
+        <w:t xml:space="preserve"> </w:t>
       </w:r>
       <w:proofErr w:type="spellStart"/>
       <w:r>
@@ -1394,7 +2649,15 @@
         <w:t>regisztracio.html</w:t>
       </w:r>
       <w:r>
-        <w:t xml:space="preserve"> oldal.</w:t>
+        <w:t xml:space="preserve"> </w:t>
+      </w:r>
+      <w:proofErr w:type="spellStart"/>
+      <w:r>
+        <w:t>oldal</w:t>
+      </w:r>
+      <w:proofErr w:type="spellEnd"/>
+      <w:r>
+        <w:t>.</w:t>
       </w:r>
     </w:p>
     <w:p>
@@ -1470,7 +2733,6 @@
         <w:rPr>
           <w:b/>
         </w:rPr>
-        <w:lastRenderedPageBreak/>
         <w:t>Jelszó</w:t>
       </w:r>
       <w:r>
@@ -1527,11 +2789,19 @@
       <w:r>
         <w:t xml:space="preserve">&gt; </w:t>
       </w:r>
+      <w:proofErr w:type="spellStart"/>
       <w:r>
         <w:rPr>
           <w:b/>
         </w:rPr>
-        <w:t>Figyelem:</w:t>
+        <w:t>Figyelem</w:t>
+      </w:r>
+      <w:proofErr w:type="spellEnd"/>
+      <w:r>
+        <w:rPr>
+          <w:b/>
+        </w:rPr>
+        <w:t>:</w:t>
       </w:r>
       <w:r>
         <w:t xml:space="preserve"> Minden email </w:t>
@@ -1586,6 +2856,7 @@
         <w:rPr>
           <w:noProof/>
         </w:rPr>
+        <w:lastRenderedPageBreak/>
         <w:drawing>
           <wp:inline distT="0" distB="0" distL="0" distR="0" wp14:anchorId="3BC8FBF1" wp14:editId="64C10ED0">
             <wp:extent cx="3648075" cy="2997977"/>
@@ -1633,6 +2904,7 @@
       <w:pPr>
         <w:pStyle w:val="Cmsor2"/>
       </w:pPr>
+      <w:bookmarkStart w:id="7" w:name="_Toc224725293"/>
       <w:r>
         <w:rPr>
           <w:color w:val="E94560"/>
@@ -1640,6 +2912,7 @@
         </w:rPr>
         <w:t>3.4 Bejelentkezés</w:t>
       </w:r>
+      <w:bookmarkEnd w:id="7"/>
     </w:p>
     <w:p>
       <w:pPr>
@@ -1810,7 +3083,7 @@
           <w:noProof/>
         </w:rPr>
         <w:drawing>
-          <wp:anchor distT="0" distB="0" distL="114300" distR="114300" simplePos="0" relativeHeight="251650048" behindDoc="0" locked="0" layoutInCell="1" allowOverlap="1" wp14:anchorId="5EE8098E" wp14:editId="5D44ED21">
+          <wp:anchor distT="0" distB="0" distL="114300" distR="114300" simplePos="0" relativeHeight="251654144" behindDoc="0" locked="0" layoutInCell="1" allowOverlap="1" wp14:anchorId="5EE8098E" wp14:editId="5D44ED21">
             <wp:simplePos x="0" y="0"/>
             <wp:positionH relativeFrom="column">
               <wp:posOffset>-41910</wp:posOffset>
@@ -1858,7 +3131,7 @@
           <w:noProof/>
         </w:rPr>
         <w:drawing>
-          <wp:anchor distT="0" distB="0" distL="114300" distR="114300" simplePos="0" relativeHeight="251661312" behindDoc="0" locked="0" layoutInCell="1" allowOverlap="1" wp14:anchorId="152CA657" wp14:editId="73D6FDB5">
+          <wp:anchor distT="0" distB="0" distL="114300" distR="114300" simplePos="0" relativeHeight="251657216" behindDoc="0" locked="0" layoutInCell="1" allowOverlap="1" wp14:anchorId="152CA657" wp14:editId="73D6FDB5">
             <wp:simplePos x="0" y="0"/>
             <wp:positionH relativeFrom="column">
               <wp:posOffset>2824480</wp:posOffset>
@@ -1969,6 +3242,7 @@
       <w:pPr>
         <w:pStyle w:val="Cmsor3"/>
       </w:pPr>
+      <w:bookmarkStart w:id="8" w:name="_Toc224725294"/>
       <w:proofErr w:type="spellStart"/>
       <w:r>
         <w:rPr>
@@ -1993,6 +3267,7 @@
         </w:rPr>
         <w:t>jelszó</w:t>
       </w:r>
+      <w:bookmarkEnd w:id="8"/>
       <w:proofErr w:type="spellEnd"/>
     </w:p>
     <w:p>
@@ -2057,6 +3332,7 @@
         <w:spacing w:after="40"/>
       </w:pPr>
       <w:r>
+        <w:lastRenderedPageBreak/>
         <w:t xml:space="preserve">Add meg a </w:t>
       </w:r>
       <w:proofErr w:type="spellStart"/>
@@ -2133,7 +3409,7 @@
           <w:noProof/>
         </w:rPr>
         <w:drawing>
-          <wp:anchor distT="0" distB="0" distL="114300" distR="114300" simplePos="0" relativeHeight="251631616" behindDoc="0" locked="0" layoutInCell="1" allowOverlap="1" wp14:anchorId="3201DF09" wp14:editId="33480830">
+          <wp:anchor distT="0" distB="0" distL="114300" distR="114300" simplePos="0" relativeHeight="251651072" behindDoc="0" locked="0" layoutInCell="1" allowOverlap="1" wp14:anchorId="3201DF09" wp14:editId="33480830">
             <wp:simplePos x="0" y="0"/>
             <wp:positionH relativeFrom="column">
               <wp:posOffset>3272790</wp:posOffset>
@@ -2187,7 +3463,7 @@
           <w:noProof/>
         </w:rPr>
         <w:drawing>
-          <wp:anchor distT="0" distB="0" distL="114300" distR="114300" simplePos="0" relativeHeight="251626496" behindDoc="0" locked="0" layoutInCell="1" allowOverlap="1" wp14:anchorId="56D79250" wp14:editId="54DB5D9F">
+          <wp:anchor distT="0" distB="0" distL="114300" distR="114300" simplePos="0" relativeHeight="251648000" behindDoc="0" locked="0" layoutInCell="1" allowOverlap="1" wp14:anchorId="56D79250" wp14:editId="54DB5D9F">
             <wp:simplePos x="0" y="0"/>
             <wp:positionH relativeFrom="column">
               <wp:posOffset>-3810</wp:posOffset>
@@ -2300,6 +3576,7 @@
       <w:pPr>
         <w:pStyle w:val="Cmsor2"/>
       </w:pPr>
+      <w:bookmarkStart w:id="9" w:name="_Toc224725295"/>
       <w:r>
         <w:rPr>
           <w:color w:val="E94560"/>
@@ -2307,11 +3584,13 @@
         </w:rPr>
         <w:t>3.5 Bejelentkezett felhasználó funkciói</w:t>
       </w:r>
+      <w:bookmarkEnd w:id="9"/>
     </w:p>
     <w:p>
       <w:pPr>
         <w:pStyle w:val="Cmsor3"/>
       </w:pPr>
+      <w:bookmarkStart w:id="10" w:name="_Toc224725296"/>
       <w:r>
         <w:rPr>
           <w:color w:val="1A1A2E"/>
@@ -2319,6 +3598,7 @@
         </w:rPr>
         <w:t>3.5.1 Örökbefogadási kérelem beadása</w:t>
       </w:r>
+      <w:bookmarkEnd w:id="10"/>
     </w:p>
     <w:p>
       <w:pPr>
@@ -2326,7 +3606,15 @@
         <w:spacing w:after="40"/>
       </w:pPr>
       <w:r>
-        <w:t xml:space="preserve">A kutyalistában keresd meg a </w:t>
+        <w:t xml:space="preserve">A kutyalistában </w:t>
+      </w:r>
+      <w:proofErr w:type="spellStart"/>
+      <w:r>
+        <w:t>keresd</w:t>
+      </w:r>
+      <w:proofErr w:type="spellEnd"/>
+      <w:r>
+        <w:t xml:space="preserve"> meg a </w:t>
       </w:r>
       <w:proofErr w:type="spellStart"/>
       <w:r>
@@ -2628,7 +3916,7 @@
         </w:rPr>
         <w:lastRenderedPageBreak/>
         <w:drawing>
-          <wp:anchor distT="0" distB="0" distL="114300" distR="114300" simplePos="0" relativeHeight="251669504" behindDoc="0" locked="0" layoutInCell="1" allowOverlap="1" wp14:anchorId="52DB65B1" wp14:editId="41AAC1CF">
+          <wp:anchor distT="0" distB="0" distL="114300" distR="114300" simplePos="0" relativeHeight="251660288" behindDoc="0" locked="0" layoutInCell="1" allowOverlap="1" wp14:anchorId="52DB65B1" wp14:editId="41AAC1CF">
             <wp:simplePos x="0" y="0"/>
             <wp:positionH relativeFrom="column">
               <wp:posOffset>1434465</wp:posOffset>
@@ -2903,6 +4191,7 @@
       <w:pPr>
         <w:pStyle w:val="Cmsor3"/>
       </w:pPr>
+      <w:bookmarkStart w:id="11" w:name="_Toc224725297"/>
       <w:r>
         <w:rPr>
           <w:color w:val="1A1A2E"/>
@@ -2910,6 +4199,7 @@
         </w:rPr>
         <w:t>3.5.2 Profil szerkesztése</w:t>
       </w:r>
+      <w:bookmarkEnd w:id="11"/>
     </w:p>
     <w:p>
       <w:pPr>
@@ -3062,7 +4352,7 @@
           <w:noProof/>
         </w:rPr>
         <w:drawing>
-          <wp:anchor distT="0" distB="0" distL="114300" distR="114300" simplePos="0" relativeHeight="251685888" behindDoc="0" locked="0" layoutInCell="1" allowOverlap="1" wp14:anchorId="44F959A1" wp14:editId="4D948D65">
+          <wp:anchor distT="0" distB="0" distL="114300" distR="114300" simplePos="0" relativeHeight="251663360" behindDoc="0" locked="0" layoutInCell="1" allowOverlap="1" wp14:anchorId="44F959A1" wp14:editId="4D948D65">
             <wp:simplePos x="0" y="0"/>
             <wp:positionH relativeFrom="column">
               <wp:posOffset>1958340</wp:posOffset>
@@ -3110,6 +4400,7 @@
       <w:pPr>
         <w:pStyle w:val="Cmsor2"/>
       </w:pPr>
+      <w:bookmarkStart w:id="12" w:name="_Toc224725298"/>
       <w:r>
         <w:rPr>
           <w:color w:val="E94560"/>
@@ -3118,6 +4409,7 @@
         <w:lastRenderedPageBreak/>
         <w:t>3.6 Adminisztrátori funkciók</w:t>
       </w:r>
+      <w:bookmarkEnd w:id="12"/>
     </w:p>
     <w:p>
       <w:pPr>
@@ -3156,6 +4448,7 @@
       <w:pPr>
         <w:pStyle w:val="Cmsor3"/>
       </w:pPr>
+      <w:bookmarkStart w:id="13" w:name="_Toc224725299"/>
       <w:r>
         <w:rPr>
           <w:color w:val="1A1A2E"/>
@@ -3163,6 +4456,7 @@
         </w:rPr>
         <w:t>3.6.1 Új kutya hozzáadása</w:t>
       </w:r>
+      <w:bookmarkEnd w:id="13"/>
     </w:p>
     <w:p>
       <w:pPr>
@@ -3407,7 +4701,7 @@
           <w:noProof/>
         </w:rPr>
         <w:drawing>
-          <wp:anchor distT="0" distB="0" distL="114300" distR="114300" simplePos="0" relativeHeight="251689984" behindDoc="0" locked="0" layoutInCell="1" allowOverlap="1" wp14:anchorId="58D2BB2B" wp14:editId="2BC6178B">
+          <wp:anchor distT="0" distB="0" distL="114300" distR="114300" simplePos="0" relativeHeight="251669504" behindDoc="0" locked="0" layoutInCell="1" allowOverlap="1" wp14:anchorId="58D2BB2B" wp14:editId="2BC6178B">
             <wp:simplePos x="0" y="0"/>
             <wp:positionH relativeFrom="column">
               <wp:posOffset>1596390</wp:posOffset>
@@ -3464,6 +4758,7 @@
       <w:pPr>
         <w:pStyle w:val="Cmsor3"/>
       </w:pPr>
+      <w:bookmarkStart w:id="14" w:name="_Toc224725300"/>
       <w:r>
         <w:rPr>
           <w:color w:val="1A1A2E"/>
@@ -3511,6 +4806,7 @@
         </w:rPr>
         <w:t>kezelése</w:t>
       </w:r>
+      <w:bookmarkEnd w:id="14"/>
       <w:proofErr w:type="spellEnd"/>
     </w:p>
     <w:p>
@@ -3612,7 +4908,23 @@
       </w:r>
       <w:proofErr w:type="spellEnd"/>
       <w:r>
-        <w:t xml:space="preserve"> adott kutya automatikusan el lesz rejtve a </w:t>
+        <w:t xml:space="preserve"> adott kutya automatikusan el </w:t>
+      </w:r>
+      <w:proofErr w:type="spellStart"/>
+      <w:r>
+        <w:t>lesz</w:t>
+      </w:r>
+      <w:proofErr w:type="spellEnd"/>
+      <w:r>
+        <w:t xml:space="preserve"> </w:t>
+      </w:r>
+      <w:proofErr w:type="spellStart"/>
+      <w:r>
+        <w:t>rejtve</w:t>
+      </w:r>
+      <w:proofErr w:type="spellEnd"/>
+      <w:r>
+        <w:t xml:space="preserve"> a </w:t>
       </w:r>
       <w:proofErr w:type="spellStart"/>
       <w:r>
@@ -3669,7 +4981,7 @@
           <w:noProof/>
         </w:rPr>
         <w:drawing>
-          <wp:anchor distT="0" distB="0" distL="114300" distR="114300" simplePos="0" relativeHeight="251686912" behindDoc="0" locked="0" layoutInCell="1" allowOverlap="1" wp14:anchorId="6AF36E15" wp14:editId="31258380">
+          <wp:anchor distT="0" distB="0" distL="114300" distR="114300" simplePos="0" relativeHeight="251666432" behindDoc="0" locked="0" layoutInCell="1" allowOverlap="1" wp14:anchorId="6AF36E15" wp14:editId="31258380">
             <wp:simplePos x="0" y="0"/>
             <wp:positionH relativeFrom="column">
               <wp:posOffset>533400</wp:posOffset>
@@ -3723,6 +5035,7 @@
       <w:pPr>
         <w:pStyle w:val="Cmsor2"/>
       </w:pPr>
+      <w:bookmarkStart w:id="15" w:name="_Toc224725301"/>
       <w:r>
         <w:rPr>
           <w:color w:val="E94560"/>
@@ -3738,6 +5051,7 @@
         </w:rPr>
         <w:t>Kapcsolat</w:t>
       </w:r>
+      <w:bookmarkEnd w:id="15"/>
       <w:proofErr w:type="spellEnd"/>
     </w:p>
     <w:p>
@@ -5526,7 +6840,6 @@
     <w:basedOn w:val="Cmsor1"/>
     <w:next w:val="Norml"/>
     <w:uiPriority w:val="39"/>
-    <w:semiHidden/>
     <w:unhideWhenUsed/>
     <w:qFormat/>
     <w:rsid w:val="00FC693F"/>
@@ -15622,6 +16935,44 @@
       <w:color w:val="800080" w:themeColor="followedHyperlink"/>
       <w:u w:val="single"/>
     </w:rPr>
+  </w:style>
+  <w:style w:type="paragraph" w:styleId="TJ1">
+    <w:name w:val="toc 1"/>
+    <w:basedOn w:val="Norml"/>
+    <w:next w:val="Norml"/>
+    <w:autoRedefine/>
+    <w:uiPriority w:val="39"/>
+    <w:unhideWhenUsed/>
+    <w:rsid w:val="00050F86"/>
+    <w:pPr>
+      <w:spacing w:after="100"/>
+    </w:pPr>
+  </w:style>
+  <w:style w:type="paragraph" w:styleId="TJ2">
+    <w:name w:val="toc 2"/>
+    <w:basedOn w:val="Norml"/>
+    <w:next w:val="Norml"/>
+    <w:autoRedefine/>
+    <w:uiPriority w:val="39"/>
+    <w:unhideWhenUsed/>
+    <w:rsid w:val="00050F86"/>
+    <w:pPr>
+      <w:spacing w:after="100"/>
+      <w:ind w:left="220"/>
+    </w:pPr>
+  </w:style>
+  <w:style w:type="paragraph" w:styleId="TJ3">
+    <w:name w:val="toc 3"/>
+    <w:basedOn w:val="Norml"/>
+    <w:next w:val="Norml"/>
+    <w:autoRedefine/>
+    <w:uiPriority w:val="39"/>
+    <w:unhideWhenUsed/>
+    <w:rsid w:val="00050F86"/>
+    <w:pPr>
+      <w:spacing w:after="100"/>
+      <w:ind w:left="440"/>
+    </w:pPr>
   </w:style>
 </w:styles>
 </file>

--- a/DOKUMENTUMOK/3_Felhasznaloi_Dokumentacio.docx
+++ b/DOKUMENTUMOK/3_Felhasznaloi_Dokumentacio.docx
@@ -75,6 +75,12 @@
     <w:sdt>
       <w:sdtPr>
         <w:rPr>
+          <w:rFonts w:ascii="Calibri" w:eastAsiaTheme="minorEastAsia" w:hAnsi="Calibri" w:cstheme="minorBidi"/>
+          <w:b w:val="0"/>
+          <w:bCs w:val="0"/>
+          <w:color w:val="auto"/>
+          <w:sz w:val="22"/>
+          <w:szCs w:val="22"/>
           <w:lang w:val="hu-HU"/>
         </w:rPr>
         <w:id w:val="-1148045260"/>
@@ -85,10 +91,6 @@
       </w:sdtPr>
       <w:sdtEndPr>
         <w:rPr>
-          <w:rFonts w:ascii="Calibri" w:eastAsiaTheme="minorEastAsia" w:hAnsi="Calibri" w:cstheme="minorBidi"/>
-          <w:color w:val="auto"/>
-          <w:sz w:val="22"/>
-          <w:szCs w:val="22"/>
           <w:lang w:val="en-US"/>
         </w:rPr>
       </w:sdtEndPr>
@@ -1288,7 +1290,31 @@
         <w:t>Robi &amp; Ricsi &amp; Norbi Kutyamenhely</w:t>
       </w:r>
       <w:r>
-        <w:t xml:space="preserve"> webalkalmazás egy böngészőből elérhető weboldal, </w:t>
+        <w:t xml:space="preserve"> webalkalmazás egy </w:t>
+      </w:r>
+      <w:proofErr w:type="spellStart"/>
+      <w:r>
+        <w:t>böngészőből</w:t>
+      </w:r>
+      <w:proofErr w:type="spellEnd"/>
+      <w:r>
+        <w:t xml:space="preserve"> </w:t>
+      </w:r>
+      <w:proofErr w:type="spellStart"/>
+      <w:r>
+        <w:t>elérhető</w:t>
+      </w:r>
+      <w:proofErr w:type="spellEnd"/>
+      <w:r>
+        <w:t xml:space="preserve"> </w:t>
+      </w:r>
+      <w:proofErr w:type="spellStart"/>
+      <w:r>
+        <w:t>weboldal</w:t>
+      </w:r>
+      <w:proofErr w:type="spellEnd"/>
+      <w:r>
+        <w:t xml:space="preserve">, </w:t>
       </w:r>
       <w:proofErr w:type="spellStart"/>
       <w:r>
@@ -1573,6 +1599,86 @@
       <w:pPr>
         <w:spacing w:after="80"/>
       </w:pPr>
+      <w:r>
+        <w:rPr>
+          <w:noProof/>
+        </w:rPr>
+        <mc:AlternateContent>
+          <mc:Choice Requires="wps">
+            <w:drawing>
+              <wp:anchor distT="0" distB="0" distL="114300" distR="114300" simplePos="0" relativeHeight="251663872" behindDoc="0" locked="0" layoutInCell="1" allowOverlap="1" wp14:anchorId="0A4878A6" wp14:editId="75F1824E">
+                <wp:simplePos x="0" y="0"/>
+                <wp:positionH relativeFrom="column">
+                  <wp:posOffset>901064</wp:posOffset>
+                </wp:positionH>
+                <wp:positionV relativeFrom="paragraph">
+                  <wp:posOffset>251460</wp:posOffset>
+                </wp:positionV>
+                <wp:extent cx="3371850" cy="1838325"/>
+                <wp:effectExtent l="38100" t="19050" r="57150" b="104775"/>
+                <wp:wrapNone/>
+                <wp:docPr id="19" name="Egyenes összekötő nyíllal 19"/>
+                <wp:cNvGraphicFramePr/>
+                <a:graphic xmlns:a="http://schemas.openxmlformats.org/drawingml/2006/main">
+                  <a:graphicData uri="http://schemas.microsoft.com/office/word/2010/wordprocessingShape">
+                    <wps:wsp>
+                      <wps:cNvCnPr/>
+                      <wps:spPr>
+                        <a:xfrm flipH="1">
+                          <a:off x="0" y="0"/>
+                          <a:ext cx="3371850" cy="1838325"/>
+                        </a:xfrm>
+                        <a:prstGeom prst="straightConnector1">
+                          <a:avLst/>
+                        </a:prstGeom>
+                        <a:ln>
+                          <a:solidFill>
+                            <a:srgbClr val="FF0000"/>
+                          </a:solidFill>
+                          <a:tailEnd type="triangle"/>
+                        </a:ln>
+                      </wps:spPr>
+                      <wps:style>
+                        <a:lnRef idx="2">
+                          <a:schemeClr val="accent1"/>
+                        </a:lnRef>
+                        <a:fillRef idx="0">
+                          <a:schemeClr val="accent1"/>
+                        </a:fillRef>
+                        <a:effectRef idx="1">
+                          <a:schemeClr val="accent1"/>
+                        </a:effectRef>
+                        <a:fontRef idx="minor">
+                          <a:schemeClr val="tx1"/>
+                        </a:fontRef>
+                      </wps:style>
+                      <wps:bodyPr/>
+                    </wps:wsp>
+                  </a:graphicData>
+                </a:graphic>
+                <wp14:sizeRelH relativeFrom="margin">
+                  <wp14:pctWidth>0</wp14:pctWidth>
+                </wp14:sizeRelH>
+                <wp14:sizeRelV relativeFrom="margin">
+                  <wp14:pctHeight>0</wp14:pctHeight>
+                </wp14:sizeRelV>
+              </wp:anchor>
+            </w:drawing>
+          </mc:Choice>
+          <mc:Fallback>
+            <w:pict>
+              <v:shapetype w14:anchorId="3E386898" id="_x0000_t32" coordsize="21600,21600" o:spt="32" o:oned="t" path="m,l21600,21600e" filled="f">
+                <v:path arrowok="t" fillok="f" o:connecttype="none"/>
+                <o:lock v:ext="edit" shapetype="t"/>
+              </v:shapetype>
+              <v:shape id="Egyenes összekötő nyíllal 19" o:spid="_x0000_s1026" type="#_x0000_t32" style="position:absolute;margin-left:70.95pt;margin-top:19.8pt;width:265.5pt;height:144.75pt;flip:x;z-index:251663872;visibility:visible;mso-wrap-style:square;mso-width-percent:0;mso-height-percent:0;mso-wrap-distance-left:9pt;mso-wrap-distance-top:0;mso-wrap-distance-right:9pt;mso-wrap-distance-bottom:0;mso-position-horizontal:absolute;mso-position-horizontal-relative:text;mso-position-vertical:absolute;mso-position-vertical-relative:text;mso-width-percent:0;mso-height-percent:0;mso-width-relative:margin;mso-height-relative:margin" o:gfxdata="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" strokecolor="red" strokeweight="2pt">
+                <v:stroke endarrow="block"/>
+                <v:shadow on="t" color="black" opacity="24903f" origin=",.5" offset="0,.55556mm"/>
+              </v:shape>
+            </w:pict>
+          </mc:Fallback>
+        </mc:AlternateContent>
+      </w:r>
       <w:proofErr w:type="spellStart"/>
       <w:r>
         <w:t>Majd</w:t>
@@ -1708,8 +1814,88 @@
         <w:rPr>
           <w:noProof/>
         </w:rPr>
+        <mc:AlternateContent>
+          <mc:Choice Requires="wps">
+            <w:drawing>
+              <wp:anchor distT="0" distB="0" distL="114300" distR="114300" simplePos="0" relativeHeight="251657728" behindDoc="0" locked="0" layoutInCell="1" allowOverlap="1" wp14:anchorId="5A433BAF" wp14:editId="30A9B25B">
+                <wp:simplePos x="0" y="0"/>
+                <wp:positionH relativeFrom="column">
+                  <wp:posOffset>319405</wp:posOffset>
+                </wp:positionH>
+                <wp:positionV relativeFrom="paragraph">
+                  <wp:posOffset>1323340</wp:posOffset>
+                </wp:positionV>
+                <wp:extent cx="657225" cy="428625"/>
+                <wp:effectExtent l="57150" t="19050" r="85725" b="104775"/>
+                <wp:wrapNone/>
+                <wp:docPr id="5" name="Ellipszis 5"/>
+                <wp:cNvGraphicFramePr/>
+                <a:graphic xmlns:a="http://schemas.openxmlformats.org/drawingml/2006/main">
+                  <a:graphicData uri="http://schemas.microsoft.com/office/word/2010/wordprocessingShape">
+                    <wps:wsp>
+                      <wps:cNvSpPr/>
+                      <wps:spPr>
+                        <a:xfrm>
+                          <a:off x="0" y="0"/>
+                          <a:ext cx="657225" cy="428625"/>
+                        </a:xfrm>
+                        <a:prstGeom prst="ellipse">
+                          <a:avLst/>
+                        </a:prstGeom>
+                        <a:noFill/>
+                        <a:ln w="19050">
+                          <a:solidFill>
+                            <a:srgbClr val="FF0000"/>
+                          </a:solidFill>
+                        </a:ln>
+                      </wps:spPr>
+                      <wps:style>
+                        <a:lnRef idx="1">
+                          <a:schemeClr val="accent1"/>
+                        </a:lnRef>
+                        <a:fillRef idx="3">
+                          <a:schemeClr val="accent1"/>
+                        </a:fillRef>
+                        <a:effectRef idx="2">
+                          <a:schemeClr val="accent1"/>
+                        </a:effectRef>
+                        <a:fontRef idx="minor">
+                          <a:schemeClr val="lt1"/>
+                        </a:fontRef>
+                      </wps:style>
+                      <wps:bodyPr rot="0" spcFirstLastPara="0" vertOverflow="overflow" horzOverflow="overflow" vert="horz" wrap="square" lIns="91440" tIns="45720" rIns="91440" bIns="45720" numCol="1" spcCol="0" rtlCol="0" fromWordArt="0" anchor="ctr" anchorCtr="0" forceAA="0" compatLnSpc="1">
+                        <a:prstTxWarp prst="textNoShape">
+                          <a:avLst/>
+                        </a:prstTxWarp>
+                        <a:noAutofit/>
+                      </wps:bodyPr>
+                    </wps:wsp>
+                  </a:graphicData>
+                </a:graphic>
+                <wp14:sizeRelH relativeFrom="margin">
+                  <wp14:pctWidth>0</wp14:pctWidth>
+                </wp14:sizeRelH>
+                <wp14:sizeRelV relativeFrom="margin">
+                  <wp14:pctHeight>0</wp14:pctHeight>
+                </wp14:sizeRelV>
+              </wp:anchor>
+            </w:drawing>
+          </mc:Choice>
+          <mc:Fallback>
+            <w:pict>
+              <v:oval w14:anchorId="7F29597C" id="Ellipszis 5" o:spid="_x0000_s1026" style="position:absolute;margin-left:25.15pt;margin-top:104.2pt;width:51.75pt;height:33.75pt;z-index:251657728;visibility:visible;mso-wrap-style:square;mso-width-percent:0;mso-height-percent:0;mso-wrap-distance-left:9pt;mso-wrap-distance-top:0;mso-wrap-distance-right:9pt;mso-wrap-distance-bottom:0;mso-position-horizontal:absolute;mso-position-horizontal-relative:text;mso-position-vertical:absolute;mso-position-vertical-relative:text;mso-width-percent:0;mso-height-percent:0;mso-width-relative:margin;mso-height-relative:margin;v-text-anchor:middle" o:gfxdata="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" filled="f" strokecolor="red" strokeweight="1.5pt">
+                <v:shadow on="t" color="black" opacity="22937f" origin=",.5" offset="0,.63889mm"/>
+              </v:oval>
+            </w:pict>
+          </mc:Fallback>
+        </mc:AlternateContent>
+      </w:r>
+      <w:r>
+        <w:rPr>
+          <w:noProof/>
+        </w:rPr>
         <w:drawing>
-          <wp:inline distT="0" distB="0" distL="0" distR="0" wp14:anchorId="4FD5EE41" wp14:editId="0C580B7B">
+          <wp:inline distT="0" distB="0" distL="0" distR="0" wp14:anchorId="4FD5EE41" wp14:editId="29EE3334">
             <wp:extent cx="5972175" cy="3000375"/>
             <wp:effectExtent l="0" t="0" r="9525" b="9525"/>
             <wp:docPr id="1" name="Kép 1"/>
@@ -2378,9 +2564,34 @@
           <w:color w:val="1A1A2E"/>
           <w:sz w:val="26"/>
         </w:rPr>
-        <w:t>3.2.3 Visszajelzés küldése</w:t>
+        <w:t xml:space="preserve">3.2.3 </w:t>
+      </w:r>
+      <w:proofErr w:type="spellStart"/>
+      <w:r>
+        <w:rPr>
+          <w:color w:val="1A1A2E"/>
+          <w:sz w:val="26"/>
+        </w:rPr>
+        <w:t>Visszajelzés</w:t>
+      </w:r>
+      <w:proofErr w:type="spellEnd"/>
+      <w:r>
+        <w:rPr>
+          <w:color w:val="1A1A2E"/>
+          <w:sz w:val="26"/>
+        </w:rPr>
+        <w:t xml:space="preserve"> </w:t>
+      </w:r>
+      <w:proofErr w:type="spellStart"/>
+      <w:r>
+        <w:rPr>
+          <w:color w:val="1A1A2E"/>
+          <w:sz w:val="26"/>
+        </w:rPr>
+        <w:t>küldése</w:t>
       </w:r>
       <w:bookmarkEnd w:id="5"/>
+      <w:proofErr w:type="spellEnd"/>
     </w:p>
     <w:p>
       <w:pPr>
@@ -2447,8 +2658,21 @@
         <w:pStyle w:val="Szmozottlista"/>
         <w:spacing w:after="40"/>
       </w:pPr>
-      <w:r>
-        <w:t xml:space="preserve">Sikeres küldés </w:t>
+      <w:proofErr w:type="spellStart"/>
+      <w:r>
+        <w:t>Sikeres</w:t>
+      </w:r>
+      <w:proofErr w:type="spellEnd"/>
+      <w:r>
+        <w:t xml:space="preserve"> </w:t>
+      </w:r>
+      <w:proofErr w:type="spellStart"/>
+      <w:r>
+        <w:t>küldés</w:t>
+      </w:r>
+      <w:proofErr w:type="spellEnd"/>
+      <w:r>
+        <w:t xml:space="preserve"> </w:t>
       </w:r>
       <w:proofErr w:type="spellStart"/>
       <w:r>
@@ -2852,15 +3076,28 @@
         <w:spacing w:after="80"/>
         <w:jc w:val="center"/>
       </w:pPr>
+    </w:p>
+    <w:p>
+      <w:pPr>
+        <w:spacing w:after="80"/>
+        <w:jc w:val="center"/>
+      </w:pPr>
       <w:r>
         <w:rPr>
           <w:noProof/>
         </w:rPr>
-        <w:lastRenderedPageBreak/>
         <w:drawing>
-          <wp:inline distT="0" distB="0" distL="0" distR="0" wp14:anchorId="3BC8FBF1" wp14:editId="64C10ED0">
+          <wp:anchor distT="0" distB="0" distL="114300" distR="114300" simplePos="0" relativeHeight="251655680" behindDoc="0" locked="0" layoutInCell="1" allowOverlap="1" wp14:anchorId="3BC8FBF1" wp14:editId="28F575DA">
+            <wp:simplePos x="0" y="0"/>
+            <wp:positionH relativeFrom="column">
+              <wp:posOffset>920115</wp:posOffset>
+            </wp:positionH>
+            <wp:positionV relativeFrom="paragraph">
+              <wp:posOffset>5970270</wp:posOffset>
+            </wp:positionV>
             <wp:extent cx="3648075" cy="2997977"/>
             <wp:effectExtent l="0" t="0" r="0" b="0"/>
+            <wp:wrapTopAndBottom/>
             <wp:docPr id="7" name="Kép 7"/>
             <wp:cNvGraphicFramePr>
               <a:graphicFrameLocks xmlns:a="http://schemas.openxmlformats.org/drawingml/2006/main" noChangeAspect="1"/>
@@ -2881,7 +3118,7 @@
                   <pic:spPr>
                     <a:xfrm>
                       <a:off x="0" y="0"/>
-                      <a:ext cx="3659053" cy="3006998"/>
+                      <a:ext cx="3648075" cy="2997977"/>
                     </a:xfrm>
                     <a:prstGeom prst="rect">
                       <a:avLst/>
@@ -2890,15 +3127,9 @@
                 </pic:pic>
               </a:graphicData>
             </a:graphic>
-          </wp:inline>
+          </wp:anchor>
         </w:drawing>
       </w:r>
-    </w:p>
-    <w:p>
-      <w:pPr>
-        <w:spacing w:after="80"/>
-        <w:jc w:val="center"/>
-      </w:pPr>
     </w:p>
     <w:p>
       <w:pPr>
@@ -2910,6 +3141,7 @@
           <w:color w:val="E94560"/>
           <w:sz w:val="30"/>
         </w:rPr>
+        <w:lastRenderedPageBreak/>
         <w:t>3.4 Bejelentkezés</w:t>
       </w:r>
       <w:bookmarkEnd w:id="7"/>
@@ -3082,8 +3314,164 @@
         <w:rPr>
           <w:noProof/>
         </w:rPr>
+        <mc:AlternateContent>
+          <mc:Choice Requires="wps">
+            <w:drawing>
+              <wp:anchor distT="0" distB="0" distL="114300" distR="114300" simplePos="0" relativeHeight="251660800" behindDoc="0" locked="0" layoutInCell="1" allowOverlap="1" wp14:anchorId="0028DC51" wp14:editId="0544965F">
+                <wp:simplePos x="0" y="0"/>
+                <wp:positionH relativeFrom="column">
+                  <wp:posOffset>4196716</wp:posOffset>
+                </wp:positionH>
+                <wp:positionV relativeFrom="paragraph">
+                  <wp:posOffset>167640</wp:posOffset>
+                </wp:positionV>
+                <wp:extent cx="1638300" cy="1038225"/>
+                <wp:effectExtent l="38100" t="19050" r="76200" b="104775"/>
+                <wp:wrapNone/>
+                <wp:docPr id="18" name="Egyenes összekötő nyíllal 18"/>
+                <wp:cNvGraphicFramePr/>
+                <a:graphic xmlns:a="http://schemas.openxmlformats.org/drawingml/2006/main">
+                  <a:graphicData uri="http://schemas.microsoft.com/office/word/2010/wordprocessingShape">
+                    <wps:wsp>
+                      <wps:cNvCnPr/>
+                      <wps:spPr>
+                        <a:xfrm>
+                          <a:off x="0" y="0"/>
+                          <a:ext cx="1638300" cy="1038225"/>
+                        </a:xfrm>
+                        <a:prstGeom prst="straightConnector1">
+                          <a:avLst/>
+                        </a:prstGeom>
+                        <a:ln>
+                          <a:solidFill>
+                            <a:srgbClr val="FF0000"/>
+                          </a:solidFill>
+                          <a:tailEnd type="triangle"/>
+                        </a:ln>
+                      </wps:spPr>
+                      <wps:style>
+                        <a:lnRef idx="2">
+                          <a:schemeClr val="accent1"/>
+                        </a:lnRef>
+                        <a:fillRef idx="0">
+                          <a:schemeClr val="accent1"/>
+                        </a:fillRef>
+                        <a:effectRef idx="1">
+                          <a:schemeClr val="accent1"/>
+                        </a:effectRef>
+                        <a:fontRef idx="minor">
+                          <a:schemeClr val="tx1"/>
+                        </a:fontRef>
+                      </wps:style>
+                      <wps:bodyPr/>
+                    </wps:wsp>
+                  </a:graphicData>
+                </a:graphic>
+                <wp14:sizeRelH relativeFrom="margin">
+                  <wp14:pctWidth>0</wp14:pctWidth>
+                </wp14:sizeRelH>
+                <wp14:sizeRelV relativeFrom="margin">
+                  <wp14:pctHeight>0</wp14:pctHeight>
+                </wp14:sizeRelV>
+              </wp:anchor>
+            </w:drawing>
+          </mc:Choice>
+          <mc:Fallback>
+            <w:pict>
+              <v:shape w14:anchorId="4FADA312" id="Egyenes összekötő nyíllal 18" o:spid="_x0000_s1026" type="#_x0000_t32" style="position:absolute;margin-left:330.45pt;margin-top:13.2pt;width:129pt;height:81.75pt;z-index:251660800;visibility:visible;mso-wrap-style:square;mso-width-percent:0;mso-height-percent:0;mso-wrap-distance-left:9pt;mso-wrap-distance-top:0;mso-wrap-distance-right:9pt;mso-wrap-distance-bottom:0;mso-position-horizontal:absolute;mso-position-horizontal-relative:text;mso-position-vertical:absolute;mso-position-vertical-relative:text;mso-width-percent:0;mso-height-percent:0;mso-width-relative:margin;mso-height-relative:margin" o:gfxdata="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" strokecolor="red" strokeweight="2pt">
+                <v:stroke endarrow="block"/>
+                <v:shadow on="t" color="black" opacity="24903f" origin=",.5" offset="0,.55556mm"/>
+              </v:shape>
+            </w:pict>
+          </mc:Fallback>
+        </mc:AlternateContent>
+      </w:r>
+      <w:r>
+        <w:rPr>
+          <w:noProof/>
+        </w:rPr>
+        <mc:AlternateContent>
+          <mc:Choice Requires="wps">
+            <w:drawing>
+              <wp:anchor distT="0" distB="0" distL="114300" distR="114300" simplePos="0" relativeHeight="251659776" behindDoc="0" locked="0" layoutInCell="1" allowOverlap="1" wp14:anchorId="58E67122" wp14:editId="74E2C905">
+                <wp:simplePos x="0" y="0"/>
+                <wp:positionH relativeFrom="column">
+                  <wp:posOffset>5768340</wp:posOffset>
+                </wp:positionH>
+                <wp:positionV relativeFrom="paragraph">
+                  <wp:posOffset>1234440</wp:posOffset>
+                </wp:positionV>
+                <wp:extent cx="619125" cy="409575"/>
+                <wp:effectExtent l="57150" t="19050" r="85725" b="104775"/>
+                <wp:wrapNone/>
+                <wp:docPr id="17" name="Ellipszis 17"/>
+                <wp:cNvGraphicFramePr/>
+                <a:graphic xmlns:a="http://schemas.openxmlformats.org/drawingml/2006/main">
+                  <a:graphicData uri="http://schemas.microsoft.com/office/word/2010/wordprocessingShape">
+                    <wps:wsp>
+                      <wps:cNvSpPr/>
+                      <wps:spPr>
+                        <a:xfrm>
+                          <a:off x="0" y="0"/>
+                          <a:ext cx="619125" cy="409575"/>
+                        </a:xfrm>
+                        <a:prstGeom prst="ellipse">
+                          <a:avLst/>
+                        </a:prstGeom>
+                        <a:noFill/>
+                        <a:ln w="19050">
+                          <a:solidFill>
+                            <a:srgbClr val="FF0000"/>
+                          </a:solidFill>
+                        </a:ln>
+                      </wps:spPr>
+                      <wps:style>
+                        <a:lnRef idx="1">
+                          <a:schemeClr val="accent1"/>
+                        </a:lnRef>
+                        <a:fillRef idx="3">
+                          <a:schemeClr val="accent1"/>
+                        </a:fillRef>
+                        <a:effectRef idx="2">
+                          <a:schemeClr val="accent1"/>
+                        </a:effectRef>
+                        <a:fontRef idx="minor">
+                          <a:schemeClr val="lt1"/>
+                        </a:fontRef>
+                      </wps:style>
+                      <wps:bodyPr rot="0" spcFirstLastPara="0" vertOverflow="overflow" horzOverflow="overflow" vert="horz" wrap="square" lIns="91440" tIns="45720" rIns="91440" bIns="45720" numCol="1" spcCol="0" rtlCol="0" fromWordArt="0" anchor="ctr" anchorCtr="0" forceAA="0" compatLnSpc="1">
+                        <a:prstTxWarp prst="textNoShape">
+                          <a:avLst/>
+                        </a:prstTxWarp>
+                        <a:noAutofit/>
+                      </wps:bodyPr>
+                    </wps:wsp>
+                  </a:graphicData>
+                </a:graphic>
+                <wp14:sizeRelH relativeFrom="margin">
+                  <wp14:pctWidth>0</wp14:pctWidth>
+                </wp14:sizeRelH>
+                <wp14:sizeRelV relativeFrom="margin">
+                  <wp14:pctHeight>0</wp14:pctHeight>
+                </wp14:sizeRelV>
+              </wp:anchor>
+            </w:drawing>
+          </mc:Choice>
+          <mc:Fallback>
+            <w:pict>
+              <v:oval w14:anchorId="56F45178" id="Ellipszis 17" o:spid="_x0000_s1026" style="position:absolute;margin-left:454.2pt;margin-top:97.2pt;width:48.75pt;height:32.25pt;z-index:251659776;visibility:visible;mso-wrap-style:square;mso-width-percent:0;mso-height-percent:0;mso-wrap-distance-left:9pt;mso-wrap-distance-top:0;mso-wrap-distance-right:9pt;mso-wrap-distance-bottom:0;mso-position-horizontal:absolute;mso-position-horizontal-relative:text;mso-position-vertical:absolute;mso-position-vertical-relative:text;mso-width-percent:0;mso-height-percent:0;mso-width-relative:margin;mso-height-relative:margin;v-text-anchor:middle" o:gfxdata="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" filled="f" strokecolor="red" strokeweight="1.5pt">
+                <v:shadow on="t" color="black" opacity="22937f" origin=",.5" offset="0,.63889mm"/>
+              </v:oval>
+            </w:pict>
+          </mc:Fallback>
+        </mc:AlternateContent>
+      </w:r>
+      <w:r>
+        <w:rPr>
+          <w:noProof/>
+        </w:rPr>
         <w:drawing>
-          <wp:anchor distT="0" distB="0" distL="114300" distR="114300" simplePos="0" relativeHeight="251654144" behindDoc="0" locked="0" layoutInCell="1" allowOverlap="1" wp14:anchorId="5EE8098E" wp14:editId="5D44ED21">
+          <wp:anchor distT="0" distB="0" distL="114300" distR="114300" simplePos="0" relativeHeight="251652608" behindDoc="0" locked="0" layoutInCell="1" allowOverlap="1" wp14:anchorId="5EE8098E" wp14:editId="5D44ED21">
             <wp:simplePos x="0" y="0"/>
             <wp:positionH relativeFrom="column">
               <wp:posOffset>-41910</wp:posOffset>
@@ -3131,7 +3519,7 @@
           <w:noProof/>
         </w:rPr>
         <w:drawing>
-          <wp:anchor distT="0" distB="0" distL="114300" distR="114300" simplePos="0" relativeHeight="251657216" behindDoc="0" locked="0" layoutInCell="1" allowOverlap="1" wp14:anchorId="152CA657" wp14:editId="73D6FDB5">
+          <wp:anchor distT="0" distB="0" distL="114300" distR="114300" simplePos="0" relativeHeight="251654656" behindDoc="0" locked="0" layoutInCell="1" allowOverlap="1" wp14:anchorId="152CA657" wp14:editId="73D6FDB5">
             <wp:simplePos x="0" y="0"/>
             <wp:positionH relativeFrom="column">
               <wp:posOffset>2824480</wp:posOffset>
@@ -3218,31 +3606,26 @@
       </w:r>
       <w:proofErr w:type="spellEnd"/>
       <w:r>
-        <w:t xml:space="preserve"> </w:t>
-      </w:r>
-      <w:proofErr w:type="spellStart"/>
-      <w:r>
-        <w:t>eltűnik</w:t>
-      </w:r>
-      <w:proofErr w:type="spellEnd"/>
-      <w:r>
-        <w:t>.</w:t>
+        <w:t xml:space="preserve"> eltűnik.</w:t>
+      </w:r>
+      <w:bookmarkStart w:id="8" w:name="_Toc224725294"/>
+      <w:r>
+        <w:rPr>
+          <w:noProof/>
+        </w:rPr>
+        <w:t>0020</w:t>
+      </w:r>
+      <w:r>
+        <w:rPr>
+          <w:noProof/>
+        </w:rPr>
+        <w:t>syx</w:t>
       </w:r>
     </w:p>
     <w:p>
       <w:pPr>
-        <w:pStyle w:val="Szmozottlista"/>
-        <w:numPr>
-          <w:ilvl w:val="0"/>
-          <w:numId w:val="0"/>
-        </w:numPr>
-      </w:pPr>
-    </w:p>
-    <w:p>
-      <w:pPr>
         <w:pStyle w:val="Cmsor3"/>
       </w:pPr>
-      <w:bookmarkStart w:id="8" w:name="_Toc224725294"/>
       <w:proofErr w:type="spellStart"/>
       <w:r>
         <w:rPr>
@@ -3332,7 +3715,6 @@
         <w:spacing w:after="40"/>
       </w:pPr>
       <w:r>
-        <w:lastRenderedPageBreak/>
         <w:t xml:space="preserve">Add meg a </w:t>
       </w:r>
       <w:proofErr w:type="spellStart"/>
@@ -3606,7 +3988,15 @@
         <w:spacing w:after="40"/>
       </w:pPr>
       <w:r>
-        <w:t xml:space="preserve">A kutyalistában </w:t>
+        <w:t xml:space="preserve">A </w:t>
+      </w:r>
+      <w:proofErr w:type="spellStart"/>
+      <w:r>
+        <w:t>kutyalistában</w:t>
+      </w:r>
+      <w:proofErr w:type="spellEnd"/>
+      <w:r>
+        <w:t xml:space="preserve"> </w:t>
       </w:r>
       <w:proofErr w:type="spellStart"/>
       <w:r>
@@ -3795,7 +4185,26 @@
         <w:t>Volt-e már kutyád</w:t>
       </w:r>
       <w:r>
-        <w:t xml:space="preserve"> (igen / nem)</w:t>
+        <w:t xml:space="preserve"> (</w:t>
+      </w:r>
+      <w:proofErr w:type="spellStart"/>
+      <w:r>
+        <w:t>igen</w:t>
+      </w:r>
+      <w:proofErr w:type="spellEnd"/>
+      <w:r>
+        <w:t xml:space="preserve"> / </w:t>
+      </w:r>
+      <w:proofErr w:type="spellStart"/>
+      <w:r>
+        <w:t>nem</w:t>
+      </w:r>
+      <w:proofErr w:type="spellEnd"/>
+      <w:r>
+        <w:t>)</w:t>
+      </w:r>
+      <w:r>
+        <w:t>0</w:t>
       </w:r>
     </w:p>
     <w:p>
@@ -3914,7 +4323,6 @@
         <w:rPr>
           <w:noProof/>
         </w:rPr>
-        <w:lastRenderedPageBreak/>
         <w:drawing>
           <wp:anchor distT="0" distB="0" distL="114300" distR="114300" simplePos="0" relativeHeight="251660288" behindDoc="0" locked="0" layoutInCell="1" allowOverlap="1" wp14:anchorId="52DB65B1" wp14:editId="41AAC1CF">
             <wp:simplePos x="0" y="0"/>
@@ -4197,6 +4605,7 @@
           <w:color w:val="1A1A2E"/>
           <w:sz w:val="26"/>
         </w:rPr>
+        <w:lastRenderedPageBreak/>
         <w:t>3.5.2 Profil szerkesztése</w:t>
       </w:r>
       <w:bookmarkEnd w:id="11"/>
@@ -4406,7 +4815,6 @@
           <w:color w:val="E94560"/>
           <w:sz w:val="30"/>
         </w:rPr>
-        <w:lastRenderedPageBreak/>
         <w:t>3.6 Adminisztrátori funkciók</w:t>
       </w:r>
       <w:bookmarkEnd w:id="12"/>
@@ -4700,6 +5108,7 @@
         <w:rPr>
           <w:noProof/>
         </w:rPr>
+        <w:lastRenderedPageBreak/>
         <w:drawing>
           <wp:anchor distT="0" distB="0" distL="114300" distR="114300" simplePos="0" relativeHeight="251669504" behindDoc="0" locked="0" layoutInCell="1" allowOverlap="1" wp14:anchorId="58D2BB2B" wp14:editId="2BC6178B">
             <wp:simplePos x="0" y="0"/>
@@ -4744,21 +5153,13 @@
           </wp:anchor>
         </w:drawing>
       </w:r>
+      <w:bookmarkStart w:id="14" w:name="_Toc224725300"/>
     </w:p>
+    <w:p/>
     <w:p>
       <w:pPr>
         <w:pStyle w:val="Cmsor3"/>
-        <w:rPr>
-          <w:color w:val="1A1A2E"/>
-          <w:sz w:val="26"/>
-        </w:rPr>
-      </w:pPr>
-    </w:p>
-    <w:p>
-      <w:pPr>
-        <w:pStyle w:val="Cmsor3"/>
-      </w:pPr>
-      <w:bookmarkStart w:id="14" w:name="_Toc224725300"/>
+      </w:pPr>
       <w:r>
         <w:rPr>
           <w:color w:val="1A1A2E"/>
@@ -4842,7 +5243,6 @@
         <w:spacing w:after="40"/>
       </w:pPr>
       <w:r>
-        <w:lastRenderedPageBreak/>
         <w:t>Az állapot módosításához válaszd ki az új státuszt a legördülő listából.</w:t>
       </w:r>
     </w:p>
@@ -4908,7 +5308,31 @@
       </w:r>
       <w:proofErr w:type="spellEnd"/>
       <w:r>
-        <w:t xml:space="preserve"> adott kutya automatikusan el </w:t>
+        <w:t xml:space="preserve"> adott </w:t>
+      </w:r>
+      <w:proofErr w:type="spellStart"/>
+      <w:r>
+        <w:t>kutya</w:t>
+      </w:r>
+      <w:proofErr w:type="spellEnd"/>
+      <w:r>
+        <w:t xml:space="preserve"> </w:t>
+      </w:r>
+      <w:proofErr w:type="spellStart"/>
+      <w:r>
+        <w:t>automatikusan</w:t>
+      </w:r>
+      <w:proofErr w:type="spellEnd"/>
+      <w:r>
+        <w:t xml:space="preserve"> </w:t>
+      </w:r>
+      <w:proofErr w:type="spellStart"/>
+      <w:r>
+        <w:t>el</w:t>
+      </w:r>
+      <w:proofErr w:type="spellEnd"/>
+      <w:r>
+        <w:t xml:space="preserve"> </w:t>
       </w:r>
       <w:proofErr w:type="spellStart"/>
       <w:r>
@@ -5112,6 +5536,7 @@
         <w:rPr>
           <w:b/>
         </w:rPr>
+        <w:lastRenderedPageBreak/>
         <w:t>Facebook:</w:t>
       </w:r>
       <w:r>
@@ -5209,9 +5634,6 @@
             </a:graphic>
           </wp:anchor>
         </w:drawing>
-      </w:r>
-      <w:r>
-        <w:br w:type="page"/>
       </w:r>
     </w:p>
     <w:sectPr>

--- a/DOKUMENTUMOK/3_Felhasznaloi_Dokumentacio.docx
+++ b/DOKUMENTUMOK/3_Felhasznaloi_Dokumentacio.docx
@@ -1287,10 +1287,34 @@
         <w:rPr>
           <w:b/>
         </w:rPr>
-        <w:t>Robi &amp; Ricsi &amp; Norbi Kutyamenhely</w:t>
-      </w:r>
-      <w:r>
-        <w:t xml:space="preserve"> webalkalmazás egy </w:t>
+        <w:t xml:space="preserve">Robi &amp; Ricsi &amp; Norbi </w:t>
+      </w:r>
+      <w:proofErr w:type="spellStart"/>
+      <w:r>
+        <w:rPr>
+          <w:b/>
+        </w:rPr>
+        <w:t>Kutyamenhely</w:t>
+      </w:r>
+      <w:proofErr w:type="spellEnd"/>
+      <w:r>
+        <w:t xml:space="preserve"> </w:t>
+      </w:r>
+      <w:proofErr w:type="spellStart"/>
+      <w:r>
+        <w:t>webalkalmazás</w:t>
+      </w:r>
+      <w:proofErr w:type="spellEnd"/>
+      <w:r>
+        <w:t xml:space="preserve"> </w:t>
+      </w:r>
+      <w:proofErr w:type="spellStart"/>
+      <w:r>
+        <w:t>egy</w:t>
+      </w:r>
+      <w:proofErr w:type="spellEnd"/>
+      <w:r>
+        <w:t xml:space="preserve"> </w:t>
       </w:r>
       <w:proofErr w:type="spellStart"/>
       <w:r>
@@ -1586,19 +1610,6 @@
         </w:numPr>
         <w:spacing w:after="80"/>
       </w:pPr>
-      <w:proofErr w:type="spellStart"/>
-      <w:r>
-        <w:t>ngrok</w:t>
-      </w:r>
-      <w:proofErr w:type="spellEnd"/>
-      <w:r>
-        <w:t xml:space="preserve"> http 3000</w:t>
-      </w:r>
-    </w:p>
-    <w:p>
-      <w:pPr>
-        <w:spacing w:after="80"/>
-      </w:pPr>
       <w:r>
         <w:rPr>
           <w:noProof/>
@@ -1606,7 +1617,412 @@
         <mc:AlternateContent>
           <mc:Choice Requires="wps">
             <w:drawing>
-              <wp:anchor distT="0" distB="0" distL="114300" distR="114300" simplePos="0" relativeHeight="251663872" behindDoc="0" locked="0" layoutInCell="1" allowOverlap="1" wp14:anchorId="0A4878A6" wp14:editId="75F1824E">
+              <wp:anchor distT="0" distB="0" distL="114300" distR="114300" simplePos="0" relativeHeight="251657728" behindDoc="0" locked="0" layoutInCell="1" allowOverlap="1" wp14:anchorId="38F86008" wp14:editId="54BF6026">
+                <wp:simplePos x="0" y="0"/>
+                <wp:positionH relativeFrom="column">
+                  <wp:posOffset>5473065</wp:posOffset>
+                </wp:positionH>
+                <wp:positionV relativeFrom="paragraph">
+                  <wp:posOffset>12700</wp:posOffset>
+                </wp:positionV>
+                <wp:extent cx="657225" cy="628650"/>
+                <wp:effectExtent l="57150" t="19050" r="85725" b="95250"/>
+                <wp:wrapNone/>
+                <wp:docPr id="22" name="Ellipszis 22"/>
+                <wp:cNvGraphicFramePr/>
+                <a:graphic xmlns:a="http://schemas.openxmlformats.org/drawingml/2006/main">
+                  <a:graphicData uri="http://schemas.microsoft.com/office/word/2010/wordprocessingShape">
+                    <wps:wsp>
+                      <wps:cNvSpPr/>
+                      <wps:spPr>
+                        <a:xfrm>
+                          <a:off x="0" y="0"/>
+                          <a:ext cx="657225" cy="628650"/>
+                        </a:xfrm>
+                        <a:prstGeom prst="ellipse">
+                          <a:avLst/>
+                        </a:prstGeom>
+                        <a:noFill/>
+                        <a:ln w="19050">
+                          <a:solidFill>
+                            <a:srgbClr val="FF0000"/>
+                          </a:solidFill>
+                        </a:ln>
+                      </wps:spPr>
+                      <wps:style>
+                        <a:lnRef idx="1">
+                          <a:schemeClr val="accent1"/>
+                        </a:lnRef>
+                        <a:fillRef idx="3">
+                          <a:schemeClr val="accent1"/>
+                        </a:fillRef>
+                        <a:effectRef idx="2">
+                          <a:schemeClr val="accent1"/>
+                        </a:effectRef>
+                        <a:fontRef idx="minor">
+                          <a:schemeClr val="lt1"/>
+                        </a:fontRef>
+                      </wps:style>
+                      <wps:bodyPr rot="0" spcFirstLastPara="0" vertOverflow="overflow" horzOverflow="overflow" vert="horz" wrap="square" lIns="91440" tIns="45720" rIns="91440" bIns="45720" numCol="1" spcCol="0" rtlCol="0" fromWordArt="0" anchor="ctr" anchorCtr="0" forceAA="0" compatLnSpc="1">
+                        <a:prstTxWarp prst="textNoShape">
+                          <a:avLst/>
+                        </a:prstTxWarp>
+                        <a:noAutofit/>
+                      </wps:bodyPr>
+                    </wps:wsp>
+                  </a:graphicData>
+                </a:graphic>
+                <wp14:sizeRelH relativeFrom="margin">
+                  <wp14:pctWidth>0</wp14:pctWidth>
+                </wp14:sizeRelH>
+                <wp14:sizeRelV relativeFrom="margin">
+                  <wp14:pctHeight>0</wp14:pctHeight>
+                </wp14:sizeRelV>
+              </wp:anchor>
+            </w:drawing>
+          </mc:Choice>
+          <mc:Fallback>
+            <w:pict>
+              <v:oval w14:anchorId="5915904F" id="Ellipszis 22" o:spid="_x0000_s1026" style="position:absolute;margin-left:430.95pt;margin-top:1pt;width:51.75pt;height:49.5pt;z-index:251657728;visibility:visible;mso-wrap-style:square;mso-width-percent:0;mso-height-percent:0;mso-wrap-distance-left:9pt;mso-wrap-distance-top:0;mso-wrap-distance-right:9pt;mso-wrap-distance-bottom:0;mso-position-horizontal:absolute;mso-position-horizontal-relative:text;mso-position-vertical:absolute;mso-position-vertical-relative:text;mso-width-percent:0;mso-height-percent:0;mso-width-relative:margin;mso-height-relative:margin;v-text-anchor:middle" o:gfxdata="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" filled="f" strokecolor="red" strokeweight="1.5pt">
+                <v:shadow on="t" color="black" opacity="22937f" origin=",.5" offset="0,.63889mm"/>
+              </v:oval>
+            </w:pict>
+          </mc:Fallback>
+        </mc:AlternateContent>
+      </w:r>
+      <w:r>
+        <w:drawing>
+          <wp:anchor distT="0" distB="0" distL="114300" distR="114300" simplePos="0" relativeHeight="251655680" behindDoc="1" locked="0" layoutInCell="1" allowOverlap="1" wp14:anchorId="7B63C348" wp14:editId="39D48C61">
+            <wp:simplePos x="0" y="0"/>
+            <wp:positionH relativeFrom="column">
+              <wp:posOffset>1424305</wp:posOffset>
+            </wp:positionH>
+            <wp:positionV relativeFrom="paragraph">
+              <wp:posOffset>50800</wp:posOffset>
+            </wp:positionV>
+            <wp:extent cx="5220012" cy="661035"/>
+            <wp:effectExtent l="0" t="0" r="0" b="5715"/>
+            <wp:wrapNone/>
+            <wp:docPr id="21" name="Kép 21"/>
+            <wp:cNvGraphicFramePr>
+              <a:graphicFrameLocks xmlns:a="http://schemas.openxmlformats.org/drawingml/2006/main" noChangeAspect="1"/>
+            </wp:cNvGraphicFramePr>
+            <a:graphic xmlns:a="http://schemas.openxmlformats.org/drawingml/2006/main">
+              <a:graphicData uri="http://schemas.openxmlformats.org/drawingml/2006/picture">
+                <pic:pic xmlns:pic="http://schemas.openxmlformats.org/drawingml/2006/picture">
+                  <pic:nvPicPr>
+                    <pic:cNvPr id="1" name=""/>
+                    <pic:cNvPicPr/>
+                  </pic:nvPicPr>
+                  <pic:blipFill>
+                    <a:blip r:embed="rId6"/>
+                    <a:stretch>
+                      <a:fillRect/>
+                    </a:stretch>
+                  </pic:blipFill>
+                  <pic:spPr>
+                    <a:xfrm>
+                      <a:off x="0" y="0"/>
+                      <a:ext cx="5220012" cy="661035"/>
+                    </a:xfrm>
+                    <a:prstGeom prst="rect">
+                      <a:avLst/>
+                    </a:prstGeom>
+                  </pic:spPr>
+                </pic:pic>
+              </a:graphicData>
+            </a:graphic>
+            <wp14:sizeRelH relativeFrom="margin">
+              <wp14:pctWidth>0</wp14:pctWidth>
+            </wp14:sizeRelH>
+            <wp14:sizeRelV relativeFrom="margin">
+              <wp14:pctHeight>0</wp14:pctHeight>
+            </wp14:sizeRelV>
+          </wp:anchor>
+        </w:drawing>
+      </w:r>
+      <w:proofErr w:type="spellStart"/>
+      <w:r>
+        <w:t>ngrok</w:t>
+      </w:r>
+      <w:proofErr w:type="spellEnd"/>
+      <w:r>
+        <w:t xml:space="preserve"> http 3000</w:t>
+      </w:r>
+    </w:p>
+    <w:p>
+      <w:pPr>
+        <w:spacing w:after="80"/>
+      </w:pPr>
+    </w:p>
+    <w:p>
+      <w:pPr>
+        <w:spacing w:after="80"/>
+      </w:pPr>
+      <w:r>
+        <w:rPr>
+          <w:noProof/>
+        </w:rPr>
+        <mc:AlternateContent>
+          <mc:Choice Requires="wps">
+            <w:drawing>
+              <wp:anchor distT="0" distB="0" distL="114300" distR="114300" simplePos="0" relativeHeight="251660800" behindDoc="0" locked="0" layoutInCell="1" allowOverlap="1" wp14:anchorId="7D7AAEF0" wp14:editId="23472960">
+                <wp:simplePos x="0" y="0"/>
+                <wp:positionH relativeFrom="column">
+                  <wp:posOffset>4520565</wp:posOffset>
+                </wp:positionH>
+                <wp:positionV relativeFrom="paragraph">
+                  <wp:posOffset>52070</wp:posOffset>
+                </wp:positionV>
+                <wp:extent cx="1028700" cy="228600"/>
+                <wp:effectExtent l="38100" t="57150" r="0" b="95250"/>
+                <wp:wrapNone/>
+                <wp:docPr id="23" name="Egyenes összekötő nyíllal 23"/>
+                <wp:cNvGraphicFramePr/>
+                <a:graphic xmlns:a="http://schemas.openxmlformats.org/drawingml/2006/main">
+                  <a:graphicData uri="http://schemas.microsoft.com/office/word/2010/wordprocessingShape">
+                    <wps:wsp>
+                      <wps:cNvCnPr/>
+                      <wps:spPr>
+                        <a:xfrm flipV="1">
+                          <a:off x="0" y="0"/>
+                          <a:ext cx="1028700" cy="228600"/>
+                        </a:xfrm>
+                        <a:prstGeom prst="straightConnector1">
+                          <a:avLst/>
+                        </a:prstGeom>
+                        <a:ln>
+                          <a:solidFill>
+                            <a:srgbClr val="FF0000"/>
+                          </a:solidFill>
+                          <a:tailEnd type="triangle"/>
+                        </a:ln>
+                      </wps:spPr>
+                      <wps:style>
+                        <a:lnRef idx="2">
+                          <a:schemeClr val="accent1"/>
+                        </a:lnRef>
+                        <a:fillRef idx="0">
+                          <a:schemeClr val="accent1"/>
+                        </a:fillRef>
+                        <a:effectRef idx="1">
+                          <a:schemeClr val="accent1"/>
+                        </a:effectRef>
+                        <a:fontRef idx="minor">
+                          <a:schemeClr val="tx1"/>
+                        </a:fontRef>
+                      </wps:style>
+                      <wps:bodyPr/>
+                    </wps:wsp>
+                  </a:graphicData>
+                </a:graphic>
+                <wp14:sizeRelH relativeFrom="margin">
+                  <wp14:pctWidth>0</wp14:pctWidth>
+                </wp14:sizeRelH>
+                <wp14:sizeRelV relativeFrom="margin">
+                  <wp14:pctHeight>0</wp14:pctHeight>
+                </wp14:sizeRelV>
+              </wp:anchor>
+            </w:drawing>
+          </mc:Choice>
+          <mc:Fallback>
+            <w:pict>
+              <v:shapetype w14:anchorId="08CD8DF0" id="_x0000_t32" coordsize="21600,21600" o:spt="32" o:oned="t" path="m,l21600,21600e" filled="f">
+                <v:path arrowok="t" fillok="f" o:connecttype="none"/>
+                <o:lock v:ext="edit" shapetype="t"/>
+              </v:shapetype>
+              <v:shape id="Egyenes összekötő nyíllal 23" o:spid="_x0000_s1026" type="#_x0000_t32" style="position:absolute;margin-left:355.95pt;margin-top:4.1pt;width:81pt;height:18pt;flip:y;z-index:251660800;visibility:visible;mso-wrap-style:square;mso-width-percent:0;mso-height-percent:0;mso-wrap-distance-left:9pt;mso-wrap-distance-top:0;mso-wrap-distance-right:9pt;mso-wrap-distance-bottom:0;mso-position-horizontal:absolute;mso-position-horizontal-relative:text;mso-position-vertical:absolute;mso-position-vertical-relative:text;mso-width-percent:0;mso-height-percent:0;mso-width-relative:margin;mso-height-relative:margin" o:gfxdata="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" strokecolor="red" strokeweight="2pt">
+                <v:stroke endarrow="block"/>
+                <v:shadow on="t" color="black" opacity="24903f" origin=",.5" offset="0,.55556mm"/>
+              </v:shape>
+            </w:pict>
+          </mc:Fallback>
+        </mc:AlternateContent>
+      </w:r>
+      <w:proofErr w:type="spellStart"/>
+      <w:r>
+        <w:t>Vagy</w:t>
+      </w:r>
+      <w:proofErr w:type="spellEnd"/>
+      <w:r>
+        <w:t>:</w:t>
+      </w:r>
+    </w:p>
+    <w:p>
+      <w:pPr>
+        <w:pStyle w:val="Listaszerbekezds"/>
+        <w:numPr>
+          <w:ilvl w:val="0"/>
+          <w:numId w:val="12"/>
+        </w:numPr>
+        <w:spacing w:after="80"/>
+      </w:pPr>
+      <w:r>
+        <w:t xml:space="preserve">A </w:t>
+      </w:r>
+      <w:proofErr w:type="spellStart"/>
+      <w:r>
+        <w:t>fájlkezelőben</w:t>
+      </w:r>
+      <w:proofErr w:type="spellEnd"/>
+      <w:r>
+        <w:t xml:space="preserve">, a </w:t>
+      </w:r>
+      <w:proofErr w:type="spellStart"/>
+      <w:r>
+        <w:t>projektnek</w:t>
+      </w:r>
+      <w:proofErr w:type="spellEnd"/>
+      <w:r>
+        <w:t xml:space="preserve"> a </w:t>
+      </w:r>
+      <w:proofErr w:type="spellStart"/>
+      <w:r>
+        <w:t>mappáján</w:t>
+      </w:r>
+      <w:proofErr w:type="spellEnd"/>
+      <w:r>
+        <w:t xml:space="preserve"> </w:t>
+      </w:r>
+      <w:proofErr w:type="spellStart"/>
+      <w:r>
+        <w:t>belül</w:t>
+      </w:r>
+      <w:proofErr w:type="spellEnd"/>
+      <w:r>
+        <w:t xml:space="preserve"> </w:t>
+      </w:r>
+      <w:proofErr w:type="spellStart"/>
+      <w:r>
+        <w:t>indítsa</w:t>
+      </w:r>
+      <w:proofErr w:type="spellEnd"/>
+      <w:r>
+        <w:t xml:space="preserve"> </w:t>
+      </w:r>
+      <w:proofErr w:type="spellStart"/>
+      <w:r>
+        <w:t>el</w:t>
+      </w:r>
+      <w:proofErr w:type="spellEnd"/>
+      <w:r>
+        <w:t xml:space="preserve"> a </w:t>
+      </w:r>
+      <w:proofErr w:type="spellStart"/>
+      <w:r>
+        <w:t>Server_start</w:t>
+      </w:r>
+      <w:proofErr w:type="spellEnd"/>
+      <w:r>
+        <w:t xml:space="preserve"> </w:t>
+      </w:r>
+      <w:proofErr w:type="spellStart"/>
+      <w:r>
+        <w:t>parancsikont</w:t>
+      </w:r>
+      <w:proofErr w:type="spellEnd"/>
+      <w:r>
+        <w:t xml:space="preserve">. </w:t>
+      </w:r>
+      <w:proofErr w:type="spellStart"/>
+      <w:r>
+        <w:t>Ekkor</w:t>
+      </w:r>
+      <w:proofErr w:type="spellEnd"/>
+      <w:r>
+        <w:t xml:space="preserve"> </w:t>
+      </w:r>
+      <w:proofErr w:type="spellStart"/>
+      <w:r>
+        <w:t>elindul</w:t>
+      </w:r>
+      <w:proofErr w:type="spellEnd"/>
+      <w:r>
+        <w:t xml:space="preserve"> </w:t>
+      </w:r>
+      <w:proofErr w:type="spellStart"/>
+      <w:r>
+        <w:t>magától</w:t>
+      </w:r>
+      <w:proofErr w:type="spellEnd"/>
+      <w:r>
+        <w:t xml:space="preserve"> a server, </w:t>
+      </w:r>
+      <w:proofErr w:type="spellStart"/>
+      <w:r>
+        <w:t>és</w:t>
+      </w:r>
+      <w:proofErr w:type="spellEnd"/>
+      <w:r>
+        <w:t xml:space="preserve"> </w:t>
+      </w:r>
+      <w:proofErr w:type="spellStart"/>
+      <w:r>
+        <w:t>az</w:t>
+      </w:r>
+      <w:proofErr w:type="spellEnd"/>
+      <w:r>
+        <w:t xml:space="preserve"> </w:t>
+      </w:r>
+      <w:proofErr w:type="spellStart"/>
+      <w:r>
+        <w:t>ngrok</w:t>
+      </w:r>
+      <w:proofErr w:type="spellEnd"/>
+      <w:r>
+        <w:t xml:space="preserve"> is. (</w:t>
+      </w:r>
+      <w:proofErr w:type="spellStart"/>
+      <w:r>
+        <w:t>Ngrok</w:t>
+      </w:r>
+      <w:proofErr w:type="spellEnd"/>
+      <w:r>
+        <w:t xml:space="preserve"> </w:t>
+      </w:r>
+      <w:proofErr w:type="spellStart"/>
+      <w:r>
+        <w:t>mindenképp</w:t>
+      </w:r>
+      <w:proofErr w:type="spellEnd"/>
+      <w:r>
+        <w:t xml:space="preserve"> </w:t>
+      </w:r>
+      <w:proofErr w:type="spellStart"/>
+      <w:r>
+        <w:t>legyen</w:t>
+      </w:r>
+      <w:proofErr w:type="spellEnd"/>
+      <w:r>
+        <w:t xml:space="preserve"> </w:t>
+      </w:r>
+      <w:proofErr w:type="spellStart"/>
+      <w:r>
+        <w:t>telepítve</w:t>
+      </w:r>
+      <w:proofErr w:type="spellEnd"/>
+      <w:r>
+        <w:t>!)</w:t>
+      </w:r>
+      <w:r>
+        <w:rPr>
+          <w:noProof/>
+        </w:rPr>
+        <w:t xml:space="preserve"> </w:t>
+      </w:r>
+    </w:p>
+    <w:p>
+      <w:pPr>
+        <w:spacing w:after="80"/>
+      </w:pPr>
+      <w:r>
+        <w:rPr>
+          <w:noProof/>
+        </w:rPr>
+        <mc:AlternateContent>
+          <mc:Choice Requires="wps">
+            <w:drawing>
+              <wp:anchor distT="0" distB="0" distL="114300" distR="114300" simplePos="0" relativeHeight="251649536" behindDoc="0" locked="0" layoutInCell="1" allowOverlap="1" wp14:anchorId="0A4878A6" wp14:editId="25F08A21">
                 <wp:simplePos x="0" y="0"/>
                 <wp:positionH relativeFrom="column">
                   <wp:posOffset>901064</wp:posOffset>
@@ -1667,11 +2083,7 @@
           </mc:Choice>
           <mc:Fallback>
             <w:pict>
-              <v:shapetype w14:anchorId="3E386898" id="_x0000_t32" coordsize="21600,21600" o:spt="32" o:oned="t" path="m,l21600,21600e" filled="f">
-                <v:path arrowok="t" fillok="f" o:connecttype="none"/>
-                <o:lock v:ext="edit" shapetype="t"/>
-              </v:shapetype>
-              <v:shape id="Egyenes összekötő nyíllal 19" o:spid="_x0000_s1026" type="#_x0000_t32" style="position:absolute;margin-left:70.95pt;margin-top:19.8pt;width:265.5pt;height:144.75pt;flip:x;z-index:251663872;visibility:visible;mso-wrap-style:square;mso-width-percent:0;mso-height-percent:0;mso-wrap-distance-left:9pt;mso-wrap-distance-top:0;mso-wrap-distance-right:9pt;mso-wrap-distance-bottom:0;mso-position-horizontal:absolute;mso-position-horizontal-relative:text;mso-position-vertical:absolute;mso-position-vertical-relative:text;mso-width-percent:0;mso-height-percent:0;mso-width-relative:margin;mso-height-relative:margin" o:gfxdata="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" strokecolor="red" strokeweight="2pt">
+              <v:shape w14:anchorId="1C648ABB" id="Egyenes összekötő nyíllal 19" o:spid="_x0000_s1026" type="#_x0000_t32" style="position:absolute;margin-left:70.95pt;margin-top:19.8pt;width:265.5pt;height:144.75pt;flip:x;z-index:251649536;visibility:visible;mso-wrap-style:square;mso-width-percent:0;mso-height-percent:0;mso-wrap-distance-left:9pt;mso-wrap-distance-top:0;mso-wrap-distance-right:9pt;mso-wrap-distance-bottom:0;mso-position-horizontal:absolute;mso-position-horizontal-relative:text;mso-position-vertical:absolute;mso-position-vertical-relative:text;mso-width-percent:0;mso-height-percent:0;mso-width-relative:margin;mso-height-relative:margin" o:gfxdata="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" strokecolor="red" strokeweight="2pt">
                 <v:stroke endarrow="block"/>
                 <v:shadow on="t" color="black" opacity="24903f" origin=",.5" offset="0,.55556mm"/>
               </v:shape>
@@ -1796,7 +2208,7 @@
       <w:pPr>
         <w:spacing w:after="80"/>
       </w:pPr>
-      <w:hyperlink r:id="rId6" w:history="1">
+      <w:hyperlink r:id="rId7" w:history="1">
         <w:r>
           <w:rPr>
             <w:rStyle w:val="Hiperhivatkozs"/>
@@ -1883,7 +2295,7 @@
           </mc:Choice>
           <mc:Fallback>
             <w:pict>
-              <v:oval w14:anchorId="7F29597C" id="Ellipszis 5" o:spid="_x0000_s1026" style="position:absolute;margin-left:25.15pt;margin-top:104.2pt;width:51.75pt;height:33.75pt;z-index:251657728;visibility:visible;mso-wrap-style:square;mso-width-percent:0;mso-height-percent:0;mso-wrap-distance-left:9pt;mso-wrap-distance-top:0;mso-wrap-distance-right:9pt;mso-wrap-distance-bottom:0;mso-position-horizontal:absolute;mso-position-horizontal-relative:text;mso-position-vertical:absolute;mso-position-vertical-relative:text;mso-width-percent:0;mso-height-percent:0;mso-width-relative:margin;mso-height-relative:margin;v-text-anchor:middle" o:gfxdata="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" filled="f" strokecolor="red" strokeweight="1.5pt">
+              <v:oval w14:anchorId="730DFAD1" id="Ellipszis 5" o:spid="_x0000_s1026" style="position:absolute;margin-left:25.15pt;margin-top:104.2pt;width:51.75pt;height:33.75pt;z-index:251657728;visibility:visible;mso-wrap-style:square;mso-width-percent:0;mso-height-percent:0;mso-wrap-distance-left:9pt;mso-wrap-distance-top:0;mso-wrap-distance-right:9pt;mso-wrap-distance-bottom:0;mso-position-horizontal:absolute;mso-position-horizontal-relative:text;mso-position-vertical:absolute;mso-position-vertical-relative:text;mso-width-percent:0;mso-height-percent:0;mso-width-relative:margin;mso-height-relative:margin;v-text-anchor:middle" o:gfxdata="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" filled="f" strokecolor="red" strokeweight="1.5pt">
                 <v:shadow on="t" color="black" opacity="22937f" origin=",.5" offset="0,.63889mm"/>
               </v:oval>
             </w:pict>
@@ -1895,7 +2307,7 @@
           <w:noProof/>
         </w:rPr>
         <w:drawing>
-          <wp:inline distT="0" distB="0" distL="0" distR="0" wp14:anchorId="4FD5EE41" wp14:editId="29EE3334">
+          <wp:inline distT="0" distB="0" distL="0" distR="0" wp14:anchorId="4FD5EE41" wp14:editId="7011CA2F">
             <wp:extent cx="5972175" cy="3000375"/>
             <wp:effectExtent l="0" t="0" r="9525" b="9525"/>
             <wp:docPr id="1" name="Kép 1"/>
@@ -1910,7 +2322,7 @@
                     <pic:cNvPicPr/>
                   </pic:nvPicPr>
                   <pic:blipFill>
-                    <a:blip r:embed="rId7"/>
+                    <a:blip r:embed="rId8"/>
                     <a:stretch>
                       <a:fillRect/>
                     </a:stretch>
@@ -1946,6 +2358,7 @@
           <w:color w:val="E94560"/>
           <w:sz w:val="30"/>
         </w:rPr>
+        <w:lastRenderedPageBreak/>
         <w:t xml:space="preserve">3.2 </w:t>
       </w:r>
       <w:proofErr w:type="spellStart"/>
@@ -2103,7 +2516,6 @@
         <w:rPr>
           <w:b/>
         </w:rPr>
-        <w:lastRenderedPageBreak/>
         <w:t>Rólunk</w:t>
       </w:r>
       <w:r>
@@ -2204,7 +2616,7 @@
                     <pic:cNvPicPr/>
                   </pic:nvPicPr>
                   <pic:blipFill>
-                    <a:blip r:embed="rId8"/>
+                    <a:blip r:embed="rId9"/>
                     <a:stretch>
                       <a:fillRect/>
                     </a:stretch>
@@ -2482,7 +2894,7 @@
                     <pic:cNvPicPr/>
                   </pic:nvPicPr>
                   <pic:blipFill>
-                    <a:blip r:embed="rId9"/>
+                    <a:blip r:embed="rId10"/>
                     <a:stretch>
                       <a:fillRect/>
                     </a:stretch>
@@ -2533,7 +2945,7 @@
                     <pic:cNvPicPr/>
                   </pic:nvPicPr>
                   <pic:blipFill>
-                    <a:blip r:embed="rId10"/>
+                    <a:blip r:embed="rId11"/>
                     <a:stretch>
                       <a:fillRect/>
                     </a:stretch>
@@ -2746,7 +3158,7 @@
                     <pic:cNvPicPr/>
                   </pic:nvPicPr>
                   <pic:blipFill>
-                    <a:blip r:embed="rId11"/>
+                    <a:blip r:embed="rId12"/>
                     <a:stretch>
                       <a:fillRect/>
                     </a:stretch>
@@ -3110,7 +3522,7 @@
                     <pic:cNvPicPr/>
                   </pic:nvPicPr>
                   <pic:blipFill>
-                    <a:blip r:embed="rId12"/>
+                    <a:blip r:embed="rId13"/>
                     <a:stretch>
                       <a:fillRect/>
                     </a:stretch>
@@ -3378,7 +3790,7 @@
           </mc:Choice>
           <mc:Fallback>
             <w:pict>
-              <v:shape w14:anchorId="4FADA312" id="Egyenes összekötő nyíllal 18" o:spid="_x0000_s1026" type="#_x0000_t32" style="position:absolute;margin-left:330.45pt;margin-top:13.2pt;width:129pt;height:81.75pt;z-index:251660800;visibility:visible;mso-wrap-style:square;mso-width-percent:0;mso-height-percent:0;mso-wrap-distance-left:9pt;mso-wrap-distance-top:0;mso-wrap-distance-right:9pt;mso-wrap-distance-bottom:0;mso-position-horizontal:absolute;mso-position-horizontal-relative:text;mso-position-vertical:absolute;mso-position-vertical-relative:text;mso-width-percent:0;mso-height-percent:0;mso-width-relative:margin;mso-height-relative:margin" o:gfxdata="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" strokecolor="red" strokeweight="2pt">
+              <v:shape w14:anchorId="7C003134" id="Egyenes összekötő nyíllal 18" o:spid="_x0000_s1026" type="#_x0000_t32" style="position:absolute;margin-left:330.45pt;margin-top:13.2pt;width:129pt;height:81.75pt;z-index:251660800;visibility:visible;mso-wrap-style:square;mso-width-percent:0;mso-height-percent:0;mso-wrap-distance-left:9pt;mso-wrap-distance-top:0;mso-wrap-distance-right:9pt;mso-wrap-distance-bottom:0;mso-position-horizontal:absolute;mso-position-horizontal-relative:text;mso-position-vertical:absolute;mso-position-vertical-relative:text;mso-width-percent:0;mso-height-percent:0;mso-width-relative:margin;mso-height-relative:margin" o:gfxdata="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" strokecolor="red" strokeweight="2pt">
                 <v:stroke endarrow="block"/>
                 <v:shadow on="t" color="black" opacity="24903f" origin=",.5" offset="0,.55556mm"/>
               </v:shape>
@@ -3459,7 +3871,7 @@
           </mc:Choice>
           <mc:Fallback>
             <w:pict>
-              <v:oval w14:anchorId="56F45178" id="Ellipszis 17" o:spid="_x0000_s1026" style="position:absolute;margin-left:454.2pt;margin-top:97.2pt;width:48.75pt;height:32.25pt;z-index:251659776;visibility:visible;mso-wrap-style:square;mso-width-percent:0;mso-height-percent:0;mso-wrap-distance-left:9pt;mso-wrap-distance-top:0;mso-wrap-distance-right:9pt;mso-wrap-distance-bottom:0;mso-position-horizontal:absolute;mso-position-horizontal-relative:text;mso-position-vertical:absolute;mso-position-vertical-relative:text;mso-width-percent:0;mso-height-percent:0;mso-width-relative:margin;mso-height-relative:margin;v-text-anchor:middle" o:gfxdata="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" filled="f" strokecolor="red" strokeweight="1.5pt">
+              <v:oval w14:anchorId="3B0487F1" id="Ellipszis 17" o:spid="_x0000_s1026" style="position:absolute;margin-left:454.2pt;margin-top:97.2pt;width:48.75pt;height:32.25pt;z-index:251659776;visibility:visible;mso-wrap-style:square;mso-width-percent:0;mso-height-percent:0;mso-wrap-distance-left:9pt;mso-wrap-distance-top:0;mso-wrap-distance-right:9pt;mso-wrap-distance-bottom:0;mso-position-horizontal:absolute;mso-position-horizontal-relative:text;mso-position-vertical:absolute;mso-position-vertical-relative:text;mso-width-percent:0;mso-height-percent:0;mso-width-relative:margin;mso-height-relative:margin;v-text-anchor:middle" o:gfxdata="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" filled="f" strokecolor="red" strokeweight="1.5pt">
                 <v:shadow on="t" color="black" opacity="22937f" origin=",.5" offset="0,.63889mm"/>
               </v:oval>
             </w:pict>
@@ -3494,7 +3906,7 @@
                     <pic:cNvPicPr/>
                   </pic:nvPicPr>
                   <pic:blipFill>
-                    <a:blip r:embed="rId13"/>
+                    <a:blip r:embed="rId14"/>
                     <a:stretch>
                       <a:fillRect/>
                     </a:stretch>
@@ -3542,7 +3954,7 @@
                     <pic:cNvPicPr/>
                   </pic:nvPicPr>
                   <pic:blipFill>
-                    <a:blip r:embed="rId14"/>
+                    <a:blip r:embed="rId15"/>
                     <a:stretch>
                       <a:fillRect/>
                     </a:stretch>
@@ -3814,7 +4226,7 @@
                     <pic:cNvPicPr/>
                   </pic:nvPicPr>
                   <pic:blipFill>
-                    <a:blip r:embed="rId15"/>
+                    <a:blip r:embed="rId16"/>
                     <a:stretch>
                       <a:fillRect/>
                     </a:stretch>
@@ -3868,7 +4280,7 @@
                     <pic:cNvPicPr/>
                   </pic:nvPicPr>
                   <pic:blipFill>
-                    <a:blip r:embed="rId16"/>
+                    <a:blip r:embed="rId17"/>
                     <a:stretch>
                       <a:fillRect/>
                     </a:stretch>
@@ -4182,8 +4594,30 @@
         <w:rPr>
           <w:b/>
         </w:rPr>
-        <w:t>Volt-e már kutyád</w:t>
-      </w:r>
+        <w:t xml:space="preserve">Volt-e </w:t>
+      </w:r>
+      <w:proofErr w:type="spellStart"/>
+      <w:r>
+        <w:rPr>
+          <w:b/>
+        </w:rPr>
+        <w:t>már</w:t>
+      </w:r>
+      <w:proofErr w:type="spellEnd"/>
+      <w:r>
+        <w:rPr>
+          <w:b/>
+        </w:rPr>
+        <w:t xml:space="preserve"> </w:t>
+      </w:r>
+      <w:proofErr w:type="spellStart"/>
+      <w:r>
+        <w:rPr>
+          <w:b/>
+        </w:rPr>
+        <w:t>kutyád</w:t>
+      </w:r>
+      <w:proofErr w:type="spellEnd"/>
       <w:r>
         <w:t xml:space="preserve"> (</w:t>
       </w:r>
@@ -4202,9 +4636,6 @@
       <w:proofErr w:type="spellEnd"/>
       <w:r>
         <w:t>)</w:t>
-      </w:r>
-      <w:r>
-        <w:t>0</w:t>
       </w:r>
     </w:p>
     <w:p>
@@ -4347,7 +4778,7 @@
                     <pic:cNvPicPr/>
                   </pic:nvPicPr>
                   <pic:blipFill>
-                    <a:blip r:embed="rId17"/>
+                    <a:blip r:embed="rId18"/>
                     <a:stretch>
                       <a:fillRect/>
                     </a:stretch>
@@ -4784,7 +5215,7 @@
                     <pic:cNvPicPr/>
                   </pic:nvPicPr>
                   <pic:blipFill>
-                    <a:blip r:embed="rId18"/>
+                    <a:blip r:embed="rId19"/>
                     <a:stretch>
                       <a:fillRect/>
                     </a:stretch>
@@ -4881,14 +5312,30 @@
         <w:spacing w:after="40"/>
         <w:ind w:left="567"/>
       </w:pPr>
+      <w:proofErr w:type="spellStart"/>
       <w:r>
         <w:rPr>
           <w:b/>
         </w:rPr>
-        <w:t>Kutya neve</w:t>
-      </w:r>
-      <w:r>
-        <w:t xml:space="preserve"> (kötelező)</w:t>
+        <w:t>Kutya</w:t>
+      </w:r>
+      <w:proofErr w:type="spellEnd"/>
+      <w:r>
+        <w:rPr>
+          <w:b/>
+        </w:rPr>
+        <w:t xml:space="preserve"> neve</w:t>
+      </w:r>
+      <w:r>
+        <w:t xml:space="preserve"> (</w:t>
+      </w:r>
+      <w:proofErr w:type="spellStart"/>
+      <w:r>
+        <w:t>kötelező</w:t>
+      </w:r>
+      <w:proofErr w:type="spellEnd"/>
+      <w:r>
+        <w:t>)</w:t>
       </w:r>
     </w:p>
     <w:p>
@@ -4896,527 +5343,24 @@
         <w:pStyle w:val="Felsorols"/>
         <w:spacing w:after="40"/>
         <w:ind w:left="567"/>
-      </w:pPr>
-      <w:proofErr w:type="spellStart"/>
-      <w:r>
-        <w:rPr>
-          <w:b/>
-        </w:rPr>
-        <w:t>Életkor</w:t>
-      </w:r>
-      <w:proofErr w:type="spellEnd"/>
-      <w:r>
-        <w:t xml:space="preserve"> (</w:t>
-      </w:r>
-      <w:proofErr w:type="spellStart"/>
-      <w:r>
-        <w:t>évben</w:t>
-      </w:r>
-      <w:proofErr w:type="spellEnd"/>
-      <w:r>
-        <w:t>)</w:t>
-      </w:r>
-    </w:p>
-    <w:p>
-      <w:pPr>
-        <w:pStyle w:val="Felsorols"/>
-        <w:spacing w:after="40"/>
-        <w:ind w:left="567"/>
-      </w:pPr>
-      <w:r>
-        <w:rPr>
-          <w:b/>
-        </w:rPr>
-        <w:t>Nem</w:t>
-      </w:r>
-      <w:r>
-        <w:t xml:space="preserve"> (Kan / Szuka, kötelező)</w:t>
-      </w:r>
-    </w:p>
-    <w:p>
-      <w:pPr>
-        <w:pStyle w:val="Felsorols"/>
-        <w:spacing w:after="40"/>
-        <w:ind w:left="567"/>
-      </w:pPr>
-      <w:r>
-        <w:rPr>
-          <w:b/>
-        </w:rPr>
-        <w:t>Kutyafajta</w:t>
-      </w:r>
-      <w:r>
-        <w:t xml:space="preserve"> (legördülő listából, vagy szabad szöveg)</w:t>
-      </w:r>
-    </w:p>
-    <w:p>
-      <w:pPr>
-        <w:pStyle w:val="Felsorols"/>
-        <w:spacing w:after="40"/>
-        <w:ind w:left="567"/>
-      </w:pPr>
-      <w:r>
-        <w:rPr>
-          <w:b/>
-        </w:rPr>
-        <w:t>Leírás</w:t>
-      </w:r>
-      <w:r>
-        <w:t xml:space="preserve"> (részletes bemutató)</w:t>
-      </w:r>
-    </w:p>
-    <w:p>
-      <w:pPr>
-        <w:pStyle w:val="Felsorols"/>
-        <w:spacing w:after="40"/>
-        <w:ind w:left="567"/>
-      </w:pPr>
-      <w:r>
-        <w:rPr>
-          <w:b/>
-        </w:rPr>
-        <w:t>Kép feltöltése</w:t>
-      </w:r>
-      <w:r>
-        <w:t xml:space="preserve"> (JPG, PNG, AVIF stb.)</w:t>
-      </w:r>
-    </w:p>
-    <w:p>
-      <w:pPr>
-        <w:pStyle w:val="Felsorols"/>
-        <w:spacing w:after="40"/>
-        <w:ind w:left="567"/>
-      </w:pPr>
-      <w:r>
-        <w:rPr>
-          <w:b/>
-        </w:rPr>
-        <w:t>Vizsgálat dátuma</w:t>
-      </w:r>
-      <w:r>
-        <w:t xml:space="preserve"> (opcionális)</w:t>
-      </w:r>
-    </w:p>
-    <w:p>
-      <w:pPr>
-        <w:pStyle w:val="Felsorols"/>
-        <w:spacing w:after="40"/>
-        <w:ind w:left="567"/>
-      </w:pPr>
-      <w:r>
-        <w:rPr>
-          <w:b/>
-        </w:rPr>
-        <w:t>Kapott-e oltást</w:t>
-      </w:r>
-      <w:r>
-        <w:t xml:space="preserve"> (opcionális)</w:t>
-      </w:r>
-    </w:p>
-    <w:p>
-      <w:pPr>
-        <w:pStyle w:val="Szmozottlista"/>
-        <w:spacing w:after="40"/>
-      </w:pPr>
-      <w:proofErr w:type="spellStart"/>
-      <w:r>
-        <w:t>Kattints</w:t>
-      </w:r>
-      <w:proofErr w:type="spellEnd"/>
-      <w:r>
-        <w:t xml:space="preserve"> a </w:t>
-      </w:r>
-      <w:proofErr w:type="spellStart"/>
-      <w:r>
-        <w:rPr>
-          <w:b/>
-        </w:rPr>
-        <w:t>Hozzáadás</w:t>
-      </w:r>
-      <w:proofErr w:type="spellEnd"/>
-      <w:r>
-        <w:t xml:space="preserve"> </w:t>
-      </w:r>
-      <w:proofErr w:type="spellStart"/>
-      <w:r>
-        <w:t>gombra</w:t>
-      </w:r>
-      <w:proofErr w:type="spellEnd"/>
-      <w:r>
-        <w:t>.</w:t>
-      </w:r>
-    </w:p>
-    <w:p>
-      <w:pPr>
-        <w:pStyle w:val="Szmozottlista"/>
-        <w:spacing w:after="40"/>
-      </w:pPr>
-      <w:r>
-        <w:t xml:space="preserve">Az </w:t>
-      </w:r>
-      <w:proofErr w:type="spellStart"/>
-      <w:r>
-        <w:t>új</w:t>
-      </w:r>
-      <w:proofErr w:type="spellEnd"/>
-      <w:r>
-        <w:t xml:space="preserve"> </w:t>
-      </w:r>
-      <w:proofErr w:type="spellStart"/>
-      <w:r>
-        <w:t>kutya</w:t>
-      </w:r>
-      <w:proofErr w:type="spellEnd"/>
-      <w:r>
-        <w:t xml:space="preserve"> </w:t>
-      </w:r>
-      <w:proofErr w:type="spellStart"/>
-      <w:r>
-        <w:t>azonnal</w:t>
-      </w:r>
-      <w:proofErr w:type="spellEnd"/>
-      <w:r>
-        <w:t xml:space="preserve"> </w:t>
-      </w:r>
-      <w:proofErr w:type="spellStart"/>
-      <w:r>
-        <w:t>megjelenik</w:t>
-      </w:r>
-      <w:proofErr w:type="spellEnd"/>
-      <w:r>
-        <w:t xml:space="preserve"> a </w:t>
-      </w:r>
-      <w:proofErr w:type="spellStart"/>
-      <w:r>
-        <w:t>főoldalon</w:t>
-      </w:r>
-      <w:proofErr w:type="spellEnd"/>
-      <w:r>
-        <w:t>.</w:t>
-      </w:r>
-    </w:p>
-    <w:p>
-      <w:pPr>
-        <w:pStyle w:val="Szmozottlista"/>
-        <w:numPr>
-          <w:ilvl w:val="0"/>
-          <w:numId w:val="0"/>
-        </w:numPr>
-        <w:spacing w:after="40"/>
-      </w:pPr>
-      <w:r>
-        <w:rPr>
-          <w:noProof/>
-        </w:rPr>
-        <w:lastRenderedPageBreak/>
-        <w:drawing>
-          <wp:anchor distT="0" distB="0" distL="114300" distR="114300" simplePos="0" relativeHeight="251669504" behindDoc="0" locked="0" layoutInCell="1" allowOverlap="1" wp14:anchorId="58D2BB2B" wp14:editId="2BC6178B">
-            <wp:simplePos x="0" y="0"/>
-            <wp:positionH relativeFrom="column">
-              <wp:posOffset>1596390</wp:posOffset>
-            </wp:positionH>
-            <wp:positionV relativeFrom="paragraph">
-              <wp:posOffset>309880</wp:posOffset>
-            </wp:positionV>
-            <wp:extent cx="2413965" cy="3248025"/>
-            <wp:effectExtent l="0" t="0" r="5715" b="0"/>
-            <wp:wrapTopAndBottom/>
-            <wp:docPr id="15" name="Kép 15"/>
-            <wp:cNvGraphicFramePr>
-              <a:graphicFrameLocks xmlns:a="http://schemas.openxmlformats.org/drawingml/2006/main" noChangeAspect="1"/>
-            </wp:cNvGraphicFramePr>
-            <a:graphic xmlns:a="http://schemas.openxmlformats.org/drawingml/2006/main">
-              <a:graphicData uri="http://schemas.openxmlformats.org/drawingml/2006/picture">
-                <pic:pic xmlns:pic="http://schemas.openxmlformats.org/drawingml/2006/picture">
-                  <pic:nvPicPr>
-                    <pic:cNvPr id="1" name=""/>
-                    <pic:cNvPicPr/>
-                  </pic:nvPicPr>
-                  <pic:blipFill>
-                    <a:blip r:embed="rId19"/>
-                    <a:stretch>
-                      <a:fillRect/>
-                    </a:stretch>
-                  </pic:blipFill>
-                  <pic:spPr>
-                    <a:xfrm>
-                      <a:off x="0" y="0"/>
-                      <a:ext cx="2413965" cy="3248025"/>
-                    </a:xfrm>
-                    <a:prstGeom prst="rect">
-                      <a:avLst/>
-                    </a:prstGeom>
-                  </pic:spPr>
-                </pic:pic>
-              </a:graphicData>
-            </a:graphic>
-          </wp:anchor>
-        </w:drawing>
-      </w:r>
-      <w:bookmarkStart w:id="14" w:name="_Toc224725300"/>
-    </w:p>
-    <w:p/>
-    <w:p>
-      <w:pPr>
-        <w:pStyle w:val="Cmsor3"/>
-      </w:pPr>
-      <w:r>
-        <w:rPr>
-          <w:color w:val="1A1A2E"/>
-          <w:sz w:val="26"/>
-        </w:rPr>
-        <w:t xml:space="preserve">3.6.2 </w:t>
-      </w:r>
-      <w:proofErr w:type="spellStart"/>
-      <w:r>
-        <w:rPr>
-          <w:color w:val="1A1A2E"/>
-          <w:sz w:val="26"/>
-        </w:rPr>
-        <w:t>Örökbefogadási</w:t>
-      </w:r>
-      <w:proofErr w:type="spellEnd"/>
-      <w:r>
-        <w:rPr>
-          <w:color w:val="1A1A2E"/>
-          <w:sz w:val="26"/>
-        </w:rPr>
-        <w:t xml:space="preserve"> </w:t>
-      </w:r>
-      <w:proofErr w:type="spellStart"/>
-      <w:r>
-        <w:rPr>
-          <w:color w:val="1A1A2E"/>
-          <w:sz w:val="26"/>
-        </w:rPr>
-        <w:t>kérelmek</w:t>
-      </w:r>
-      <w:proofErr w:type="spellEnd"/>
-      <w:r>
-        <w:rPr>
-          <w:color w:val="1A1A2E"/>
-          <w:sz w:val="26"/>
-        </w:rPr>
-        <w:t xml:space="preserve"> </w:t>
-      </w:r>
-      <w:proofErr w:type="spellStart"/>
-      <w:r>
-        <w:rPr>
-          <w:color w:val="1A1A2E"/>
-          <w:sz w:val="26"/>
-        </w:rPr>
-        <w:t>kezelése</w:t>
-      </w:r>
-      <w:bookmarkEnd w:id="14"/>
-      <w:proofErr w:type="spellEnd"/>
-    </w:p>
-    <w:p>
-      <w:pPr>
-        <w:pStyle w:val="Szmozottlista"/>
-        <w:spacing w:after="40"/>
-      </w:pPr>
-      <w:r>
-        <w:t xml:space="preserve">Az admin panelen az </w:t>
-      </w:r>
-      <w:r>
-        <w:rPr>
-          <w:b/>
-        </w:rPr>
-        <w:t>"Örökbefogadási kérelmek"</w:t>
-      </w:r>
-      <w:r>
-        <w:t xml:space="preserve"> szekcióban láthatók az összes beérkezett kérelem.</w:t>
-      </w:r>
-    </w:p>
-    <w:p>
-      <w:pPr>
-        <w:pStyle w:val="Szmozottlista"/>
-        <w:spacing w:after="40"/>
-      </w:pPr>
-      <w:r>
-        <w:t>Minden kérelemnél látható: kérelmező neve, email, telefon, város, kutya neve, beküldés dátuma, jelenlegi státusz.</w:t>
-      </w:r>
-    </w:p>
-    <w:p>
-      <w:pPr>
-        <w:pStyle w:val="Szmozottlista"/>
-        <w:spacing w:after="40"/>
-      </w:pPr>
-      <w:r>
-        <w:t>Az állapot módosításához válaszd ki az új státuszt a legördülő listából.</w:t>
-      </w:r>
-    </w:p>
-    <w:p>
-      <w:pPr>
-        <w:pStyle w:val="Szmozottlista"/>
-        <w:spacing w:after="40"/>
-      </w:pPr>
-      <w:r>
-        <w:t>A módosítás után automatikus email értesítő megy a kérelmezőnek.</w:t>
-      </w:r>
-    </w:p>
-    <w:p>
-      <w:pPr>
-        <w:pStyle w:val="Szmozottlista"/>
-        <w:spacing w:after="40"/>
-      </w:pPr>
-      <w:r>
-        <w:t xml:space="preserve">Ha a </w:t>
-      </w:r>
-      <w:proofErr w:type="spellStart"/>
-      <w:r>
-        <w:t>státusz</w:t>
-      </w:r>
-      <w:proofErr w:type="spellEnd"/>
-      <w:r>
-        <w:t xml:space="preserve"> </w:t>
-      </w:r>
-      <w:r>
-        <w:rPr>
-          <w:b/>
-        </w:rPr>
-        <w:t>"</w:t>
-      </w:r>
-      <w:proofErr w:type="spellStart"/>
-      <w:r>
-        <w:rPr>
-          <w:b/>
-        </w:rPr>
-        <w:t>elfogadva</w:t>
-      </w:r>
-      <w:proofErr w:type="spellEnd"/>
-      <w:r>
-        <w:rPr>
-          <w:b/>
-        </w:rPr>
-        <w:t>"</w:t>
-      </w:r>
-      <w:r>
-        <w:t xml:space="preserve"> </w:t>
-      </w:r>
-      <w:proofErr w:type="spellStart"/>
-      <w:r>
-        <w:t>lesz</w:t>
-      </w:r>
-      <w:proofErr w:type="spellEnd"/>
-      <w:r>
-        <w:t xml:space="preserve">, </w:t>
-      </w:r>
-      <w:proofErr w:type="spellStart"/>
-      <w:r>
-        <w:t>az</w:t>
-      </w:r>
-      <w:proofErr w:type="spellEnd"/>
-      <w:r>
-        <w:t xml:space="preserve"> adott </w:t>
-      </w:r>
-      <w:proofErr w:type="spellStart"/>
-      <w:r>
-        <w:t>kutya</w:t>
-      </w:r>
-      <w:proofErr w:type="spellEnd"/>
-      <w:r>
-        <w:t xml:space="preserve"> </w:t>
-      </w:r>
-      <w:proofErr w:type="spellStart"/>
-      <w:r>
-        <w:t>automatikusan</w:t>
-      </w:r>
-      <w:proofErr w:type="spellEnd"/>
-      <w:r>
-        <w:t xml:space="preserve"> </w:t>
-      </w:r>
-      <w:proofErr w:type="spellStart"/>
-      <w:r>
-        <w:t>el</w:t>
-      </w:r>
-      <w:proofErr w:type="spellEnd"/>
-      <w:r>
-        <w:t xml:space="preserve"> </w:t>
-      </w:r>
-      <w:proofErr w:type="spellStart"/>
-      <w:r>
-        <w:t>lesz</w:t>
-      </w:r>
-      <w:proofErr w:type="spellEnd"/>
-      <w:r>
-        <w:t xml:space="preserve"> </w:t>
-      </w:r>
-      <w:proofErr w:type="spellStart"/>
-      <w:r>
-        <w:t>rejtve</w:t>
-      </w:r>
-      <w:proofErr w:type="spellEnd"/>
-      <w:r>
-        <w:t xml:space="preserve"> a </w:t>
-      </w:r>
-      <w:proofErr w:type="spellStart"/>
-      <w:r>
-        <w:t>főoldalon</w:t>
-      </w:r>
-      <w:proofErr w:type="spellEnd"/>
-      <w:r>
-        <w:t xml:space="preserve"> (</w:t>
-      </w:r>
-      <w:proofErr w:type="spellStart"/>
-      <w:r>
-        <w:t>nem</w:t>
-      </w:r>
-      <w:proofErr w:type="spellEnd"/>
-      <w:r>
-        <w:t xml:space="preserve"> </w:t>
-      </w:r>
-      <w:proofErr w:type="spellStart"/>
-      <w:r>
-        <w:t>lesz</w:t>
-      </w:r>
-      <w:proofErr w:type="spellEnd"/>
-      <w:r>
-        <w:t xml:space="preserve"> </w:t>
-      </w:r>
-      <w:proofErr w:type="spellStart"/>
-      <w:r>
-        <w:t>örökbefogadható</w:t>
-      </w:r>
-      <w:proofErr w:type="spellEnd"/>
-      <w:r>
-        <w:t xml:space="preserve"> </w:t>
-      </w:r>
-      <w:proofErr w:type="spellStart"/>
-      <w:r>
-        <w:t>újra</w:t>
-      </w:r>
-      <w:proofErr w:type="spellEnd"/>
-      <w:r>
-        <w:t>).</w:t>
-      </w:r>
-    </w:p>
-    <w:p>
-      <w:pPr>
-        <w:pStyle w:val="Szmozottlista"/>
-        <w:numPr>
-          <w:ilvl w:val="0"/>
-          <w:numId w:val="0"/>
-        </w:numPr>
-        <w:spacing w:after="40"/>
       </w:pPr>
       <w:r>
         <w:rPr>
           <w:noProof/>
         </w:rPr>
         <w:drawing>
-          <wp:anchor distT="0" distB="0" distL="114300" distR="114300" simplePos="0" relativeHeight="251666432" behindDoc="0" locked="0" layoutInCell="1" allowOverlap="1" wp14:anchorId="6AF36E15" wp14:editId="31258380">
+          <wp:anchor distT="0" distB="0" distL="114300" distR="114300" simplePos="0" relativeHeight="251667968" behindDoc="0" locked="0" layoutInCell="1" allowOverlap="1" wp14:anchorId="58D2BB2B" wp14:editId="5331A5A4">
             <wp:simplePos x="0" y="0"/>
             <wp:positionH relativeFrom="column">
-              <wp:posOffset>533400</wp:posOffset>
+              <wp:posOffset>4168140</wp:posOffset>
             </wp:positionH>
             <wp:positionV relativeFrom="paragraph">
-              <wp:posOffset>275590</wp:posOffset>
+              <wp:posOffset>8255</wp:posOffset>
             </wp:positionV>
-            <wp:extent cx="4552950" cy="1174750"/>
-            <wp:effectExtent l="0" t="0" r="0" b="6350"/>
-            <wp:wrapTopAndBottom/>
-            <wp:docPr id="13" name="Kép 13"/>
+            <wp:extent cx="2116455" cy="2847975"/>
+            <wp:effectExtent l="0" t="0" r="0" b="9525"/>
+            <wp:wrapSquare wrapText="bothSides"/>
+            <wp:docPr id="15" name="Kép 15"/>
             <wp:cNvGraphicFramePr>
               <a:graphicFrameLocks xmlns:a="http://schemas.openxmlformats.org/drawingml/2006/main" noChangeAspect="1"/>
             </wp:cNvGraphicFramePr>
@@ -5436,7 +5380,7 @@
                   <pic:spPr>
                     <a:xfrm>
                       <a:off x="0" y="0"/>
-                      <a:ext cx="4552950" cy="1174750"/>
+                      <a:ext cx="2116455" cy="2847975"/>
                     </a:xfrm>
                     <a:prstGeom prst="rect">
                       <a:avLst/>
@@ -5454,6 +5398,794 @@
           </wp:anchor>
         </w:drawing>
       </w:r>
+      <w:proofErr w:type="spellStart"/>
+      <w:r>
+        <w:rPr>
+          <w:b/>
+        </w:rPr>
+        <w:t>Életkor</w:t>
+      </w:r>
+      <w:proofErr w:type="spellEnd"/>
+      <w:r>
+        <w:t xml:space="preserve"> (</w:t>
+      </w:r>
+      <w:proofErr w:type="spellStart"/>
+      <w:r>
+        <w:t>évben</w:t>
+      </w:r>
+      <w:proofErr w:type="spellEnd"/>
+      <w:r>
+        <w:t>)</w:t>
+      </w:r>
+    </w:p>
+    <w:p>
+      <w:pPr>
+        <w:pStyle w:val="Felsorols"/>
+        <w:spacing w:after="40"/>
+        <w:ind w:left="567"/>
+      </w:pPr>
+      <w:proofErr w:type="spellStart"/>
+      <w:r>
+        <w:rPr>
+          <w:b/>
+        </w:rPr>
+        <w:t>Nem</w:t>
+      </w:r>
+      <w:proofErr w:type="spellEnd"/>
+      <w:r>
+        <w:t xml:space="preserve"> (Kan / </w:t>
+      </w:r>
+      <w:proofErr w:type="spellStart"/>
+      <w:r>
+        <w:t>Szuka</w:t>
+      </w:r>
+      <w:proofErr w:type="spellEnd"/>
+      <w:r>
+        <w:t>, kötelező)</w:t>
+      </w:r>
+    </w:p>
+    <w:p>
+      <w:pPr>
+        <w:pStyle w:val="Felsorols"/>
+        <w:spacing w:after="40"/>
+        <w:ind w:left="567"/>
+      </w:pPr>
+      <w:proofErr w:type="spellStart"/>
+      <w:r>
+        <w:rPr>
+          <w:b/>
+        </w:rPr>
+        <w:t>Kutyafajta</w:t>
+      </w:r>
+      <w:proofErr w:type="spellEnd"/>
+      <w:r>
+        <w:t xml:space="preserve"> (</w:t>
+      </w:r>
+      <w:proofErr w:type="spellStart"/>
+      <w:r>
+        <w:t>legördülő</w:t>
+      </w:r>
+      <w:proofErr w:type="spellEnd"/>
+      <w:r>
+        <w:t xml:space="preserve"> </w:t>
+      </w:r>
+      <w:proofErr w:type="spellStart"/>
+      <w:r>
+        <w:t>listából</w:t>
+      </w:r>
+      <w:proofErr w:type="spellEnd"/>
+      <w:r>
+        <w:t xml:space="preserve">, </w:t>
+      </w:r>
+      <w:proofErr w:type="spellStart"/>
+      <w:r>
+        <w:t>vagy</w:t>
+      </w:r>
+      <w:proofErr w:type="spellEnd"/>
+      <w:r>
+        <w:t xml:space="preserve"> szabad szöveg)</w:t>
+      </w:r>
+    </w:p>
+    <w:p>
+      <w:pPr>
+        <w:pStyle w:val="Felsorols"/>
+        <w:spacing w:after="40"/>
+        <w:ind w:left="567"/>
+      </w:pPr>
+      <w:proofErr w:type="spellStart"/>
+      <w:r>
+        <w:rPr>
+          <w:b/>
+        </w:rPr>
+        <w:t>Leírás</w:t>
+      </w:r>
+      <w:proofErr w:type="spellEnd"/>
+      <w:r>
+        <w:t xml:space="preserve"> (</w:t>
+      </w:r>
+      <w:proofErr w:type="spellStart"/>
+      <w:r>
+        <w:t>részletes</w:t>
+      </w:r>
+      <w:proofErr w:type="spellEnd"/>
+      <w:r>
+        <w:t xml:space="preserve"> </w:t>
+      </w:r>
+      <w:proofErr w:type="spellStart"/>
+      <w:r>
+        <w:t>bemutató</w:t>
+      </w:r>
+      <w:proofErr w:type="spellEnd"/>
+      <w:r>
+        <w:t>)</w:t>
+      </w:r>
+    </w:p>
+    <w:p>
+      <w:pPr>
+        <w:pStyle w:val="Felsorols"/>
+        <w:spacing w:after="40"/>
+        <w:ind w:left="567"/>
+      </w:pPr>
+      <w:r>
+        <w:rPr>
+          <w:b/>
+        </w:rPr>
+        <w:t>Kép feltöltése</w:t>
+      </w:r>
+      <w:r>
+        <w:t xml:space="preserve"> (JPG, PNG, AVIF stb.)</w:t>
+      </w:r>
+    </w:p>
+    <w:p>
+      <w:pPr>
+        <w:pStyle w:val="Felsorols"/>
+        <w:spacing w:after="40"/>
+        <w:ind w:left="567"/>
+      </w:pPr>
+      <w:proofErr w:type="spellStart"/>
+      <w:r>
+        <w:rPr>
+          <w:b/>
+        </w:rPr>
+        <w:t>Vizsgálat</w:t>
+      </w:r>
+      <w:proofErr w:type="spellEnd"/>
+      <w:r>
+        <w:rPr>
+          <w:b/>
+        </w:rPr>
+        <w:t xml:space="preserve"> </w:t>
+      </w:r>
+      <w:proofErr w:type="spellStart"/>
+      <w:r>
+        <w:rPr>
+          <w:b/>
+        </w:rPr>
+        <w:t>dátuma</w:t>
+      </w:r>
+      <w:proofErr w:type="spellEnd"/>
+      <w:r>
+        <w:t xml:space="preserve"> (</w:t>
+      </w:r>
+      <w:proofErr w:type="spellStart"/>
+      <w:r>
+        <w:t>opcionális</w:t>
+      </w:r>
+      <w:proofErr w:type="spellEnd"/>
+      <w:r>
+        <w:t>)</w:t>
+      </w:r>
+    </w:p>
+    <w:p>
+      <w:pPr>
+        <w:pStyle w:val="Felsorols"/>
+        <w:spacing w:after="40"/>
+        <w:ind w:left="567"/>
+      </w:pPr>
+      <w:r>
+        <w:rPr>
+          <w:b/>
+        </w:rPr>
+        <w:t>Kapott-e oltást</w:t>
+      </w:r>
+      <w:r>
+        <w:t xml:space="preserve"> (opcionális)</w:t>
+      </w:r>
+    </w:p>
+    <w:p>
+      <w:pPr>
+        <w:pStyle w:val="Szmozottlista"/>
+        <w:spacing w:after="40"/>
+      </w:pPr>
+      <w:proofErr w:type="spellStart"/>
+      <w:r>
+        <w:t>Kattints</w:t>
+      </w:r>
+      <w:proofErr w:type="spellEnd"/>
+      <w:r>
+        <w:t xml:space="preserve"> a </w:t>
+      </w:r>
+      <w:proofErr w:type="spellStart"/>
+      <w:r>
+        <w:rPr>
+          <w:b/>
+        </w:rPr>
+        <w:t>Hozzáadás</w:t>
+      </w:r>
+      <w:proofErr w:type="spellEnd"/>
+      <w:r>
+        <w:t xml:space="preserve"> </w:t>
+      </w:r>
+      <w:proofErr w:type="spellStart"/>
+      <w:r>
+        <w:t>gombra</w:t>
+      </w:r>
+      <w:proofErr w:type="spellEnd"/>
+      <w:r>
+        <w:t>.</w:t>
+      </w:r>
+    </w:p>
+    <w:p>
+      <w:pPr>
+        <w:pStyle w:val="Szmozottlista"/>
+        <w:spacing w:after="40"/>
+      </w:pPr>
+      <w:r>
+        <w:t xml:space="preserve">Az </w:t>
+      </w:r>
+      <w:proofErr w:type="spellStart"/>
+      <w:r>
+        <w:t>új</w:t>
+      </w:r>
+      <w:proofErr w:type="spellEnd"/>
+      <w:r>
+        <w:t xml:space="preserve"> </w:t>
+      </w:r>
+      <w:proofErr w:type="spellStart"/>
+      <w:r>
+        <w:t>kutya</w:t>
+      </w:r>
+      <w:proofErr w:type="spellEnd"/>
+      <w:r>
+        <w:t xml:space="preserve"> </w:t>
+      </w:r>
+      <w:proofErr w:type="spellStart"/>
+      <w:r>
+        <w:t>azonnal</w:t>
+      </w:r>
+      <w:proofErr w:type="spellEnd"/>
+      <w:r>
+        <w:t xml:space="preserve"> </w:t>
+      </w:r>
+      <w:proofErr w:type="spellStart"/>
+      <w:r>
+        <w:t>megjelenik</w:t>
+      </w:r>
+      <w:proofErr w:type="spellEnd"/>
+      <w:r>
+        <w:t xml:space="preserve"> a </w:t>
+      </w:r>
+      <w:proofErr w:type="spellStart"/>
+      <w:r>
+        <w:t>főoldalon</w:t>
+      </w:r>
+      <w:proofErr w:type="spellEnd"/>
+      <w:r>
+        <w:t>.</w:t>
+      </w:r>
+    </w:p>
+    <w:p>
+      <w:pPr>
+        <w:pStyle w:val="Szmozottlista"/>
+        <w:numPr>
+          <w:ilvl w:val="0"/>
+          <w:numId w:val="0"/>
+        </w:numPr>
+        <w:spacing w:after="40"/>
+      </w:pPr>
+      <w:bookmarkStart w:id="14" w:name="_Toc224725300"/>
+    </w:p>
+    <w:p/>
+    <w:p>
+      <w:pPr>
+        <w:pStyle w:val="Cmsor3"/>
+      </w:pPr>
+      <w:r>
+        <w:rPr>
+          <w:color w:val="1A1A2E"/>
+          <w:sz w:val="26"/>
+        </w:rPr>
+        <w:t xml:space="preserve">3.6.2 </w:t>
+      </w:r>
+      <w:proofErr w:type="spellStart"/>
+      <w:r>
+        <w:rPr>
+          <w:color w:val="1A1A2E"/>
+          <w:sz w:val="26"/>
+        </w:rPr>
+        <w:t>Örökbefogadási</w:t>
+      </w:r>
+      <w:proofErr w:type="spellEnd"/>
+      <w:r>
+        <w:rPr>
+          <w:color w:val="1A1A2E"/>
+          <w:sz w:val="26"/>
+        </w:rPr>
+        <w:t xml:space="preserve"> </w:t>
+      </w:r>
+      <w:proofErr w:type="spellStart"/>
+      <w:r>
+        <w:rPr>
+          <w:color w:val="1A1A2E"/>
+          <w:sz w:val="26"/>
+        </w:rPr>
+        <w:t>kérelmek</w:t>
+      </w:r>
+      <w:proofErr w:type="spellEnd"/>
+      <w:r>
+        <w:rPr>
+          <w:color w:val="1A1A2E"/>
+          <w:sz w:val="26"/>
+        </w:rPr>
+        <w:t xml:space="preserve"> </w:t>
+      </w:r>
+      <w:proofErr w:type="spellStart"/>
+      <w:r>
+        <w:rPr>
+          <w:color w:val="1A1A2E"/>
+          <w:sz w:val="26"/>
+        </w:rPr>
+        <w:t>kezelése</w:t>
+      </w:r>
+      <w:bookmarkEnd w:id="14"/>
+      <w:proofErr w:type="spellEnd"/>
+    </w:p>
+    <w:p>
+      <w:pPr>
+        <w:pStyle w:val="Szmozottlista"/>
+        <w:spacing w:after="40"/>
+      </w:pPr>
+      <w:r>
+        <w:t xml:space="preserve">Az admin panelen az </w:t>
+      </w:r>
+      <w:r>
+        <w:rPr>
+          <w:b/>
+        </w:rPr>
+        <w:t>"Örökbefogadási kérelmek"</w:t>
+      </w:r>
+      <w:r>
+        <w:t xml:space="preserve"> szekcióban láthatók az összes beérkezett kérelem.</w:t>
+      </w:r>
+    </w:p>
+    <w:p>
+      <w:pPr>
+        <w:pStyle w:val="Szmozottlista"/>
+        <w:spacing w:after="40"/>
+      </w:pPr>
+      <w:r>
+        <w:t>Minden kérelemnél látható: kérelmező neve, email, telefon, város, kutya neve, beküldés dátuma, jelenlegi státusz.</w:t>
+      </w:r>
+    </w:p>
+    <w:p>
+      <w:pPr>
+        <w:pStyle w:val="Szmozottlista"/>
+        <w:spacing w:after="40"/>
+      </w:pPr>
+      <w:r>
+        <w:t xml:space="preserve">Az állapot módosításához válaszd ki az új </w:t>
+      </w:r>
+      <w:proofErr w:type="spellStart"/>
+      <w:r>
+        <w:t>státuszt</w:t>
+      </w:r>
+      <w:proofErr w:type="spellEnd"/>
+      <w:r>
+        <w:t xml:space="preserve"> a </w:t>
+      </w:r>
+      <w:proofErr w:type="spellStart"/>
+      <w:r>
+        <w:t>legördülő</w:t>
+      </w:r>
+      <w:proofErr w:type="spellEnd"/>
+      <w:r>
+        <w:t xml:space="preserve"> </w:t>
+      </w:r>
+      <w:proofErr w:type="spellStart"/>
+      <w:r>
+        <w:t>listából</w:t>
+      </w:r>
+      <w:proofErr w:type="spellEnd"/>
+      <w:r>
+        <w:t>.</w:t>
+      </w:r>
+    </w:p>
+    <w:p>
+      <w:pPr>
+        <w:pStyle w:val="Szmozottlista"/>
+        <w:spacing w:after="40"/>
+      </w:pPr>
+      <w:r>
+        <w:t xml:space="preserve">A </w:t>
+      </w:r>
+      <w:proofErr w:type="spellStart"/>
+      <w:r>
+        <w:t>legördülő</w:t>
+      </w:r>
+      <w:proofErr w:type="spellEnd"/>
+      <w:r>
+        <w:t xml:space="preserve"> </w:t>
+      </w:r>
+      <w:proofErr w:type="spellStart"/>
+      <w:r>
+        <w:t>lista</w:t>
+      </w:r>
+      <w:proofErr w:type="spellEnd"/>
+      <w:r>
+        <w:t xml:space="preserve"> </w:t>
+      </w:r>
+      <w:proofErr w:type="spellStart"/>
+      <w:r>
+        <w:t>mellett</w:t>
+      </w:r>
+      <w:proofErr w:type="spellEnd"/>
+      <w:r>
+        <w:t xml:space="preserve"> van </w:t>
+      </w:r>
+      <w:proofErr w:type="spellStart"/>
+      <w:r>
+        <w:t>lehetőség</w:t>
+      </w:r>
+      <w:proofErr w:type="spellEnd"/>
+      <w:r>
+        <w:t xml:space="preserve"> </w:t>
+      </w:r>
+      <w:proofErr w:type="spellStart"/>
+      <w:r>
+        <w:t>törölni</w:t>
+      </w:r>
+      <w:proofErr w:type="spellEnd"/>
+      <w:r>
+        <w:t xml:space="preserve"> is ha </w:t>
+      </w:r>
+      <w:proofErr w:type="spellStart"/>
+      <w:r>
+        <w:t>valami</w:t>
+      </w:r>
+      <w:proofErr w:type="spellEnd"/>
+      <w:r>
+        <w:t xml:space="preserve"> </w:t>
+      </w:r>
+      <w:proofErr w:type="spellStart"/>
+      <w:r>
+        <w:t>nem</w:t>
+      </w:r>
+      <w:proofErr w:type="spellEnd"/>
+      <w:r>
+        <w:t xml:space="preserve"> </w:t>
+      </w:r>
+      <w:proofErr w:type="spellStart"/>
+      <w:r>
+        <w:t>felel</w:t>
+      </w:r>
+      <w:proofErr w:type="spellEnd"/>
+      <w:r>
+        <w:t xml:space="preserve"> meg </w:t>
+      </w:r>
+      <w:proofErr w:type="spellStart"/>
+      <w:r>
+        <w:t>vagy</w:t>
+      </w:r>
+      <w:proofErr w:type="spellEnd"/>
+      <w:r>
+        <w:t xml:space="preserve"> </w:t>
+      </w:r>
+      <w:proofErr w:type="spellStart"/>
+      <w:r>
+        <w:t>nincs</w:t>
+      </w:r>
+      <w:proofErr w:type="spellEnd"/>
+      <w:r>
+        <w:t xml:space="preserve"> </w:t>
+      </w:r>
+      <w:proofErr w:type="spellStart"/>
+      <w:r>
+        <w:t>szükség</w:t>
+      </w:r>
+      <w:proofErr w:type="spellEnd"/>
+      <w:r>
+        <w:t xml:space="preserve"> </w:t>
+      </w:r>
+      <w:proofErr w:type="spellStart"/>
+      <w:r>
+        <w:t>rá</w:t>
+      </w:r>
+      <w:proofErr w:type="spellEnd"/>
+      <w:r>
+        <w:t xml:space="preserve"> (pl.: Ha </w:t>
+      </w:r>
+      <w:proofErr w:type="spellStart"/>
+      <w:r>
+        <w:t>el</w:t>
+      </w:r>
+      <w:proofErr w:type="spellEnd"/>
+      <w:r>
+        <w:t xml:space="preserve"> van </w:t>
+      </w:r>
+      <w:proofErr w:type="spellStart"/>
+      <w:r>
+        <w:t>utasítva</w:t>
+      </w:r>
+      <w:proofErr w:type="spellEnd"/>
+      <w:r>
+        <w:t xml:space="preserve">, </w:t>
+      </w:r>
+      <w:proofErr w:type="spellStart"/>
+      <w:r>
+        <w:t>vagy</w:t>
+      </w:r>
+      <w:proofErr w:type="spellEnd"/>
+      <w:r>
+        <w:t xml:space="preserve"> </w:t>
+      </w:r>
+      <w:proofErr w:type="spellStart"/>
+      <w:r>
+        <w:t>irreális</w:t>
+      </w:r>
+      <w:proofErr w:type="spellEnd"/>
+      <w:r>
+        <w:t xml:space="preserve"> </w:t>
+      </w:r>
+      <w:proofErr w:type="spellStart"/>
+      <w:r>
+        <w:t>adatok</w:t>
+      </w:r>
+      <w:proofErr w:type="spellEnd"/>
+      <w:r>
+        <w:t xml:space="preserve"> </w:t>
+      </w:r>
+      <w:proofErr w:type="spellStart"/>
+      <w:r>
+        <w:t>vannak</w:t>
+      </w:r>
+      <w:proofErr w:type="spellEnd"/>
+      <w:r>
+        <w:t>).</w:t>
+      </w:r>
+    </w:p>
+    <w:p>
+      <w:pPr>
+        <w:pStyle w:val="Szmozottlista"/>
+        <w:spacing w:after="40"/>
+      </w:pPr>
+      <w:r>
+        <w:t xml:space="preserve">A </w:t>
+      </w:r>
+      <w:proofErr w:type="spellStart"/>
+      <w:r>
+        <w:t>módosítás</w:t>
+      </w:r>
+      <w:proofErr w:type="spellEnd"/>
+      <w:r>
+        <w:t xml:space="preserve"> </w:t>
+      </w:r>
+      <w:proofErr w:type="spellStart"/>
+      <w:r>
+        <w:t>után</w:t>
+      </w:r>
+      <w:proofErr w:type="spellEnd"/>
+      <w:r>
+        <w:t xml:space="preserve"> </w:t>
+      </w:r>
+      <w:proofErr w:type="spellStart"/>
+      <w:r>
+        <w:t>automatikus</w:t>
+      </w:r>
+      <w:proofErr w:type="spellEnd"/>
+      <w:r>
+        <w:t xml:space="preserve"> email értesítő megy a kérelmezőnek.</w:t>
+      </w:r>
+    </w:p>
+    <w:p>
+      <w:pPr>
+        <w:pStyle w:val="Szmozottlista"/>
+        <w:spacing w:after="40"/>
+      </w:pPr>
+      <w:r>
+        <w:rPr>
+          <w:noProof/>
+        </w:rPr>
+        <w:drawing>
+          <wp:anchor distT="0" distB="0" distL="114300" distR="114300" simplePos="0" relativeHeight="251666944" behindDoc="0" locked="0" layoutInCell="1" allowOverlap="1" wp14:anchorId="2E04D770" wp14:editId="1EF21DA4">
+            <wp:simplePos x="0" y="0"/>
+            <wp:positionH relativeFrom="column">
+              <wp:posOffset>-3810</wp:posOffset>
+            </wp:positionH>
+            <wp:positionV relativeFrom="paragraph">
+              <wp:posOffset>529590</wp:posOffset>
+            </wp:positionV>
+            <wp:extent cx="5972175" cy="1619885"/>
+            <wp:effectExtent l="0" t="0" r="9525" b="0"/>
+            <wp:wrapSquare wrapText="bothSides"/>
+            <wp:docPr id="24" name="Kép 24"/>
+            <wp:cNvGraphicFramePr>
+              <a:graphicFrameLocks xmlns:a="http://schemas.openxmlformats.org/drawingml/2006/main" noChangeAspect="1"/>
+            </wp:cNvGraphicFramePr>
+            <a:graphic xmlns:a="http://schemas.openxmlformats.org/drawingml/2006/main">
+              <a:graphicData uri="http://schemas.openxmlformats.org/drawingml/2006/picture">
+                <pic:pic xmlns:pic="http://schemas.openxmlformats.org/drawingml/2006/picture">
+                  <pic:nvPicPr>
+                    <pic:cNvPr id="1" name=""/>
+                    <pic:cNvPicPr/>
+                  </pic:nvPicPr>
+                  <pic:blipFill>
+                    <a:blip r:embed="rId21"/>
+                    <a:stretch>
+                      <a:fillRect/>
+                    </a:stretch>
+                  </pic:blipFill>
+                  <pic:spPr>
+                    <a:xfrm>
+                      <a:off x="0" y="0"/>
+                      <a:ext cx="5972175" cy="1619885"/>
+                    </a:xfrm>
+                    <a:prstGeom prst="rect">
+                      <a:avLst/>
+                    </a:prstGeom>
+                  </pic:spPr>
+                </pic:pic>
+              </a:graphicData>
+            </a:graphic>
+          </wp:anchor>
+        </w:drawing>
+      </w:r>
+      <w:r>
+        <w:t xml:space="preserve">Ha a </w:t>
+      </w:r>
+      <w:proofErr w:type="spellStart"/>
+      <w:r>
+        <w:t>státusz</w:t>
+      </w:r>
+      <w:proofErr w:type="spellEnd"/>
+      <w:r>
+        <w:t xml:space="preserve"> </w:t>
+      </w:r>
+      <w:r>
+        <w:rPr>
+          <w:b/>
+        </w:rPr>
+        <w:t>"</w:t>
+      </w:r>
+      <w:proofErr w:type="spellStart"/>
+      <w:r>
+        <w:rPr>
+          <w:b/>
+        </w:rPr>
+        <w:t>elfogadva</w:t>
+      </w:r>
+      <w:proofErr w:type="spellEnd"/>
+      <w:r>
+        <w:rPr>
+          <w:b/>
+        </w:rPr>
+        <w:t>"</w:t>
+      </w:r>
+      <w:r>
+        <w:t xml:space="preserve"> </w:t>
+      </w:r>
+      <w:proofErr w:type="spellStart"/>
+      <w:r>
+        <w:t>lesz</w:t>
+      </w:r>
+      <w:proofErr w:type="spellEnd"/>
+      <w:r>
+        <w:t xml:space="preserve">, </w:t>
+      </w:r>
+      <w:proofErr w:type="spellStart"/>
+      <w:r>
+        <w:t>az</w:t>
+      </w:r>
+      <w:proofErr w:type="spellEnd"/>
+      <w:r>
+        <w:t xml:space="preserve"> </w:t>
+      </w:r>
+      <w:proofErr w:type="spellStart"/>
+      <w:r>
+        <w:t>adott</w:t>
+      </w:r>
+      <w:proofErr w:type="spellEnd"/>
+      <w:r>
+        <w:t xml:space="preserve"> </w:t>
+      </w:r>
+      <w:proofErr w:type="spellStart"/>
+      <w:r>
+        <w:t>kutya</w:t>
+      </w:r>
+      <w:proofErr w:type="spellEnd"/>
+      <w:r>
+        <w:t xml:space="preserve"> </w:t>
+      </w:r>
+      <w:proofErr w:type="spellStart"/>
+      <w:r>
+        <w:t>automatikusan</w:t>
+      </w:r>
+      <w:proofErr w:type="spellEnd"/>
+      <w:r>
+        <w:t xml:space="preserve"> </w:t>
+      </w:r>
+      <w:proofErr w:type="spellStart"/>
+      <w:r>
+        <w:t>el</w:t>
+      </w:r>
+      <w:proofErr w:type="spellEnd"/>
+      <w:r>
+        <w:t xml:space="preserve"> </w:t>
+      </w:r>
+      <w:proofErr w:type="spellStart"/>
+      <w:r>
+        <w:t>lesz</w:t>
+      </w:r>
+      <w:proofErr w:type="spellEnd"/>
+      <w:r>
+        <w:t xml:space="preserve"> </w:t>
+      </w:r>
+      <w:proofErr w:type="spellStart"/>
+      <w:r>
+        <w:t>rejtve</w:t>
+      </w:r>
+      <w:proofErr w:type="spellEnd"/>
+      <w:r>
+        <w:t xml:space="preserve"> a </w:t>
+      </w:r>
+      <w:proofErr w:type="spellStart"/>
+      <w:r>
+        <w:t>főoldalon</w:t>
+      </w:r>
+      <w:proofErr w:type="spellEnd"/>
+      <w:r>
+        <w:t xml:space="preserve"> (</w:t>
+      </w:r>
+      <w:proofErr w:type="spellStart"/>
+      <w:r>
+        <w:t>nem</w:t>
+      </w:r>
+      <w:proofErr w:type="spellEnd"/>
+      <w:r>
+        <w:t xml:space="preserve"> </w:t>
+      </w:r>
+      <w:proofErr w:type="spellStart"/>
+      <w:r>
+        <w:t>lesz</w:t>
+      </w:r>
+      <w:proofErr w:type="spellEnd"/>
+      <w:r>
+        <w:t xml:space="preserve"> </w:t>
+      </w:r>
+      <w:proofErr w:type="spellStart"/>
+      <w:r>
+        <w:t>örökbefogadható</w:t>
+      </w:r>
+      <w:proofErr w:type="spellEnd"/>
+      <w:r>
+        <w:t xml:space="preserve"> </w:t>
+      </w:r>
+      <w:proofErr w:type="spellStart"/>
+      <w:r>
+        <w:t>újra</w:t>
+      </w:r>
+      <w:proofErr w:type="spellEnd"/>
+      <w:r>
+        <w:t>).</w:t>
+      </w:r>
+    </w:p>
+    <w:p>
+      <w:pPr>
+        <w:pStyle w:val="Szmozottlista"/>
+        <w:numPr>
+          <w:ilvl w:val="0"/>
+          <w:numId w:val="0"/>
+        </w:numPr>
+      </w:pPr>
     </w:p>
     <w:p>
       <w:pPr>
@@ -5536,7 +6268,6 @@
         <w:rPr>
           <w:b/>
         </w:rPr>
-        <w:lastRenderedPageBreak/>
         <w:t>Facebook:</w:t>
       </w:r>
       <w:r>
@@ -5563,7 +6294,7 @@
         <w:t>szentprichie](</w:t>
       </w:r>
       <w:proofErr w:type="gramEnd"/>
-      <w:hyperlink r:id="rId21" w:history="1">
+      <w:hyperlink r:id="rId22" w:history="1">
         <w:r>
           <w:rPr>
             <w:rStyle w:val="Hiperhivatkozs"/>
@@ -5615,7 +6346,7 @@
                     <pic:cNvPicPr/>
                   </pic:nvPicPr>
                   <pic:blipFill>
-                    <a:blip r:embed="rId22"/>
+                    <a:blip r:embed="rId23"/>
                     <a:stretch>
                       <a:fillRect/>
                     </a:stretch>
@@ -5820,6 +6551,92 @@
     </w:lvl>
   </w:abstractNum>
   <w:abstractNum w:abstractNumId="9" w15:restartNumberingAfterBreak="0">
+    <w:nsid w:val="26A7143B"/>
+    <w:multiLevelType w:val="hybridMultilevel"/>
+    <w:tmpl w:val="B92AF178"/>
+    <w:lvl w:ilvl="0" w:tplc="040E000F">
+      <w:start w:val="1"/>
+      <w:numFmt w:val="decimal"/>
+      <w:lvlText w:val="%1."/>
+      <w:lvlJc w:val="left"/>
+      <w:pPr>
+        <w:ind w:left="720" w:hanging="360"/>
+      </w:pPr>
+    </w:lvl>
+    <w:lvl w:ilvl="1" w:tplc="040E0019" w:tentative="1">
+      <w:start w:val="1"/>
+      <w:numFmt w:val="lowerLetter"/>
+      <w:lvlText w:val="%2."/>
+      <w:lvlJc w:val="left"/>
+      <w:pPr>
+        <w:ind w:left="1440" w:hanging="360"/>
+      </w:pPr>
+    </w:lvl>
+    <w:lvl w:ilvl="2" w:tplc="040E001B" w:tentative="1">
+      <w:start w:val="1"/>
+      <w:numFmt w:val="lowerRoman"/>
+      <w:lvlText w:val="%3."/>
+      <w:lvlJc w:val="right"/>
+      <w:pPr>
+        <w:ind w:left="2160" w:hanging="180"/>
+      </w:pPr>
+    </w:lvl>
+    <w:lvl w:ilvl="3" w:tplc="040E000F" w:tentative="1">
+      <w:start w:val="1"/>
+      <w:numFmt w:val="decimal"/>
+      <w:lvlText w:val="%4."/>
+      <w:lvlJc w:val="left"/>
+      <w:pPr>
+        <w:ind w:left="2880" w:hanging="360"/>
+      </w:pPr>
+    </w:lvl>
+    <w:lvl w:ilvl="4" w:tplc="040E0019" w:tentative="1">
+      <w:start w:val="1"/>
+      <w:numFmt w:val="lowerLetter"/>
+      <w:lvlText w:val="%5."/>
+      <w:lvlJc w:val="left"/>
+      <w:pPr>
+        <w:ind w:left="3600" w:hanging="360"/>
+      </w:pPr>
+    </w:lvl>
+    <w:lvl w:ilvl="5" w:tplc="040E001B" w:tentative="1">
+      <w:start w:val="1"/>
+      <w:numFmt w:val="lowerRoman"/>
+      <w:lvlText w:val="%6."/>
+      <w:lvlJc w:val="right"/>
+      <w:pPr>
+        <w:ind w:left="4320" w:hanging="180"/>
+      </w:pPr>
+    </w:lvl>
+    <w:lvl w:ilvl="6" w:tplc="040E000F" w:tentative="1">
+      <w:start w:val="1"/>
+      <w:numFmt w:val="decimal"/>
+      <w:lvlText w:val="%7."/>
+      <w:lvlJc w:val="left"/>
+      <w:pPr>
+        <w:ind w:left="5040" w:hanging="360"/>
+      </w:pPr>
+    </w:lvl>
+    <w:lvl w:ilvl="7" w:tplc="040E0019" w:tentative="1">
+      <w:start w:val="1"/>
+      <w:numFmt w:val="lowerLetter"/>
+      <w:lvlText w:val="%8."/>
+      <w:lvlJc w:val="left"/>
+      <w:pPr>
+        <w:ind w:left="5760" w:hanging="360"/>
+      </w:pPr>
+    </w:lvl>
+    <w:lvl w:ilvl="8" w:tplc="040E001B" w:tentative="1">
+      <w:start w:val="1"/>
+      <w:numFmt w:val="lowerRoman"/>
+      <w:lvlText w:val="%9."/>
+      <w:lvlJc w:val="right"/>
+      <w:pPr>
+        <w:ind w:left="6480" w:hanging="180"/>
+      </w:pPr>
+    </w:lvl>
+  </w:abstractNum>
+  <w:abstractNum w:abstractNumId="10" w15:restartNumberingAfterBreak="0">
     <w:nsid w:val="412F5C4A"/>
     <w:multiLevelType w:val="hybridMultilevel"/>
     <w:tmpl w:val="FAE0100A"/>
@@ -5905,6 +6722,92 @@
       <w:lvlJc w:val="right"/>
       <w:pPr>
         <w:ind w:left="6480" w:hanging="180"/>
+      </w:pPr>
+    </w:lvl>
+  </w:abstractNum>
+  <w:abstractNum w:abstractNumId="11" w15:restartNumberingAfterBreak="0">
+    <w:nsid w:val="70C50F27"/>
+    <w:multiLevelType w:val="hybridMultilevel"/>
+    <w:tmpl w:val="E6725B7E"/>
+    <w:lvl w:ilvl="0" w:tplc="040E000F">
+      <w:start w:val="1"/>
+      <w:numFmt w:val="decimal"/>
+      <w:lvlText w:val="%1."/>
+      <w:lvlJc w:val="left"/>
+      <w:pPr>
+        <w:ind w:left="1080" w:hanging="360"/>
+      </w:pPr>
+    </w:lvl>
+    <w:lvl w:ilvl="1" w:tplc="040E0019" w:tentative="1">
+      <w:start w:val="1"/>
+      <w:numFmt w:val="lowerLetter"/>
+      <w:lvlText w:val="%2."/>
+      <w:lvlJc w:val="left"/>
+      <w:pPr>
+        <w:ind w:left="1800" w:hanging="360"/>
+      </w:pPr>
+    </w:lvl>
+    <w:lvl w:ilvl="2" w:tplc="040E001B" w:tentative="1">
+      <w:start w:val="1"/>
+      <w:numFmt w:val="lowerRoman"/>
+      <w:lvlText w:val="%3."/>
+      <w:lvlJc w:val="right"/>
+      <w:pPr>
+        <w:ind w:left="2520" w:hanging="180"/>
+      </w:pPr>
+    </w:lvl>
+    <w:lvl w:ilvl="3" w:tplc="040E000F" w:tentative="1">
+      <w:start w:val="1"/>
+      <w:numFmt w:val="decimal"/>
+      <w:lvlText w:val="%4."/>
+      <w:lvlJc w:val="left"/>
+      <w:pPr>
+        <w:ind w:left="3240" w:hanging="360"/>
+      </w:pPr>
+    </w:lvl>
+    <w:lvl w:ilvl="4" w:tplc="040E0019" w:tentative="1">
+      <w:start w:val="1"/>
+      <w:numFmt w:val="lowerLetter"/>
+      <w:lvlText w:val="%5."/>
+      <w:lvlJc w:val="left"/>
+      <w:pPr>
+        <w:ind w:left="3960" w:hanging="360"/>
+      </w:pPr>
+    </w:lvl>
+    <w:lvl w:ilvl="5" w:tplc="040E001B" w:tentative="1">
+      <w:start w:val="1"/>
+      <w:numFmt w:val="lowerRoman"/>
+      <w:lvlText w:val="%6."/>
+      <w:lvlJc w:val="right"/>
+      <w:pPr>
+        <w:ind w:left="4680" w:hanging="180"/>
+      </w:pPr>
+    </w:lvl>
+    <w:lvl w:ilvl="6" w:tplc="040E000F" w:tentative="1">
+      <w:start w:val="1"/>
+      <w:numFmt w:val="decimal"/>
+      <w:lvlText w:val="%7."/>
+      <w:lvlJc w:val="left"/>
+      <w:pPr>
+        <w:ind w:left="5400" w:hanging="360"/>
+      </w:pPr>
+    </w:lvl>
+    <w:lvl w:ilvl="7" w:tplc="040E0019" w:tentative="1">
+      <w:start w:val="1"/>
+      <w:numFmt w:val="lowerLetter"/>
+      <w:lvlText w:val="%8."/>
+      <w:lvlJc w:val="left"/>
+      <w:pPr>
+        <w:ind w:left="6120" w:hanging="360"/>
+      </w:pPr>
+    </w:lvl>
+    <w:lvl w:ilvl="8" w:tplc="040E001B" w:tentative="1">
+      <w:start w:val="1"/>
+      <w:numFmt w:val="lowerRoman"/>
+      <w:lvlText w:val="%9."/>
+      <w:lvlJc w:val="right"/>
+      <w:pPr>
+        <w:ind w:left="6840" w:hanging="180"/>
       </w:pPr>
     </w:lvl>
   </w:abstractNum>
@@ -5936,6 +6839,12 @@
     <w:abstractNumId w:val="0"/>
   </w:num>
   <w:num w:numId="10">
+    <w:abstractNumId w:val="10"/>
+  </w:num>
+  <w:num w:numId="11">
+    <w:abstractNumId w:val="11"/>
+  </w:num>
+  <w:num w:numId="12">
     <w:abstractNumId w:val="9"/>
   </w:num>
 </w:numbering>

--- a/DOKUMENTUMOK/3_Felhasznaloi_Dokumentacio.docx
+++ b/DOKUMENTUMOK/3_Felhasznaloi_Dokumentacio.docx
@@ -1287,7 +1287,35 @@
         <w:rPr>
           <w:b/>
         </w:rPr>
-        <w:t xml:space="preserve">Robi &amp; Ricsi &amp; Norbi </w:t>
+        <w:t xml:space="preserve">Robi &amp; </w:t>
+      </w:r>
+      <w:proofErr w:type="spellStart"/>
+      <w:r>
+        <w:rPr>
+          <w:b/>
+        </w:rPr>
+        <w:t>Ricsi</w:t>
+      </w:r>
+      <w:proofErr w:type="spellEnd"/>
+      <w:r>
+        <w:rPr>
+          <w:b/>
+        </w:rPr>
+        <w:t xml:space="preserve"> &amp; </w:t>
+      </w:r>
+      <w:proofErr w:type="spellStart"/>
+      <w:r>
+        <w:rPr>
+          <w:b/>
+        </w:rPr>
+        <w:t>Norbi</w:t>
+      </w:r>
+      <w:proofErr w:type="spellEnd"/>
+      <w:r>
+        <w:rPr>
+          <w:b/>
+        </w:rPr>
+        <w:t xml:space="preserve"> </w:t>
       </w:r>
       <w:proofErr w:type="spellStart"/>
       <w:r>
@@ -1617,7 +1645,7 @@
         <mc:AlternateContent>
           <mc:Choice Requires="wps">
             <w:drawing>
-              <wp:anchor distT="0" distB="0" distL="114300" distR="114300" simplePos="0" relativeHeight="251657728" behindDoc="0" locked="0" layoutInCell="1" allowOverlap="1" wp14:anchorId="38F86008" wp14:editId="54BF6026">
+              <wp:anchor distT="0" distB="0" distL="114300" distR="114300" simplePos="0" relativeHeight="251656192" behindDoc="0" locked="0" layoutInCell="1" allowOverlap="1" wp14:anchorId="38F86008" wp14:editId="0C3B646A">
                 <wp:simplePos x="0" y="0"/>
                 <wp:positionH relativeFrom="column">
                   <wp:posOffset>5473065</wp:posOffset>
@@ -1683,7 +1711,7 @@
           </mc:Choice>
           <mc:Fallback>
             <w:pict>
-              <v:oval w14:anchorId="5915904F" id="Ellipszis 22" o:spid="_x0000_s1026" style="position:absolute;margin-left:430.95pt;margin-top:1pt;width:51.75pt;height:49.5pt;z-index:251657728;visibility:visible;mso-wrap-style:square;mso-width-percent:0;mso-height-percent:0;mso-wrap-distance-left:9pt;mso-wrap-distance-top:0;mso-wrap-distance-right:9pt;mso-wrap-distance-bottom:0;mso-position-horizontal:absolute;mso-position-horizontal-relative:text;mso-position-vertical:absolute;mso-position-vertical-relative:text;mso-width-percent:0;mso-height-percent:0;mso-width-relative:margin;mso-height-relative:margin;v-text-anchor:middle" o:gfxdata="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" filled="f" strokecolor="red" strokeweight="1.5pt">
+              <v:oval w14:anchorId="51FCEA9C" id="Ellipszis 22" o:spid="_x0000_s1026" style="position:absolute;margin-left:430.95pt;margin-top:1pt;width:51.75pt;height:49.5pt;z-index:251656192;visibility:visible;mso-wrap-style:square;mso-width-percent:0;mso-height-percent:0;mso-wrap-distance-left:9pt;mso-wrap-distance-top:0;mso-wrap-distance-right:9pt;mso-wrap-distance-bottom:0;mso-position-horizontal:absolute;mso-position-horizontal-relative:text;mso-position-vertical:absolute;mso-position-vertical-relative:text;mso-width-percent:0;mso-height-percent:0;mso-width-relative:margin;mso-height-relative:margin;v-text-anchor:middle" o:gfxdata="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" filled="f" strokecolor="red" strokeweight="1.5pt">
                 <v:shadow on="t" color="black" opacity="22937f" origin=",.5" offset="0,.63889mm"/>
               </v:oval>
             </w:pict>
@@ -1691,8 +1719,11 @@
         </mc:AlternateContent>
       </w:r>
       <w:r>
+        <w:rPr>
+          <w:noProof/>
+        </w:rPr>
         <w:drawing>
-          <wp:anchor distT="0" distB="0" distL="114300" distR="114300" simplePos="0" relativeHeight="251655680" behindDoc="1" locked="0" layoutInCell="1" allowOverlap="1" wp14:anchorId="7B63C348" wp14:editId="39D48C61">
+          <wp:anchor distT="0" distB="0" distL="114300" distR="114300" simplePos="0" relativeHeight="251653120" behindDoc="1" locked="0" layoutInCell="1" allowOverlap="1" wp14:anchorId="7B63C348" wp14:editId="5D87E137">
             <wp:simplePos x="0" y="0"/>
             <wp:positionH relativeFrom="column">
               <wp:posOffset>1424305</wp:posOffset>
@@ -1766,7 +1797,7 @@
         <mc:AlternateContent>
           <mc:Choice Requires="wps">
             <w:drawing>
-              <wp:anchor distT="0" distB="0" distL="114300" distR="114300" simplePos="0" relativeHeight="251660800" behindDoc="0" locked="0" layoutInCell="1" allowOverlap="1" wp14:anchorId="7D7AAEF0" wp14:editId="23472960">
+              <wp:anchor distT="0" distB="0" distL="114300" distR="114300" simplePos="0" relativeHeight="251661312" behindDoc="0" locked="0" layoutInCell="1" allowOverlap="1" wp14:anchorId="7D7AAEF0" wp14:editId="40D7E95A">
                 <wp:simplePos x="0" y="0"/>
                 <wp:positionH relativeFrom="column">
                   <wp:posOffset>4520565</wp:posOffset>
@@ -1827,11 +1858,11 @@
           </mc:Choice>
           <mc:Fallback>
             <w:pict>
-              <v:shapetype w14:anchorId="08CD8DF0" id="_x0000_t32" coordsize="21600,21600" o:spt="32" o:oned="t" path="m,l21600,21600e" filled="f">
+              <v:shapetype w14:anchorId="05EF88D3" id="_x0000_t32" coordsize="21600,21600" o:spt="32" o:oned="t" path="m,l21600,21600e" filled="f">
                 <v:path arrowok="t" fillok="f" o:connecttype="none"/>
                 <o:lock v:ext="edit" shapetype="t"/>
               </v:shapetype>
-              <v:shape id="Egyenes összekötő nyíllal 23" o:spid="_x0000_s1026" type="#_x0000_t32" style="position:absolute;margin-left:355.95pt;margin-top:4.1pt;width:81pt;height:18pt;flip:y;z-index:251660800;visibility:visible;mso-wrap-style:square;mso-width-percent:0;mso-height-percent:0;mso-wrap-distance-left:9pt;mso-wrap-distance-top:0;mso-wrap-distance-right:9pt;mso-wrap-distance-bottom:0;mso-position-horizontal:absolute;mso-position-horizontal-relative:text;mso-position-vertical:absolute;mso-position-vertical-relative:text;mso-width-percent:0;mso-height-percent:0;mso-width-relative:margin;mso-height-relative:margin" o:gfxdata="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" strokecolor="red" strokeweight="2pt">
+              <v:shape id="Egyenes összekötő nyíllal 23" o:spid="_x0000_s1026" type="#_x0000_t32" style="position:absolute;margin-left:355.95pt;margin-top:4.1pt;width:81pt;height:18pt;flip:y;z-index:251661312;visibility:visible;mso-wrap-style:square;mso-width-percent:0;mso-height-percent:0;mso-wrap-distance-left:9pt;mso-wrap-distance-top:0;mso-wrap-distance-right:9pt;mso-wrap-distance-bottom:0;mso-position-horizontal:absolute;mso-position-horizontal-relative:text;mso-position-vertical:absolute;mso-position-vertical-relative:text;mso-width-percent:0;mso-height-percent:0;mso-width-relative:margin;mso-height-relative:margin" o:gfxdata="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" strokecolor="red" strokeweight="2pt">
                 <v:stroke endarrow="block"/>
                 <v:shadow on="t" color="black" opacity="24903f" origin=",.5" offset="0,.55556mm"/>
               </v:shape>
@@ -2022,7 +2053,7 @@
         <mc:AlternateContent>
           <mc:Choice Requires="wps">
             <w:drawing>
-              <wp:anchor distT="0" distB="0" distL="114300" distR="114300" simplePos="0" relativeHeight="251649536" behindDoc="0" locked="0" layoutInCell="1" allowOverlap="1" wp14:anchorId="0A4878A6" wp14:editId="25F08A21">
+              <wp:anchor distT="0" distB="0" distL="114300" distR="114300" simplePos="0" relativeHeight="251645952" behindDoc="0" locked="0" layoutInCell="1" allowOverlap="1" wp14:anchorId="0A4878A6" wp14:editId="361FEA87">
                 <wp:simplePos x="0" y="0"/>
                 <wp:positionH relativeFrom="column">
                   <wp:posOffset>901064</wp:posOffset>
@@ -2083,7 +2114,7 @@
           </mc:Choice>
           <mc:Fallback>
             <w:pict>
-              <v:shape w14:anchorId="1C648ABB" id="Egyenes összekötő nyíllal 19" o:spid="_x0000_s1026" type="#_x0000_t32" style="position:absolute;margin-left:70.95pt;margin-top:19.8pt;width:265.5pt;height:144.75pt;flip:x;z-index:251649536;visibility:visible;mso-wrap-style:square;mso-width-percent:0;mso-height-percent:0;mso-wrap-distance-left:9pt;mso-wrap-distance-top:0;mso-wrap-distance-right:9pt;mso-wrap-distance-bottom:0;mso-position-horizontal:absolute;mso-position-horizontal-relative:text;mso-position-vertical:absolute;mso-position-vertical-relative:text;mso-width-percent:0;mso-height-percent:0;mso-width-relative:margin;mso-height-relative:margin" o:gfxdata="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" strokecolor="red" strokeweight="2pt">
+              <v:shape w14:anchorId="16EABAFC" id="Egyenes összekötő nyíllal 19" o:spid="_x0000_s1026" type="#_x0000_t32" style="position:absolute;margin-left:70.95pt;margin-top:19.8pt;width:265.5pt;height:144.75pt;flip:x;z-index:251645952;visibility:visible;mso-wrap-style:square;mso-width-percent:0;mso-height-percent:0;mso-wrap-distance-left:9pt;mso-wrap-distance-top:0;mso-wrap-distance-right:9pt;mso-wrap-distance-bottom:0;mso-position-horizontal:absolute;mso-position-horizontal-relative:text;mso-position-vertical:absolute;mso-position-vertical-relative:text;mso-width-percent:0;mso-height-percent:0;mso-width-relative:margin;mso-height-relative:margin" o:gfxdata="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" strokecolor="red" strokeweight="2pt">
                 <v:stroke endarrow="block"/>
                 <v:shadow on="t" color="black" opacity="24903f" origin=",.5" offset="0,.55556mm"/>
               </v:shape>
@@ -2229,7 +2260,7 @@
         <mc:AlternateContent>
           <mc:Choice Requires="wps">
             <w:drawing>
-              <wp:anchor distT="0" distB="0" distL="114300" distR="114300" simplePos="0" relativeHeight="251657728" behindDoc="0" locked="0" layoutInCell="1" allowOverlap="1" wp14:anchorId="5A433BAF" wp14:editId="30A9B25B">
+              <wp:anchor distT="0" distB="0" distL="114300" distR="114300" simplePos="0" relativeHeight="251657216" behindDoc="0" locked="0" layoutInCell="1" allowOverlap="1" wp14:anchorId="5A433BAF" wp14:editId="017505CD">
                 <wp:simplePos x="0" y="0"/>
                 <wp:positionH relativeFrom="column">
                   <wp:posOffset>319405</wp:posOffset>
@@ -2295,7 +2326,7 @@
           </mc:Choice>
           <mc:Fallback>
             <w:pict>
-              <v:oval w14:anchorId="730DFAD1" id="Ellipszis 5" o:spid="_x0000_s1026" style="position:absolute;margin-left:25.15pt;margin-top:104.2pt;width:51.75pt;height:33.75pt;z-index:251657728;visibility:visible;mso-wrap-style:square;mso-width-percent:0;mso-height-percent:0;mso-wrap-distance-left:9pt;mso-wrap-distance-top:0;mso-wrap-distance-right:9pt;mso-wrap-distance-bottom:0;mso-position-horizontal:absolute;mso-position-horizontal-relative:text;mso-position-vertical:absolute;mso-position-vertical-relative:text;mso-width-percent:0;mso-height-percent:0;mso-width-relative:margin;mso-height-relative:margin;v-text-anchor:middle" o:gfxdata="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" filled="f" strokecolor="red" strokeweight="1.5pt">
+              <v:oval w14:anchorId="4E228CFF" id="Ellipszis 5" o:spid="_x0000_s1026" style="position:absolute;margin-left:25.15pt;margin-top:104.2pt;width:51.75pt;height:33.75pt;z-index:251657216;visibility:visible;mso-wrap-style:square;mso-width-percent:0;mso-height-percent:0;mso-wrap-distance-left:9pt;mso-wrap-distance-top:0;mso-wrap-distance-right:9pt;mso-wrap-distance-bottom:0;mso-position-horizontal:absolute;mso-position-horizontal-relative:text;mso-position-vertical:absolute;mso-position-vertical-relative:text;mso-width-percent:0;mso-height-percent:0;mso-width-relative:margin;mso-height-relative:margin;v-text-anchor:middle" o:gfxdata="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" filled="f" strokecolor="red" strokeweight="1.5pt">
                 <v:shadow on="t" color="black" opacity="22937f" origin=",.5" offset="0,.63889mm"/>
               </v:oval>
             </w:pict>
@@ -2307,7 +2338,7 @@
           <w:noProof/>
         </w:rPr>
         <w:drawing>
-          <wp:inline distT="0" distB="0" distL="0" distR="0" wp14:anchorId="4FD5EE41" wp14:editId="7011CA2F">
+          <wp:inline distT="0" distB="0" distL="0" distR="0" wp14:anchorId="4FD5EE41" wp14:editId="016C4B44">
             <wp:extent cx="5972175" cy="3000375"/>
             <wp:effectExtent l="0" t="0" r="9525" b="9525"/>
             <wp:docPr id="1" name="Kép 1"/>
@@ -2512,15 +2543,22 @@
         <w:spacing w:after="40"/>
         <w:ind w:left="283"/>
       </w:pPr>
+      <w:proofErr w:type="spellStart"/>
       <w:r>
         <w:rPr>
           <w:b/>
         </w:rPr>
         <w:t>Rólunk</w:t>
       </w:r>
-      <w:r>
-        <w:t xml:space="preserve"> – a csapatról</w:t>
-      </w:r>
+      <w:proofErr w:type="spellEnd"/>
+      <w:r>
+        <w:t xml:space="preserve"> – a </w:t>
+      </w:r>
+      <w:proofErr w:type="spellStart"/>
+      <w:r>
+        <w:t>csapatról</w:t>
+      </w:r>
+      <w:proofErr w:type="spellEnd"/>
     </w:p>
     <w:p>
       <w:pPr>
@@ -2528,15 +2566,22 @@
         <w:spacing w:after="40"/>
         <w:ind w:left="283"/>
       </w:pPr>
+      <w:proofErr w:type="spellStart"/>
       <w:r>
         <w:rPr>
           <w:b/>
         </w:rPr>
         <w:t>Visszajelzések</w:t>
       </w:r>
-      <w:r>
-        <w:t xml:space="preserve"> – ügyfélvélemények</w:t>
-      </w:r>
+      <w:proofErr w:type="spellEnd"/>
+      <w:r>
+        <w:t xml:space="preserve"> – </w:t>
+      </w:r>
+      <w:proofErr w:type="spellStart"/>
+      <w:r>
+        <w:t>ügyfélvélemények</w:t>
+      </w:r>
+      <w:proofErr w:type="spellEnd"/>
     </w:p>
     <w:p>
       <w:pPr>
@@ -2544,14 +2589,32 @@
         <w:spacing w:after="40"/>
         <w:ind w:left="283"/>
       </w:pPr>
+      <w:proofErr w:type="spellStart"/>
       <w:r>
         <w:rPr>
           <w:b/>
         </w:rPr>
         <w:t>Elérhetőségek</w:t>
       </w:r>
-      <w:r>
-        <w:t xml:space="preserve"> – cím, telefon, térkép</w:t>
+      <w:proofErr w:type="spellEnd"/>
+      <w:r>
+        <w:t xml:space="preserve"> – </w:t>
+      </w:r>
+      <w:proofErr w:type="spellStart"/>
+      <w:r>
+        <w:t>cím</w:t>
+      </w:r>
+      <w:proofErr w:type="spellEnd"/>
+      <w:r>
+        <w:t xml:space="preserve">, </w:t>
+      </w:r>
+      <w:proofErr w:type="spellStart"/>
+      <w:r>
+        <w:t>telefon</w:t>
+      </w:r>
+      <w:proofErr w:type="spellEnd"/>
+      <w:r>
+        <w:t>, térkép</w:t>
       </w:r>
     </w:p>
     <w:p>
@@ -2588,1139 +2651,8 @@
     <w:p>
       <w:pPr>
         <w:pStyle w:val="Felsorols"/>
-        <w:numPr>
-          <w:ilvl w:val="0"/>
-          <w:numId w:val="0"/>
-        </w:numPr>
         <w:spacing w:after="40"/>
         <w:ind w:left="283"/>
-        <w:jc w:val="center"/>
-      </w:pPr>
-      <w:r>
-        <w:rPr>
-          <w:noProof/>
-        </w:rPr>
-        <w:drawing>
-          <wp:inline distT="0" distB="0" distL="0" distR="0" wp14:anchorId="6CCF3AEC" wp14:editId="079FB618">
-            <wp:extent cx="5972175" cy="3001645"/>
-            <wp:effectExtent l="0" t="0" r="9525" b="8255"/>
-            <wp:docPr id="2" name="Kép 2"/>
-            <wp:cNvGraphicFramePr>
-              <a:graphicFrameLocks xmlns:a="http://schemas.openxmlformats.org/drawingml/2006/main" noChangeAspect="1"/>
-            </wp:cNvGraphicFramePr>
-            <a:graphic xmlns:a="http://schemas.openxmlformats.org/drawingml/2006/main">
-              <a:graphicData uri="http://schemas.openxmlformats.org/drawingml/2006/picture">
-                <pic:pic xmlns:pic="http://schemas.openxmlformats.org/drawingml/2006/picture">
-                  <pic:nvPicPr>
-                    <pic:cNvPr id="1" name=""/>
-                    <pic:cNvPicPr/>
-                  </pic:nvPicPr>
-                  <pic:blipFill>
-                    <a:blip r:embed="rId9"/>
-                    <a:stretch>
-                      <a:fillRect/>
-                    </a:stretch>
-                  </pic:blipFill>
-                  <pic:spPr>
-                    <a:xfrm>
-                      <a:off x="0" y="0"/>
-                      <a:ext cx="5972175" cy="3001645"/>
-                    </a:xfrm>
-                    <a:prstGeom prst="rect">
-                      <a:avLst/>
-                    </a:prstGeom>
-                  </pic:spPr>
-                </pic:pic>
-              </a:graphicData>
-            </a:graphic>
-          </wp:inline>
-        </w:drawing>
-      </w:r>
-    </w:p>
-    <w:p>
-      <w:pPr>
-        <w:pStyle w:val="Cmsor3"/>
-      </w:pPr>
-      <w:bookmarkStart w:id="4" w:name="_Toc224725290"/>
-      <w:r>
-        <w:rPr>
-          <w:color w:val="1A1A2E"/>
-          <w:sz w:val="26"/>
-        </w:rPr>
-        <w:t>3.2.2 Kutyák böngészése és szűrése</w:t>
-      </w:r>
-      <w:bookmarkEnd w:id="4"/>
-    </w:p>
-    <w:p>
-      <w:pPr>
-        <w:pStyle w:val="Szmozottlista"/>
-        <w:spacing w:after="40"/>
-      </w:pPr>
-      <w:r>
-        <w:t xml:space="preserve">Kattints a </w:t>
-      </w:r>
-      <w:r>
-        <w:rPr>
-          <w:b/>
-        </w:rPr>
-        <w:t>Kutyáink</w:t>
-      </w:r>
-      <w:r>
-        <w:t xml:space="preserve"> menüpontra, vagy görgess le.</w:t>
-      </w:r>
-    </w:p>
-    <w:p>
-      <w:pPr>
-        <w:pStyle w:val="Szmozottlista"/>
-        <w:spacing w:after="40"/>
-      </w:pPr>
-      <w:r>
-        <w:t xml:space="preserve">A bal oldalon lévő </w:t>
-      </w:r>
-      <w:r>
-        <w:rPr>
-          <w:b/>
-        </w:rPr>
-        <w:t>Szűrő</w:t>
-      </w:r>
-      <w:r>
-        <w:t xml:space="preserve"> panelen szűrhetsz:</w:t>
-      </w:r>
-    </w:p>
-    <w:p>
-      <w:pPr>
-        <w:pStyle w:val="Felsorols"/>
-        <w:spacing w:after="40"/>
-        <w:ind w:left="567"/>
-      </w:pPr>
-      <w:r>
-        <w:rPr>
-          <w:b/>
-        </w:rPr>
-        <w:t>Fajta</w:t>
-      </w:r>
-      <w:r>
-        <w:t xml:space="preserve"> szerint (legördülő lista)</w:t>
-      </w:r>
-    </w:p>
-    <w:p>
-      <w:pPr>
-        <w:pStyle w:val="Felsorols"/>
-        <w:spacing w:after="40"/>
-        <w:ind w:left="567"/>
-      </w:pPr>
-      <w:r>
-        <w:rPr>
-          <w:b/>
-        </w:rPr>
-        <w:t>Nem</w:t>
-      </w:r>
-      <w:r>
-        <w:t xml:space="preserve"> szerint (Kan / Szuka)</w:t>
-      </w:r>
-    </w:p>
-    <w:p>
-      <w:pPr>
-        <w:pStyle w:val="Felsorols"/>
-        <w:spacing w:after="40"/>
-        <w:ind w:left="567"/>
-      </w:pPr>
-      <w:r>
-        <w:rPr>
-          <w:b/>
-        </w:rPr>
-        <w:t>Kor</w:t>
-      </w:r>
-      <w:r>
-        <w:t xml:space="preserve"> szerint </w:t>
-      </w:r>
-    </w:p>
-    <w:p>
-      <w:pPr>
-        <w:pStyle w:val="Szmozottlista"/>
-        <w:spacing w:after="40"/>
-      </w:pPr>
-      <w:r>
-        <w:t>A kutyakártyákon látható: név, fajta, kor, nem, kép.</w:t>
-      </w:r>
-    </w:p>
-    <w:p>
-      <w:pPr>
-        <w:pStyle w:val="Szmozottlista"/>
-        <w:spacing w:after="40"/>
-      </w:pPr>
-      <w:proofErr w:type="spellStart"/>
-      <w:r>
-        <w:t>Kattints</w:t>
-      </w:r>
-      <w:proofErr w:type="spellEnd"/>
-      <w:r>
-        <w:t xml:space="preserve"> </w:t>
-      </w:r>
-      <w:proofErr w:type="spellStart"/>
-      <w:r>
-        <w:t>egy</w:t>
-      </w:r>
-      <w:proofErr w:type="spellEnd"/>
-      <w:r>
-        <w:t xml:space="preserve"> </w:t>
-      </w:r>
-      <w:proofErr w:type="spellStart"/>
-      <w:r>
-        <w:t>kutyára</w:t>
-      </w:r>
-      <w:proofErr w:type="spellEnd"/>
-      <w:r>
-        <w:t xml:space="preserve"> a </w:t>
-      </w:r>
-      <w:proofErr w:type="spellStart"/>
-      <w:r>
-        <w:t>részletes</w:t>
-      </w:r>
-      <w:proofErr w:type="spellEnd"/>
-      <w:r>
-        <w:t xml:space="preserve"> </w:t>
-      </w:r>
-      <w:proofErr w:type="spellStart"/>
-      <w:r>
-        <w:t>leírás</w:t>
-      </w:r>
-      <w:proofErr w:type="spellEnd"/>
-      <w:r>
-        <w:t xml:space="preserve"> </w:t>
-      </w:r>
-      <w:proofErr w:type="spellStart"/>
-      <w:r>
-        <w:t>megtekintéséhez</w:t>
-      </w:r>
-      <w:proofErr w:type="spellEnd"/>
-      <w:r>
-        <w:t xml:space="preserve"> (</w:t>
-      </w:r>
-      <w:proofErr w:type="spellStart"/>
-      <w:r>
-        <w:t>c</w:t>
-      </w:r>
-      <w:r>
-        <w:t>sa</w:t>
-      </w:r>
-      <w:r>
-        <w:t>k</w:t>
-      </w:r>
-      <w:proofErr w:type="spellEnd"/>
-      <w:r>
-        <w:t xml:space="preserve"> </w:t>
-      </w:r>
-      <w:proofErr w:type="spellStart"/>
-      <w:r>
-        <w:t>akkor</w:t>
-      </w:r>
-      <w:proofErr w:type="spellEnd"/>
-      <w:r>
-        <w:t xml:space="preserve"> </w:t>
-      </w:r>
-      <w:proofErr w:type="spellStart"/>
-      <w:r>
-        <w:t>tudsz</w:t>
-      </w:r>
-      <w:proofErr w:type="spellEnd"/>
-      <w:r>
-        <w:t xml:space="preserve"> ha be </w:t>
-      </w:r>
-      <w:proofErr w:type="spellStart"/>
-      <w:r>
-        <w:t>vagy</w:t>
-      </w:r>
-      <w:proofErr w:type="spellEnd"/>
-      <w:r>
-        <w:t xml:space="preserve"> </w:t>
-      </w:r>
-      <w:proofErr w:type="spellStart"/>
-      <w:r>
-        <w:t>regisztrálva</w:t>
-      </w:r>
-      <w:proofErr w:type="spellEnd"/>
-      <w:r>
-        <w:t xml:space="preserve"> </w:t>
-      </w:r>
-      <w:proofErr w:type="spellStart"/>
-      <w:r>
-        <w:t>és</w:t>
-      </w:r>
-      <w:proofErr w:type="spellEnd"/>
-      <w:r>
-        <w:t xml:space="preserve"> </w:t>
-      </w:r>
-      <w:proofErr w:type="spellStart"/>
-      <w:r>
-        <w:t>jelentkezve</w:t>
-      </w:r>
-      <w:proofErr w:type="spellEnd"/>
-      <w:r>
-        <w:t>)</w:t>
-      </w:r>
-      <w:r>
-        <w:t>.</w:t>
-      </w:r>
-    </w:p>
-    <w:p>
-      <w:pPr>
-        <w:pStyle w:val="Szmozottlista"/>
-        <w:numPr>
-          <w:ilvl w:val="0"/>
-          <w:numId w:val="0"/>
-        </w:numPr>
-        <w:spacing w:after="40"/>
-        <w:jc w:val="center"/>
-      </w:pPr>
-      <w:r>
-        <w:rPr>
-          <w:noProof/>
-        </w:rPr>
-        <w:lastRenderedPageBreak/>
-        <w:drawing>
-          <wp:inline distT="0" distB="0" distL="0" distR="0" wp14:anchorId="46899587" wp14:editId="33D2AA16">
-            <wp:extent cx="5972175" cy="2900680"/>
-            <wp:effectExtent l="0" t="0" r="9525" b="0"/>
-            <wp:docPr id="3" name="Kép 3"/>
-            <wp:cNvGraphicFramePr>
-              <a:graphicFrameLocks xmlns:a="http://schemas.openxmlformats.org/drawingml/2006/main" noChangeAspect="1"/>
-            </wp:cNvGraphicFramePr>
-            <a:graphic xmlns:a="http://schemas.openxmlformats.org/drawingml/2006/main">
-              <a:graphicData uri="http://schemas.openxmlformats.org/drawingml/2006/picture">
-                <pic:pic xmlns:pic="http://schemas.openxmlformats.org/drawingml/2006/picture">
-                  <pic:nvPicPr>
-                    <pic:cNvPr id="1" name=""/>
-                    <pic:cNvPicPr/>
-                  </pic:nvPicPr>
-                  <pic:blipFill>
-                    <a:blip r:embed="rId10"/>
-                    <a:stretch>
-                      <a:fillRect/>
-                    </a:stretch>
-                  </pic:blipFill>
-                  <pic:spPr>
-                    <a:xfrm>
-                      <a:off x="0" y="0"/>
-                      <a:ext cx="5972175" cy="2900680"/>
-                    </a:xfrm>
-                    <a:prstGeom prst="rect">
-                      <a:avLst/>
-                    </a:prstGeom>
-                  </pic:spPr>
-                </pic:pic>
-              </a:graphicData>
-            </a:graphic>
-          </wp:inline>
-        </w:drawing>
-      </w:r>
-    </w:p>
-    <w:p>
-      <w:pPr>
-        <w:pStyle w:val="Szmozottlista"/>
-        <w:numPr>
-          <w:ilvl w:val="0"/>
-          <w:numId w:val="0"/>
-        </w:numPr>
-        <w:spacing w:after="40"/>
-        <w:jc w:val="center"/>
-      </w:pPr>
-      <w:r>
-        <w:rPr>
-          <w:noProof/>
-        </w:rPr>
-        <w:drawing>
-          <wp:inline distT="0" distB="0" distL="0" distR="0" wp14:anchorId="6102135F" wp14:editId="4D25CD0D">
-            <wp:extent cx="3667125" cy="2510255"/>
-            <wp:effectExtent l="0" t="0" r="0" b="4445"/>
-            <wp:docPr id="4" name="Kép 4"/>
-            <wp:cNvGraphicFramePr>
-              <a:graphicFrameLocks xmlns:a="http://schemas.openxmlformats.org/drawingml/2006/main" noChangeAspect="1"/>
-            </wp:cNvGraphicFramePr>
-            <a:graphic xmlns:a="http://schemas.openxmlformats.org/drawingml/2006/main">
-              <a:graphicData uri="http://schemas.openxmlformats.org/drawingml/2006/picture">
-                <pic:pic xmlns:pic="http://schemas.openxmlformats.org/drawingml/2006/picture">
-                  <pic:nvPicPr>
-                    <pic:cNvPr id="1" name=""/>
-                    <pic:cNvPicPr/>
-                  </pic:nvPicPr>
-                  <pic:blipFill>
-                    <a:blip r:embed="rId11"/>
-                    <a:stretch>
-                      <a:fillRect/>
-                    </a:stretch>
-                  </pic:blipFill>
-                  <pic:spPr>
-                    <a:xfrm>
-                      <a:off x="0" y="0"/>
-                      <a:ext cx="3676253" cy="2516503"/>
-                    </a:xfrm>
-                    <a:prstGeom prst="rect">
-                      <a:avLst/>
-                    </a:prstGeom>
-                  </pic:spPr>
-                </pic:pic>
-              </a:graphicData>
-            </a:graphic>
-          </wp:inline>
-        </w:drawing>
-      </w:r>
-    </w:p>
-    <w:p>
-      <w:pPr>
-        <w:pStyle w:val="Cmsor3"/>
-      </w:pPr>
-      <w:bookmarkStart w:id="5" w:name="_Toc224725291"/>
-      <w:r>
-        <w:rPr>
-          <w:color w:val="1A1A2E"/>
-          <w:sz w:val="26"/>
-        </w:rPr>
-        <w:t xml:space="preserve">3.2.3 </w:t>
-      </w:r>
-      <w:proofErr w:type="spellStart"/>
-      <w:r>
-        <w:rPr>
-          <w:color w:val="1A1A2E"/>
-          <w:sz w:val="26"/>
-        </w:rPr>
-        <w:t>Visszajelzés</w:t>
-      </w:r>
-      <w:proofErr w:type="spellEnd"/>
-      <w:r>
-        <w:rPr>
-          <w:color w:val="1A1A2E"/>
-          <w:sz w:val="26"/>
-        </w:rPr>
-        <w:t xml:space="preserve"> </w:t>
-      </w:r>
-      <w:proofErr w:type="spellStart"/>
-      <w:r>
-        <w:rPr>
-          <w:color w:val="1A1A2E"/>
-          <w:sz w:val="26"/>
-        </w:rPr>
-        <w:t>küldése</w:t>
-      </w:r>
-      <w:bookmarkEnd w:id="5"/>
-      <w:proofErr w:type="spellEnd"/>
-    </w:p>
-    <w:p>
-      <w:pPr>
-        <w:pStyle w:val="Szmozottlista"/>
-        <w:spacing w:after="40"/>
-      </w:pPr>
-      <w:r>
-        <w:t xml:space="preserve">Görgess az oldal </w:t>
-      </w:r>
-      <w:r>
-        <w:rPr>
-          <w:b/>
-        </w:rPr>
-        <w:t>Visszajelzések</w:t>
-      </w:r>
-      <w:r>
-        <w:t xml:space="preserve"> szekciójáig.</w:t>
-      </w:r>
-    </w:p>
-    <w:p>
-      <w:pPr>
-        <w:pStyle w:val="Szmozottlista"/>
-        <w:spacing w:after="40"/>
-      </w:pPr>
-      <w:r>
-        <w:t>Add meg a neved (opcionális), email címed (kötelező) és az üzeneted.</w:t>
-      </w:r>
-    </w:p>
-    <w:p>
-      <w:pPr>
-        <w:pStyle w:val="Szmozottlista"/>
-        <w:spacing w:after="40"/>
-      </w:pPr>
-      <w:proofErr w:type="spellStart"/>
-      <w:r>
-        <w:t>Kattints</w:t>
-      </w:r>
-      <w:proofErr w:type="spellEnd"/>
-      <w:r>
-        <w:t xml:space="preserve"> a </w:t>
-      </w:r>
-      <w:proofErr w:type="spellStart"/>
-      <w:r>
-        <w:rPr>
-          <w:b/>
-        </w:rPr>
-        <w:t>Küldés</w:t>
-      </w:r>
-      <w:proofErr w:type="spellEnd"/>
-      <w:r>
-        <w:t xml:space="preserve"> </w:t>
-      </w:r>
-      <w:proofErr w:type="spellStart"/>
-      <w:r>
-        <w:t>gombra</w:t>
-      </w:r>
-      <w:proofErr w:type="spellEnd"/>
-      <w:r>
-        <w:t>.</w:t>
-      </w:r>
-    </w:p>
-    <w:p>
-      <w:pPr>
-        <w:pStyle w:val="Szmozottlista"/>
-        <w:spacing w:after="40"/>
-      </w:pPr>
-      <w:proofErr w:type="spellStart"/>
-      <w:r>
-        <w:t>Sikeres</w:t>
-      </w:r>
-      <w:proofErr w:type="spellEnd"/>
-      <w:r>
-        <w:t xml:space="preserve"> </w:t>
-      </w:r>
-      <w:proofErr w:type="spellStart"/>
-      <w:r>
-        <w:t>küldés</w:t>
-      </w:r>
-      <w:proofErr w:type="spellEnd"/>
-      <w:r>
-        <w:t xml:space="preserve"> </w:t>
-      </w:r>
-      <w:proofErr w:type="spellStart"/>
-      <w:r>
-        <w:t>esetén</w:t>
-      </w:r>
-      <w:proofErr w:type="spellEnd"/>
-      <w:r>
-        <w:t xml:space="preserve"> </w:t>
-      </w:r>
-      <w:proofErr w:type="spellStart"/>
-      <w:r>
-        <w:t>visszaigazoló</w:t>
-      </w:r>
-      <w:proofErr w:type="spellEnd"/>
-      <w:r>
-        <w:t xml:space="preserve"> email </w:t>
-      </w:r>
-      <w:proofErr w:type="spellStart"/>
-      <w:r>
-        <w:t>érkezik</w:t>
-      </w:r>
-      <w:proofErr w:type="spellEnd"/>
-      <w:r>
-        <w:t xml:space="preserve"> a </w:t>
-      </w:r>
-      <w:proofErr w:type="spellStart"/>
-      <w:r>
-        <w:t>megadott</w:t>
-      </w:r>
-      <w:proofErr w:type="spellEnd"/>
-      <w:r>
-        <w:t xml:space="preserve"> email </w:t>
-      </w:r>
-      <w:proofErr w:type="spellStart"/>
-      <w:r>
-        <w:t>címre</w:t>
-      </w:r>
-      <w:proofErr w:type="spellEnd"/>
-      <w:r>
-        <w:t>.</w:t>
-      </w:r>
-    </w:p>
-    <w:p>
-      <w:pPr>
-        <w:pStyle w:val="Szmozottlista"/>
-        <w:numPr>
-          <w:ilvl w:val="0"/>
-          <w:numId w:val="0"/>
-        </w:numPr>
-        <w:spacing w:after="40"/>
-        <w:jc w:val="center"/>
-      </w:pPr>
-      <w:r>
-        <w:rPr>
-          <w:noProof/>
-        </w:rPr>
-        <w:lastRenderedPageBreak/>
-        <w:drawing>
-          <wp:inline distT="0" distB="0" distL="0" distR="0" wp14:anchorId="13359492" wp14:editId="0D85681E">
-            <wp:extent cx="3442970" cy="2813685"/>
-            <wp:effectExtent l="0" t="0" r="5080" b="5715"/>
-            <wp:docPr id="6" name="Kép 6"/>
-            <wp:cNvGraphicFramePr>
-              <a:graphicFrameLocks xmlns:a="http://schemas.openxmlformats.org/drawingml/2006/main" noChangeAspect="1"/>
-            </wp:cNvGraphicFramePr>
-            <a:graphic xmlns:a="http://schemas.openxmlformats.org/drawingml/2006/main">
-              <a:graphicData uri="http://schemas.openxmlformats.org/drawingml/2006/picture">
-                <pic:pic xmlns:pic="http://schemas.openxmlformats.org/drawingml/2006/picture">
-                  <pic:nvPicPr>
-                    <pic:cNvPr id="1" name=""/>
-                    <pic:cNvPicPr/>
-                  </pic:nvPicPr>
-                  <pic:blipFill>
-                    <a:blip r:embed="rId12"/>
-                    <a:stretch>
-                      <a:fillRect/>
-                    </a:stretch>
-                  </pic:blipFill>
-                  <pic:spPr>
-                    <a:xfrm>
-                      <a:off x="0" y="0"/>
-                      <a:ext cx="3442970" cy="2813685"/>
-                    </a:xfrm>
-                    <a:prstGeom prst="rect">
-                      <a:avLst/>
-                    </a:prstGeom>
-                  </pic:spPr>
-                </pic:pic>
-              </a:graphicData>
-            </a:graphic>
-          </wp:inline>
-        </w:drawing>
-      </w:r>
-    </w:p>
-    <w:p>
-      <w:pPr>
-        <w:pStyle w:val="Szmozottlista"/>
-        <w:numPr>
-          <w:ilvl w:val="0"/>
-          <w:numId w:val="0"/>
-        </w:numPr>
-        <w:spacing w:after="40"/>
-        <w:jc w:val="center"/>
-      </w:pPr>
-    </w:p>
-    <w:p>
-      <w:pPr>
-        <w:pStyle w:val="Cmsor2"/>
-      </w:pPr>
-      <w:bookmarkStart w:id="6" w:name="_Toc224725292"/>
-      <w:r>
-        <w:rPr>
-          <w:color w:val="E94560"/>
-          <w:sz w:val="30"/>
-        </w:rPr>
-        <w:t>3.3 Regisztráció</w:t>
-      </w:r>
-      <w:bookmarkEnd w:id="6"/>
-    </w:p>
-    <w:p>
-      <w:pPr>
-        <w:pStyle w:val="Szmozottlista"/>
-        <w:spacing w:after="40"/>
-      </w:pPr>
-      <w:r>
-        <w:t xml:space="preserve">Kattints a navigációban a </w:t>
-      </w:r>
-      <w:r>
-        <w:rPr>
-          <w:b/>
-        </w:rPr>
-        <w:t>Bejelentkezés</w:t>
-      </w:r>
-      <w:r>
-        <w:t xml:space="preserve"> gombra.</w:t>
-      </w:r>
-    </w:p>
-    <w:p>
-      <w:pPr>
-        <w:pStyle w:val="Szmozottlista"/>
-        <w:spacing w:after="40"/>
-      </w:pPr>
-      <w:r>
-        <w:t xml:space="preserve">A </w:t>
-      </w:r>
-      <w:proofErr w:type="spellStart"/>
-      <w:r>
-        <w:t>bejelentkezési</w:t>
-      </w:r>
-      <w:proofErr w:type="spellEnd"/>
-      <w:r>
-        <w:t xml:space="preserve"> </w:t>
-      </w:r>
-      <w:proofErr w:type="spellStart"/>
-      <w:r>
-        <w:t>oldalon</w:t>
-      </w:r>
-      <w:proofErr w:type="spellEnd"/>
-      <w:r>
-        <w:t xml:space="preserve"> </w:t>
-      </w:r>
-      <w:proofErr w:type="spellStart"/>
-      <w:r>
-        <w:t>kattints</w:t>
-      </w:r>
-      <w:proofErr w:type="spellEnd"/>
-      <w:r>
-        <w:t>: "</w:t>
-      </w:r>
-      <w:proofErr w:type="spellStart"/>
-      <w:r>
-        <w:t>Regisztrálj</w:t>
-      </w:r>
-      <w:proofErr w:type="spellEnd"/>
-      <w:r>
-        <w:t xml:space="preserve"> </w:t>
-      </w:r>
-      <w:proofErr w:type="spellStart"/>
-      <w:r>
-        <w:t>itt</w:t>
-      </w:r>
-      <w:proofErr w:type="spellEnd"/>
-      <w:r>
-        <w:t xml:space="preserve">!" – </w:t>
-      </w:r>
-      <w:proofErr w:type="spellStart"/>
-      <w:r>
-        <w:t>megnyílik</w:t>
-      </w:r>
-      <w:proofErr w:type="spellEnd"/>
-      <w:r>
-        <w:t xml:space="preserve"> a </w:t>
-      </w:r>
-      <w:r>
-        <w:rPr>
-          <w:b/>
-        </w:rPr>
-        <w:t>regisztracio.html</w:t>
-      </w:r>
-      <w:r>
-        <w:t xml:space="preserve"> </w:t>
-      </w:r>
-      <w:proofErr w:type="spellStart"/>
-      <w:r>
-        <w:t>oldal</w:t>
-      </w:r>
-      <w:proofErr w:type="spellEnd"/>
-      <w:r>
-        <w:t>.</w:t>
-      </w:r>
-    </w:p>
-    <w:p>
-      <w:pPr>
-        <w:pStyle w:val="Szmozottlista"/>
-        <w:spacing w:after="40"/>
-      </w:pPr>
-      <w:r>
-        <w:t>Töltsd ki a mezőket:</w:t>
-      </w:r>
-    </w:p>
-    <w:p>
-      <w:pPr>
-        <w:pStyle w:val="Felsorols"/>
-        <w:spacing w:after="40"/>
-        <w:ind w:left="567"/>
-      </w:pPr>
-      <w:r>
-        <w:rPr>
-          <w:b/>
-        </w:rPr>
-        <w:t>Teljes név</w:t>
-      </w:r>
-      <w:r>
-        <w:t xml:space="preserve"> (pl. </w:t>
-      </w:r>
-      <w:proofErr w:type="spellStart"/>
-      <w:r>
-        <w:t>Tóth</w:t>
-      </w:r>
-      <w:proofErr w:type="spellEnd"/>
-      <w:r>
-        <w:t xml:space="preserve"> </w:t>
-      </w:r>
-      <w:proofErr w:type="spellStart"/>
-      <w:r>
-        <w:t>Róbert</w:t>
-      </w:r>
-      <w:proofErr w:type="spellEnd"/>
-      <w:r>
-        <w:t>)</w:t>
-      </w:r>
-    </w:p>
-    <w:p>
-      <w:pPr>
-        <w:pStyle w:val="Felsorols"/>
-        <w:spacing w:after="40"/>
-        <w:ind w:left="567"/>
-      </w:pPr>
-      <w:r>
-        <w:rPr>
-          <w:b/>
-        </w:rPr>
-        <w:t>Email cím</w:t>
-      </w:r>
-      <w:r>
-        <w:t xml:space="preserve"> (érvényes email, pl. </w:t>
-      </w:r>
-      <w:r>
-        <w:t>toth</w:t>
-      </w:r>
-      <w:r>
-        <w:t>@example.com)</w:t>
-      </w:r>
-    </w:p>
-    <w:p>
-      <w:pPr>
-        <w:pStyle w:val="Felsorols"/>
-        <w:spacing w:after="40"/>
-        <w:ind w:left="567"/>
-      </w:pPr>
-      <w:r>
-        <w:rPr>
-          <w:b/>
-        </w:rPr>
-        <w:t>Jelszó</w:t>
-      </w:r>
-      <w:r>
-        <w:t xml:space="preserve"> (legalább 6 karakter)</w:t>
-      </w:r>
-    </w:p>
-    <w:p>
-      <w:pPr>
-        <w:pStyle w:val="Felsorols"/>
-        <w:spacing w:after="40"/>
-        <w:ind w:left="567"/>
-      </w:pPr>
-      <w:r>
-        <w:rPr>
-          <w:b/>
-        </w:rPr>
-        <w:t>Jelszó megerősítése</w:t>
-      </w:r>
-      <w:r>
-        <w:t xml:space="preserve"> (meg kell egyeznie az előzővel)</w:t>
-      </w:r>
-    </w:p>
-    <w:p>
-      <w:pPr>
-        <w:pStyle w:val="Szmozottlista"/>
-        <w:spacing w:after="40"/>
-      </w:pPr>
-      <w:r>
-        <w:t xml:space="preserve">Kattints a </w:t>
-      </w:r>
-      <w:r>
-        <w:rPr>
-          <w:b/>
-        </w:rPr>
-        <w:t>Regisztrálok</w:t>
-      </w:r>
-      <w:r>
-        <w:t xml:space="preserve"> gombra.</w:t>
-      </w:r>
-    </w:p>
-    <w:p>
-      <w:pPr>
-        <w:pStyle w:val="Szmozottlista"/>
-        <w:spacing w:after="40"/>
-      </w:pPr>
-      <w:r>
-        <w:t>Sikeres regisztráció esetén üdvözlő email érkezik a megadott email-re.</w:t>
-      </w:r>
-    </w:p>
-    <w:p>
-      <w:pPr>
-        <w:spacing w:after="80"/>
-      </w:pPr>
-      <w:r>
-        <w:t xml:space="preserve">&gt; </w:t>
-      </w:r>
-      <w:proofErr w:type="spellStart"/>
-      <w:r>
-        <w:rPr>
-          <w:b/>
-        </w:rPr>
-        <w:t>Figyelem</w:t>
-      </w:r>
-      <w:proofErr w:type="spellEnd"/>
-      <w:r>
-        <w:rPr>
-          <w:b/>
-        </w:rPr>
-        <w:t>:</w:t>
-      </w:r>
-      <w:r>
-        <w:t xml:space="preserve"> Minden email </w:t>
-      </w:r>
-      <w:proofErr w:type="spellStart"/>
-      <w:r>
-        <w:t>cím</w:t>
-      </w:r>
-      <w:proofErr w:type="spellEnd"/>
-      <w:r>
-        <w:t xml:space="preserve"> </w:t>
-      </w:r>
-      <w:proofErr w:type="spellStart"/>
-      <w:r>
-        <w:t>csak</w:t>
-      </w:r>
-      <w:proofErr w:type="spellEnd"/>
-      <w:r>
-        <w:t xml:space="preserve"> </w:t>
-      </w:r>
-      <w:proofErr w:type="spellStart"/>
-      <w:r>
-        <w:t>egyszer</w:t>
-      </w:r>
-      <w:proofErr w:type="spellEnd"/>
-      <w:r>
-        <w:t xml:space="preserve"> </w:t>
-      </w:r>
-      <w:proofErr w:type="spellStart"/>
-      <w:r>
-        <w:t>használható</w:t>
-      </w:r>
-      <w:proofErr w:type="spellEnd"/>
-      <w:r>
-        <w:t xml:space="preserve"> </w:t>
-      </w:r>
-      <w:proofErr w:type="spellStart"/>
-      <w:r>
-        <w:t>regisztrációhoz</w:t>
-      </w:r>
-      <w:proofErr w:type="spellEnd"/>
-      <w:r>
-        <w:t>.</w:t>
-      </w:r>
-    </w:p>
-    <w:p>
-      <w:pPr>
-        <w:spacing w:after="80"/>
-        <w:jc w:val="center"/>
-      </w:pPr>
-    </w:p>
-    <w:p>
-      <w:pPr>
-        <w:spacing w:after="80"/>
-        <w:jc w:val="center"/>
-      </w:pPr>
-      <w:r>
-        <w:rPr>
-          <w:noProof/>
-        </w:rPr>
-        <w:drawing>
-          <wp:anchor distT="0" distB="0" distL="114300" distR="114300" simplePos="0" relativeHeight="251655680" behindDoc="0" locked="0" layoutInCell="1" allowOverlap="1" wp14:anchorId="3BC8FBF1" wp14:editId="28F575DA">
-            <wp:simplePos x="0" y="0"/>
-            <wp:positionH relativeFrom="column">
-              <wp:posOffset>920115</wp:posOffset>
-            </wp:positionH>
-            <wp:positionV relativeFrom="paragraph">
-              <wp:posOffset>5970270</wp:posOffset>
-            </wp:positionV>
-            <wp:extent cx="3648075" cy="2997977"/>
-            <wp:effectExtent l="0" t="0" r="0" b="0"/>
-            <wp:wrapTopAndBottom/>
-            <wp:docPr id="7" name="Kép 7"/>
-            <wp:cNvGraphicFramePr>
-              <a:graphicFrameLocks xmlns:a="http://schemas.openxmlformats.org/drawingml/2006/main" noChangeAspect="1"/>
-            </wp:cNvGraphicFramePr>
-            <a:graphic xmlns:a="http://schemas.openxmlformats.org/drawingml/2006/main">
-              <a:graphicData uri="http://schemas.openxmlformats.org/drawingml/2006/picture">
-                <pic:pic xmlns:pic="http://schemas.openxmlformats.org/drawingml/2006/picture">
-                  <pic:nvPicPr>
-                    <pic:cNvPr id="1" name=""/>
-                    <pic:cNvPicPr/>
-                  </pic:nvPicPr>
-                  <pic:blipFill>
-                    <a:blip r:embed="rId13"/>
-                    <a:stretch>
-                      <a:fillRect/>
-                    </a:stretch>
-                  </pic:blipFill>
-                  <pic:spPr>
-                    <a:xfrm>
-                      <a:off x="0" y="0"/>
-                      <a:ext cx="3648075" cy="2997977"/>
-                    </a:xfrm>
-                    <a:prstGeom prst="rect">
-                      <a:avLst/>
-                    </a:prstGeom>
-                  </pic:spPr>
-                </pic:pic>
-              </a:graphicData>
-            </a:graphic>
-          </wp:anchor>
-        </w:drawing>
-      </w:r>
-    </w:p>
-    <w:p>
-      <w:pPr>
-        <w:pStyle w:val="Cmsor2"/>
-      </w:pPr>
-      <w:bookmarkStart w:id="7" w:name="_Toc224725293"/>
-      <w:r>
-        <w:rPr>
-          <w:color w:val="E94560"/>
-          <w:sz w:val="30"/>
-        </w:rPr>
-        <w:lastRenderedPageBreak/>
-        <w:t>3.4 Bejelentkezés</w:t>
-      </w:r>
-      <w:bookmarkEnd w:id="7"/>
-    </w:p>
-    <w:p>
-      <w:pPr>
-        <w:pStyle w:val="Szmozottlista"/>
-        <w:spacing w:after="40"/>
-      </w:pPr>
-      <w:proofErr w:type="spellStart"/>
-      <w:r>
-        <w:t>Kattints</w:t>
-      </w:r>
-      <w:proofErr w:type="spellEnd"/>
-      <w:r>
-        <w:t xml:space="preserve"> a </w:t>
-      </w:r>
-      <w:proofErr w:type="spellStart"/>
-      <w:r>
-        <w:t>navigációban</w:t>
-      </w:r>
-      <w:proofErr w:type="spellEnd"/>
-      <w:r>
-        <w:t xml:space="preserve"> a </w:t>
-      </w:r>
-      <w:r>
-        <w:rPr>
-          <w:b/>
-        </w:rPr>
-        <w:t>Bejelentkezés</w:t>
-      </w:r>
-      <w:r>
-        <w:t xml:space="preserve"> gombra.</w:t>
-      </w:r>
-    </w:p>
-    <w:p>
-      <w:pPr>
-        <w:pStyle w:val="Szmozottlista"/>
-        <w:spacing w:after="40"/>
-      </w:pPr>
-      <w:r>
-        <w:t>Add meg:</w:t>
-      </w:r>
-    </w:p>
-    <w:p>
-      <w:pPr>
-        <w:pStyle w:val="Felsorols"/>
-        <w:spacing w:after="40"/>
-        <w:ind w:left="567"/>
-      </w:pPr>
-      <w:r>
-        <w:rPr>
-          <w:b/>
-        </w:rPr>
-        <w:t xml:space="preserve">Email </w:t>
-      </w:r>
-      <w:proofErr w:type="spellStart"/>
-      <w:r>
-        <w:rPr>
-          <w:b/>
-        </w:rPr>
-        <w:t>cím</w:t>
-      </w:r>
-      <w:proofErr w:type="spellEnd"/>
-      <w:r>
-        <w:rPr>
-          <w:b/>
-        </w:rPr>
-        <w:t>:</w:t>
-      </w:r>
-      <w:r>
-        <w:t xml:space="preserve"> a </w:t>
-      </w:r>
-      <w:proofErr w:type="spellStart"/>
-      <w:r>
-        <w:t>regisztráció</w:t>
-      </w:r>
-      <w:proofErr w:type="spellEnd"/>
-      <w:r>
-        <w:t xml:space="preserve"> </w:t>
-      </w:r>
-      <w:proofErr w:type="spellStart"/>
-      <w:r>
-        <w:t>során</w:t>
-      </w:r>
-      <w:proofErr w:type="spellEnd"/>
-      <w:r>
-        <w:t xml:space="preserve"> megadott email</w:t>
-      </w:r>
-    </w:p>
-    <w:p>
-      <w:pPr>
-        <w:pStyle w:val="Felsorols"/>
-        <w:spacing w:after="40"/>
-        <w:ind w:left="567"/>
-      </w:pPr>
-      <w:proofErr w:type="spellStart"/>
-      <w:r>
-        <w:rPr>
-          <w:b/>
-        </w:rPr>
-        <w:t>Jelszó</w:t>
-      </w:r>
-      <w:proofErr w:type="spellEnd"/>
-      <w:r>
-        <w:rPr>
-          <w:b/>
-        </w:rPr>
-        <w:t>:</w:t>
-      </w:r>
-      <w:r>
-        <w:t xml:space="preserve"> a </w:t>
-      </w:r>
-      <w:proofErr w:type="spellStart"/>
-      <w:r>
-        <w:t>regisztráció</w:t>
-      </w:r>
-      <w:proofErr w:type="spellEnd"/>
-      <w:r>
-        <w:t xml:space="preserve"> </w:t>
-      </w:r>
-      <w:proofErr w:type="spellStart"/>
-      <w:r>
-        <w:t>során</w:t>
-      </w:r>
-      <w:proofErr w:type="spellEnd"/>
-      <w:r>
-        <w:t xml:space="preserve"> megadott jelszó</w:t>
-      </w:r>
-    </w:p>
-    <w:p>
-      <w:pPr>
-        <w:pStyle w:val="Szmozottlista"/>
-        <w:spacing w:after="40"/>
-      </w:pPr>
-      <w:proofErr w:type="spellStart"/>
-      <w:r>
-        <w:t>Kattints</w:t>
-      </w:r>
-      <w:proofErr w:type="spellEnd"/>
-      <w:r>
-        <w:t xml:space="preserve"> a </w:t>
-      </w:r>
-      <w:proofErr w:type="spellStart"/>
-      <w:r>
-        <w:rPr>
-          <w:b/>
-        </w:rPr>
-        <w:t>Bejelentkezés</w:t>
-      </w:r>
-      <w:proofErr w:type="spellEnd"/>
-      <w:r>
-        <w:t xml:space="preserve"> </w:t>
-      </w:r>
-      <w:proofErr w:type="spellStart"/>
-      <w:r>
-        <w:t>gombra</w:t>
-      </w:r>
-      <w:proofErr w:type="spellEnd"/>
-      <w:r>
-        <w:t>.</w:t>
-      </w:r>
-    </w:p>
-    <w:p>
-      <w:pPr>
-        <w:pStyle w:val="Szmozottlista"/>
-        <w:spacing w:after="40"/>
       </w:pPr>
       <w:r>
         <w:rPr>
@@ -3729,18 +2661,18 @@
         <mc:AlternateContent>
           <mc:Choice Requires="wps">
             <w:drawing>
-              <wp:anchor distT="0" distB="0" distL="114300" distR="114300" simplePos="0" relativeHeight="251660800" behindDoc="0" locked="0" layoutInCell="1" allowOverlap="1" wp14:anchorId="0028DC51" wp14:editId="0544965F">
+              <wp:anchor distT="0" distB="0" distL="114300" distR="114300" simplePos="0" relativeHeight="251651072" behindDoc="0" locked="0" layoutInCell="1" allowOverlap="1" wp14:anchorId="6B8D38A0" wp14:editId="32900F40">
                 <wp:simplePos x="0" y="0"/>
                 <wp:positionH relativeFrom="column">
-                  <wp:posOffset>4196716</wp:posOffset>
+                  <wp:posOffset>3596639</wp:posOffset>
                 </wp:positionH>
                 <wp:positionV relativeFrom="paragraph">
-                  <wp:posOffset>167640</wp:posOffset>
+                  <wp:posOffset>206375</wp:posOffset>
                 </wp:positionV>
-                <wp:extent cx="1638300" cy="1038225"/>
-                <wp:effectExtent l="38100" t="19050" r="76200" b="104775"/>
+                <wp:extent cx="2219325" cy="2876550"/>
+                <wp:effectExtent l="38100" t="19050" r="66675" b="95250"/>
                 <wp:wrapNone/>
-                <wp:docPr id="18" name="Egyenes összekötő nyíllal 18"/>
+                <wp:docPr id="20" name="Egyenes összekötő nyíllal 20"/>
                 <wp:cNvGraphicFramePr/>
                 <a:graphic xmlns:a="http://schemas.openxmlformats.org/drawingml/2006/main">
                   <a:graphicData uri="http://schemas.microsoft.com/office/word/2010/wordprocessingShape">
@@ -3749,7 +2681,7 @@
                       <wps:spPr>
                         <a:xfrm>
                           <a:off x="0" y="0"/>
-                          <a:ext cx="1638300" cy="1038225"/>
+                          <a:ext cx="2219325" cy="2876550"/>
                         </a:xfrm>
                         <a:prstGeom prst="straightConnector1">
                           <a:avLst/>
@@ -3790,7 +2722,7 @@
           </mc:Choice>
           <mc:Fallback>
             <w:pict>
-              <v:shape w14:anchorId="7C003134" id="Egyenes összekötő nyíllal 18" o:spid="_x0000_s1026" type="#_x0000_t32" style="position:absolute;margin-left:330.45pt;margin-top:13.2pt;width:129pt;height:81.75pt;z-index:251660800;visibility:visible;mso-wrap-style:square;mso-width-percent:0;mso-height-percent:0;mso-wrap-distance-left:9pt;mso-wrap-distance-top:0;mso-wrap-distance-right:9pt;mso-wrap-distance-bottom:0;mso-position-horizontal:absolute;mso-position-horizontal-relative:text;mso-position-vertical:absolute;mso-position-vertical-relative:text;mso-width-percent:0;mso-height-percent:0;mso-width-relative:margin;mso-height-relative:margin" o:gfxdata="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" strokecolor="red" strokeweight="2pt">
+              <v:shape w14:anchorId="0D89979E" id="Egyenes összekötő nyíllal 20" o:spid="_x0000_s1026" type="#_x0000_t32" style="position:absolute;margin-left:283.2pt;margin-top:16.25pt;width:174.75pt;height:226.5pt;z-index:251651072;visibility:visible;mso-wrap-style:square;mso-width-percent:0;mso-height-percent:0;mso-wrap-distance-left:9pt;mso-wrap-distance-top:0;mso-wrap-distance-right:9pt;mso-wrap-distance-bottom:0;mso-position-horizontal:absolute;mso-position-horizontal-relative:text;mso-position-vertical:absolute;mso-position-vertical-relative:text;mso-width-percent:0;mso-height-percent:0;mso-width-relative:margin;mso-height-relative:margin" o:gfxdata="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" strokecolor="red" strokeweight="2pt">
                 <v:stroke endarrow="block"/>
                 <v:shadow on="t" color="black" opacity="24903f" origin=",.5" offset="0,.55556mm"/>
               </v:shape>
@@ -3800,12 +2732,1536 @@
       </w:r>
       <w:r>
         <w:rPr>
+          <w:b/>
+        </w:rPr>
+        <w:t xml:space="preserve">Mancs </w:t>
+      </w:r>
+      <w:proofErr w:type="spellStart"/>
+      <w:r>
+        <w:rPr>
+          <w:b/>
+        </w:rPr>
+        <w:t>gomb</w:t>
+      </w:r>
+      <w:proofErr w:type="spellEnd"/>
+      <w:r>
+        <w:rPr>
+          <w:b/>
+        </w:rPr>
+        <w:t xml:space="preserve"> </w:t>
+      </w:r>
+      <w:r>
+        <w:t>–</w:t>
+      </w:r>
+      <w:r>
+        <w:t xml:space="preserve"> </w:t>
+      </w:r>
+      <w:proofErr w:type="spellStart"/>
+      <w:r>
+        <w:t>saját</w:t>
+      </w:r>
+      <w:proofErr w:type="spellEnd"/>
+      <w:r>
+        <w:t xml:space="preserve"> mini </w:t>
+      </w:r>
+      <w:proofErr w:type="spellStart"/>
+      <w:r>
+        <w:t>játék</w:t>
+      </w:r>
+      <w:proofErr w:type="spellEnd"/>
+      <w:r>
+        <w:t xml:space="preserve">. A </w:t>
+      </w:r>
+      <w:proofErr w:type="spellStart"/>
+      <w:r>
+        <w:t>funkció</w:t>
+      </w:r>
+      <w:proofErr w:type="spellEnd"/>
+      <w:r>
+        <w:t xml:space="preserve"> </w:t>
+      </w:r>
+      <w:proofErr w:type="spellStart"/>
+      <w:r>
+        <w:t>célja</w:t>
+      </w:r>
+      <w:proofErr w:type="spellEnd"/>
+      <w:r>
+        <w:t xml:space="preserve"> a </w:t>
+      </w:r>
+      <w:proofErr w:type="spellStart"/>
+      <w:r>
+        <w:t>látogatók</w:t>
+      </w:r>
+      <w:proofErr w:type="spellEnd"/>
+      <w:r>
+        <w:t xml:space="preserve"> </w:t>
+      </w:r>
+      <w:proofErr w:type="spellStart"/>
+      <w:r>
+        <w:t>sórakoztatása</w:t>
+      </w:r>
+      <w:proofErr w:type="spellEnd"/>
+      <w:r>
+        <w:t xml:space="preserve"> </w:t>
+      </w:r>
+      <w:proofErr w:type="spellStart"/>
+      <w:r>
+        <w:t>egy</w:t>
+      </w:r>
+      <w:proofErr w:type="spellEnd"/>
+      <w:r>
+        <w:t xml:space="preserve"> </w:t>
+      </w:r>
+      <w:proofErr w:type="spellStart"/>
+      <w:r>
+        <w:t>tematikus</w:t>
+      </w:r>
+      <w:proofErr w:type="spellEnd"/>
+      <w:r>
+        <w:t xml:space="preserve"> </w:t>
+      </w:r>
+      <w:proofErr w:type="spellStart"/>
+      <w:r>
+        <w:t>interaktív</w:t>
+      </w:r>
+      <w:proofErr w:type="spellEnd"/>
+      <w:r>
+        <w:t xml:space="preserve"> </w:t>
+      </w:r>
+      <w:proofErr w:type="spellStart"/>
+      <w:r>
+        <w:t>felület</w:t>
+      </w:r>
+      <w:proofErr w:type="spellEnd"/>
+      <w:r>
+        <w:t xml:space="preserve"> </w:t>
+      </w:r>
+      <w:proofErr w:type="spellStart"/>
+      <w:r>
+        <w:t>segítségével</w:t>
+      </w:r>
+      <w:proofErr w:type="spellEnd"/>
+      <w:r>
+        <w:t>.</w:t>
+      </w:r>
+    </w:p>
+    <w:p>
+      <w:pPr>
+        <w:pStyle w:val="Felsorols"/>
+        <w:numPr>
+          <w:ilvl w:val="0"/>
+          <w:numId w:val="0"/>
+        </w:numPr>
+        <w:spacing w:after="40"/>
+        <w:ind w:left="283"/>
+        <w:jc w:val="center"/>
+      </w:pPr>
+      <w:r>
+        <w:rPr>
           <w:noProof/>
         </w:rPr>
         <mc:AlternateContent>
           <mc:Choice Requires="wps">
             <w:drawing>
-              <wp:anchor distT="0" distB="0" distL="114300" distR="114300" simplePos="0" relativeHeight="251659776" behindDoc="0" locked="0" layoutInCell="1" allowOverlap="1" wp14:anchorId="58E67122" wp14:editId="74E2C905">
+              <wp:anchor distT="0" distB="0" distL="114300" distR="114300" simplePos="0" relativeHeight="251648000" behindDoc="0" locked="0" layoutInCell="1" allowOverlap="1" wp14:anchorId="4ABADEE0" wp14:editId="5BA5DB48">
+                <wp:simplePos x="0" y="0"/>
+                <wp:positionH relativeFrom="column">
+                  <wp:posOffset>5720715</wp:posOffset>
+                </wp:positionH>
+                <wp:positionV relativeFrom="paragraph">
+                  <wp:posOffset>2625725</wp:posOffset>
+                </wp:positionV>
+                <wp:extent cx="542925" cy="400050"/>
+                <wp:effectExtent l="57150" t="19050" r="85725" b="95250"/>
+                <wp:wrapNone/>
+                <wp:docPr id="13" name="Ellipszis 13"/>
+                <wp:cNvGraphicFramePr/>
+                <a:graphic xmlns:a="http://schemas.openxmlformats.org/drawingml/2006/main">
+                  <a:graphicData uri="http://schemas.microsoft.com/office/word/2010/wordprocessingShape">
+                    <wps:wsp>
+                      <wps:cNvSpPr/>
+                      <wps:spPr>
+                        <a:xfrm>
+                          <a:off x="0" y="0"/>
+                          <a:ext cx="542925" cy="400050"/>
+                        </a:xfrm>
+                        <a:prstGeom prst="ellipse">
+                          <a:avLst/>
+                        </a:prstGeom>
+                        <a:noFill/>
+                        <a:ln w="19050">
+                          <a:solidFill>
+                            <a:srgbClr val="FF0000"/>
+                          </a:solidFill>
+                        </a:ln>
+                      </wps:spPr>
+                      <wps:style>
+                        <a:lnRef idx="1">
+                          <a:schemeClr val="accent1"/>
+                        </a:lnRef>
+                        <a:fillRef idx="3">
+                          <a:schemeClr val="accent1"/>
+                        </a:fillRef>
+                        <a:effectRef idx="2">
+                          <a:schemeClr val="accent1"/>
+                        </a:effectRef>
+                        <a:fontRef idx="minor">
+                          <a:schemeClr val="lt1"/>
+                        </a:fontRef>
+                      </wps:style>
+                      <wps:bodyPr rot="0" spcFirstLastPara="0" vertOverflow="overflow" horzOverflow="overflow" vert="horz" wrap="square" lIns="91440" tIns="45720" rIns="91440" bIns="45720" numCol="1" spcCol="0" rtlCol="0" fromWordArt="0" anchor="ctr" anchorCtr="0" forceAA="0" compatLnSpc="1">
+                        <a:prstTxWarp prst="textNoShape">
+                          <a:avLst/>
+                        </a:prstTxWarp>
+                        <a:noAutofit/>
+                      </wps:bodyPr>
+                    </wps:wsp>
+                  </a:graphicData>
+                </a:graphic>
+                <wp14:sizeRelH relativeFrom="margin">
+                  <wp14:pctWidth>0</wp14:pctWidth>
+                </wp14:sizeRelH>
+                <wp14:sizeRelV relativeFrom="margin">
+                  <wp14:pctHeight>0</wp14:pctHeight>
+                </wp14:sizeRelV>
+              </wp:anchor>
+            </w:drawing>
+          </mc:Choice>
+          <mc:Fallback>
+            <w:pict>
+              <v:oval w14:anchorId="3118FAC3" id="Ellipszis 13" o:spid="_x0000_s1026" style="position:absolute;margin-left:450.45pt;margin-top:206.75pt;width:42.75pt;height:31.5pt;z-index:251648000;visibility:visible;mso-wrap-style:square;mso-width-percent:0;mso-height-percent:0;mso-wrap-distance-left:9pt;mso-wrap-distance-top:0;mso-wrap-distance-right:9pt;mso-wrap-distance-bottom:0;mso-position-horizontal:absolute;mso-position-horizontal-relative:text;mso-position-vertical:absolute;mso-position-vertical-relative:text;mso-width-percent:0;mso-height-percent:0;mso-width-relative:margin;mso-height-relative:margin;v-text-anchor:middle" o:gfxdata="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" filled="f" strokecolor="red" strokeweight="1.5pt">
+                <v:shadow on="t" color="black" opacity="22937f" origin=",.5" offset="0,.63889mm"/>
+              </v:oval>
+            </w:pict>
+          </mc:Fallback>
+        </mc:AlternateContent>
+      </w:r>
+      <w:r>
+        <w:rPr>
+          <w:noProof/>
+        </w:rPr>
+        <w:drawing>
+          <wp:inline distT="0" distB="0" distL="0" distR="0" wp14:anchorId="6CCF3AEC" wp14:editId="04DA4039">
+            <wp:extent cx="5972175" cy="3001645"/>
+            <wp:effectExtent l="0" t="0" r="9525" b="8255"/>
+            <wp:docPr id="2" name="Kép 2"/>
+            <wp:cNvGraphicFramePr>
+              <a:graphicFrameLocks xmlns:a="http://schemas.openxmlformats.org/drawingml/2006/main" noChangeAspect="1"/>
+            </wp:cNvGraphicFramePr>
+            <a:graphic xmlns:a="http://schemas.openxmlformats.org/drawingml/2006/main">
+              <a:graphicData uri="http://schemas.openxmlformats.org/drawingml/2006/picture">
+                <pic:pic xmlns:pic="http://schemas.openxmlformats.org/drawingml/2006/picture">
+                  <pic:nvPicPr>
+                    <pic:cNvPr id="1" name=""/>
+                    <pic:cNvPicPr/>
+                  </pic:nvPicPr>
+                  <pic:blipFill>
+                    <a:blip r:embed="rId9"/>
+                    <a:stretch>
+                      <a:fillRect/>
+                    </a:stretch>
+                  </pic:blipFill>
+                  <pic:spPr>
+                    <a:xfrm>
+                      <a:off x="0" y="0"/>
+                      <a:ext cx="5972175" cy="3001645"/>
+                    </a:xfrm>
+                    <a:prstGeom prst="rect">
+                      <a:avLst/>
+                    </a:prstGeom>
+                  </pic:spPr>
+                </pic:pic>
+              </a:graphicData>
+            </a:graphic>
+          </wp:inline>
+        </w:drawing>
+      </w:r>
+    </w:p>
+    <w:p>
+      <w:pPr>
+        <w:pStyle w:val="Cmsor3"/>
+      </w:pPr>
+      <w:bookmarkStart w:id="4" w:name="_Toc224725290"/>
+      <w:r>
+        <w:rPr>
+          <w:color w:val="1A1A2E"/>
+          <w:sz w:val="26"/>
+        </w:rPr>
+        <w:t>3.2.2 Kutyák böngészése és szűrése</w:t>
+      </w:r>
+      <w:bookmarkEnd w:id="4"/>
+    </w:p>
+    <w:p>
+      <w:pPr>
+        <w:pStyle w:val="Szmozottlista"/>
+        <w:spacing w:after="40"/>
+      </w:pPr>
+      <w:r>
+        <w:t xml:space="preserve">Kattints a </w:t>
+      </w:r>
+      <w:r>
+        <w:rPr>
+          <w:b/>
+        </w:rPr>
+        <w:t>Kutyáink</w:t>
+      </w:r>
+      <w:r>
+        <w:t xml:space="preserve"> menüpontra, vagy görgess le.</w:t>
+      </w:r>
+    </w:p>
+    <w:p>
+      <w:pPr>
+        <w:pStyle w:val="Szmozottlista"/>
+        <w:spacing w:after="40"/>
+      </w:pPr>
+      <w:r>
+        <w:t xml:space="preserve">A bal oldalon lévő </w:t>
+      </w:r>
+      <w:r>
+        <w:rPr>
+          <w:b/>
+        </w:rPr>
+        <w:t>Szűrő</w:t>
+      </w:r>
+      <w:r>
+        <w:t xml:space="preserve"> panelen szűrhetsz:</w:t>
+      </w:r>
+    </w:p>
+    <w:p>
+      <w:pPr>
+        <w:pStyle w:val="Felsorols"/>
+        <w:spacing w:after="40"/>
+        <w:ind w:left="567"/>
+      </w:pPr>
+      <w:r>
+        <w:rPr>
+          <w:b/>
+        </w:rPr>
+        <w:t>Fajta</w:t>
+      </w:r>
+      <w:r>
+        <w:t xml:space="preserve"> szerint (legördülő lista)</w:t>
+      </w:r>
+    </w:p>
+    <w:p>
+      <w:pPr>
+        <w:pStyle w:val="Felsorols"/>
+        <w:spacing w:after="40"/>
+        <w:ind w:left="567"/>
+      </w:pPr>
+      <w:r>
+        <w:rPr>
+          <w:b/>
+        </w:rPr>
+        <w:t>Nem</w:t>
+      </w:r>
+      <w:r>
+        <w:t xml:space="preserve"> szerint (Kan / Szuka)</w:t>
+      </w:r>
+    </w:p>
+    <w:p>
+      <w:pPr>
+        <w:pStyle w:val="Felsorols"/>
+        <w:spacing w:after="40"/>
+        <w:ind w:left="567"/>
+      </w:pPr>
+      <w:r>
+        <w:rPr>
+          <w:b/>
+        </w:rPr>
+        <w:t>Kor</w:t>
+      </w:r>
+      <w:r>
+        <w:t xml:space="preserve"> szerint </w:t>
+      </w:r>
+    </w:p>
+    <w:p>
+      <w:pPr>
+        <w:pStyle w:val="Szmozottlista"/>
+        <w:spacing w:after="40"/>
+      </w:pPr>
+      <w:r>
+        <w:t>A kutyakártyákon látható: név, fajta, kor, nem, kép.</w:t>
+      </w:r>
+    </w:p>
+    <w:p>
+      <w:pPr>
+        <w:pStyle w:val="Szmozottlista"/>
+        <w:spacing w:after="40"/>
+      </w:pPr>
+      <w:proofErr w:type="spellStart"/>
+      <w:r>
+        <w:t>Kattints</w:t>
+      </w:r>
+      <w:proofErr w:type="spellEnd"/>
+      <w:r>
+        <w:t xml:space="preserve"> </w:t>
+      </w:r>
+      <w:proofErr w:type="spellStart"/>
+      <w:r>
+        <w:t>egy</w:t>
+      </w:r>
+      <w:proofErr w:type="spellEnd"/>
+      <w:r>
+        <w:t xml:space="preserve"> </w:t>
+      </w:r>
+      <w:proofErr w:type="spellStart"/>
+      <w:r>
+        <w:t>kutyára</w:t>
+      </w:r>
+      <w:proofErr w:type="spellEnd"/>
+      <w:r>
+        <w:t xml:space="preserve"> a </w:t>
+      </w:r>
+      <w:proofErr w:type="spellStart"/>
+      <w:r>
+        <w:t>részletes</w:t>
+      </w:r>
+      <w:proofErr w:type="spellEnd"/>
+      <w:r>
+        <w:t xml:space="preserve"> </w:t>
+      </w:r>
+      <w:proofErr w:type="spellStart"/>
+      <w:r>
+        <w:t>leírás</w:t>
+      </w:r>
+      <w:proofErr w:type="spellEnd"/>
+      <w:r>
+        <w:t xml:space="preserve"> </w:t>
+      </w:r>
+      <w:proofErr w:type="spellStart"/>
+      <w:r>
+        <w:t>megtekintéséhez</w:t>
+      </w:r>
+      <w:proofErr w:type="spellEnd"/>
+      <w:r>
+        <w:t xml:space="preserve"> (</w:t>
+      </w:r>
+      <w:proofErr w:type="spellStart"/>
+      <w:r>
+        <w:t>c</w:t>
+      </w:r>
+      <w:r>
+        <w:t>sa</w:t>
+      </w:r>
+      <w:r>
+        <w:t>k</w:t>
+      </w:r>
+      <w:proofErr w:type="spellEnd"/>
+      <w:r>
+        <w:t xml:space="preserve"> </w:t>
+      </w:r>
+      <w:proofErr w:type="spellStart"/>
+      <w:r>
+        <w:t>akkor</w:t>
+      </w:r>
+      <w:proofErr w:type="spellEnd"/>
+      <w:r>
+        <w:t xml:space="preserve"> </w:t>
+      </w:r>
+      <w:proofErr w:type="spellStart"/>
+      <w:r>
+        <w:t>tudsz</w:t>
+      </w:r>
+      <w:proofErr w:type="spellEnd"/>
+      <w:r>
+        <w:t xml:space="preserve"> ha be </w:t>
+      </w:r>
+      <w:proofErr w:type="spellStart"/>
+      <w:r>
+        <w:t>vagy</w:t>
+      </w:r>
+      <w:proofErr w:type="spellEnd"/>
+      <w:r>
+        <w:t xml:space="preserve"> </w:t>
+      </w:r>
+      <w:proofErr w:type="spellStart"/>
+      <w:r>
+        <w:t>regisztrálva</w:t>
+      </w:r>
+      <w:proofErr w:type="spellEnd"/>
+      <w:r>
+        <w:t xml:space="preserve"> </w:t>
+      </w:r>
+      <w:proofErr w:type="spellStart"/>
+      <w:r>
+        <w:t>és</w:t>
+      </w:r>
+      <w:proofErr w:type="spellEnd"/>
+      <w:r>
+        <w:t xml:space="preserve"> </w:t>
+      </w:r>
+      <w:proofErr w:type="spellStart"/>
+      <w:r>
+        <w:t>jelentkezve</w:t>
+      </w:r>
+      <w:proofErr w:type="spellEnd"/>
+      <w:r>
+        <w:t>)</w:t>
+      </w:r>
+      <w:r>
+        <w:t>.</w:t>
+      </w:r>
+    </w:p>
+    <w:p>
+      <w:pPr>
+        <w:pStyle w:val="Szmozottlista"/>
+        <w:numPr>
+          <w:ilvl w:val="0"/>
+          <w:numId w:val="0"/>
+        </w:numPr>
+        <w:spacing w:after="40"/>
+        <w:jc w:val="center"/>
+      </w:pPr>
+      <w:r>
+        <w:rPr>
+          <w:noProof/>
+        </w:rPr>
+        <w:lastRenderedPageBreak/>
+        <w:drawing>
+          <wp:anchor distT="0" distB="0" distL="114300" distR="114300" simplePos="0" relativeHeight="251670528" behindDoc="0" locked="0" layoutInCell="1" allowOverlap="1" wp14:anchorId="46899587" wp14:editId="43DE8B72">
+            <wp:simplePos x="0" y="0"/>
+            <wp:positionH relativeFrom="column">
+              <wp:posOffset>-13335</wp:posOffset>
+            </wp:positionH>
+            <wp:positionV relativeFrom="paragraph">
+              <wp:posOffset>-4445</wp:posOffset>
+            </wp:positionV>
+            <wp:extent cx="5972175" cy="2900680"/>
+            <wp:effectExtent l="0" t="0" r="9525" b="0"/>
+            <wp:wrapTopAndBottom/>
+            <wp:docPr id="3" name="Kép 3"/>
+            <wp:cNvGraphicFramePr>
+              <a:graphicFrameLocks xmlns:a="http://schemas.openxmlformats.org/drawingml/2006/main" noChangeAspect="1"/>
+            </wp:cNvGraphicFramePr>
+            <a:graphic xmlns:a="http://schemas.openxmlformats.org/drawingml/2006/main">
+              <a:graphicData uri="http://schemas.openxmlformats.org/drawingml/2006/picture">
+                <pic:pic xmlns:pic="http://schemas.openxmlformats.org/drawingml/2006/picture">
+                  <pic:nvPicPr>
+                    <pic:cNvPr id="1" name=""/>
+                    <pic:cNvPicPr/>
+                  </pic:nvPicPr>
+                  <pic:blipFill>
+                    <a:blip r:embed="rId10"/>
+                    <a:stretch>
+                      <a:fillRect/>
+                    </a:stretch>
+                  </pic:blipFill>
+                  <pic:spPr>
+                    <a:xfrm>
+                      <a:off x="0" y="0"/>
+                      <a:ext cx="5972175" cy="2900680"/>
+                    </a:xfrm>
+                    <a:prstGeom prst="rect">
+                      <a:avLst/>
+                    </a:prstGeom>
+                  </pic:spPr>
+                </pic:pic>
+              </a:graphicData>
+            </a:graphic>
+          </wp:anchor>
+        </w:drawing>
+      </w:r>
+    </w:p>
+    <w:p>
+      <w:pPr>
+        <w:pStyle w:val="Szmozottlista"/>
+        <w:numPr>
+          <w:ilvl w:val="0"/>
+          <w:numId w:val="0"/>
+        </w:numPr>
+        <w:spacing w:after="40"/>
+        <w:jc w:val="center"/>
+      </w:pPr>
+    </w:p>
+    <w:p>
+      <w:pPr>
+        <w:pStyle w:val="Szmozottlista"/>
+        <w:numPr>
+          <w:ilvl w:val="0"/>
+          <w:numId w:val="0"/>
+        </w:numPr>
+        <w:spacing w:after="40"/>
+        <w:jc w:val="center"/>
+      </w:pPr>
+    </w:p>
+    <w:p>
+      <w:pPr>
+        <w:rPr>
+          <w:rFonts w:asciiTheme="majorHAnsi" w:eastAsiaTheme="majorEastAsia" w:hAnsiTheme="majorHAnsi" w:cstheme="majorBidi"/>
+          <w:b/>
+          <w:bCs/>
+          <w:color w:val="1A1A2E"/>
+          <w:sz w:val="26"/>
+        </w:rPr>
+      </w:pPr>
+      <w:bookmarkStart w:id="5" w:name="_Toc224725291"/>
+      <w:r>
+        <w:rPr>
+          <w:noProof/>
+        </w:rPr>
+        <w:drawing>
+          <wp:anchor distT="0" distB="0" distL="114300" distR="114300" simplePos="0" relativeHeight="251674624" behindDoc="0" locked="0" layoutInCell="1" allowOverlap="1" wp14:anchorId="6102135F" wp14:editId="4B986BDB">
+            <wp:simplePos x="0" y="0"/>
+            <wp:positionH relativeFrom="column">
+              <wp:posOffset>1139190</wp:posOffset>
+            </wp:positionH>
+            <wp:positionV relativeFrom="paragraph">
+              <wp:posOffset>461645</wp:posOffset>
+            </wp:positionV>
+            <wp:extent cx="3667125" cy="2510155"/>
+            <wp:effectExtent l="0" t="0" r="9525" b="4445"/>
+            <wp:wrapTopAndBottom/>
+            <wp:docPr id="4" name="Kép 4"/>
+            <wp:cNvGraphicFramePr>
+              <a:graphicFrameLocks xmlns:a="http://schemas.openxmlformats.org/drawingml/2006/main" noChangeAspect="1"/>
+            </wp:cNvGraphicFramePr>
+            <a:graphic xmlns:a="http://schemas.openxmlformats.org/drawingml/2006/main">
+              <a:graphicData uri="http://schemas.openxmlformats.org/drawingml/2006/picture">
+                <pic:pic xmlns:pic="http://schemas.openxmlformats.org/drawingml/2006/picture">
+                  <pic:nvPicPr>
+                    <pic:cNvPr id="1" name=""/>
+                    <pic:cNvPicPr/>
+                  </pic:nvPicPr>
+                  <pic:blipFill>
+                    <a:blip r:embed="rId11"/>
+                    <a:stretch>
+                      <a:fillRect/>
+                    </a:stretch>
+                  </pic:blipFill>
+                  <pic:spPr>
+                    <a:xfrm>
+                      <a:off x="0" y="0"/>
+                      <a:ext cx="3667125" cy="2510155"/>
+                    </a:xfrm>
+                    <a:prstGeom prst="rect">
+                      <a:avLst/>
+                    </a:prstGeom>
+                  </pic:spPr>
+                </pic:pic>
+              </a:graphicData>
+            </a:graphic>
+          </wp:anchor>
+        </w:drawing>
+      </w:r>
+      <w:r>
+        <w:rPr>
+          <w:color w:val="1A1A2E"/>
+          <w:sz w:val="26"/>
+        </w:rPr>
+        <w:br w:type="page"/>
+      </w:r>
+    </w:p>
+    <w:p>
+      <w:pPr>
+        <w:pStyle w:val="Cmsor3"/>
+      </w:pPr>
+      <w:r>
+        <w:rPr>
+          <w:color w:val="1A1A2E"/>
+          <w:sz w:val="26"/>
+        </w:rPr>
+        <w:lastRenderedPageBreak/>
+        <w:t xml:space="preserve">3.2.3 </w:t>
+      </w:r>
+      <w:proofErr w:type="spellStart"/>
+      <w:r>
+        <w:rPr>
+          <w:color w:val="1A1A2E"/>
+          <w:sz w:val="26"/>
+        </w:rPr>
+        <w:t>Visszajelzés</w:t>
+      </w:r>
+      <w:proofErr w:type="spellEnd"/>
+      <w:r>
+        <w:rPr>
+          <w:color w:val="1A1A2E"/>
+          <w:sz w:val="26"/>
+        </w:rPr>
+        <w:t xml:space="preserve"> </w:t>
+      </w:r>
+      <w:proofErr w:type="spellStart"/>
+      <w:r>
+        <w:rPr>
+          <w:color w:val="1A1A2E"/>
+          <w:sz w:val="26"/>
+        </w:rPr>
+        <w:t>küldése</w:t>
+      </w:r>
+      <w:bookmarkEnd w:id="5"/>
+      <w:proofErr w:type="spellEnd"/>
+    </w:p>
+    <w:p>
+      <w:pPr>
+        <w:pStyle w:val="Szmozottlista"/>
+        <w:spacing w:after="40"/>
+      </w:pPr>
+      <w:r>
+        <w:t xml:space="preserve">Görgess az oldal </w:t>
+      </w:r>
+      <w:r>
+        <w:rPr>
+          <w:b/>
+        </w:rPr>
+        <w:t>Visszajelzések</w:t>
+      </w:r>
+      <w:r>
+        <w:t xml:space="preserve"> szekciójáig.</w:t>
+      </w:r>
+    </w:p>
+    <w:p>
+      <w:pPr>
+        <w:pStyle w:val="Szmozottlista"/>
+        <w:spacing w:after="40"/>
+      </w:pPr>
+      <w:r>
+        <w:t>Add meg a neved (opcionális), email címed (kötelező) és az üzeneted.</w:t>
+      </w:r>
+    </w:p>
+    <w:p>
+      <w:pPr>
+        <w:pStyle w:val="Szmozottlista"/>
+        <w:spacing w:after="40"/>
+      </w:pPr>
+      <w:proofErr w:type="spellStart"/>
+      <w:r>
+        <w:t>Kattints</w:t>
+      </w:r>
+      <w:proofErr w:type="spellEnd"/>
+      <w:r>
+        <w:t xml:space="preserve"> a </w:t>
+      </w:r>
+      <w:proofErr w:type="spellStart"/>
+      <w:r>
+        <w:rPr>
+          <w:b/>
+        </w:rPr>
+        <w:t>Küldés</w:t>
+      </w:r>
+      <w:proofErr w:type="spellEnd"/>
+      <w:r>
+        <w:t xml:space="preserve"> </w:t>
+      </w:r>
+      <w:proofErr w:type="spellStart"/>
+      <w:r>
+        <w:t>gombra</w:t>
+      </w:r>
+      <w:proofErr w:type="spellEnd"/>
+      <w:r>
+        <w:t>.</w:t>
+      </w:r>
+    </w:p>
+    <w:p>
+      <w:pPr>
+        <w:pStyle w:val="Szmozottlista"/>
+        <w:spacing w:after="40"/>
+      </w:pPr>
+      <w:proofErr w:type="spellStart"/>
+      <w:r>
+        <w:t>Sikeres</w:t>
+      </w:r>
+      <w:proofErr w:type="spellEnd"/>
+      <w:r>
+        <w:t xml:space="preserve"> </w:t>
+      </w:r>
+      <w:proofErr w:type="spellStart"/>
+      <w:r>
+        <w:t>küldés</w:t>
+      </w:r>
+      <w:proofErr w:type="spellEnd"/>
+      <w:r>
+        <w:t xml:space="preserve"> </w:t>
+      </w:r>
+      <w:proofErr w:type="spellStart"/>
+      <w:r>
+        <w:t>esetén</w:t>
+      </w:r>
+      <w:proofErr w:type="spellEnd"/>
+      <w:r>
+        <w:t xml:space="preserve"> </w:t>
+      </w:r>
+      <w:proofErr w:type="spellStart"/>
+      <w:r>
+        <w:t>visszaigazoló</w:t>
+      </w:r>
+      <w:proofErr w:type="spellEnd"/>
+      <w:r>
+        <w:t xml:space="preserve"> email </w:t>
+      </w:r>
+      <w:proofErr w:type="spellStart"/>
+      <w:r>
+        <w:t>érkezik</w:t>
+      </w:r>
+      <w:proofErr w:type="spellEnd"/>
+      <w:r>
+        <w:t xml:space="preserve"> a </w:t>
+      </w:r>
+      <w:proofErr w:type="spellStart"/>
+      <w:r>
+        <w:t>megadott</w:t>
+      </w:r>
+      <w:proofErr w:type="spellEnd"/>
+      <w:r>
+        <w:t xml:space="preserve"> email </w:t>
+      </w:r>
+      <w:proofErr w:type="spellStart"/>
+      <w:r>
+        <w:t>címre</w:t>
+      </w:r>
+      <w:proofErr w:type="spellEnd"/>
+      <w:r>
+        <w:t>.</w:t>
+      </w:r>
+    </w:p>
+    <w:p>
+      <w:pPr>
+        <w:pStyle w:val="Szmozottlista"/>
+        <w:numPr>
+          <w:ilvl w:val="0"/>
+          <w:numId w:val="0"/>
+        </w:numPr>
+        <w:spacing w:after="40"/>
+        <w:jc w:val="center"/>
+      </w:pPr>
+    </w:p>
+    <w:p>
+      <w:pPr>
+        <w:pStyle w:val="Szmozottlista"/>
+        <w:numPr>
+          <w:ilvl w:val="0"/>
+          <w:numId w:val="0"/>
+        </w:numPr>
+        <w:spacing w:after="40"/>
+        <w:jc w:val="center"/>
+      </w:pPr>
+    </w:p>
+    <w:p>
+      <w:pPr>
+        <w:rPr>
+          <w:rFonts w:asciiTheme="majorHAnsi" w:eastAsiaTheme="majorEastAsia" w:hAnsiTheme="majorHAnsi" w:cstheme="majorBidi"/>
+          <w:b/>
+          <w:bCs/>
+          <w:color w:val="E94560"/>
+          <w:sz w:val="30"/>
+          <w:szCs w:val="26"/>
+        </w:rPr>
+      </w:pPr>
+      <w:bookmarkStart w:id="6" w:name="_Toc224725292"/>
+      <w:r>
+        <w:rPr>
+          <w:noProof/>
+        </w:rPr>
+        <w:drawing>
+          <wp:anchor distT="0" distB="0" distL="114300" distR="114300" simplePos="0" relativeHeight="251670528" behindDoc="0" locked="0" layoutInCell="1" allowOverlap="1" wp14:anchorId="226603E5" wp14:editId="316E896D">
+            <wp:simplePos x="0" y="0"/>
+            <wp:positionH relativeFrom="column">
+              <wp:posOffset>977265</wp:posOffset>
+            </wp:positionH>
+            <wp:positionV relativeFrom="paragraph">
+              <wp:posOffset>495300</wp:posOffset>
+            </wp:positionV>
+            <wp:extent cx="3903980" cy="3190875"/>
+            <wp:effectExtent l="0" t="0" r="1270" b="9525"/>
+            <wp:wrapTopAndBottom/>
+            <wp:docPr id="6" name="Kép 6"/>
+            <wp:cNvGraphicFramePr>
+              <a:graphicFrameLocks xmlns:a="http://schemas.openxmlformats.org/drawingml/2006/main" noChangeAspect="1"/>
+            </wp:cNvGraphicFramePr>
+            <a:graphic xmlns:a="http://schemas.openxmlformats.org/drawingml/2006/main">
+              <a:graphicData uri="http://schemas.openxmlformats.org/drawingml/2006/picture">
+                <pic:pic xmlns:pic="http://schemas.openxmlformats.org/drawingml/2006/picture">
+                  <pic:nvPicPr>
+                    <pic:cNvPr id="1" name=""/>
+                    <pic:cNvPicPr/>
+                  </pic:nvPicPr>
+                  <pic:blipFill>
+                    <a:blip r:embed="rId12"/>
+                    <a:stretch>
+                      <a:fillRect/>
+                    </a:stretch>
+                  </pic:blipFill>
+                  <pic:spPr>
+                    <a:xfrm>
+                      <a:off x="0" y="0"/>
+                      <a:ext cx="3903980" cy="3190875"/>
+                    </a:xfrm>
+                    <a:prstGeom prst="rect">
+                      <a:avLst/>
+                    </a:prstGeom>
+                  </pic:spPr>
+                </pic:pic>
+              </a:graphicData>
+            </a:graphic>
+          </wp:anchor>
+        </w:drawing>
+      </w:r>
+      <w:r>
+        <w:rPr>
+          <w:color w:val="E94560"/>
+          <w:sz w:val="30"/>
+        </w:rPr>
+        <w:br w:type="page"/>
+      </w:r>
+    </w:p>
+    <w:p>
+      <w:pPr>
+        <w:pStyle w:val="Cmsor2"/>
+      </w:pPr>
+      <w:r>
+        <w:rPr>
+          <w:color w:val="E94560"/>
+          <w:sz w:val="30"/>
+        </w:rPr>
+        <w:lastRenderedPageBreak/>
+        <w:t xml:space="preserve">3.3 </w:t>
+      </w:r>
+      <w:proofErr w:type="spellStart"/>
+      <w:r>
+        <w:rPr>
+          <w:color w:val="E94560"/>
+          <w:sz w:val="30"/>
+        </w:rPr>
+        <w:t>Regisztráció</w:t>
+      </w:r>
+      <w:bookmarkEnd w:id="6"/>
+      <w:proofErr w:type="spellEnd"/>
+    </w:p>
+    <w:p>
+      <w:pPr>
+        <w:pStyle w:val="Szmozottlista"/>
+        <w:spacing w:after="40"/>
+      </w:pPr>
+      <w:r>
+        <w:t xml:space="preserve">Kattints a navigációban a </w:t>
+      </w:r>
+      <w:r>
+        <w:rPr>
+          <w:b/>
+        </w:rPr>
+        <w:t>Bejelentkezés</w:t>
+      </w:r>
+      <w:r>
+        <w:t xml:space="preserve"> gombra.</w:t>
+      </w:r>
+    </w:p>
+    <w:p>
+      <w:pPr>
+        <w:pStyle w:val="Szmozottlista"/>
+        <w:spacing w:after="40"/>
+      </w:pPr>
+      <w:r>
+        <w:t xml:space="preserve">A </w:t>
+      </w:r>
+      <w:proofErr w:type="spellStart"/>
+      <w:r>
+        <w:t>bejelentkezési</w:t>
+      </w:r>
+      <w:proofErr w:type="spellEnd"/>
+      <w:r>
+        <w:t xml:space="preserve"> </w:t>
+      </w:r>
+      <w:proofErr w:type="spellStart"/>
+      <w:r>
+        <w:t>oldalon</w:t>
+      </w:r>
+      <w:proofErr w:type="spellEnd"/>
+      <w:r>
+        <w:t xml:space="preserve"> </w:t>
+      </w:r>
+      <w:proofErr w:type="spellStart"/>
+      <w:r>
+        <w:t>kattints</w:t>
+      </w:r>
+      <w:proofErr w:type="spellEnd"/>
+      <w:r>
+        <w:t>: "</w:t>
+      </w:r>
+      <w:proofErr w:type="spellStart"/>
+      <w:r>
+        <w:t>Regisztrálj</w:t>
+      </w:r>
+      <w:proofErr w:type="spellEnd"/>
+      <w:r>
+        <w:t xml:space="preserve"> </w:t>
+      </w:r>
+      <w:proofErr w:type="spellStart"/>
+      <w:r>
+        <w:t>itt</w:t>
+      </w:r>
+      <w:proofErr w:type="spellEnd"/>
+      <w:r>
+        <w:t xml:space="preserve">!" – </w:t>
+      </w:r>
+      <w:proofErr w:type="spellStart"/>
+      <w:r>
+        <w:t>megnyílik</w:t>
+      </w:r>
+      <w:proofErr w:type="spellEnd"/>
+      <w:r>
+        <w:t xml:space="preserve"> a </w:t>
+      </w:r>
+      <w:r>
+        <w:rPr>
+          <w:b/>
+        </w:rPr>
+        <w:t>regisztracio.html</w:t>
+      </w:r>
+      <w:r>
+        <w:t xml:space="preserve"> </w:t>
+      </w:r>
+      <w:proofErr w:type="spellStart"/>
+      <w:r>
+        <w:t>oldal</w:t>
+      </w:r>
+      <w:proofErr w:type="spellEnd"/>
+      <w:r>
+        <w:t>.</w:t>
+      </w:r>
+    </w:p>
+    <w:p>
+      <w:pPr>
+        <w:pStyle w:val="Szmozottlista"/>
+        <w:spacing w:after="40"/>
+      </w:pPr>
+      <w:r>
+        <w:t>Töltsd ki a mezőket:</w:t>
+      </w:r>
+    </w:p>
+    <w:p>
+      <w:pPr>
+        <w:pStyle w:val="Felsorols"/>
+        <w:spacing w:after="40"/>
+        <w:ind w:left="567"/>
+      </w:pPr>
+      <w:r>
+        <w:rPr>
+          <w:b/>
+        </w:rPr>
+        <w:t>Teljes név</w:t>
+      </w:r>
+      <w:r>
+        <w:t xml:space="preserve"> (pl. </w:t>
+      </w:r>
+      <w:proofErr w:type="spellStart"/>
+      <w:r>
+        <w:t>Tóth</w:t>
+      </w:r>
+      <w:proofErr w:type="spellEnd"/>
+      <w:r>
+        <w:t xml:space="preserve"> </w:t>
+      </w:r>
+      <w:proofErr w:type="spellStart"/>
+      <w:r>
+        <w:t>Róbert</w:t>
+      </w:r>
+      <w:proofErr w:type="spellEnd"/>
+      <w:r>
+        <w:t>)</w:t>
+      </w:r>
+    </w:p>
+    <w:p>
+      <w:pPr>
+        <w:pStyle w:val="Felsorols"/>
+        <w:spacing w:after="40"/>
+        <w:ind w:left="567"/>
+      </w:pPr>
+      <w:r>
+        <w:rPr>
+          <w:b/>
+        </w:rPr>
+        <w:t>Email cím</w:t>
+      </w:r>
+      <w:r>
+        <w:t xml:space="preserve"> (érvényes email, pl. </w:t>
+      </w:r>
+      <w:r>
+        <w:t>toth</w:t>
+      </w:r>
+      <w:r>
+        <w:t>@example.com)</w:t>
+      </w:r>
+    </w:p>
+    <w:p>
+      <w:pPr>
+        <w:pStyle w:val="Felsorols"/>
+        <w:spacing w:after="40"/>
+        <w:ind w:left="567"/>
+      </w:pPr>
+      <w:r>
+        <w:rPr>
+          <w:b/>
+        </w:rPr>
+        <w:t>Jelszó</w:t>
+      </w:r>
+      <w:r>
+        <w:t xml:space="preserve"> (legalább 6 karakter)</w:t>
+      </w:r>
+    </w:p>
+    <w:p>
+      <w:pPr>
+        <w:pStyle w:val="Felsorols"/>
+        <w:spacing w:after="40"/>
+        <w:ind w:left="567"/>
+      </w:pPr>
+      <w:r>
+        <w:rPr>
+          <w:b/>
+        </w:rPr>
+        <w:t>Jelszó megerősítése</w:t>
+      </w:r>
+      <w:r>
+        <w:t xml:space="preserve"> (meg kell egyeznie az előzővel)</w:t>
+      </w:r>
+    </w:p>
+    <w:p>
+      <w:pPr>
+        <w:pStyle w:val="Szmozottlista"/>
+        <w:spacing w:after="40"/>
+      </w:pPr>
+      <w:r>
+        <w:t xml:space="preserve">Kattints a </w:t>
+      </w:r>
+      <w:r>
+        <w:rPr>
+          <w:b/>
+        </w:rPr>
+        <w:t>Regisztrálok</w:t>
+      </w:r>
+      <w:r>
+        <w:t xml:space="preserve"> gombra.</w:t>
+      </w:r>
+    </w:p>
+    <w:p>
+      <w:pPr>
+        <w:pStyle w:val="Szmozottlista"/>
+        <w:spacing w:after="40"/>
+      </w:pPr>
+      <w:r>
+        <w:t>Sikeres regisztráció esetén üdvözlő email érkezik a megadott email-re.</w:t>
+      </w:r>
+    </w:p>
+    <w:p>
+      <w:pPr>
+        <w:spacing w:after="80"/>
+      </w:pPr>
+      <w:r>
+        <w:t xml:space="preserve">&gt; </w:t>
+      </w:r>
+      <w:proofErr w:type="spellStart"/>
+      <w:r>
+        <w:rPr>
+          <w:b/>
+        </w:rPr>
+        <w:t>Figyelem</w:t>
+      </w:r>
+      <w:proofErr w:type="spellEnd"/>
+      <w:r>
+        <w:rPr>
+          <w:b/>
+        </w:rPr>
+        <w:t>:</w:t>
+      </w:r>
+      <w:r>
+        <w:t xml:space="preserve"> Minden email </w:t>
+      </w:r>
+      <w:proofErr w:type="spellStart"/>
+      <w:r>
+        <w:t>cím</w:t>
+      </w:r>
+      <w:proofErr w:type="spellEnd"/>
+      <w:r>
+        <w:t xml:space="preserve"> </w:t>
+      </w:r>
+      <w:proofErr w:type="spellStart"/>
+      <w:r>
+        <w:t>csak</w:t>
+      </w:r>
+      <w:proofErr w:type="spellEnd"/>
+      <w:r>
+        <w:t xml:space="preserve"> </w:t>
+      </w:r>
+      <w:proofErr w:type="spellStart"/>
+      <w:r>
+        <w:t>egyszer</w:t>
+      </w:r>
+      <w:proofErr w:type="spellEnd"/>
+      <w:r>
+        <w:t xml:space="preserve"> </w:t>
+      </w:r>
+      <w:proofErr w:type="spellStart"/>
+      <w:r>
+        <w:t>használható</w:t>
+      </w:r>
+      <w:proofErr w:type="spellEnd"/>
+      <w:r>
+        <w:t xml:space="preserve"> </w:t>
+      </w:r>
+      <w:proofErr w:type="spellStart"/>
+      <w:r>
+        <w:t>regisztrációhoz</w:t>
+      </w:r>
+      <w:proofErr w:type="spellEnd"/>
+      <w:r>
+        <w:t>.</w:t>
+      </w:r>
+    </w:p>
+    <w:p>
+      <w:pPr>
+        <w:spacing w:after="80"/>
+        <w:jc w:val="center"/>
+      </w:pPr>
+    </w:p>
+    <w:p>
+      <w:pPr>
+        <w:spacing w:after="80"/>
+        <w:jc w:val="center"/>
+      </w:pPr>
+      <w:r>
+        <w:rPr>
+          <w:noProof/>
+        </w:rPr>
+        <w:drawing>
+          <wp:anchor distT="0" distB="0" distL="114300" distR="114300" simplePos="0" relativeHeight="251655168" behindDoc="0" locked="0" layoutInCell="1" allowOverlap="1" wp14:anchorId="3BC8FBF1" wp14:editId="789ADE68">
+            <wp:simplePos x="0" y="0"/>
+            <wp:positionH relativeFrom="column">
+              <wp:posOffset>501015</wp:posOffset>
+            </wp:positionH>
+            <wp:positionV relativeFrom="paragraph">
+              <wp:posOffset>325755</wp:posOffset>
+            </wp:positionV>
+            <wp:extent cx="4191000" cy="3443605"/>
+            <wp:effectExtent l="0" t="0" r="0" b="4445"/>
+            <wp:wrapTopAndBottom/>
+            <wp:docPr id="7" name="Kép 7"/>
+            <wp:cNvGraphicFramePr>
+              <a:graphicFrameLocks xmlns:a="http://schemas.openxmlformats.org/drawingml/2006/main" noChangeAspect="1"/>
+            </wp:cNvGraphicFramePr>
+            <a:graphic xmlns:a="http://schemas.openxmlformats.org/drawingml/2006/main">
+              <a:graphicData uri="http://schemas.openxmlformats.org/drawingml/2006/picture">
+                <pic:pic xmlns:pic="http://schemas.openxmlformats.org/drawingml/2006/picture">
+                  <pic:nvPicPr>
+                    <pic:cNvPr id="1" name=""/>
+                    <pic:cNvPicPr/>
+                  </pic:nvPicPr>
+                  <pic:blipFill>
+                    <a:blip r:embed="rId13"/>
+                    <a:stretch>
+                      <a:fillRect/>
+                    </a:stretch>
+                  </pic:blipFill>
+                  <pic:spPr>
+                    <a:xfrm>
+                      <a:off x="0" y="0"/>
+                      <a:ext cx="4191000" cy="3443605"/>
+                    </a:xfrm>
+                    <a:prstGeom prst="rect">
+                      <a:avLst/>
+                    </a:prstGeom>
+                  </pic:spPr>
+                </pic:pic>
+              </a:graphicData>
+            </a:graphic>
+            <wp14:sizeRelH relativeFrom="margin">
+              <wp14:pctWidth>0</wp14:pctWidth>
+            </wp14:sizeRelH>
+            <wp14:sizeRelV relativeFrom="margin">
+              <wp14:pctHeight>0</wp14:pctHeight>
+            </wp14:sizeRelV>
+          </wp:anchor>
+        </w:drawing>
+      </w:r>
+    </w:p>
+    <w:p>
+      <w:pPr>
+        <w:rPr>
+          <w:rFonts w:asciiTheme="majorHAnsi" w:eastAsiaTheme="majorEastAsia" w:hAnsiTheme="majorHAnsi" w:cstheme="majorBidi"/>
+          <w:b/>
+          <w:bCs/>
+          <w:color w:val="E94560"/>
+          <w:sz w:val="30"/>
+          <w:szCs w:val="26"/>
+        </w:rPr>
+      </w:pPr>
+      <w:bookmarkStart w:id="7" w:name="_Toc224725293"/>
+      <w:r>
+        <w:rPr>
+          <w:color w:val="E94560"/>
+          <w:sz w:val="30"/>
+        </w:rPr>
+        <w:br w:type="page"/>
+      </w:r>
+    </w:p>
+    <w:p>
+      <w:pPr>
+        <w:pStyle w:val="Cmsor2"/>
+      </w:pPr>
+      <w:r>
+        <w:rPr>
+          <w:color w:val="E94560"/>
+          <w:sz w:val="30"/>
+        </w:rPr>
+        <w:lastRenderedPageBreak/>
+        <w:t xml:space="preserve">3.4 </w:t>
+      </w:r>
+      <w:proofErr w:type="spellStart"/>
+      <w:r>
+        <w:rPr>
+          <w:color w:val="E94560"/>
+          <w:sz w:val="30"/>
+        </w:rPr>
+        <w:t>Bejelentkezés</w:t>
+      </w:r>
+      <w:bookmarkEnd w:id="7"/>
+      <w:proofErr w:type="spellEnd"/>
+    </w:p>
+    <w:p>
+      <w:pPr>
+        <w:pStyle w:val="Szmozottlista"/>
+        <w:spacing w:after="40"/>
+      </w:pPr>
+      <w:proofErr w:type="spellStart"/>
+      <w:r>
+        <w:t>Kattints</w:t>
+      </w:r>
+      <w:proofErr w:type="spellEnd"/>
+      <w:r>
+        <w:t xml:space="preserve"> a </w:t>
+      </w:r>
+      <w:proofErr w:type="spellStart"/>
+      <w:r>
+        <w:t>navigációban</w:t>
+      </w:r>
+      <w:proofErr w:type="spellEnd"/>
+      <w:r>
+        <w:t xml:space="preserve"> a </w:t>
+      </w:r>
+      <w:r>
+        <w:rPr>
+          <w:b/>
+        </w:rPr>
+        <w:t>Bejelentkezés</w:t>
+      </w:r>
+      <w:r>
+        <w:t xml:space="preserve"> gombra.</w:t>
+      </w:r>
+    </w:p>
+    <w:p>
+      <w:pPr>
+        <w:pStyle w:val="Szmozottlista"/>
+        <w:spacing w:after="40"/>
+      </w:pPr>
+      <w:r>
+        <w:t>Add meg:</w:t>
+      </w:r>
+    </w:p>
+    <w:p>
+      <w:pPr>
+        <w:pStyle w:val="Felsorols"/>
+        <w:spacing w:after="40"/>
+        <w:ind w:left="567"/>
+      </w:pPr>
+      <w:r>
+        <w:rPr>
+          <w:b/>
+        </w:rPr>
+        <w:t xml:space="preserve">Email </w:t>
+      </w:r>
+      <w:proofErr w:type="spellStart"/>
+      <w:r>
+        <w:rPr>
+          <w:b/>
+        </w:rPr>
+        <w:t>cím</w:t>
+      </w:r>
+      <w:proofErr w:type="spellEnd"/>
+      <w:r>
+        <w:rPr>
+          <w:b/>
+        </w:rPr>
+        <w:t>:</w:t>
+      </w:r>
+      <w:r>
+        <w:t xml:space="preserve"> a </w:t>
+      </w:r>
+      <w:proofErr w:type="spellStart"/>
+      <w:r>
+        <w:t>regisztráció</w:t>
+      </w:r>
+      <w:proofErr w:type="spellEnd"/>
+      <w:r>
+        <w:t xml:space="preserve"> </w:t>
+      </w:r>
+      <w:proofErr w:type="spellStart"/>
+      <w:r>
+        <w:t>során</w:t>
+      </w:r>
+      <w:proofErr w:type="spellEnd"/>
+      <w:r>
+        <w:t xml:space="preserve"> megadott email</w:t>
+      </w:r>
+    </w:p>
+    <w:p>
+      <w:pPr>
+        <w:pStyle w:val="Felsorols"/>
+        <w:spacing w:after="40"/>
+        <w:ind w:left="567"/>
+      </w:pPr>
+      <w:proofErr w:type="spellStart"/>
+      <w:r>
+        <w:rPr>
+          <w:b/>
+        </w:rPr>
+        <w:t>Jelszó</w:t>
+      </w:r>
+      <w:proofErr w:type="spellEnd"/>
+      <w:r>
+        <w:rPr>
+          <w:b/>
+        </w:rPr>
+        <w:t>:</w:t>
+      </w:r>
+      <w:r>
+        <w:t xml:space="preserve"> a </w:t>
+      </w:r>
+      <w:proofErr w:type="spellStart"/>
+      <w:r>
+        <w:t>regisztráció</w:t>
+      </w:r>
+      <w:proofErr w:type="spellEnd"/>
+      <w:r>
+        <w:t xml:space="preserve"> </w:t>
+      </w:r>
+      <w:proofErr w:type="spellStart"/>
+      <w:r>
+        <w:t>során</w:t>
+      </w:r>
+      <w:proofErr w:type="spellEnd"/>
+      <w:r>
+        <w:t xml:space="preserve"> megadott jelszó</w:t>
+      </w:r>
+    </w:p>
+    <w:p>
+      <w:pPr>
+        <w:pStyle w:val="Szmozottlista"/>
+        <w:spacing w:after="40"/>
+      </w:pPr>
+      <w:proofErr w:type="spellStart"/>
+      <w:r>
+        <w:t>Kattints</w:t>
+      </w:r>
+      <w:proofErr w:type="spellEnd"/>
+      <w:r>
+        <w:t xml:space="preserve"> a </w:t>
+      </w:r>
+      <w:proofErr w:type="spellStart"/>
+      <w:r>
+        <w:rPr>
+          <w:b/>
+        </w:rPr>
+        <w:t>Bejelentkezés</w:t>
+      </w:r>
+      <w:proofErr w:type="spellEnd"/>
+      <w:r>
+        <w:t xml:space="preserve"> </w:t>
+      </w:r>
+      <w:proofErr w:type="spellStart"/>
+      <w:r>
+        <w:t>gombra</w:t>
+      </w:r>
+      <w:proofErr w:type="spellEnd"/>
+      <w:r>
+        <w:t>.</w:t>
+      </w:r>
+    </w:p>
+    <w:p>
+      <w:pPr>
+        <w:pStyle w:val="Szmozottlista"/>
+        <w:spacing w:after="40"/>
+      </w:pPr>
+      <w:r>
+        <w:rPr>
+          <w:noProof/>
+        </w:rPr>
+        <mc:AlternateContent>
+          <mc:Choice Requires="wps">
+            <w:drawing>
+              <wp:anchor distT="0" distB="0" distL="114300" distR="114300" simplePos="0" relativeHeight="251662336" behindDoc="0" locked="0" layoutInCell="1" allowOverlap="1" wp14:anchorId="0028DC51" wp14:editId="68532461">
+                <wp:simplePos x="0" y="0"/>
+                <wp:positionH relativeFrom="column">
+                  <wp:posOffset>4196715</wp:posOffset>
+                </wp:positionH>
+                <wp:positionV relativeFrom="paragraph">
+                  <wp:posOffset>167640</wp:posOffset>
+                </wp:positionV>
+                <wp:extent cx="1666875" cy="1133475"/>
+                <wp:effectExtent l="38100" t="19050" r="66675" b="104775"/>
+                <wp:wrapNone/>
+                <wp:docPr id="18" name="Egyenes összekötő nyíllal 18"/>
+                <wp:cNvGraphicFramePr/>
+                <a:graphic xmlns:a="http://schemas.openxmlformats.org/drawingml/2006/main">
+                  <a:graphicData uri="http://schemas.microsoft.com/office/word/2010/wordprocessingShape">
+                    <wps:wsp>
+                      <wps:cNvCnPr/>
+                      <wps:spPr>
+                        <a:xfrm>
+                          <a:off x="0" y="0"/>
+                          <a:ext cx="1666875" cy="1133475"/>
+                        </a:xfrm>
+                        <a:prstGeom prst="straightConnector1">
+                          <a:avLst/>
+                        </a:prstGeom>
+                        <a:ln>
+                          <a:solidFill>
+                            <a:srgbClr val="FF0000"/>
+                          </a:solidFill>
+                          <a:tailEnd type="triangle"/>
+                        </a:ln>
+                      </wps:spPr>
+                      <wps:style>
+                        <a:lnRef idx="2">
+                          <a:schemeClr val="accent1"/>
+                        </a:lnRef>
+                        <a:fillRef idx="0">
+                          <a:schemeClr val="accent1"/>
+                        </a:fillRef>
+                        <a:effectRef idx="1">
+                          <a:schemeClr val="accent1"/>
+                        </a:effectRef>
+                        <a:fontRef idx="minor">
+                          <a:schemeClr val="tx1"/>
+                        </a:fontRef>
+                      </wps:style>
+                      <wps:bodyPr/>
+                    </wps:wsp>
+                  </a:graphicData>
+                </a:graphic>
+                <wp14:sizeRelH relativeFrom="margin">
+                  <wp14:pctWidth>0</wp14:pctWidth>
+                </wp14:sizeRelH>
+                <wp14:sizeRelV relativeFrom="margin">
+                  <wp14:pctHeight>0</wp14:pctHeight>
+                </wp14:sizeRelV>
+              </wp:anchor>
+            </w:drawing>
+          </mc:Choice>
+          <mc:Fallback>
+            <w:pict>
+              <v:shape w14:anchorId="0FB92821" id="Egyenes összekötő nyíllal 18" o:spid="_x0000_s1026" type="#_x0000_t32" style="position:absolute;margin-left:330.45pt;margin-top:13.2pt;width:131.25pt;height:89.25pt;z-index:251662336;visibility:visible;mso-wrap-style:square;mso-width-percent:0;mso-height-percent:0;mso-wrap-distance-left:9pt;mso-wrap-distance-top:0;mso-wrap-distance-right:9pt;mso-wrap-distance-bottom:0;mso-position-horizontal:absolute;mso-position-horizontal-relative:text;mso-position-vertical:absolute;mso-position-vertical-relative:text;mso-width-percent:0;mso-height-percent:0;mso-width-relative:margin;mso-height-relative:margin" o:gfxdata="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" strokecolor="red" strokeweight="2pt">
+                <v:stroke endarrow="block"/>
+                <v:shadow on="t" color="black" opacity="24903f" origin=",.5" offset="0,.55556mm"/>
+              </v:shape>
+            </w:pict>
+          </mc:Fallback>
+        </mc:AlternateContent>
+      </w:r>
+      <w:r>
+        <w:rPr>
+          <w:noProof/>
+        </w:rPr>
+        <mc:AlternateContent>
+          <mc:Choice Requires="wps">
+            <w:drawing>
+              <wp:anchor distT="0" distB="0" distL="114300" distR="114300" simplePos="0" relativeHeight="251659264" behindDoc="0" locked="0" layoutInCell="1" allowOverlap="1" wp14:anchorId="58E67122" wp14:editId="58A78CF5">
                 <wp:simplePos x="0" y="0"/>
                 <wp:positionH relativeFrom="column">
                   <wp:posOffset>5768340</wp:posOffset>
@@ -3871,7 +4327,7 @@
           </mc:Choice>
           <mc:Fallback>
             <w:pict>
-              <v:oval w14:anchorId="3B0487F1" id="Ellipszis 17" o:spid="_x0000_s1026" style="position:absolute;margin-left:454.2pt;margin-top:97.2pt;width:48.75pt;height:32.25pt;z-index:251659776;visibility:visible;mso-wrap-style:square;mso-width-percent:0;mso-height-percent:0;mso-wrap-distance-left:9pt;mso-wrap-distance-top:0;mso-wrap-distance-right:9pt;mso-wrap-distance-bottom:0;mso-position-horizontal:absolute;mso-position-horizontal-relative:text;mso-position-vertical:absolute;mso-position-vertical-relative:text;mso-width-percent:0;mso-height-percent:0;mso-width-relative:margin;mso-height-relative:margin;v-text-anchor:middle" o:gfxdata="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" filled="f" strokecolor="red" strokeweight="1.5pt">
+              <v:oval w14:anchorId="4A3C06F9" id="Ellipszis 17" o:spid="_x0000_s1026" style="position:absolute;margin-left:454.2pt;margin-top:97.2pt;width:48.75pt;height:32.25pt;z-index:251659264;visibility:visible;mso-wrap-style:square;mso-width-percent:0;mso-height-percent:0;mso-wrap-distance-left:9pt;mso-wrap-distance-top:0;mso-wrap-distance-right:9pt;mso-wrap-distance-bottom:0;mso-position-horizontal:absolute;mso-position-horizontal-relative:text;mso-position-vertical:absolute;mso-position-vertical-relative:text;mso-width-percent:0;mso-height-percent:0;mso-width-relative:margin;mso-height-relative:margin;v-text-anchor:middle" o:gfxdata="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" filled="f" strokecolor="red" strokeweight="1.5pt">
                 <v:shadow on="t" color="black" opacity="22937f" origin=",.5" offset="0,.63889mm"/>
               </v:oval>
             </w:pict>
@@ -3883,7 +4339,7 @@
           <w:noProof/>
         </w:rPr>
         <w:drawing>
-          <wp:anchor distT="0" distB="0" distL="114300" distR="114300" simplePos="0" relativeHeight="251652608" behindDoc="0" locked="0" layoutInCell="1" allowOverlap="1" wp14:anchorId="5EE8098E" wp14:editId="5D44ED21">
+          <wp:anchor distT="0" distB="0" distL="114300" distR="114300" simplePos="0" relativeHeight="251650048" behindDoc="0" locked="0" layoutInCell="1" allowOverlap="1" wp14:anchorId="5EE8098E" wp14:editId="2ED7662D">
             <wp:simplePos x="0" y="0"/>
             <wp:positionH relativeFrom="column">
               <wp:posOffset>-41910</wp:posOffset>
@@ -3931,7 +4387,7 @@
           <w:noProof/>
         </w:rPr>
         <w:drawing>
-          <wp:anchor distT="0" distB="0" distL="114300" distR="114300" simplePos="0" relativeHeight="251654656" behindDoc="0" locked="0" layoutInCell="1" allowOverlap="1" wp14:anchorId="152CA657" wp14:editId="73D6FDB5">
+          <wp:anchor distT="0" distB="0" distL="114300" distR="114300" simplePos="0" relativeHeight="251652096" behindDoc="0" locked="0" layoutInCell="1" allowOverlap="1" wp14:anchorId="152CA657" wp14:editId="187797A7">
             <wp:simplePos x="0" y="0"/>
             <wp:positionH relativeFrom="column">
               <wp:posOffset>2824480</wp:posOffset>
@@ -4203,7 +4659,7 @@
           <w:noProof/>
         </w:rPr>
         <w:drawing>
-          <wp:anchor distT="0" distB="0" distL="114300" distR="114300" simplePos="0" relativeHeight="251651072" behindDoc="0" locked="0" layoutInCell="1" allowOverlap="1" wp14:anchorId="3201DF09" wp14:editId="33480830">
+          <wp:anchor distT="0" distB="0" distL="114300" distR="114300" simplePos="0" relativeHeight="251648000" behindDoc="0" locked="0" layoutInCell="1" allowOverlap="1" wp14:anchorId="3201DF09" wp14:editId="3F01AA33">
             <wp:simplePos x="0" y="0"/>
             <wp:positionH relativeFrom="column">
               <wp:posOffset>3272790</wp:posOffset>
@@ -4257,7 +4713,7 @@
           <w:noProof/>
         </w:rPr>
         <w:drawing>
-          <wp:anchor distT="0" distB="0" distL="114300" distR="114300" simplePos="0" relativeHeight="251648000" behindDoc="0" locked="0" layoutInCell="1" allowOverlap="1" wp14:anchorId="56D79250" wp14:editId="54DB5D9F">
+          <wp:anchor distT="0" distB="0" distL="114300" distR="114300" simplePos="0" relativeHeight="251644928" behindDoc="0" locked="0" layoutInCell="1" allowOverlap="1" wp14:anchorId="56D79250" wp14:editId="3DEB39C6">
             <wp:simplePos x="0" y="0"/>
             <wp:positionH relativeFrom="column">
               <wp:posOffset>-3810</wp:posOffset>
@@ -4504,269 +4960,19 @@
         <w:ind w:left="567"/>
       </w:pPr>
       <w:r>
-        <w:rPr>
-          <w:b/>
-        </w:rPr>
-        <w:t>Telefonszám</w:t>
-      </w:r>
-    </w:p>
-    <w:p>
-      <w:pPr>
-        <w:pStyle w:val="Felsorols"/>
-        <w:spacing w:after="40"/>
-        <w:ind w:left="567"/>
-      </w:pPr>
-      <w:r>
-        <w:rPr>
-          <w:b/>
-        </w:rPr>
-        <w:t>Irányítószám és város</w:t>
-      </w:r>
-    </w:p>
-    <w:p>
-      <w:pPr>
-        <w:pStyle w:val="Felsorols"/>
-        <w:spacing w:after="40"/>
-        <w:ind w:left="567"/>
-      </w:pPr>
-      <w:r>
-        <w:rPr>
-          <w:b/>
-        </w:rPr>
-        <w:t>Utca, házszám</w:t>
-      </w:r>
-    </w:p>
-    <w:p>
-      <w:pPr>
-        <w:pStyle w:val="Felsorols"/>
-        <w:spacing w:after="40"/>
-        <w:ind w:left="567"/>
-      </w:pPr>
-      <w:r>
-        <w:rPr>
-          <w:b/>
-        </w:rPr>
-        <w:t>Lakás típusa</w:t>
-      </w:r>
-      <w:r>
-        <w:t xml:space="preserve"> (panel / tégla / ház stb.)</w:t>
-      </w:r>
-    </w:p>
-    <w:p>
-      <w:pPr>
-        <w:pStyle w:val="Felsorols"/>
-        <w:spacing w:after="40"/>
-        <w:ind w:left="567"/>
-      </w:pPr>
-      <w:r>
-        <w:rPr>
-          <w:b/>
-        </w:rPr>
-        <w:t>Ingatlan típusa</w:t>
-      </w:r>
-      <w:r>
-        <w:t xml:space="preserve"> (saját / albérlet stb.)</w:t>
-      </w:r>
-    </w:p>
-    <w:p>
-      <w:pPr>
-        <w:pStyle w:val="Felsorols"/>
-        <w:spacing w:after="40"/>
-        <w:ind w:left="567"/>
-      </w:pPr>
-      <w:r>
-        <w:rPr>
-          <w:b/>
-        </w:rPr>
-        <w:t>Van-e kert</w:t>
-      </w:r>
-      <w:r>
-        <w:t xml:space="preserve"> (igen / nem)</w:t>
-      </w:r>
-    </w:p>
-    <w:p>
-      <w:pPr>
-        <w:pStyle w:val="Felsorols"/>
-        <w:spacing w:after="40"/>
-        <w:ind w:left="567"/>
-      </w:pPr>
-      <w:r>
-        <w:rPr>
-          <w:b/>
-        </w:rPr>
-        <w:t xml:space="preserve">Volt-e </w:t>
-      </w:r>
-      <w:proofErr w:type="spellStart"/>
-      <w:r>
-        <w:rPr>
-          <w:b/>
-        </w:rPr>
-        <w:t>már</w:t>
-      </w:r>
-      <w:proofErr w:type="spellEnd"/>
-      <w:r>
-        <w:rPr>
-          <w:b/>
-        </w:rPr>
-        <w:t xml:space="preserve"> </w:t>
-      </w:r>
-      <w:proofErr w:type="spellStart"/>
-      <w:r>
-        <w:rPr>
-          <w:b/>
-        </w:rPr>
-        <w:t>kutyád</w:t>
-      </w:r>
-      <w:proofErr w:type="spellEnd"/>
-      <w:r>
-        <w:t xml:space="preserve"> (</w:t>
-      </w:r>
-      <w:proofErr w:type="spellStart"/>
-      <w:r>
-        <w:t>igen</w:t>
-      </w:r>
-      <w:proofErr w:type="spellEnd"/>
-      <w:r>
-        <w:t xml:space="preserve"> / </w:t>
-      </w:r>
-      <w:proofErr w:type="spellStart"/>
-      <w:r>
-        <w:t>nem</w:t>
-      </w:r>
-      <w:proofErr w:type="spellEnd"/>
-      <w:r>
-        <w:t>)</w:t>
-      </w:r>
-    </w:p>
-    <w:p>
-      <w:pPr>
-        <w:pStyle w:val="Szmozottlista"/>
-        <w:spacing w:after="40"/>
-      </w:pPr>
-      <w:r>
-        <w:t>Jelöld be a nyilatkozat elfogadását.</w:t>
-      </w:r>
-    </w:p>
-    <w:p>
-      <w:pPr>
-        <w:pStyle w:val="Szmozottlista"/>
-        <w:spacing w:after="40"/>
-      </w:pPr>
-      <w:proofErr w:type="spellStart"/>
-      <w:r>
-        <w:t>Kattints</w:t>
-      </w:r>
-      <w:proofErr w:type="spellEnd"/>
-      <w:r>
-        <w:t xml:space="preserve"> a </w:t>
-      </w:r>
-      <w:proofErr w:type="spellStart"/>
-      <w:r>
-        <w:rPr>
-          <w:b/>
-        </w:rPr>
-        <w:t>Beküldés</w:t>
-      </w:r>
-      <w:proofErr w:type="spellEnd"/>
-      <w:r>
-        <w:t xml:space="preserve"> </w:t>
-      </w:r>
-      <w:proofErr w:type="spellStart"/>
-      <w:r>
-        <w:t>gombra</w:t>
-      </w:r>
-      <w:proofErr w:type="spellEnd"/>
-      <w:r>
-        <w:t>.</w:t>
-      </w:r>
-    </w:p>
-    <w:p>
-      <w:pPr>
-        <w:pStyle w:val="Szmozottlista"/>
-        <w:spacing w:after="40"/>
-      </w:pPr>
-      <w:proofErr w:type="spellStart"/>
-      <w:r>
-        <w:t>Visszaigazoló</w:t>
-      </w:r>
-      <w:proofErr w:type="spellEnd"/>
-      <w:r>
-        <w:t xml:space="preserve"> email </w:t>
-      </w:r>
-      <w:proofErr w:type="spellStart"/>
-      <w:r>
-        <w:t>érkezik</w:t>
-      </w:r>
-      <w:proofErr w:type="spellEnd"/>
-      <w:r>
-        <w:t xml:space="preserve">, </w:t>
-      </w:r>
-      <w:proofErr w:type="spellStart"/>
-      <w:r>
-        <w:t>és</w:t>
-      </w:r>
-      <w:proofErr w:type="spellEnd"/>
-      <w:r>
-        <w:t xml:space="preserve"> </w:t>
-      </w:r>
-      <w:proofErr w:type="spellStart"/>
-      <w:r>
-        <w:t>az</w:t>
-      </w:r>
-      <w:proofErr w:type="spellEnd"/>
-      <w:r>
-        <w:t xml:space="preserve"> admin </w:t>
-      </w:r>
-      <w:proofErr w:type="spellStart"/>
-      <w:r>
-        <w:t>értesítést</w:t>
-      </w:r>
-      <w:proofErr w:type="spellEnd"/>
-      <w:r>
-        <w:t xml:space="preserve"> </w:t>
-      </w:r>
-      <w:proofErr w:type="spellStart"/>
-      <w:r>
-        <w:t>kap</w:t>
-      </w:r>
-      <w:proofErr w:type="spellEnd"/>
-      <w:r>
-        <w:t>.</w:t>
-      </w:r>
-      <w:r>
-        <w:rPr>
-          <w:noProof/>
-        </w:rPr>
-        <w:t xml:space="preserve"> </w:t>
-      </w:r>
-    </w:p>
-    <w:p>
-      <w:pPr>
-        <w:pStyle w:val="Szmozottlista"/>
-        <w:numPr>
-          <w:ilvl w:val="0"/>
-          <w:numId w:val="0"/>
-        </w:numPr>
-        <w:spacing w:after="40"/>
-        <w:ind w:left="360"/>
-      </w:pPr>
-      <w:r>
-        <w:rPr>
-          <w:noProof/>
-        </w:rPr>
         <w:drawing>
-          <wp:anchor distT="0" distB="0" distL="114300" distR="114300" simplePos="0" relativeHeight="251660288" behindDoc="0" locked="0" layoutInCell="1" allowOverlap="1" wp14:anchorId="52DB65B1" wp14:editId="41AAC1CF">
+          <wp:anchor distT="0" distB="0" distL="114300" distR="114300" simplePos="0" relativeHeight="251662336" behindDoc="0" locked="0" layoutInCell="1" allowOverlap="1" wp14:anchorId="7881E8AB" wp14:editId="04143334">
             <wp:simplePos x="0" y="0"/>
             <wp:positionH relativeFrom="column">
-              <wp:posOffset>1434465</wp:posOffset>
+              <wp:posOffset>3863340</wp:posOffset>
             </wp:positionH>
             <wp:positionV relativeFrom="paragraph">
-              <wp:posOffset>-452120</wp:posOffset>
+              <wp:posOffset>9525</wp:posOffset>
             </wp:positionV>
-            <wp:extent cx="2733675" cy="2510737"/>
-            <wp:effectExtent l="0" t="0" r="0" b="4445"/>
-            <wp:wrapTopAndBottom/>
-            <wp:docPr id="12" name="Kép 12"/>
+            <wp:extent cx="2724150" cy="2584450"/>
+            <wp:effectExtent l="0" t="0" r="0" b="6350"/>
+            <wp:wrapSquare wrapText="bothSides"/>
+            <wp:docPr id="27" name="Kép 27"/>
             <wp:cNvGraphicFramePr>
               <a:graphicFrameLocks xmlns:a="http://schemas.openxmlformats.org/drawingml/2006/main" noChangeAspect="1"/>
             </wp:cNvGraphicFramePr>
@@ -4786,7 +4992,7 @@
                   <pic:spPr>
                     <a:xfrm>
                       <a:off x="0" y="0"/>
-                      <a:ext cx="2733675" cy="2510737"/>
+                      <a:ext cx="2724150" cy="2584450"/>
                     </a:xfrm>
                     <a:prstGeom prst="rect">
                       <a:avLst/>
@@ -4798,6 +5004,590 @@
           </wp:anchor>
         </w:drawing>
       </w:r>
+      <w:proofErr w:type="spellStart"/>
+      <w:r>
+        <w:rPr>
+          <w:b/>
+        </w:rPr>
+        <w:t>Telefonszám</w:t>
+      </w:r>
+      <w:proofErr w:type="spellEnd"/>
+    </w:p>
+    <w:p>
+      <w:pPr>
+        <w:pStyle w:val="Felsorols"/>
+        <w:spacing w:after="40"/>
+        <w:ind w:left="567"/>
+      </w:pPr>
+      <w:r>
+        <w:rPr>
+          <w:b/>
+        </w:rPr>
+        <w:t>Irányítószám és város</w:t>
+      </w:r>
+    </w:p>
+    <w:p>
+      <w:pPr>
+        <w:pStyle w:val="Felsorols"/>
+        <w:spacing w:after="40"/>
+        <w:ind w:left="567"/>
+      </w:pPr>
+      <w:proofErr w:type="spellStart"/>
+      <w:r>
+        <w:rPr>
+          <w:b/>
+        </w:rPr>
+        <w:t>Utca</w:t>
+      </w:r>
+      <w:proofErr w:type="spellEnd"/>
+      <w:r>
+        <w:rPr>
+          <w:b/>
+        </w:rPr>
+        <w:t xml:space="preserve">, </w:t>
+      </w:r>
+      <w:proofErr w:type="spellStart"/>
+      <w:r>
+        <w:rPr>
+          <w:b/>
+        </w:rPr>
+        <w:t>házszám</w:t>
+      </w:r>
+      <w:proofErr w:type="spellEnd"/>
+    </w:p>
+    <w:p>
+      <w:pPr>
+        <w:pStyle w:val="Felsorols"/>
+        <w:spacing w:after="40"/>
+        <w:ind w:left="567"/>
+      </w:pPr>
+      <w:proofErr w:type="spellStart"/>
+      <w:r>
+        <w:rPr>
+          <w:b/>
+        </w:rPr>
+        <w:t>Lakás</w:t>
+      </w:r>
+      <w:proofErr w:type="spellEnd"/>
+      <w:r>
+        <w:rPr>
+          <w:b/>
+        </w:rPr>
+        <w:t xml:space="preserve"> </w:t>
+      </w:r>
+      <w:proofErr w:type="spellStart"/>
+      <w:r>
+        <w:rPr>
+          <w:b/>
+        </w:rPr>
+        <w:t>típusa</w:t>
+      </w:r>
+      <w:proofErr w:type="spellEnd"/>
+      <w:r>
+        <w:t xml:space="preserve"> (panel / tégla / ház stb.)</w:t>
+      </w:r>
+    </w:p>
+    <w:p>
+      <w:pPr>
+        <w:pStyle w:val="Felsorols"/>
+        <w:spacing w:after="40"/>
+        <w:ind w:left="567"/>
+      </w:pPr>
+      <w:proofErr w:type="spellStart"/>
+      <w:r>
+        <w:rPr>
+          <w:b/>
+        </w:rPr>
+        <w:t>Ingatlan</w:t>
+      </w:r>
+      <w:proofErr w:type="spellEnd"/>
+      <w:r>
+        <w:rPr>
+          <w:b/>
+        </w:rPr>
+        <w:t xml:space="preserve"> </w:t>
+      </w:r>
+      <w:proofErr w:type="spellStart"/>
+      <w:r>
+        <w:rPr>
+          <w:b/>
+        </w:rPr>
+        <w:t>típusa</w:t>
+      </w:r>
+      <w:proofErr w:type="spellEnd"/>
+      <w:r>
+        <w:t xml:space="preserve"> (</w:t>
+      </w:r>
+      <w:proofErr w:type="spellStart"/>
+      <w:r>
+        <w:t>saját</w:t>
+      </w:r>
+      <w:proofErr w:type="spellEnd"/>
+      <w:r>
+        <w:t xml:space="preserve"> / albérlet stb.)</w:t>
+      </w:r>
+      <w:r>
+        <w:rPr>
+          <w:noProof/>
+        </w:rPr>
+        <w:t xml:space="preserve"> </w:t>
+      </w:r>
+    </w:p>
+    <w:p>
+      <w:pPr>
+        <w:pStyle w:val="Felsorols"/>
+        <w:spacing w:after="40"/>
+        <w:ind w:left="567"/>
+      </w:pPr>
+      <w:r>
+        <w:rPr>
+          <w:b/>
+        </w:rPr>
+        <w:t xml:space="preserve">Van-e </w:t>
+      </w:r>
+      <w:proofErr w:type="spellStart"/>
+      <w:r>
+        <w:rPr>
+          <w:b/>
+        </w:rPr>
+        <w:t>kert</w:t>
+      </w:r>
+      <w:proofErr w:type="spellEnd"/>
+      <w:r>
+        <w:t xml:space="preserve"> (</w:t>
+      </w:r>
+      <w:proofErr w:type="spellStart"/>
+      <w:r>
+        <w:t>igen</w:t>
+      </w:r>
+      <w:proofErr w:type="spellEnd"/>
+      <w:r>
+        <w:t xml:space="preserve"> / nem)</w:t>
+      </w:r>
+    </w:p>
+    <w:p>
+      <w:pPr>
+        <w:pStyle w:val="Felsorols"/>
+        <w:spacing w:after="40"/>
+        <w:ind w:left="567"/>
+      </w:pPr>
+      <w:r>
+        <w:rPr>
+          <w:noProof/>
+        </w:rPr>
+        <mc:AlternateContent>
+          <mc:Choice Requires="wps">
+            <w:drawing>
+              <wp:anchor distT="0" distB="0" distL="114300" distR="114300" simplePos="0" relativeHeight="251666432" behindDoc="0" locked="0" layoutInCell="1" allowOverlap="1" wp14:anchorId="189E8E49" wp14:editId="15FD164E">
+                <wp:simplePos x="0" y="0"/>
+                <wp:positionH relativeFrom="column">
+                  <wp:posOffset>1405890</wp:posOffset>
+                </wp:positionH>
+                <wp:positionV relativeFrom="paragraph">
+                  <wp:posOffset>45719</wp:posOffset>
+                </wp:positionV>
+                <wp:extent cx="2457450" cy="2190750"/>
+                <wp:effectExtent l="38100" t="38100" r="57150" b="95250"/>
+                <wp:wrapNone/>
+                <wp:docPr id="29" name="Egyenes összekötő nyíllal 29"/>
+                <wp:cNvGraphicFramePr/>
+                <a:graphic xmlns:a="http://schemas.openxmlformats.org/drawingml/2006/main">
+                  <a:graphicData uri="http://schemas.microsoft.com/office/word/2010/wordprocessingShape">
+                    <wps:wsp>
+                      <wps:cNvCnPr/>
+                      <wps:spPr>
+                        <a:xfrm flipV="1">
+                          <a:off x="0" y="0"/>
+                          <a:ext cx="2457450" cy="2190750"/>
+                        </a:xfrm>
+                        <a:prstGeom prst="straightConnector1">
+                          <a:avLst/>
+                        </a:prstGeom>
+                        <a:ln>
+                          <a:solidFill>
+                            <a:srgbClr val="FF0000"/>
+                          </a:solidFill>
+                          <a:tailEnd type="triangle"/>
+                        </a:ln>
+                      </wps:spPr>
+                      <wps:style>
+                        <a:lnRef idx="2">
+                          <a:schemeClr val="accent1"/>
+                        </a:lnRef>
+                        <a:fillRef idx="0">
+                          <a:schemeClr val="accent1"/>
+                        </a:fillRef>
+                        <a:effectRef idx="1">
+                          <a:schemeClr val="accent1"/>
+                        </a:effectRef>
+                        <a:fontRef idx="minor">
+                          <a:schemeClr val="tx1"/>
+                        </a:fontRef>
+                      </wps:style>
+                      <wps:bodyPr/>
+                    </wps:wsp>
+                  </a:graphicData>
+                </a:graphic>
+                <wp14:sizeRelH relativeFrom="margin">
+                  <wp14:pctWidth>0</wp14:pctWidth>
+                </wp14:sizeRelH>
+                <wp14:sizeRelV relativeFrom="margin">
+                  <wp14:pctHeight>0</wp14:pctHeight>
+                </wp14:sizeRelV>
+              </wp:anchor>
+            </w:drawing>
+          </mc:Choice>
+          <mc:Fallback>
+            <w:pict>
+              <v:shape w14:anchorId="217043BF" id="Egyenes összekötő nyíllal 29" o:spid="_x0000_s1026" type="#_x0000_t32" style="position:absolute;margin-left:110.7pt;margin-top:3.6pt;width:193.5pt;height:172.5pt;flip:y;z-index:251666432;visibility:visible;mso-wrap-style:square;mso-width-percent:0;mso-height-percent:0;mso-wrap-distance-left:9pt;mso-wrap-distance-top:0;mso-wrap-distance-right:9pt;mso-wrap-distance-bottom:0;mso-position-horizontal:absolute;mso-position-horizontal-relative:text;mso-position-vertical:absolute;mso-position-vertical-relative:text;mso-width-percent:0;mso-height-percent:0;mso-width-relative:margin;mso-height-relative:margin" o:gfxdata="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" strokecolor="red" strokeweight="2pt">
+                <v:stroke endarrow="block"/>
+                <v:shadow on="t" color="black" opacity="24903f" origin=",.5" offset="0,.55556mm"/>
+              </v:shape>
+            </w:pict>
+          </mc:Fallback>
+        </mc:AlternateContent>
+      </w:r>
+      <w:r>
+        <w:rPr>
+          <w:noProof/>
+        </w:rPr>
+        <mc:AlternateContent>
+          <mc:Choice Requires="wps">
+            <w:drawing>
+              <wp:anchor distT="0" distB="0" distL="114300" distR="114300" simplePos="0" relativeHeight="251664384" behindDoc="0" locked="0" layoutInCell="1" allowOverlap="1" wp14:anchorId="51D98952" wp14:editId="294D5B98">
+                <wp:simplePos x="0" y="0"/>
+                <wp:positionH relativeFrom="column">
+                  <wp:posOffset>615315</wp:posOffset>
+                </wp:positionH>
+                <wp:positionV relativeFrom="paragraph">
+                  <wp:posOffset>2179320</wp:posOffset>
+                </wp:positionV>
+                <wp:extent cx="914400" cy="381000"/>
+                <wp:effectExtent l="57150" t="19050" r="57150" b="95250"/>
+                <wp:wrapNone/>
+                <wp:docPr id="28" name="Ellipszis 28"/>
+                <wp:cNvGraphicFramePr/>
+                <a:graphic xmlns:a="http://schemas.openxmlformats.org/drawingml/2006/main">
+                  <a:graphicData uri="http://schemas.microsoft.com/office/word/2010/wordprocessingShape">
+                    <wps:wsp>
+                      <wps:cNvSpPr/>
+                      <wps:spPr>
+                        <a:xfrm>
+                          <a:off x="0" y="0"/>
+                          <a:ext cx="914400" cy="381000"/>
+                        </a:xfrm>
+                        <a:prstGeom prst="ellipse">
+                          <a:avLst/>
+                        </a:prstGeom>
+                        <a:noFill/>
+                        <a:ln w="19050">
+                          <a:solidFill>
+                            <a:srgbClr val="FF0000"/>
+                          </a:solidFill>
+                        </a:ln>
+                      </wps:spPr>
+                      <wps:style>
+                        <a:lnRef idx="1">
+                          <a:schemeClr val="accent1"/>
+                        </a:lnRef>
+                        <a:fillRef idx="3">
+                          <a:schemeClr val="accent1"/>
+                        </a:fillRef>
+                        <a:effectRef idx="2">
+                          <a:schemeClr val="accent1"/>
+                        </a:effectRef>
+                        <a:fontRef idx="minor">
+                          <a:schemeClr val="lt1"/>
+                        </a:fontRef>
+                      </wps:style>
+                      <wps:bodyPr rot="0" spcFirstLastPara="0" vertOverflow="overflow" horzOverflow="overflow" vert="horz" wrap="square" lIns="91440" tIns="45720" rIns="91440" bIns="45720" numCol="1" spcCol="0" rtlCol="0" fromWordArt="0" anchor="ctr" anchorCtr="0" forceAA="0" compatLnSpc="1">
+                        <a:prstTxWarp prst="textNoShape">
+                          <a:avLst/>
+                        </a:prstTxWarp>
+                        <a:noAutofit/>
+                      </wps:bodyPr>
+                    </wps:wsp>
+                  </a:graphicData>
+                </a:graphic>
+                <wp14:sizeRelH relativeFrom="margin">
+                  <wp14:pctWidth>0</wp14:pctWidth>
+                </wp14:sizeRelH>
+                <wp14:sizeRelV relativeFrom="margin">
+                  <wp14:pctHeight>0</wp14:pctHeight>
+                </wp14:sizeRelV>
+              </wp:anchor>
+            </w:drawing>
+          </mc:Choice>
+          <mc:Fallback>
+            <w:pict>
+              <v:oval w14:anchorId="52B41E56" id="Ellipszis 28" o:spid="_x0000_s1026" style="position:absolute;margin-left:48.45pt;margin-top:171.6pt;width:1in;height:30pt;z-index:251664384;visibility:visible;mso-wrap-style:square;mso-width-percent:0;mso-height-percent:0;mso-wrap-distance-left:9pt;mso-wrap-distance-top:0;mso-wrap-distance-right:9pt;mso-wrap-distance-bottom:0;mso-position-horizontal:absolute;mso-position-horizontal-relative:text;mso-position-vertical:absolute;mso-position-vertical-relative:text;mso-width-percent:0;mso-height-percent:0;mso-width-relative:margin;mso-height-relative:margin;v-text-anchor:middle" o:gfxdata="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" filled="f" strokecolor="red" strokeweight="1.5pt">
+                <v:shadow on="t" color="black" opacity="22937f" origin=",.5" offset="0,.63889mm"/>
+              </v:oval>
+            </w:pict>
+          </mc:Fallback>
+        </mc:AlternateContent>
+      </w:r>
+      <w:r>
+        <w:drawing>
+          <wp:anchor distT="0" distB="0" distL="114300" distR="114300" simplePos="0" relativeHeight="251658240" behindDoc="0" locked="0" layoutInCell="1" allowOverlap="1" wp14:anchorId="5942FA9E" wp14:editId="17BFA4F9">
+            <wp:simplePos x="0" y="0"/>
+            <wp:positionH relativeFrom="column">
+              <wp:posOffset>129540</wp:posOffset>
+            </wp:positionH>
+            <wp:positionV relativeFrom="paragraph">
+              <wp:posOffset>226695</wp:posOffset>
+            </wp:positionV>
+            <wp:extent cx="2914650" cy="2666365"/>
+            <wp:effectExtent l="0" t="0" r="0" b="635"/>
+            <wp:wrapTopAndBottom/>
+            <wp:docPr id="26" name="Kép 26"/>
+            <wp:cNvGraphicFramePr>
+              <a:graphicFrameLocks xmlns:a="http://schemas.openxmlformats.org/drawingml/2006/main" noChangeAspect="1"/>
+            </wp:cNvGraphicFramePr>
+            <a:graphic xmlns:a="http://schemas.openxmlformats.org/drawingml/2006/main">
+              <a:graphicData uri="http://schemas.openxmlformats.org/drawingml/2006/picture">
+                <pic:pic xmlns:pic="http://schemas.openxmlformats.org/drawingml/2006/picture">
+                  <pic:nvPicPr>
+                    <pic:cNvPr id="1" name=""/>
+                    <pic:cNvPicPr/>
+                  </pic:nvPicPr>
+                  <pic:blipFill>
+                    <a:blip r:embed="rId19"/>
+                    <a:stretch>
+                      <a:fillRect/>
+                    </a:stretch>
+                  </pic:blipFill>
+                  <pic:spPr>
+                    <a:xfrm>
+                      <a:off x="0" y="0"/>
+                      <a:ext cx="2914650" cy="2666365"/>
+                    </a:xfrm>
+                    <a:prstGeom prst="rect">
+                      <a:avLst/>
+                    </a:prstGeom>
+                  </pic:spPr>
+                </pic:pic>
+              </a:graphicData>
+            </a:graphic>
+          </wp:anchor>
+        </w:drawing>
+      </w:r>
+      <w:r>
+        <w:rPr>
+          <w:b/>
+        </w:rPr>
+        <w:t xml:space="preserve">Volt-e </w:t>
+      </w:r>
+      <w:proofErr w:type="spellStart"/>
+      <w:r>
+        <w:rPr>
+          <w:b/>
+        </w:rPr>
+        <w:t>már</w:t>
+      </w:r>
+      <w:proofErr w:type="spellEnd"/>
+      <w:r>
+        <w:rPr>
+          <w:b/>
+        </w:rPr>
+        <w:t xml:space="preserve"> </w:t>
+      </w:r>
+      <w:proofErr w:type="spellStart"/>
+      <w:r>
+        <w:rPr>
+          <w:b/>
+        </w:rPr>
+        <w:t>kutyád</w:t>
+      </w:r>
+      <w:proofErr w:type="spellEnd"/>
+      <w:r>
+        <w:t xml:space="preserve"> (</w:t>
+      </w:r>
+      <w:proofErr w:type="spellStart"/>
+      <w:r>
+        <w:t>igen</w:t>
+      </w:r>
+      <w:proofErr w:type="spellEnd"/>
+      <w:r>
+        <w:t xml:space="preserve"> / </w:t>
+      </w:r>
+      <w:proofErr w:type="spellStart"/>
+      <w:r>
+        <w:t>nem</w:t>
+      </w:r>
+      <w:proofErr w:type="spellEnd"/>
+      <w:r>
+        <w:t>)</w:t>
+      </w:r>
+    </w:p>
+    <w:p>
+      <w:pPr>
+        <w:pStyle w:val="Felsorols"/>
+        <w:numPr>
+          <w:ilvl w:val="0"/>
+          <w:numId w:val="0"/>
+        </w:numPr>
+        <w:spacing w:after="40"/>
+        <w:ind w:left="567"/>
+      </w:pPr>
+    </w:p>
+    <w:p>
+      <w:pPr>
+        <w:pStyle w:val="Szmozottlista"/>
+        <w:spacing w:after="40"/>
+      </w:pPr>
+      <w:proofErr w:type="spellStart"/>
+      <w:r>
+        <w:t>Jelöld</w:t>
+      </w:r>
+      <w:proofErr w:type="spellEnd"/>
+      <w:r>
+        <w:t xml:space="preserve"> be </w:t>
+      </w:r>
+      <w:proofErr w:type="spellStart"/>
+      <w:r>
+        <w:t>hogy</w:t>
+      </w:r>
+      <w:proofErr w:type="spellEnd"/>
+      <w:r>
+        <w:t xml:space="preserve"> </w:t>
+      </w:r>
+      <w:proofErr w:type="spellStart"/>
+      <w:r>
+        <w:t>elfogadod</w:t>
+      </w:r>
+      <w:proofErr w:type="spellEnd"/>
+      <w:r>
+        <w:t xml:space="preserve"> </w:t>
+      </w:r>
+      <w:proofErr w:type="spellStart"/>
+      <w:r>
+        <w:t>az</w:t>
+      </w:r>
+      <w:proofErr w:type="spellEnd"/>
+      <w:r>
+        <w:t xml:space="preserve"> </w:t>
+      </w:r>
+      <w:proofErr w:type="spellStart"/>
+      <w:r>
+        <w:t>örökbefogadási</w:t>
+      </w:r>
+      <w:proofErr w:type="spellEnd"/>
+      <w:r>
+        <w:t xml:space="preserve"> </w:t>
+      </w:r>
+      <w:proofErr w:type="spellStart"/>
+      <w:r>
+        <w:t>feltételeket</w:t>
+      </w:r>
+      <w:proofErr w:type="spellEnd"/>
+      <w:r>
+        <w:t>.</w:t>
+      </w:r>
+    </w:p>
+    <w:p>
+      <w:pPr>
+        <w:pStyle w:val="Szmozottlista"/>
+        <w:spacing w:after="40"/>
+      </w:pPr>
+      <w:proofErr w:type="spellStart"/>
+      <w:r>
+        <w:t>Kattints</w:t>
+      </w:r>
+      <w:proofErr w:type="spellEnd"/>
+      <w:r>
+        <w:t xml:space="preserve"> a </w:t>
+      </w:r>
+      <w:proofErr w:type="spellStart"/>
+      <w:r>
+        <w:rPr>
+          <w:b/>
+        </w:rPr>
+        <w:t>Beküldés</w:t>
+      </w:r>
+      <w:proofErr w:type="spellEnd"/>
+      <w:r>
+        <w:t xml:space="preserve"> </w:t>
+      </w:r>
+      <w:proofErr w:type="spellStart"/>
+      <w:r>
+        <w:t>gombra</w:t>
+      </w:r>
+      <w:proofErr w:type="spellEnd"/>
+      <w:r>
+        <w:t>.</w:t>
+      </w:r>
+    </w:p>
+    <w:p>
+      <w:pPr>
+        <w:pStyle w:val="Szmozottlista"/>
+        <w:spacing w:after="40"/>
+      </w:pPr>
+      <w:proofErr w:type="spellStart"/>
+      <w:r>
+        <w:t>Visszaigazoló</w:t>
+      </w:r>
+      <w:proofErr w:type="spellEnd"/>
+      <w:r>
+        <w:t xml:space="preserve"> email </w:t>
+      </w:r>
+      <w:proofErr w:type="spellStart"/>
+      <w:r>
+        <w:t>érkezik</w:t>
+      </w:r>
+      <w:proofErr w:type="spellEnd"/>
+      <w:r>
+        <w:t xml:space="preserve">, </w:t>
+      </w:r>
+      <w:proofErr w:type="spellStart"/>
+      <w:r>
+        <w:t>és</w:t>
+      </w:r>
+      <w:proofErr w:type="spellEnd"/>
+      <w:r>
+        <w:t xml:space="preserve"> </w:t>
+      </w:r>
+      <w:proofErr w:type="spellStart"/>
+      <w:r>
+        <w:t>az</w:t>
+      </w:r>
+      <w:proofErr w:type="spellEnd"/>
+      <w:r>
+        <w:t xml:space="preserve"> admin </w:t>
+      </w:r>
+      <w:proofErr w:type="spellStart"/>
+      <w:r>
+        <w:t>értesítést</w:t>
+      </w:r>
+      <w:proofErr w:type="spellEnd"/>
+      <w:r>
+        <w:t xml:space="preserve"> </w:t>
+      </w:r>
+      <w:proofErr w:type="spellStart"/>
+      <w:r>
+        <w:t>kap</w:t>
+      </w:r>
+      <w:proofErr w:type="spellEnd"/>
+      <w:r>
+        <w:t>.</w:t>
+      </w:r>
+      <w:r>
+        <w:rPr>
+          <w:noProof/>
+        </w:rPr>
+        <w:t xml:space="preserve"> </w:t>
+      </w:r>
+    </w:p>
+    <w:p>
+      <w:pPr>
+        <w:pStyle w:val="Szmozottlista"/>
+        <w:numPr>
+          <w:ilvl w:val="0"/>
+          <w:numId w:val="0"/>
+        </w:numPr>
+        <w:spacing w:after="40"/>
+        <w:ind w:left="360"/>
+      </w:pPr>
     </w:p>
     <w:p>
       <w:pPr>
@@ -5002,12 +5792,14 @@
             <w:tcW w:w="4702" w:type="dxa"/>
           </w:tcPr>
           <w:p>
+            <w:proofErr w:type="spellStart"/>
             <w:r>
               <w:rPr>
                 <w:sz w:val="19"/>
               </w:rPr>
               <w:t>Elutasítva</w:t>
             </w:r>
+            <w:proofErr w:type="spellEnd"/>
           </w:p>
         </w:tc>
         <w:tc>
@@ -5025,184 +5817,24 @@
         </w:tc>
       </w:tr>
     </w:tbl>
-    <w:p/>
     <w:p>
-      <w:pPr>
-        <w:pStyle w:val="Cmsor3"/>
-      </w:pPr>
-      <w:bookmarkStart w:id="11" w:name="_Toc224725297"/>
-      <w:r>
-        <w:rPr>
-          <w:color w:val="1A1A2E"/>
-          <w:sz w:val="26"/>
-        </w:rPr>
-        <w:lastRenderedPageBreak/>
-        <w:t>3.5.2 Profil szerkesztése</w:t>
-      </w:r>
-      <w:bookmarkEnd w:id="11"/>
-    </w:p>
-    <w:p>
-      <w:pPr>
-        <w:pStyle w:val="Szmozottlista"/>
-        <w:spacing w:after="40"/>
-      </w:pPr>
-      <w:r>
-        <w:t xml:space="preserve">Kattints a navigációban a </w:t>
-      </w:r>
-      <w:r>
-        <w:rPr>
-          <w:b/>
-        </w:rPr>
-        <w:t>profilképre</w:t>
-      </w:r>
-      <w:r>
-        <w:t xml:space="preserve"> – megnyílik a profil oldal.</w:t>
-      </w:r>
-    </w:p>
-    <w:p>
-      <w:pPr>
-        <w:pStyle w:val="Szmozottlista"/>
-        <w:spacing w:after="40"/>
-      </w:pPr>
-      <w:r>
-        <w:t>Módosítható adatok:</w:t>
-      </w:r>
-    </w:p>
-    <w:p>
-      <w:pPr>
-        <w:pStyle w:val="Felsorols"/>
-        <w:spacing w:after="40"/>
-        <w:ind w:left="567"/>
-      </w:pPr>
-      <w:r>
-        <w:rPr>
-          <w:b/>
-        </w:rPr>
-        <w:t>Felhasználónév</w:t>
-      </w:r>
-      <w:r>
-        <w:t xml:space="preserve"> – új nevet írj be</w:t>
-      </w:r>
-    </w:p>
-    <w:p>
-      <w:pPr>
-        <w:pStyle w:val="Felsorols"/>
-        <w:spacing w:after="40"/>
-        <w:ind w:left="567"/>
-      </w:pPr>
-      <w:r>
-        <w:rPr>
-          <w:b/>
-        </w:rPr>
-        <w:t>Profilkép</w:t>
-      </w:r>
-      <w:r>
-        <w:t xml:space="preserve"> – tölts fel új képet (JPG, PNG, JFIF formátum)</w:t>
-      </w:r>
-    </w:p>
-    <w:p>
-      <w:pPr>
-        <w:pStyle w:val="Felsorols"/>
-        <w:spacing w:after="40"/>
-        <w:ind w:left="567"/>
-      </w:pPr>
-      <w:r>
-        <w:rPr>
-          <w:b/>
-        </w:rPr>
-        <w:t>Jelszó</w:t>
-      </w:r>
-      <w:r>
-        <w:t xml:space="preserve"> – új jelszó megadásával módosítható</w:t>
-      </w:r>
-    </w:p>
-    <w:p>
-      <w:pPr>
-        <w:pStyle w:val="Szmozottlista"/>
-        <w:spacing w:after="40"/>
-      </w:pPr>
-      <w:proofErr w:type="spellStart"/>
-      <w:r>
-        <w:t>Kattints</w:t>
-      </w:r>
-      <w:proofErr w:type="spellEnd"/>
-      <w:r>
-        <w:t xml:space="preserve"> a </w:t>
-      </w:r>
-      <w:proofErr w:type="spellStart"/>
-      <w:r>
-        <w:rPr>
-          <w:b/>
-          <w:bCs/>
-        </w:rPr>
-        <w:t>Módosítások</w:t>
-      </w:r>
-      <w:proofErr w:type="spellEnd"/>
-      <w:r>
-        <w:rPr>
-          <w:b/>
-          <w:bCs/>
-        </w:rPr>
-        <w:t xml:space="preserve"> </w:t>
-      </w:r>
-      <w:proofErr w:type="spellStart"/>
-      <w:r>
-        <w:rPr>
-          <w:b/>
-        </w:rPr>
-        <w:t>m</w:t>
-      </w:r>
-      <w:r>
-        <w:rPr>
-          <w:b/>
-        </w:rPr>
-        <w:t>entés</w:t>
-      </w:r>
-      <w:r>
-        <w:rPr>
-          <w:b/>
-        </w:rPr>
-        <w:t>e</w:t>
-      </w:r>
-      <w:proofErr w:type="spellEnd"/>
-      <w:r>
-        <w:t xml:space="preserve"> </w:t>
-      </w:r>
-      <w:proofErr w:type="spellStart"/>
-      <w:r>
-        <w:t>gombra</w:t>
-      </w:r>
-      <w:proofErr w:type="spellEnd"/>
-      <w:r>
-        <w:t>.</w:t>
-      </w:r>
-    </w:p>
-    <w:p>
-      <w:pPr>
-        <w:pStyle w:val="Szmozottlista"/>
-        <w:numPr>
-          <w:ilvl w:val="0"/>
-          <w:numId w:val="0"/>
-        </w:numPr>
-        <w:spacing w:after="40"/>
-        <w:jc w:val="center"/>
-      </w:pPr>
       <w:r>
         <w:rPr>
           <w:noProof/>
         </w:rPr>
+        <w:lastRenderedPageBreak/>
         <w:drawing>
-          <wp:anchor distT="0" distB="0" distL="114300" distR="114300" simplePos="0" relativeHeight="251663360" behindDoc="0" locked="0" layoutInCell="1" allowOverlap="1" wp14:anchorId="44F959A1" wp14:editId="4D948D65">
+          <wp:anchor distT="0" distB="0" distL="114300" distR="114300" simplePos="0" relativeHeight="251643904" behindDoc="0" locked="0" layoutInCell="1" allowOverlap="1" wp14:anchorId="44F959A1" wp14:editId="2E289443">
             <wp:simplePos x="0" y="0"/>
             <wp:positionH relativeFrom="column">
-              <wp:posOffset>1958340</wp:posOffset>
+              <wp:posOffset>4606290</wp:posOffset>
             </wp:positionH>
             <wp:positionV relativeFrom="paragraph">
-              <wp:posOffset>359410</wp:posOffset>
+              <wp:posOffset>-5080</wp:posOffset>
             </wp:positionV>
-            <wp:extent cx="1695450" cy="2573964"/>
+            <wp:extent cx="1695450" cy="2573655"/>
             <wp:effectExtent l="0" t="0" r="0" b="0"/>
-            <wp:wrapTopAndBottom/>
+            <wp:wrapSquare wrapText="bothSides"/>
             <wp:docPr id="14" name="Kép 14"/>
             <wp:cNvGraphicFramePr>
               <a:graphicFrameLocks xmlns:a="http://schemas.openxmlformats.org/drawingml/2006/main" noChangeAspect="1"/>
@@ -5215,7 +5847,7 @@
                     <pic:cNvPicPr/>
                   </pic:nvPicPr>
                   <pic:blipFill>
-                    <a:blip r:embed="rId19"/>
+                    <a:blip r:embed="rId20"/>
                     <a:stretch>
                       <a:fillRect/>
                     </a:stretch>
@@ -5223,7 +5855,7 @@
                   <pic:spPr>
                     <a:xfrm>
                       <a:off x="0" y="0"/>
-                      <a:ext cx="1695450" cy="2573964"/>
+                      <a:ext cx="1695450" cy="2573655"/>
                     </a:xfrm>
                     <a:prstGeom prst="rect">
                       <a:avLst/>
@@ -5238,6 +5870,380 @@
     </w:p>
     <w:p>
       <w:pPr>
+        <w:pStyle w:val="Cmsor3"/>
+      </w:pPr>
+      <w:bookmarkStart w:id="11" w:name="_Toc224725297"/>
+      <w:r>
+        <w:rPr>
+          <w:color w:val="1A1A2E"/>
+          <w:sz w:val="26"/>
+        </w:rPr>
+        <w:t xml:space="preserve">3.5.2 </w:t>
+      </w:r>
+      <w:proofErr w:type="spellStart"/>
+      <w:r>
+        <w:rPr>
+          <w:color w:val="1A1A2E"/>
+          <w:sz w:val="26"/>
+        </w:rPr>
+        <w:t>Profil</w:t>
+      </w:r>
+      <w:proofErr w:type="spellEnd"/>
+      <w:r>
+        <w:rPr>
+          <w:color w:val="1A1A2E"/>
+          <w:sz w:val="26"/>
+        </w:rPr>
+        <w:t xml:space="preserve"> </w:t>
+      </w:r>
+      <w:proofErr w:type="spellStart"/>
+      <w:r>
+        <w:rPr>
+          <w:color w:val="1A1A2E"/>
+          <w:sz w:val="26"/>
+        </w:rPr>
+        <w:t>szerkesztése</w:t>
+      </w:r>
+      <w:bookmarkEnd w:id="11"/>
+      <w:proofErr w:type="spellEnd"/>
+    </w:p>
+    <w:p>
+      <w:pPr>
+        <w:pStyle w:val="Szmozottlista"/>
+        <w:spacing w:after="40"/>
+      </w:pPr>
+      <w:proofErr w:type="spellStart"/>
+      <w:r>
+        <w:t>Kattints</w:t>
+      </w:r>
+      <w:proofErr w:type="spellEnd"/>
+      <w:r>
+        <w:t xml:space="preserve"> a </w:t>
+      </w:r>
+      <w:proofErr w:type="spellStart"/>
+      <w:r>
+        <w:t>navigációban</w:t>
+      </w:r>
+      <w:proofErr w:type="spellEnd"/>
+      <w:r>
+        <w:t xml:space="preserve"> a </w:t>
+      </w:r>
+      <w:r>
+        <w:rPr>
+          <w:b/>
+        </w:rPr>
+        <w:t>profilképre</w:t>
+      </w:r>
+      <w:r>
+        <w:t xml:space="preserve"> – megnyílik a profil oldal.</w:t>
+      </w:r>
+    </w:p>
+    <w:p>
+      <w:pPr>
+        <w:pStyle w:val="Szmozottlista"/>
+        <w:spacing w:after="40"/>
+      </w:pPr>
+      <w:proofErr w:type="spellStart"/>
+      <w:r>
+        <w:t>Módosítható</w:t>
+      </w:r>
+      <w:proofErr w:type="spellEnd"/>
+      <w:r>
+        <w:t xml:space="preserve"> </w:t>
+      </w:r>
+      <w:proofErr w:type="spellStart"/>
+      <w:r>
+        <w:t>adatok</w:t>
+      </w:r>
+      <w:proofErr w:type="spellEnd"/>
+      <w:r>
+        <w:t>:</w:t>
+      </w:r>
+    </w:p>
+    <w:p>
+      <w:pPr>
+        <w:pStyle w:val="Felsorols"/>
+        <w:spacing w:after="40"/>
+        <w:ind w:left="567"/>
+      </w:pPr>
+      <w:proofErr w:type="spellStart"/>
+      <w:r>
+        <w:rPr>
+          <w:b/>
+        </w:rPr>
+        <w:t>Felhasználónév</w:t>
+      </w:r>
+      <w:proofErr w:type="spellEnd"/>
+      <w:r>
+        <w:t xml:space="preserve"> – </w:t>
+      </w:r>
+      <w:proofErr w:type="spellStart"/>
+      <w:r>
+        <w:t>új</w:t>
+      </w:r>
+      <w:proofErr w:type="spellEnd"/>
+      <w:r>
+        <w:t xml:space="preserve"> </w:t>
+      </w:r>
+      <w:proofErr w:type="spellStart"/>
+      <w:r>
+        <w:t>nevet</w:t>
+      </w:r>
+      <w:proofErr w:type="spellEnd"/>
+      <w:r>
+        <w:t xml:space="preserve"> írj be</w:t>
+      </w:r>
+    </w:p>
+    <w:p>
+      <w:pPr>
+        <w:pStyle w:val="Felsorols"/>
+        <w:spacing w:after="40"/>
+        <w:ind w:left="567"/>
+      </w:pPr>
+      <w:proofErr w:type="spellStart"/>
+      <w:r>
+        <w:rPr>
+          <w:b/>
+        </w:rPr>
+        <w:t>Profilkép</w:t>
+      </w:r>
+      <w:proofErr w:type="spellEnd"/>
+      <w:r>
+        <w:t xml:space="preserve"> – </w:t>
+      </w:r>
+      <w:proofErr w:type="spellStart"/>
+      <w:r>
+        <w:t>tölts</w:t>
+      </w:r>
+      <w:proofErr w:type="spellEnd"/>
+      <w:r>
+        <w:t xml:space="preserve"> </w:t>
+      </w:r>
+      <w:proofErr w:type="spellStart"/>
+      <w:r>
+        <w:t>fel</w:t>
+      </w:r>
+      <w:proofErr w:type="spellEnd"/>
+      <w:r>
+        <w:t xml:space="preserve"> új képet (JPG, PNG, JFIF formátum)</w:t>
+      </w:r>
+    </w:p>
+    <w:p>
+      <w:pPr>
+        <w:pStyle w:val="Felsorols"/>
+        <w:spacing w:after="40"/>
+        <w:ind w:left="567"/>
+      </w:pPr>
+      <w:proofErr w:type="spellStart"/>
+      <w:r>
+        <w:rPr>
+          <w:b/>
+        </w:rPr>
+        <w:t>Jelszó</w:t>
+      </w:r>
+      <w:proofErr w:type="spellEnd"/>
+      <w:r>
+        <w:t xml:space="preserve"> – </w:t>
+      </w:r>
+      <w:proofErr w:type="spellStart"/>
+      <w:r>
+        <w:t>új</w:t>
+      </w:r>
+      <w:proofErr w:type="spellEnd"/>
+      <w:r>
+        <w:t xml:space="preserve"> </w:t>
+      </w:r>
+      <w:proofErr w:type="spellStart"/>
+      <w:r>
+        <w:t>jelszó</w:t>
+      </w:r>
+      <w:proofErr w:type="spellEnd"/>
+      <w:r>
+        <w:t xml:space="preserve"> megadásával módosítható</w:t>
+      </w:r>
+    </w:p>
+    <w:p>
+      <w:pPr>
+        <w:pStyle w:val="Szmozottlista"/>
+        <w:spacing w:after="40"/>
+      </w:pPr>
+      <w:proofErr w:type="spellStart"/>
+      <w:r>
+        <w:t>Kattints</w:t>
+      </w:r>
+      <w:proofErr w:type="spellEnd"/>
+      <w:r>
+        <w:t xml:space="preserve"> a </w:t>
+      </w:r>
+      <w:proofErr w:type="spellStart"/>
+      <w:r>
+        <w:rPr>
+          <w:b/>
+          <w:bCs/>
+        </w:rPr>
+        <w:t>Módosítások</w:t>
+      </w:r>
+      <w:proofErr w:type="spellEnd"/>
+      <w:r>
+        <w:rPr>
+          <w:b/>
+          <w:bCs/>
+        </w:rPr>
+        <w:t xml:space="preserve"> </w:t>
+      </w:r>
+      <w:proofErr w:type="spellStart"/>
+      <w:r>
+        <w:rPr>
+          <w:b/>
+        </w:rPr>
+        <w:t>m</w:t>
+      </w:r>
+      <w:r>
+        <w:rPr>
+          <w:b/>
+        </w:rPr>
+        <w:t>entés</w:t>
+      </w:r>
+      <w:r>
+        <w:rPr>
+          <w:b/>
+        </w:rPr>
+        <w:t>e</w:t>
+      </w:r>
+      <w:proofErr w:type="spellEnd"/>
+      <w:r>
+        <w:t xml:space="preserve"> </w:t>
+      </w:r>
+      <w:proofErr w:type="spellStart"/>
+      <w:r>
+        <w:t>gombra</w:t>
+      </w:r>
+      <w:proofErr w:type="spellEnd"/>
+      <w:r>
+        <w:t>.</w:t>
+      </w:r>
+      <w:r>
+        <w:rPr>
+          <w:noProof/>
+        </w:rPr>
+        <w:t xml:space="preserve"> </w:t>
+      </w:r>
+    </w:p>
+    <w:p>
+      <w:pPr>
+        <w:pStyle w:val="Szmozottlista"/>
+        <w:spacing w:after="40"/>
+      </w:pPr>
+      <w:r>
+        <w:rPr>
+          <w:noProof/>
+        </w:rPr>
+        <w:t>A</w:t>
+      </w:r>
+      <w:r>
+        <w:rPr>
+          <w:b/>
+          <w:bCs/>
+          <w:noProof/>
+        </w:rPr>
+        <w:t xml:space="preserve"> Profilom megtekintése</w:t>
+      </w:r>
+      <w:r>
+        <w:rPr>
+          <w:b/>
+          <w:bCs/>
+          <w:noProof/>
+        </w:rPr>
+        <w:t xml:space="preserve"> </w:t>
+      </w:r>
+      <w:r>
+        <w:rPr>
+          <w:noProof/>
+        </w:rPr>
+        <w:t xml:space="preserve">gombra kattintva ugyan úgy tud módosításokat végezni és látja az aktuális örökbefogadási kérelmeit, </w:t>
+      </w:r>
+      <w:r>
+        <w:rPr>
+          <w:noProof/>
+        </w:rPr>
+        <w:t>probléma esetén visszavonásra is van lehetőség</w:t>
+      </w:r>
+      <w:r>
+        <w:rPr>
+          <w:noProof/>
+        </w:rPr>
+        <w:t>.</w:t>
+      </w:r>
+    </w:p>
+    <w:p>
+      <w:r>
+        <w:drawing>
+          <wp:anchor distT="0" distB="0" distL="114300" distR="114300" simplePos="0" relativeHeight="251656192" behindDoc="0" locked="0" layoutInCell="1" allowOverlap="1" wp14:anchorId="57AE8C87" wp14:editId="65CCA3D5">
+            <wp:simplePos x="0" y="0"/>
+            <wp:positionH relativeFrom="column">
+              <wp:posOffset>396240</wp:posOffset>
+            </wp:positionH>
+            <wp:positionV relativeFrom="paragraph">
+              <wp:posOffset>853440</wp:posOffset>
+            </wp:positionV>
+            <wp:extent cx="4848225" cy="2524760"/>
+            <wp:effectExtent l="0" t="0" r="9525" b="8890"/>
+            <wp:wrapTopAndBottom/>
+            <wp:docPr id="25" name="Kép 25"/>
+            <wp:cNvGraphicFramePr>
+              <a:graphicFrameLocks xmlns:a="http://schemas.openxmlformats.org/drawingml/2006/main" noChangeAspect="1"/>
+            </wp:cNvGraphicFramePr>
+            <a:graphic xmlns:a="http://schemas.openxmlformats.org/drawingml/2006/main">
+              <a:graphicData uri="http://schemas.openxmlformats.org/drawingml/2006/picture">
+                <pic:pic xmlns:pic="http://schemas.openxmlformats.org/drawingml/2006/picture">
+                  <pic:nvPicPr>
+                    <pic:cNvPr id="1" name=""/>
+                    <pic:cNvPicPr/>
+                  </pic:nvPicPr>
+                  <pic:blipFill>
+                    <a:blip r:embed="rId21"/>
+                    <a:stretch>
+                      <a:fillRect/>
+                    </a:stretch>
+                  </pic:blipFill>
+                  <pic:spPr>
+                    <a:xfrm>
+                      <a:off x="0" y="0"/>
+                      <a:ext cx="4848225" cy="2524760"/>
+                    </a:xfrm>
+                    <a:prstGeom prst="rect">
+                      <a:avLst/>
+                    </a:prstGeom>
+                  </pic:spPr>
+                </pic:pic>
+              </a:graphicData>
+            </a:graphic>
+            <wp14:sizeRelH relativeFrom="margin">
+              <wp14:pctWidth>0</wp14:pctWidth>
+            </wp14:sizeRelH>
+            <wp14:sizeRelV relativeFrom="margin">
+              <wp14:pctHeight>0</wp14:pctHeight>
+            </wp14:sizeRelV>
+          </wp:anchor>
+        </w:drawing>
+      </w:r>
+      <w:r>
+        <w:br w:type="page"/>
+      </w:r>
+    </w:p>
+    <w:p>
+      <w:pPr>
+        <w:pStyle w:val="Szmozottlista"/>
+        <w:numPr>
+          <w:ilvl w:val="0"/>
+          <w:numId w:val="0"/>
+        </w:numPr>
+        <w:spacing w:after="40"/>
+        <w:jc w:val="center"/>
+      </w:pPr>
+    </w:p>
+    <w:p>
+      <w:pPr>
         <w:pStyle w:val="Cmsor2"/>
       </w:pPr>
       <w:bookmarkStart w:id="12" w:name="_Toc224725298"/>
@@ -5246,116 +6252,51 @@
           <w:color w:val="E94560"/>
           <w:sz w:val="30"/>
         </w:rPr>
-        <w:t>3.6 Adminisztrátori funkciók</w:t>
+        <w:t xml:space="preserve">3.6 </w:t>
+      </w:r>
+      <w:proofErr w:type="spellStart"/>
+      <w:r>
+        <w:rPr>
+          <w:color w:val="E94560"/>
+          <w:sz w:val="30"/>
+        </w:rPr>
+        <w:t>Adminisztrátori</w:t>
+      </w:r>
+      <w:proofErr w:type="spellEnd"/>
+      <w:r>
+        <w:rPr>
+          <w:color w:val="E94560"/>
+          <w:sz w:val="30"/>
+        </w:rPr>
+        <w:t xml:space="preserve"> </w:t>
+      </w:r>
+      <w:proofErr w:type="spellStart"/>
+      <w:r>
+        <w:rPr>
+          <w:color w:val="E94560"/>
+          <w:sz w:val="30"/>
+        </w:rPr>
+        <w:t>funkciók</w:t>
       </w:r>
       <w:bookmarkEnd w:id="12"/>
+      <w:proofErr w:type="spellEnd"/>
     </w:p>
     <w:p>
       <w:pPr>
         <w:spacing w:after="80"/>
-      </w:pPr>
-      <w:r>
-        <w:t xml:space="preserve">Az </w:t>
-      </w:r>
-      <w:proofErr w:type="spellStart"/>
-      <w:r>
-        <w:t>adminisztrátori</w:t>
-      </w:r>
-      <w:proofErr w:type="spellEnd"/>
-      <w:r>
-        <w:t xml:space="preserve"> panel a </w:t>
-      </w:r>
-      <w:proofErr w:type="spellStart"/>
-      <w:r>
-        <w:t>navigációban</w:t>
-      </w:r>
-      <w:proofErr w:type="spellEnd"/>
-      <w:r>
-        <w:t xml:space="preserve"> a </w:t>
-      </w:r>
-      <w:r>
-        <w:rPr>
-          <w:b/>
-        </w:rPr>
-        <w:t>"Feltöltés"</w:t>
-      </w:r>
-      <w:r>
-        <w:t xml:space="preserve"> gombra kattintva érhető el. Ez a gomb csak admin szerepkörű bejelentkezett felhasználóknak jelenik meg.</w:t>
-      </w:r>
-    </w:p>
-    <w:p>
-      <w:pPr>
-        <w:pStyle w:val="Cmsor3"/>
-      </w:pPr>
-      <w:bookmarkStart w:id="13" w:name="_Toc224725299"/>
-      <w:r>
-        <w:rPr>
-          <w:color w:val="1A1A2E"/>
-          <w:sz w:val="26"/>
-        </w:rPr>
-        <w:t>3.6.1 Új kutya hozzáadása</w:t>
-      </w:r>
-      <w:bookmarkEnd w:id="13"/>
-    </w:p>
-    <w:p>
-      <w:pPr>
-        <w:pStyle w:val="Szmozottlista"/>
-        <w:spacing w:after="40"/>
-      </w:pPr>
-      <w:r>
-        <w:t>Az admin panelen töltsd ki az "Új kutya hozzáadása" űrlapot:</w:t>
-      </w:r>
-    </w:p>
-    <w:p>
-      <w:pPr>
-        <w:pStyle w:val="Felsorols"/>
-        <w:spacing w:after="40"/>
-        <w:ind w:left="567"/>
-      </w:pPr>
-      <w:proofErr w:type="spellStart"/>
-      <w:r>
-        <w:rPr>
-          <w:b/>
-        </w:rPr>
-        <w:t>Kutya</w:t>
-      </w:r>
-      <w:proofErr w:type="spellEnd"/>
-      <w:r>
-        <w:rPr>
-          <w:b/>
-        </w:rPr>
-        <w:t xml:space="preserve"> neve</w:t>
-      </w:r>
-      <w:r>
-        <w:t xml:space="preserve"> (</w:t>
-      </w:r>
-      <w:proofErr w:type="spellStart"/>
-      <w:r>
-        <w:t>kötelező</w:t>
-      </w:r>
-      <w:proofErr w:type="spellEnd"/>
-      <w:r>
-        <w:t>)</w:t>
-      </w:r>
-    </w:p>
-    <w:p>
-      <w:pPr>
-        <w:pStyle w:val="Felsorols"/>
-        <w:spacing w:after="40"/>
-        <w:ind w:left="567"/>
       </w:pPr>
       <w:r>
         <w:rPr>
           <w:noProof/>
         </w:rPr>
         <w:drawing>
-          <wp:anchor distT="0" distB="0" distL="114300" distR="114300" simplePos="0" relativeHeight="251667968" behindDoc="0" locked="0" layoutInCell="1" allowOverlap="1" wp14:anchorId="58D2BB2B" wp14:editId="5331A5A4">
+          <wp:anchor distT="0" distB="0" distL="114300" distR="114300" simplePos="0" relativeHeight="251645952" behindDoc="0" locked="0" layoutInCell="1" allowOverlap="1" wp14:anchorId="58D2BB2B" wp14:editId="76B605E1">
             <wp:simplePos x="0" y="0"/>
             <wp:positionH relativeFrom="column">
-              <wp:posOffset>4168140</wp:posOffset>
+              <wp:posOffset>4463415</wp:posOffset>
             </wp:positionH>
             <wp:positionV relativeFrom="paragraph">
-              <wp:posOffset>8255</wp:posOffset>
+              <wp:posOffset>437515</wp:posOffset>
             </wp:positionV>
             <wp:extent cx="2116455" cy="2847975"/>
             <wp:effectExtent l="0" t="0" r="0" b="9525"/>
@@ -5372,7 +6313,7 @@
                     <pic:cNvPicPr/>
                   </pic:nvPicPr>
                   <pic:blipFill>
-                    <a:blip r:embed="rId20"/>
+                    <a:blip r:embed="rId22"/>
                     <a:stretch>
                       <a:fillRect/>
                     </a:stretch>
@@ -5398,6 +6339,96 @@
           </wp:anchor>
         </w:drawing>
       </w:r>
+      <w:r>
+        <w:t xml:space="preserve">Az </w:t>
+      </w:r>
+      <w:proofErr w:type="spellStart"/>
+      <w:r>
+        <w:t>adminisztrátori</w:t>
+      </w:r>
+      <w:proofErr w:type="spellEnd"/>
+      <w:r>
+        <w:t xml:space="preserve"> panel a </w:t>
+      </w:r>
+      <w:proofErr w:type="spellStart"/>
+      <w:r>
+        <w:t>navigációban</w:t>
+      </w:r>
+      <w:proofErr w:type="spellEnd"/>
+      <w:r>
+        <w:t xml:space="preserve"> a </w:t>
+      </w:r>
+      <w:r>
+        <w:rPr>
+          <w:b/>
+        </w:rPr>
+        <w:t>"Feltöltés"</w:t>
+      </w:r>
+      <w:r>
+        <w:t xml:space="preserve"> gombra kattintva érhető el. Ez a gomb csak admin szerepkörű bejelentkezett felhasználóknak jelenik meg.</w:t>
+      </w:r>
+    </w:p>
+    <w:p>
+      <w:pPr>
+        <w:pStyle w:val="Cmsor3"/>
+      </w:pPr>
+      <w:bookmarkStart w:id="13" w:name="_Toc224725299"/>
+      <w:r>
+        <w:rPr>
+          <w:color w:val="1A1A2E"/>
+          <w:sz w:val="26"/>
+        </w:rPr>
+        <w:t>3.6.1 Új kutya hozzáadása</w:t>
+      </w:r>
+      <w:bookmarkEnd w:id="13"/>
+    </w:p>
+    <w:p>
+      <w:pPr>
+        <w:pStyle w:val="Szmozottlista"/>
+        <w:spacing w:after="40"/>
+      </w:pPr>
+      <w:r>
+        <w:t>Az admin panelen töltsd ki az "Új kutya hozzáadása" űrlapot:</w:t>
+      </w:r>
+    </w:p>
+    <w:p>
+      <w:pPr>
+        <w:pStyle w:val="Felsorols"/>
+        <w:spacing w:after="40"/>
+        <w:ind w:left="567"/>
+      </w:pPr>
+      <w:proofErr w:type="spellStart"/>
+      <w:r>
+        <w:rPr>
+          <w:b/>
+        </w:rPr>
+        <w:t>Kutya</w:t>
+      </w:r>
+      <w:proofErr w:type="spellEnd"/>
+      <w:r>
+        <w:rPr>
+          <w:b/>
+        </w:rPr>
+        <w:t xml:space="preserve"> neve</w:t>
+      </w:r>
+      <w:r>
+        <w:t xml:space="preserve"> (</w:t>
+      </w:r>
+      <w:proofErr w:type="spellStart"/>
+      <w:r>
+        <w:t>kötelező</w:t>
+      </w:r>
+      <w:proofErr w:type="spellEnd"/>
+      <w:r>
+        <w:t>)</w:t>
+      </w:r>
+    </w:p>
+    <w:p>
+      <w:pPr>
+        <w:pStyle w:val="Felsorols"/>
+        <w:spacing w:after="40"/>
+        <w:ind w:left="567"/>
+      </w:pPr>
       <w:proofErr w:type="spellStart"/>
       <w:r>
         <w:rPr>
@@ -5773,7 +6804,23 @@
         <w:spacing w:after="40"/>
       </w:pPr>
       <w:r>
-        <w:t xml:space="preserve">Az állapot módosításához válaszd ki az új </w:t>
+        <w:t xml:space="preserve">Az állapot módosításához válaszd ki </w:t>
+      </w:r>
+      <w:proofErr w:type="spellStart"/>
+      <w:r>
+        <w:t>az</w:t>
+      </w:r>
+      <w:proofErr w:type="spellEnd"/>
+      <w:r>
+        <w:t xml:space="preserve"> </w:t>
+      </w:r>
+      <w:proofErr w:type="spellStart"/>
+      <w:r>
+        <w:t>új</w:t>
+      </w:r>
+      <w:proofErr w:type="spellEnd"/>
+      <w:r>
+        <w:t xml:space="preserve"> </w:t>
       </w:r>
       <w:proofErr w:type="spellStart"/>
       <w:r>
@@ -5996,7 +7043,7 @@
           <w:noProof/>
         </w:rPr>
         <w:drawing>
-          <wp:anchor distT="0" distB="0" distL="114300" distR="114300" simplePos="0" relativeHeight="251666944" behindDoc="0" locked="0" layoutInCell="1" allowOverlap="1" wp14:anchorId="2E04D770" wp14:editId="1EF21DA4">
+          <wp:anchor distT="0" distB="0" distL="114300" distR="114300" simplePos="0" relativeHeight="251664384" behindDoc="0" locked="0" layoutInCell="1" allowOverlap="1" wp14:anchorId="2E04D770" wp14:editId="400C9155">
             <wp:simplePos x="0" y="0"/>
             <wp:positionH relativeFrom="column">
               <wp:posOffset>-3810</wp:posOffset>
@@ -6019,7 +7066,7 @@
                     <pic:cNvPicPr/>
                   </pic:nvPicPr>
                   <pic:blipFill>
-                    <a:blip r:embed="rId21"/>
+                    <a:blip r:embed="rId23"/>
                     <a:stretch>
                       <a:fillRect/>
                     </a:stretch>
@@ -6197,6 +7244,7 @@
           <w:color w:val="E94560"/>
           <w:sz w:val="30"/>
         </w:rPr>
+        <w:lastRenderedPageBreak/>
         <w:t xml:space="preserve">3.7 </w:t>
       </w:r>
       <w:proofErr w:type="spellStart"/>
@@ -6294,7 +7342,7 @@
         <w:t>szentprichie](</w:t>
       </w:r>
       <w:proofErr w:type="gramEnd"/>
-      <w:hyperlink r:id="rId22" w:history="1">
+      <w:hyperlink r:id="rId24" w:history="1">
         <w:r>
           <w:rPr>
             <w:rStyle w:val="Hiperhivatkozs"/>
@@ -6323,7 +7371,7 @@
           <w:noProof/>
         </w:rPr>
         <w:drawing>
-          <wp:anchor distT="0" distB="0" distL="114300" distR="114300" simplePos="0" relativeHeight="251692032" behindDoc="0" locked="0" layoutInCell="1" allowOverlap="1" wp14:anchorId="54BEA8DD" wp14:editId="2236F411">
+          <wp:anchor distT="0" distB="0" distL="114300" distR="114300" simplePos="0" relativeHeight="251666432" behindDoc="0" locked="0" layoutInCell="1" allowOverlap="1" wp14:anchorId="54BEA8DD" wp14:editId="3D3048D0">
             <wp:simplePos x="0" y="0"/>
             <wp:positionH relativeFrom="column">
               <wp:posOffset>81915</wp:posOffset>
@@ -6346,7 +7394,7 @@
                     <pic:cNvPicPr/>
                   </pic:nvPicPr>
                   <pic:blipFill>
-                    <a:blip r:embed="rId23"/>
+                    <a:blip r:embed="rId25"/>
                     <a:stretch>
                       <a:fillRect/>
                     </a:stretch>

--- a/DOKUMENTUMOK/3_Felhasznaloi_Dokumentacio.docx
+++ b/DOKUMENTUMOK/3_Felhasznaloi_Dokumentacio.docx
@@ -65,6 +65,11 @@
           <w:color w:val="718096"/>
         </w:rPr>
         <w:t xml:space="preserve"> 15.</w:t>
+      </w:r>
+    </w:p>
+    <w:p>
+      <w:r>
+        <w:br w:type="page"/>
       </w:r>
     </w:p>
     <w:p>
@@ -1247,6 +1252,11 @@
       </w:sdtContent>
     </w:sdt>
     <w:p/>
+    <w:p>
+      <w:r>
+        <w:br w:type="page"/>
+      </w:r>
+    </w:p>
     <w:p/>
     <w:p>
       <w:pPr>
@@ -1283,11 +1293,19 @@
       <w:r>
         <w:t xml:space="preserve">A </w:t>
       </w:r>
+      <w:proofErr w:type="spellStart"/>
       <w:r>
         <w:rPr>
           <w:b/>
         </w:rPr>
-        <w:t xml:space="preserve">Robi &amp; </w:t>
+        <w:t>Robi</w:t>
+      </w:r>
+      <w:proofErr w:type="spellEnd"/>
+      <w:r>
+        <w:rPr>
+          <w:b/>
+        </w:rPr>
+        <w:t xml:space="preserve"> &amp; </w:t>
       </w:r>
       <w:proofErr w:type="spellStart"/>
       <w:r>
@@ -1711,7 +1729,7 @@
           </mc:Choice>
           <mc:Fallback>
             <w:pict>
-              <v:oval w14:anchorId="51FCEA9C" id="Ellipszis 22" o:spid="_x0000_s1026" style="position:absolute;margin-left:430.95pt;margin-top:1pt;width:51.75pt;height:49.5pt;z-index:251656192;visibility:visible;mso-wrap-style:square;mso-width-percent:0;mso-height-percent:0;mso-wrap-distance-left:9pt;mso-wrap-distance-top:0;mso-wrap-distance-right:9pt;mso-wrap-distance-bottom:0;mso-position-horizontal:absolute;mso-position-horizontal-relative:text;mso-position-vertical:absolute;mso-position-vertical-relative:text;mso-width-percent:0;mso-height-percent:0;mso-width-relative:margin;mso-height-relative:margin;v-text-anchor:middle" o:gfxdata="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" filled="f" strokecolor="red" strokeweight="1.5pt">
+              <v:oval w14:anchorId="51FCBC37" id="Ellipszis 22" o:spid="_x0000_s1026" style="position:absolute;margin-left:430.95pt;margin-top:1pt;width:51.75pt;height:49.5pt;z-index:251656192;visibility:visible;mso-wrap-style:square;mso-width-percent:0;mso-height-percent:0;mso-wrap-distance-left:9pt;mso-wrap-distance-top:0;mso-wrap-distance-right:9pt;mso-wrap-distance-bottom:0;mso-position-horizontal:absolute;mso-position-horizontal-relative:text;mso-position-vertical:absolute;mso-position-vertical-relative:text;mso-width-percent:0;mso-height-percent:0;mso-width-relative:margin;mso-height-relative:margin;v-text-anchor:middle" o:gfxdata="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" filled="f" strokecolor="red" strokeweight="1.5pt">
                 <v:shadow on="t" color="black" opacity="22937f" origin=",.5" offset="0,.63889mm"/>
               </v:oval>
             </w:pict>
@@ -1723,7 +1741,7 @@
           <w:noProof/>
         </w:rPr>
         <w:drawing>
-          <wp:anchor distT="0" distB="0" distL="114300" distR="114300" simplePos="0" relativeHeight="251653120" behindDoc="1" locked="0" layoutInCell="1" allowOverlap="1" wp14:anchorId="7B63C348" wp14:editId="5D87E137">
+          <wp:anchor distT="0" distB="0" distL="114300" distR="114300" simplePos="0" relativeHeight="251654144" behindDoc="1" locked="0" layoutInCell="1" allowOverlap="1" wp14:anchorId="7B63C348" wp14:editId="5D87E137">
             <wp:simplePos x="0" y="0"/>
             <wp:positionH relativeFrom="column">
               <wp:posOffset>1424305</wp:posOffset>
@@ -1858,7 +1876,7 @@
           </mc:Choice>
           <mc:Fallback>
             <w:pict>
-              <v:shapetype w14:anchorId="05EF88D3" id="_x0000_t32" coordsize="21600,21600" o:spt="32" o:oned="t" path="m,l21600,21600e" filled="f">
+              <v:shapetype w14:anchorId="439DB875" id="_x0000_t32" coordsize="21600,21600" o:spt="32" o:oned="t" path="m,l21600,21600e" filled="f">
                 <v:path arrowok="t" fillok="f" o:connecttype="none"/>
                 <o:lock v:ext="edit" shapetype="t"/>
               </v:shapetype>
@@ -2053,7 +2071,7 @@
         <mc:AlternateContent>
           <mc:Choice Requires="wps">
             <w:drawing>
-              <wp:anchor distT="0" distB="0" distL="114300" distR="114300" simplePos="0" relativeHeight="251645952" behindDoc="0" locked="0" layoutInCell="1" allowOverlap="1" wp14:anchorId="0A4878A6" wp14:editId="361FEA87">
+              <wp:anchor distT="0" distB="0" distL="114300" distR="114300" simplePos="0" relativeHeight="251646976" behindDoc="0" locked="0" layoutInCell="1" allowOverlap="1" wp14:anchorId="0A4878A6" wp14:editId="361FEA87">
                 <wp:simplePos x="0" y="0"/>
                 <wp:positionH relativeFrom="column">
                   <wp:posOffset>901064</wp:posOffset>
@@ -2114,7 +2132,7 @@
           </mc:Choice>
           <mc:Fallback>
             <w:pict>
-              <v:shape w14:anchorId="16EABAFC" id="Egyenes összekötő nyíllal 19" o:spid="_x0000_s1026" type="#_x0000_t32" style="position:absolute;margin-left:70.95pt;margin-top:19.8pt;width:265.5pt;height:144.75pt;flip:x;z-index:251645952;visibility:visible;mso-wrap-style:square;mso-width-percent:0;mso-height-percent:0;mso-wrap-distance-left:9pt;mso-wrap-distance-top:0;mso-wrap-distance-right:9pt;mso-wrap-distance-bottom:0;mso-position-horizontal:absolute;mso-position-horizontal-relative:text;mso-position-vertical:absolute;mso-position-vertical-relative:text;mso-width-percent:0;mso-height-percent:0;mso-width-relative:margin;mso-height-relative:margin" o:gfxdata="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" strokecolor="red" strokeweight="2pt">
+              <v:shape w14:anchorId="381027CC" id="Egyenes összekötő nyíllal 19" o:spid="_x0000_s1026" type="#_x0000_t32" style="position:absolute;margin-left:70.95pt;margin-top:19.8pt;width:265.5pt;height:144.75pt;flip:x;z-index:251646976;visibility:visible;mso-wrap-style:square;mso-width-percent:0;mso-height-percent:0;mso-wrap-distance-left:9pt;mso-wrap-distance-top:0;mso-wrap-distance-right:9pt;mso-wrap-distance-bottom:0;mso-position-horizontal:absolute;mso-position-horizontal-relative:text;mso-position-vertical:absolute;mso-position-vertical-relative:text;mso-width-percent:0;mso-height-percent:0;mso-width-relative:margin;mso-height-relative:margin" o:gfxdata="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" strokecolor="red" strokeweight="2pt">
                 <v:stroke endarrow="block"/>
                 <v:shadow on="t" color="black" opacity="24903f" origin=",.5" offset="0,.55556mm"/>
               </v:shape>
@@ -2260,7 +2278,7 @@
         <mc:AlternateContent>
           <mc:Choice Requires="wps">
             <w:drawing>
-              <wp:anchor distT="0" distB="0" distL="114300" distR="114300" simplePos="0" relativeHeight="251657216" behindDoc="0" locked="0" layoutInCell="1" allowOverlap="1" wp14:anchorId="5A433BAF" wp14:editId="017505CD">
+              <wp:anchor distT="0" distB="0" distL="114300" distR="114300" simplePos="0" relativeHeight="251658240" behindDoc="0" locked="0" layoutInCell="1" allowOverlap="1" wp14:anchorId="5A433BAF" wp14:editId="017505CD">
                 <wp:simplePos x="0" y="0"/>
                 <wp:positionH relativeFrom="column">
                   <wp:posOffset>319405</wp:posOffset>
@@ -2326,7 +2344,7 @@
           </mc:Choice>
           <mc:Fallback>
             <w:pict>
-              <v:oval w14:anchorId="4E228CFF" id="Ellipszis 5" o:spid="_x0000_s1026" style="position:absolute;margin-left:25.15pt;margin-top:104.2pt;width:51.75pt;height:33.75pt;z-index:251657216;visibility:visible;mso-wrap-style:square;mso-width-percent:0;mso-height-percent:0;mso-wrap-distance-left:9pt;mso-wrap-distance-top:0;mso-wrap-distance-right:9pt;mso-wrap-distance-bottom:0;mso-position-horizontal:absolute;mso-position-horizontal-relative:text;mso-position-vertical:absolute;mso-position-vertical-relative:text;mso-width-percent:0;mso-height-percent:0;mso-width-relative:margin;mso-height-relative:margin;v-text-anchor:middle" o:gfxdata="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" filled="f" strokecolor="red" strokeweight="1.5pt">
+              <v:oval w14:anchorId="2FD0E4AD" id="Ellipszis 5" o:spid="_x0000_s1026" style="position:absolute;margin-left:25.15pt;margin-top:104.2pt;width:51.75pt;height:33.75pt;z-index:251658240;visibility:visible;mso-wrap-style:square;mso-width-percent:0;mso-height-percent:0;mso-wrap-distance-left:9pt;mso-wrap-distance-top:0;mso-wrap-distance-right:9pt;mso-wrap-distance-bottom:0;mso-position-horizontal:absolute;mso-position-horizontal-relative:text;mso-position-vertical:absolute;mso-position-vertical-relative:text;mso-width-percent:0;mso-height-percent:0;mso-width-relative:margin;mso-height-relative:margin;v-text-anchor:middle" o:gfxdata="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" filled="f" strokecolor="red" strokeweight="1.5pt">
                 <v:shadow on="t" color="black" opacity="22937f" origin=",.5" offset="0,.63889mm"/>
               </v:oval>
             </w:pict>
@@ -2661,7 +2679,7 @@
         <mc:AlternateContent>
           <mc:Choice Requires="wps">
             <w:drawing>
-              <wp:anchor distT="0" distB="0" distL="114300" distR="114300" simplePos="0" relativeHeight="251651072" behindDoc="0" locked="0" layoutInCell="1" allowOverlap="1" wp14:anchorId="6B8D38A0" wp14:editId="32900F40">
+              <wp:anchor distT="0" distB="0" distL="114300" distR="114300" simplePos="0" relativeHeight="251652096" behindDoc="0" locked="0" layoutInCell="1" allowOverlap="1" wp14:anchorId="6B8D38A0" wp14:editId="32900F40">
                 <wp:simplePos x="0" y="0"/>
                 <wp:positionH relativeFrom="column">
                   <wp:posOffset>3596639</wp:posOffset>
@@ -2722,7 +2740,7 @@
           </mc:Choice>
           <mc:Fallback>
             <w:pict>
-              <v:shape w14:anchorId="0D89979E" id="Egyenes összekötő nyíllal 20" o:spid="_x0000_s1026" type="#_x0000_t32" style="position:absolute;margin-left:283.2pt;margin-top:16.25pt;width:174.75pt;height:226.5pt;z-index:251651072;visibility:visible;mso-wrap-style:square;mso-width-percent:0;mso-height-percent:0;mso-wrap-distance-left:9pt;mso-wrap-distance-top:0;mso-wrap-distance-right:9pt;mso-wrap-distance-bottom:0;mso-position-horizontal:absolute;mso-position-horizontal-relative:text;mso-position-vertical:absolute;mso-position-vertical-relative:text;mso-width-percent:0;mso-height-percent:0;mso-width-relative:margin;mso-height-relative:margin" o:gfxdata="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" strokecolor="red" strokeweight="2pt">
+              <v:shape w14:anchorId="51BB05FA" id="Egyenes összekötő nyíllal 20" o:spid="_x0000_s1026" type="#_x0000_t32" style="position:absolute;margin-left:283.2pt;margin-top:16.25pt;width:174.75pt;height:226.5pt;z-index:251652096;visibility:visible;mso-wrap-style:square;mso-width-percent:0;mso-height-percent:0;mso-wrap-distance-left:9pt;mso-wrap-distance-top:0;mso-wrap-distance-right:9pt;mso-wrap-distance-bottom:0;mso-position-horizontal:absolute;mso-position-horizontal-relative:text;mso-position-vertical:absolute;mso-position-vertical-relative:text;mso-width-percent:0;mso-height-percent:0;mso-width-relative:margin;mso-height-relative:margin" o:gfxdata="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" strokecolor="red" strokeweight="2pt">
                 <v:stroke endarrow="block"/>
                 <v:shadow on="t" color="black" opacity="24903f" origin=",.5" offset="0,.55556mm"/>
               </v:shape>
@@ -2751,10 +2769,7 @@
         <w:t xml:space="preserve"> </w:t>
       </w:r>
       <w:r>
-        <w:t>–</w:t>
-      </w:r>
-      <w:r>
-        <w:t xml:space="preserve"> </w:t>
+        <w:t xml:space="preserve">– </w:t>
       </w:r>
       <w:proofErr w:type="spellStart"/>
       <w:r>
@@ -2863,7 +2878,7 @@
         <mc:AlternateContent>
           <mc:Choice Requires="wps">
             <w:drawing>
-              <wp:anchor distT="0" distB="0" distL="114300" distR="114300" simplePos="0" relativeHeight="251648000" behindDoc="0" locked="0" layoutInCell="1" allowOverlap="1" wp14:anchorId="4ABADEE0" wp14:editId="5BA5DB48">
+              <wp:anchor distT="0" distB="0" distL="114300" distR="114300" simplePos="0" relativeHeight="251649024" behindDoc="0" locked="0" layoutInCell="1" allowOverlap="1" wp14:anchorId="4ABADEE0" wp14:editId="5BA5DB48">
                 <wp:simplePos x="0" y="0"/>
                 <wp:positionH relativeFrom="column">
                   <wp:posOffset>5720715</wp:posOffset>
@@ -2929,7 +2944,7 @@
           </mc:Choice>
           <mc:Fallback>
             <w:pict>
-              <v:oval w14:anchorId="3118FAC3" id="Ellipszis 13" o:spid="_x0000_s1026" style="position:absolute;margin-left:450.45pt;margin-top:206.75pt;width:42.75pt;height:31.5pt;z-index:251648000;visibility:visible;mso-wrap-style:square;mso-width-percent:0;mso-height-percent:0;mso-wrap-distance-left:9pt;mso-wrap-distance-top:0;mso-wrap-distance-right:9pt;mso-wrap-distance-bottom:0;mso-position-horizontal:absolute;mso-position-horizontal-relative:text;mso-position-vertical:absolute;mso-position-vertical-relative:text;mso-width-percent:0;mso-height-percent:0;mso-width-relative:margin;mso-height-relative:margin;v-text-anchor:middle" o:gfxdata="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" filled="f" strokecolor="red" strokeweight="1.5pt">
+              <v:oval w14:anchorId="62FF4E44" id="Ellipszis 13" o:spid="_x0000_s1026" style="position:absolute;margin-left:450.45pt;margin-top:206.75pt;width:42.75pt;height:31.5pt;z-index:251649024;visibility:visible;mso-wrap-style:square;mso-width-percent:0;mso-height-percent:0;mso-wrap-distance-left:9pt;mso-wrap-distance-top:0;mso-wrap-distance-right:9pt;mso-wrap-distance-bottom:0;mso-position-horizontal:absolute;mso-position-horizontal-relative:text;mso-position-vertical:absolute;mso-position-vertical-relative:text;mso-width-percent:0;mso-height-percent:0;mso-width-relative:margin;mso-height-relative:margin;v-text-anchor:middle" o:gfxdata="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" filled="f" strokecolor="red" strokeweight="1.5pt">
                 <v:shadow on="t" color="black" opacity="22937f" origin=",.5" offset="0,.63889mm"/>
               </v:oval>
             </w:pict>
@@ -3219,7 +3234,7 @@
         </w:rPr>
         <w:lastRenderedPageBreak/>
         <w:drawing>
-          <wp:anchor distT="0" distB="0" distL="114300" distR="114300" simplePos="0" relativeHeight="251670528" behindDoc="0" locked="0" layoutInCell="1" allowOverlap="1" wp14:anchorId="46899587" wp14:editId="43DE8B72">
+          <wp:anchor distT="0" distB="0" distL="114300" distR="114300" simplePos="0" relativeHeight="251668480" behindDoc="0" locked="0" layoutInCell="1" allowOverlap="1" wp14:anchorId="46899587" wp14:editId="43DE8B72">
             <wp:simplePos x="0" y="0"/>
             <wp:positionH relativeFrom="column">
               <wp:posOffset>-13335</wp:posOffset>
@@ -3301,7 +3316,7 @@
           <w:noProof/>
         </w:rPr>
         <w:drawing>
-          <wp:anchor distT="0" distB="0" distL="114300" distR="114300" simplePos="0" relativeHeight="251674624" behindDoc="0" locked="0" layoutInCell="1" allowOverlap="1" wp14:anchorId="6102135F" wp14:editId="4B986BDB">
+          <wp:anchor distT="0" distB="0" distL="114300" distR="114300" simplePos="0" relativeHeight="251670528" behindDoc="0" locked="0" layoutInCell="1" allowOverlap="1" wp14:anchorId="6102135F" wp14:editId="4B986BDB">
             <wp:simplePos x="0" y="0"/>
             <wp:positionH relativeFrom="column">
               <wp:posOffset>1139190</wp:posOffset>
@@ -3552,7 +3567,7 @@
           <w:noProof/>
         </w:rPr>
         <w:drawing>
-          <wp:anchor distT="0" distB="0" distL="114300" distR="114300" simplePos="0" relativeHeight="251670528" behindDoc="0" locked="0" layoutInCell="1" allowOverlap="1" wp14:anchorId="226603E5" wp14:editId="316E896D">
+          <wp:anchor distT="0" distB="0" distL="114300" distR="114300" simplePos="0" relativeHeight="251669504" behindDoc="0" locked="0" layoutInCell="1" allowOverlap="1" wp14:anchorId="226603E5" wp14:editId="316E896D">
             <wp:simplePos x="0" y="0"/>
             <wp:positionH relativeFrom="column">
               <wp:posOffset>977265</wp:posOffset>
@@ -4246,7 +4261,7 @@
           </mc:Choice>
           <mc:Fallback>
             <w:pict>
-              <v:shape w14:anchorId="0FB92821" id="Egyenes összekötő nyíllal 18" o:spid="_x0000_s1026" type="#_x0000_t32" style="position:absolute;margin-left:330.45pt;margin-top:13.2pt;width:131.25pt;height:89.25pt;z-index:251662336;visibility:visible;mso-wrap-style:square;mso-width-percent:0;mso-height-percent:0;mso-wrap-distance-left:9pt;mso-wrap-distance-top:0;mso-wrap-distance-right:9pt;mso-wrap-distance-bottom:0;mso-position-horizontal:absolute;mso-position-horizontal-relative:text;mso-position-vertical:absolute;mso-position-vertical-relative:text;mso-width-percent:0;mso-height-percent:0;mso-width-relative:margin;mso-height-relative:margin" o:gfxdata="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" strokecolor="red" strokeweight="2pt">
+              <v:shape w14:anchorId="6BC64361" id="Egyenes összekötő nyíllal 18" o:spid="_x0000_s1026" type="#_x0000_t32" style="position:absolute;margin-left:330.45pt;margin-top:13.2pt;width:131.25pt;height:89.25pt;z-index:251662336;visibility:visible;mso-wrap-style:square;mso-width-percent:0;mso-height-percent:0;mso-wrap-distance-left:9pt;mso-wrap-distance-top:0;mso-wrap-distance-right:9pt;mso-wrap-distance-bottom:0;mso-position-horizontal:absolute;mso-position-horizontal-relative:text;mso-position-vertical:absolute;mso-position-vertical-relative:text;mso-width-percent:0;mso-height-percent:0;mso-width-relative:margin;mso-height-relative:margin" o:gfxdata="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" strokecolor="red" strokeweight="2pt">
                 <v:stroke endarrow="block"/>
                 <v:shadow on="t" color="black" opacity="24903f" origin=",.5" offset="0,.55556mm"/>
               </v:shape>
@@ -4261,7 +4276,7 @@
         <mc:AlternateContent>
           <mc:Choice Requires="wps">
             <w:drawing>
-              <wp:anchor distT="0" distB="0" distL="114300" distR="114300" simplePos="0" relativeHeight="251659264" behindDoc="0" locked="0" layoutInCell="1" allowOverlap="1" wp14:anchorId="58E67122" wp14:editId="58A78CF5">
+              <wp:anchor distT="0" distB="0" distL="114300" distR="114300" simplePos="0" relativeHeight="251660288" behindDoc="0" locked="0" layoutInCell="1" allowOverlap="1" wp14:anchorId="58E67122" wp14:editId="58A78CF5">
                 <wp:simplePos x="0" y="0"/>
                 <wp:positionH relativeFrom="column">
                   <wp:posOffset>5768340</wp:posOffset>
@@ -4327,7 +4342,7 @@
           </mc:Choice>
           <mc:Fallback>
             <w:pict>
-              <v:oval w14:anchorId="4A3C06F9" id="Ellipszis 17" o:spid="_x0000_s1026" style="position:absolute;margin-left:454.2pt;margin-top:97.2pt;width:48.75pt;height:32.25pt;z-index:251659264;visibility:visible;mso-wrap-style:square;mso-width-percent:0;mso-height-percent:0;mso-wrap-distance-left:9pt;mso-wrap-distance-top:0;mso-wrap-distance-right:9pt;mso-wrap-distance-bottom:0;mso-position-horizontal:absolute;mso-position-horizontal-relative:text;mso-position-vertical:absolute;mso-position-vertical-relative:text;mso-width-percent:0;mso-height-percent:0;mso-width-relative:margin;mso-height-relative:margin;v-text-anchor:middle" o:gfxdata="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" filled="f" strokecolor="red" strokeweight="1.5pt">
+              <v:oval w14:anchorId="7A6C3234" id="Ellipszis 17" o:spid="_x0000_s1026" style="position:absolute;margin-left:454.2pt;margin-top:97.2pt;width:48.75pt;height:32.25pt;z-index:251660288;visibility:visible;mso-wrap-style:square;mso-width-percent:0;mso-height-percent:0;mso-wrap-distance-left:9pt;mso-wrap-distance-top:0;mso-wrap-distance-right:9pt;mso-wrap-distance-bottom:0;mso-position-horizontal:absolute;mso-position-horizontal-relative:text;mso-position-vertical:absolute;mso-position-vertical-relative:text;mso-width-percent:0;mso-height-percent:0;mso-width-relative:margin;mso-height-relative:margin;v-text-anchor:middle" o:gfxdata="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" filled="f" strokecolor="red" strokeweight="1.5pt">
                 <v:shadow on="t" color="black" opacity="22937f" origin=",.5" offset="0,.63889mm"/>
               </v:oval>
             </w:pict>
@@ -4339,7 +4354,7 @@
           <w:noProof/>
         </w:rPr>
         <w:drawing>
-          <wp:anchor distT="0" distB="0" distL="114300" distR="114300" simplePos="0" relativeHeight="251650048" behindDoc="0" locked="0" layoutInCell="1" allowOverlap="1" wp14:anchorId="5EE8098E" wp14:editId="2ED7662D">
+          <wp:anchor distT="0" distB="0" distL="114300" distR="114300" simplePos="0" relativeHeight="251651072" behindDoc="0" locked="0" layoutInCell="1" allowOverlap="1" wp14:anchorId="5EE8098E" wp14:editId="2ED7662D">
             <wp:simplePos x="0" y="0"/>
             <wp:positionH relativeFrom="column">
               <wp:posOffset>-41910</wp:posOffset>
@@ -4387,7 +4402,7 @@
           <w:noProof/>
         </w:rPr>
         <w:drawing>
-          <wp:anchor distT="0" distB="0" distL="114300" distR="114300" simplePos="0" relativeHeight="251652096" behindDoc="0" locked="0" layoutInCell="1" allowOverlap="1" wp14:anchorId="152CA657" wp14:editId="187797A7">
+          <wp:anchor distT="0" distB="0" distL="114300" distR="114300" simplePos="0" relativeHeight="251653120" behindDoc="0" locked="0" layoutInCell="1" allowOverlap="1" wp14:anchorId="152CA657" wp14:editId="187797A7">
             <wp:simplePos x="0" y="0"/>
             <wp:positionH relativeFrom="column">
               <wp:posOffset>2824480</wp:posOffset>
@@ -4659,7 +4674,7 @@
           <w:noProof/>
         </w:rPr>
         <w:drawing>
-          <wp:anchor distT="0" distB="0" distL="114300" distR="114300" simplePos="0" relativeHeight="251648000" behindDoc="0" locked="0" layoutInCell="1" allowOverlap="1" wp14:anchorId="3201DF09" wp14:editId="3F01AA33">
+          <wp:anchor distT="0" distB="0" distL="114300" distR="114300" simplePos="0" relativeHeight="251650048" behindDoc="0" locked="0" layoutInCell="1" allowOverlap="1" wp14:anchorId="3201DF09" wp14:editId="3F01AA33">
             <wp:simplePos x="0" y="0"/>
             <wp:positionH relativeFrom="column">
               <wp:posOffset>3272790</wp:posOffset>
@@ -4713,7 +4728,7 @@
           <w:noProof/>
         </w:rPr>
         <w:drawing>
-          <wp:anchor distT="0" distB="0" distL="114300" distR="114300" simplePos="0" relativeHeight="251644928" behindDoc="0" locked="0" layoutInCell="1" allowOverlap="1" wp14:anchorId="56D79250" wp14:editId="3DEB39C6">
+          <wp:anchor distT="0" distB="0" distL="114300" distR="114300" simplePos="0" relativeHeight="251645952" behindDoc="0" locked="0" layoutInCell="1" allowOverlap="1" wp14:anchorId="56D79250" wp14:editId="3DEB39C6">
             <wp:simplePos x="0" y="0"/>
             <wp:positionH relativeFrom="column">
               <wp:posOffset>-3810</wp:posOffset>
@@ -4960,8 +4975,11 @@
         <w:ind w:left="567"/>
       </w:pPr>
       <w:r>
+        <w:rPr>
+          <w:noProof/>
+        </w:rPr>
         <w:drawing>
-          <wp:anchor distT="0" distB="0" distL="114300" distR="114300" simplePos="0" relativeHeight="251662336" behindDoc="0" locked="0" layoutInCell="1" allowOverlap="1" wp14:anchorId="7881E8AB" wp14:editId="04143334">
+          <wp:anchor distT="0" distB="0" distL="114300" distR="114300" simplePos="0" relativeHeight="251663360" behindDoc="0" locked="0" layoutInCell="1" allowOverlap="1" wp14:anchorId="7881E8AB" wp14:editId="04143334">
             <wp:simplePos x="0" y="0"/>
             <wp:positionH relativeFrom="column">
               <wp:posOffset>3863340</wp:posOffset>
@@ -5162,7 +5180,15 @@
       </w:r>
       <w:proofErr w:type="spellEnd"/>
       <w:r>
-        <w:t xml:space="preserve"> / nem)</w:t>
+        <w:t xml:space="preserve"> / </w:t>
+      </w:r>
+      <w:proofErr w:type="spellStart"/>
+      <w:r>
+        <w:t>nem</w:t>
+      </w:r>
+      <w:proofErr w:type="spellEnd"/>
+      <w:r>
+        <w:t>)</w:t>
       </w:r>
     </w:p>
     <w:p>
@@ -5239,7 +5265,7 @@
           </mc:Choice>
           <mc:Fallback>
             <w:pict>
-              <v:shape w14:anchorId="217043BF" id="Egyenes összekötő nyíllal 29" o:spid="_x0000_s1026" type="#_x0000_t32" style="position:absolute;margin-left:110.7pt;margin-top:3.6pt;width:193.5pt;height:172.5pt;flip:y;z-index:251666432;visibility:visible;mso-wrap-style:square;mso-width-percent:0;mso-height-percent:0;mso-wrap-distance-left:9pt;mso-wrap-distance-top:0;mso-wrap-distance-right:9pt;mso-wrap-distance-bottom:0;mso-position-horizontal:absolute;mso-position-horizontal-relative:text;mso-position-vertical:absolute;mso-position-vertical-relative:text;mso-width-percent:0;mso-height-percent:0;mso-width-relative:margin;mso-height-relative:margin" o:gfxdata="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" strokecolor="red" strokeweight="2pt">
+              <v:shape w14:anchorId="52516775" id="Egyenes összekötő nyíllal 29" o:spid="_x0000_s1026" type="#_x0000_t32" style="position:absolute;margin-left:110.7pt;margin-top:3.6pt;width:193.5pt;height:172.5pt;flip:y;z-index:251666432;visibility:visible;mso-wrap-style:square;mso-width-percent:0;mso-height-percent:0;mso-wrap-distance-left:9pt;mso-wrap-distance-top:0;mso-wrap-distance-right:9pt;mso-wrap-distance-bottom:0;mso-position-horizontal:absolute;mso-position-horizontal-relative:text;mso-position-vertical:absolute;mso-position-vertical-relative:text;mso-width-percent:0;mso-height-percent:0;mso-width-relative:margin;mso-height-relative:margin" o:gfxdata="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" strokecolor="red" strokeweight="2pt">
                 <v:stroke endarrow="block"/>
                 <v:shadow on="t" color="black" opacity="24903f" origin=",.5" offset="0,.55556mm"/>
               </v:shape>
@@ -5320,7 +5346,7 @@
           </mc:Choice>
           <mc:Fallback>
             <w:pict>
-              <v:oval w14:anchorId="52B41E56" id="Ellipszis 28" o:spid="_x0000_s1026" style="position:absolute;margin-left:48.45pt;margin-top:171.6pt;width:1in;height:30pt;z-index:251664384;visibility:visible;mso-wrap-style:square;mso-width-percent:0;mso-height-percent:0;mso-wrap-distance-left:9pt;mso-wrap-distance-top:0;mso-wrap-distance-right:9pt;mso-wrap-distance-bottom:0;mso-position-horizontal:absolute;mso-position-horizontal-relative:text;mso-position-vertical:absolute;mso-position-vertical-relative:text;mso-width-percent:0;mso-height-percent:0;mso-width-relative:margin;mso-height-relative:margin;v-text-anchor:middle" o:gfxdata="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" filled="f" strokecolor="red" strokeweight="1.5pt">
+              <v:oval w14:anchorId="4A85A762" id="Ellipszis 28" o:spid="_x0000_s1026" style="position:absolute;margin-left:48.45pt;margin-top:171.6pt;width:1in;height:30pt;z-index:251664384;visibility:visible;mso-wrap-style:square;mso-width-percent:0;mso-height-percent:0;mso-wrap-distance-left:9pt;mso-wrap-distance-top:0;mso-wrap-distance-right:9pt;mso-wrap-distance-bottom:0;mso-position-horizontal:absolute;mso-position-horizontal-relative:text;mso-position-vertical:absolute;mso-position-vertical-relative:text;mso-width-percent:0;mso-height-percent:0;mso-width-relative:margin;mso-height-relative:margin;v-text-anchor:middle" o:gfxdata="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" filled="f" strokecolor="red" strokeweight="1.5pt">
                 <v:shadow on="t" color="black" opacity="22937f" origin=",.5" offset="0,.63889mm"/>
               </v:oval>
             </w:pict>
@@ -5328,8 +5354,11 @@
         </mc:AlternateContent>
       </w:r>
       <w:r>
+        <w:rPr>
+          <w:noProof/>
+        </w:rPr>
         <w:drawing>
-          <wp:anchor distT="0" distB="0" distL="114300" distR="114300" simplePos="0" relativeHeight="251658240" behindDoc="0" locked="0" layoutInCell="1" allowOverlap="1" wp14:anchorId="5942FA9E" wp14:editId="17BFA4F9">
+          <wp:anchor distT="0" distB="0" distL="114300" distR="114300" simplePos="0" relativeHeight="251659264" behindDoc="0" locked="0" layoutInCell="1" allowOverlap="1" wp14:anchorId="5942FA9E" wp14:editId="17BFA4F9">
             <wp:simplePos x="0" y="0"/>
             <wp:positionH relativeFrom="column">
               <wp:posOffset>129540</wp:posOffset>
@@ -5824,7 +5853,7 @@
         </w:rPr>
         <w:lastRenderedPageBreak/>
         <w:drawing>
-          <wp:anchor distT="0" distB="0" distL="114300" distR="114300" simplePos="0" relativeHeight="251643904" behindDoc="0" locked="0" layoutInCell="1" allowOverlap="1" wp14:anchorId="44F959A1" wp14:editId="2E289443">
+          <wp:anchor distT="0" distB="0" distL="114300" distR="114300" simplePos="0" relativeHeight="251644928" behindDoc="0" locked="0" layoutInCell="1" allowOverlap="1" wp14:anchorId="44F959A1" wp14:editId="2E289443">
             <wp:simplePos x="0" y="0"/>
             <wp:positionH relativeFrom="column">
               <wp:posOffset>4606290</wp:posOffset>
@@ -6177,8 +6206,11 @@
     </w:p>
     <w:p>
       <w:r>
+        <w:rPr>
+          <w:noProof/>
+        </w:rPr>
         <w:drawing>
-          <wp:anchor distT="0" distB="0" distL="114300" distR="114300" simplePos="0" relativeHeight="251656192" behindDoc="0" locked="0" layoutInCell="1" allowOverlap="1" wp14:anchorId="57AE8C87" wp14:editId="65CCA3D5">
+          <wp:anchor distT="0" distB="0" distL="114300" distR="114300" simplePos="0" relativeHeight="251657216" behindDoc="0" locked="0" layoutInCell="1" allowOverlap="1" wp14:anchorId="57AE8C87" wp14:editId="65CCA3D5">
             <wp:simplePos x="0" y="0"/>
             <wp:positionH relativeFrom="column">
               <wp:posOffset>396240</wp:posOffset>
@@ -6290,7 +6322,7 @@
           <w:noProof/>
         </w:rPr>
         <w:drawing>
-          <wp:anchor distT="0" distB="0" distL="114300" distR="114300" simplePos="0" relativeHeight="251645952" behindDoc="0" locked="0" layoutInCell="1" allowOverlap="1" wp14:anchorId="58D2BB2B" wp14:editId="76B605E1">
+          <wp:anchor distT="0" distB="0" distL="114300" distR="114300" simplePos="0" relativeHeight="251648000" behindDoc="0" locked="0" layoutInCell="1" allowOverlap="1" wp14:anchorId="58D2BB2B" wp14:editId="76B605E1">
             <wp:simplePos x="0" y="0"/>
             <wp:positionH relativeFrom="column">
               <wp:posOffset>4463415</wp:posOffset>
@@ -6804,7 +6836,23 @@
         <w:spacing w:after="40"/>
       </w:pPr>
       <w:r>
-        <w:t xml:space="preserve">Az állapot módosításához válaszd ki </w:t>
+        <w:t xml:space="preserve">Az állapot </w:t>
+      </w:r>
+      <w:proofErr w:type="spellStart"/>
+      <w:r>
+        <w:t>módosításához</w:t>
+      </w:r>
+      <w:proofErr w:type="spellEnd"/>
+      <w:r>
+        <w:t xml:space="preserve"> </w:t>
+      </w:r>
+      <w:proofErr w:type="spellStart"/>
+      <w:r>
+        <w:t>válaszd</w:t>
+      </w:r>
+      <w:proofErr w:type="spellEnd"/>
+      <w:r>
+        <w:t xml:space="preserve"> ki </w:t>
       </w:r>
       <w:proofErr w:type="spellStart"/>
       <w:r>
@@ -7043,7 +7091,7 @@
           <w:noProof/>
         </w:rPr>
         <w:drawing>
-          <wp:anchor distT="0" distB="0" distL="114300" distR="114300" simplePos="0" relativeHeight="251664384" behindDoc="0" locked="0" layoutInCell="1" allowOverlap="1" wp14:anchorId="2E04D770" wp14:editId="400C9155">
+          <wp:anchor distT="0" distB="0" distL="114300" distR="114300" simplePos="0" relativeHeight="251665408" behindDoc="0" locked="0" layoutInCell="1" allowOverlap="1" wp14:anchorId="2E04D770" wp14:editId="400C9155">
             <wp:simplePos x="0" y="0"/>
             <wp:positionH relativeFrom="column">
               <wp:posOffset>-3810</wp:posOffset>
@@ -7371,7 +7419,7 @@
           <w:noProof/>
         </w:rPr>
         <w:drawing>
-          <wp:anchor distT="0" distB="0" distL="114300" distR="114300" simplePos="0" relativeHeight="251666432" behindDoc="0" locked="0" layoutInCell="1" allowOverlap="1" wp14:anchorId="54BEA8DD" wp14:editId="3D3048D0">
+          <wp:anchor distT="0" distB="0" distL="114300" distR="114300" simplePos="0" relativeHeight="251667456" behindDoc="0" locked="0" layoutInCell="1" allowOverlap="1" wp14:anchorId="54BEA8DD" wp14:editId="3D3048D0">
             <wp:simplePos x="0" y="0"/>
             <wp:positionH relativeFrom="column">
               <wp:posOffset>81915</wp:posOffset>

--- a/DOKUMENTUMOK/3_Felhasznaloi_Dokumentacio.docx
+++ b/DOKUMENTUMOK/3_Felhasznaloi_Dokumentacio.docx
@@ -1,18 +1,53 @@
 
 <file path=word/document.xml><?xml version="1.0" encoding="utf-8"?>
-<w:document xmlns:wpc="http://schemas.microsoft.com/office/word/2010/wordprocessingCanvas" xmlns:cx="http://schemas.microsoft.com/office/drawing/2014/chartex" xmlns:cx1="http://schemas.microsoft.com/office/drawing/2015/9/8/chartex" xmlns:cx2="http://schemas.microsoft.com/office/drawing/2015/10/21/chartex" xmlns:cx3="http://schemas.microsoft.com/office/drawing/2016/5/9/chartex" xmlns:cx4="http://schemas.microsoft.com/office/drawing/2016/5/10/chartex" xmlns:cx5="http://schemas.microsoft.com/office/drawing/2016/5/11/chartex" xmlns:cx6="http://schemas.microsoft.com/office/drawing/2016/5/12/chartex" xmlns:cx7="http://schemas.microsoft.com/office/drawing/2016/5/13/chartex" xmlns:cx8="http://schemas.microsoft.com/office/drawing/2016/5/14/chartex" xmlns:mc="http://schemas.openxmlformats.org/markup-compatibility/2006" xmlns:aink="http://schemas.microsoft.com/office/drawing/2016/ink" xmlns:am3d="http://schemas.microsoft.com/office/drawing/2017/model3d" xmlns:o="urn:schemas-microsoft-com:office:office" xmlns:r="http://schemas.openxmlformats.org/officeDocument/2006/relationships" xmlns:m="http://schemas.openxmlformats.org/officeDocument/2006/math" xmlns:v="urn:schemas-microsoft-com:vml" xmlns:wp14="http://schemas.microsoft.com/office/word/2010/wordprocessingDrawing" xmlns:wp="http://schemas.openxmlformats.org/drawingml/2006/wordprocessingDrawing" xmlns:w10="urn:schemas-microsoft-com:office:word" xmlns:w="http://schemas.openxmlformats.org/wordprocessingml/2006/main" xmlns:w14="http://schemas.microsoft.com/office/word/2010/wordml" xmlns:w15="http://schemas.microsoft.com/office/word/2012/wordml" xmlns:w16cex="http://schemas.microsoft.com/office/word/2018/wordml/cex" xmlns:w16cid="http://schemas.microsoft.com/office/word/2016/wordml/cid" xmlns:w16="http://schemas.microsoft.com/office/word/2018/wordml" xmlns:w16sdtdh="http://schemas.microsoft.com/office/word/2020/wordml/sdtdatahash" xmlns:w16se="http://schemas.microsoft.com/office/word/2015/wordml/symex" xmlns:wpg="http://schemas.microsoft.com/office/word/2010/wordprocessingGroup" xmlns:wpi="http://schemas.microsoft.com/office/word/2010/wordprocessingInk" xmlns:wne="http://schemas.microsoft.com/office/word/2006/wordml" xmlns:wps="http://schemas.microsoft.com/office/word/2010/wordprocessingShape" mc:Ignorable="w14 w15 w16se w16cid w16 w16cex w16sdtdh wp14">
+<w:document xmlns:wpc="http://schemas.microsoft.com/office/word/2010/wordprocessingCanvas" xmlns:cx="http://schemas.microsoft.com/office/drawing/2014/chartex" xmlns:cx1="http://schemas.microsoft.com/office/drawing/2015/9/8/chartex" xmlns:cx2="http://schemas.microsoft.com/office/drawing/2015/10/21/chartex" xmlns:cx3="http://schemas.microsoft.com/office/drawing/2016/5/9/chartex" xmlns:cx4="http://schemas.microsoft.com/office/drawing/2016/5/10/chartex" xmlns:cx5="http://schemas.microsoft.com/office/drawing/2016/5/11/chartex" xmlns:cx6="http://schemas.microsoft.com/office/drawing/2016/5/12/chartex" xmlns:cx7="http://schemas.microsoft.com/office/drawing/2016/5/13/chartex" xmlns:cx8="http://schemas.microsoft.com/office/drawing/2016/5/14/chartex" xmlns:mc="http://schemas.openxmlformats.org/markup-compatibility/2006" xmlns:aink="http://schemas.microsoft.com/office/drawing/2016/ink" xmlns:am3d="http://schemas.microsoft.com/office/drawing/2017/model3d" xmlns:o="urn:schemas-microsoft-com:office:office" xmlns:oel="http://schemas.microsoft.com/office/2019/extlst" xmlns:r="http://schemas.openxmlformats.org/officeDocument/2006/relationships" xmlns:m="http://schemas.openxmlformats.org/officeDocument/2006/math" xmlns:v="urn:schemas-microsoft-com:vml" xmlns:wp14="http://schemas.microsoft.com/office/word/2010/wordprocessingDrawing" xmlns:wp="http://schemas.openxmlformats.org/drawingml/2006/wordprocessingDrawing" xmlns:w10="urn:schemas-microsoft-com:office:word" xmlns:w="http://schemas.openxmlformats.org/wordprocessingml/2006/main" xmlns:w14="http://schemas.microsoft.com/office/word/2010/wordml" xmlns:w15="http://schemas.microsoft.com/office/word/2012/wordml" xmlns:w16cex="http://schemas.microsoft.com/office/word/2018/wordml/cex" xmlns:w16cid="http://schemas.microsoft.com/office/word/2016/wordml/cid" xmlns:w16="http://schemas.microsoft.com/office/word/2018/wordml" xmlns:w16du="http://schemas.microsoft.com/office/word/2023/wordml/word16du" xmlns:w16sdtdh="http://schemas.microsoft.com/office/word/2020/wordml/sdtdatahash" xmlns:w16sdtfl="http://schemas.microsoft.com/office/word/2024/wordml/sdtformatlock" xmlns:w16se="http://schemas.microsoft.com/office/word/2015/wordml/symex" xmlns:wpg="http://schemas.microsoft.com/office/word/2010/wordprocessingGroup" xmlns:wpi="http://schemas.microsoft.com/office/word/2010/wordprocessingInk" xmlns:wne="http://schemas.microsoft.com/office/word/2006/wordml" xmlns:wps="http://schemas.microsoft.com/office/word/2010/wordprocessingShape" mc:Ignorable="w14 w15 w16se w16cid w16 w16cex w16sdtdh w16sdtfl w16du wp14">
   <w:body>
     <w:p/>
     <w:p/>
+    <w:p/>
     <w:p>
       <w:pPr>
         <w:jc w:val="center"/>
       </w:pPr>
       <w:r>
         <w:rPr>
-          <w:sz w:val="72"/>
+          <w:noProof/>
         </w:rPr>
-        <w:t>🐾</w:t>
+        <w:drawing>
+          <wp:inline distT="0" distB="0" distL="0" distR="0" wp14:anchorId="5EB3E450" wp14:editId="364AC401">
+            <wp:extent cx="1371600" cy="1371600"/>
+            <wp:effectExtent l="0" t="0" r="0" b="0"/>
+            <wp:docPr id="30" name="Picture 30"/>
+            <wp:cNvGraphicFramePr>
+              <a:graphicFrameLocks xmlns:a="http://schemas.openxmlformats.org/drawingml/2006/main" noChangeAspect="1"/>
+            </wp:cNvGraphicFramePr>
+            <a:graphic xmlns:a="http://schemas.openxmlformats.org/drawingml/2006/main">
+              <a:graphicData uri="http://schemas.openxmlformats.org/drawingml/2006/picture">
+                <pic:pic xmlns:pic="http://schemas.openxmlformats.org/drawingml/2006/picture">
+                  <pic:nvPicPr>
+                    <pic:cNvPr id="0" name="image.png"/>
+                    <pic:cNvPicPr/>
+                  </pic:nvPicPr>
+                  <pic:blipFill>
+                    <a:blip r:embed="rId8"/>
+                    <a:stretch>
+                      <a:fillRect/>
+                    </a:stretch>
+                  </pic:blipFill>
+                  <pic:spPr>
+                    <a:xfrm>
+                      <a:off x="0" y="0"/>
+                      <a:ext cx="1371600" cy="1371600"/>
+                    </a:xfrm>
+                    <a:prstGeom prst="rect">
+                      <a:avLst/>
+                    </a:prstGeom>
+                  </pic:spPr>
+                </pic:pic>
+              </a:graphicData>
+            </a:graphic>
+          </wp:inline>
+        </w:drawing>
       </w:r>
     </w:p>
     <w:p>
@@ -50,21 +85,7 @@
         <w:rPr>
           <w:color w:val="718096"/>
         </w:rPr>
-        <w:t xml:space="preserve">2026. </w:t>
-      </w:r>
-      <w:proofErr w:type="spellStart"/>
-      <w:r>
-        <w:rPr>
-          <w:color w:val="718096"/>
-        </w:rPr>
-        <w:t>március</w:t>
-      </w:r>
-      <w:proofErr w:type="spellEnd"/>
-      <w:r>
-        <w:rPr>
-          <w:color w:val="718096"/>
-        </w:rPr>
-        <w:t xml:space="preserve"> 15.</w:t>
+        <w:t>2026. március 15.</w:t>
       </w:r>
     </w:p>
     <w:p>
@@ -1273,6 +1294,21 @@
       <w:bookmarkEnd w:id="0"/>
     </w:p>
     <w:p>
+      <w:r>
+        <w:t>Toth Robert</w:t>
+      </w:r>
+    </w:p>
+    <w:p>
+      <w:r>
+        <w:t>Acs Norbert</w:t>
+      </w:r>
+    </w:p>
+    <w:p>
+      <w:r>
+        <w:t>Szentpali Richard</w:t>
+      </w:r>
+    </w:p>
+    <w:p>
       <w:pPr>
         <w:pStyle w:val="Cmsor2"/>
       </w:pPr>
@@ -1293,330 +1329,47 @@
       <w:r>
         <w:t xml:space="preserve">A </w:t>
       </w:r>
-      <w:proofErr w:type="spellStart"/>
       <w:r>
         <w:rPr>
           <w:b/>
         </w:rPr>
-        <w:t>Robi</w:t>
-      </w:r>
-      <w:proofErr w:type="spellEnd"/>
+        <w:t>Robi &amp; Ricsi &amp; Norbi Kutyamenhely</w:t>
+      </w:r>
+      <w:r>
+        <w:t xml:space="preserve"> webalkalmazás egy böngészőből elérhető weboldal, amelyen megtekintheted az örökbefogadható kutyákat, regisztrálhatsz, bejelentkezhetsz, örökbefogadási kérelmet adhatsz</w:t>
+      </w:r>
+      <w:r>
+        <w:t>,</w:t>
+      </w:r>
+      <w:r>
+        <w:t xml:space="preserve"> visszajelzést küldhetsz</w:t>
+      </w:r>
+      <w:r>
+        <w:t xml:space="preserve"> és adományozhatsz</w:t>
+      </w:r>
+      <w:r>
+        <w:t>.</w:t>
+      </w:r>
+    </w:p>
+    <w:p>
+      <w:pPr>
+        <w:spacing w:after="80"/>
+      </w:pPr>
       <w:r>
         <w:rPr>
           <w:b/>
         </w:rPr>
-        <w:t xml:space="preserve"> &amp; </w:t>
-      </w:r>
-      <w:proofErr w:type="spellStart"/>
-      <w:r>
-        <w:rPr>
-          <w:b/>
-        </w:rPr>
-        <w:t>Ricsi</w:t>
-      </w:r>
-      <w:proofErr w:type="spellEnd"/>
-      <w:r>
-        <w:rPr>
-          <w:b/>
-        </w:rPr>
-        <w:t xml:space="preserve"> &amp; </w:t>
-      </w:r>
-      <w:proofErr w:type="spellStart"/>
-      <w:r>
-        <w:rPr>
-          <w:b/>
-        </w:rPr>
-        <w:t>Norbi</w:t>
-      </w:r>
-      <w:proofErr w:type="spellEnd"/>
-      <w:r>
-        <w:rPr>
-          <w:b/>
-        </w:rPr>
+        <w:t>Weboldal elérése:</w:t>
+      </w:r>
+      <w:r>
         <w:t xml:space="preserve"> </w:t>
       </w:r>
-      <w:proofErr w:type="spellStart"/>
-      <w:r>
-        <w:rPr>
-          <w:b/>
-        </w:rPr>
-        <w:t>Kutyamenhely</w:t>
-      </w:r>
-      <w:proofErr w:type="spellEnd"/>
-      <w:r>
-        <w:t xml:space="preserve"> </w:t>
-      </w:r>
-      <w:proofErr w:type="spellStart"/>
-      <w:r>
-        <w:t>webalkalmazás</w:t>
-      </w:r>
-      <w:proofErr w:type="spellEnd"/>
-      <w:r>
-        <w:t xml:space="preserve"> </w:t>
-      </w:r>
-      <w:proofErr w:type="spellStart"/>
-      <w:r>
-        <w:t>egy</w:t>
-      </w:r>
-      <w:proofErr w:type="spellEnd"/>
-      <w:r>
-        <w:t xml:space="preserve"> </w:t>
-      </w:r>
-      <w:proofErr w:type="spellStart"/>
-      <w:r>
-        <w:t>böngészőből</w:t>
-      </w:r>
-      <w:proofErr w:type="spellEnd"/>
-      <w:r>
-        <w:t xml:space="preserve"> </w:t>
-      </w:r>
-      <w:proofErr w:type="spellStart"/>
-      <w:r>
-        <w:t>elérhető</w:t>
-      </w:r>
-      <w:proofErr w:type="spellEnd"/>
-      <w:r>
-        <w:t xml:space="preserve"> </w:t>
-      </w:r>
-      <w:proofErr w:type="spellStart"/>
-      <w:r>
-        <w:t>weboldal</w:t>
-      </w:r>
-      <w:proofErr w:type="spellEnd"/>
-      <w:r>
-        <w:t xml:space="preserve">, </w:t>
-      </w:r>
-      <w:proofErr w:type="spellStart"/>
-      <w:r>
-        <w:t>amelyen</w:t>
-      </w:r>
-      <w:proofErr w:type="spellEnd"/>
-      <w:r>
-        <w:t xml:space="preserve"> </w:t>
-      </w:r>
-      <w:proofErr w:type="spellStart"/>
-      <w:r>
-        <w:t>megtekintheted</w:t>
-      </w:r>
-      <w:proofErr w:type="spellEnd"/>
-      <w:r>
-        <w:t xml:space="preserve"> </w:t>
-      </w:r>
-      <w:proofErr w:type="spellStart"/>
-      <w:r>
-        <w:t>az</w:t>
-      </w:r>
-      <w:proofErr w:type="spellEnd"/>
-      <w:r>
-        <w:t xml:space="preserve"> </w:t>
-      </w:r>
-      <w:proofErr w:type="spellStart"/>
-      <w:r>
-        <w:t>örökbefogadható</w:t>
-      </w:r>
-      <w:proofErr w:type="spellEnd"/>
-      <w:r>
-        <w:t xml:space="preserve"> </w:t>
-      </w:r>
-      <w:proofErr w:type="spellStart"/>
-      <w:r>
-        <w:t>kutyákat</w:t>
-      </w:r>
-      <w:proofErr w:type="spellEnd"/>
-      <w:r>
-        <w:t xml:space="preserve">, </w:t>
-      </w:r>
-      <w:proofErr w:type="spellStart"/>
-      <w:r>
-        <w:t>regisztrálhatsz</w:t>
-      </w:r>
-      <w:proofErr w:type="spellEnd"/>
-      <w:r>
-        <w:t xml:space="preserve">, </w:t>
-      </w:r>
-      <w:proofErr w:type="spellStart"/>
-      <w:r>
-        <w:t>bejelentkezhetsz</w:t>
-      </w:r>
-      <w:proofErr w:type="spellEnd"/>
-      <w:r>
-        <w:t xml:space="preserve">, </w:t>
-      </w:r>
-      <w:proofErr w:type="spellStart"/>
-      <w:r>
-        <w:t>örökbefogadási</w:t>
-      </w:r>
-      <w:proofErr w:type="spellEnd"/>
-      <w:r>
-        <w:t xml:space="preserve"> </w:t>
-      </w:r>
-      <w:proofErr w:type="spellStart"/>
-      <w:r>
-        <w:t>kérelmet</w:t>
-      </w:r>
-      <w:proofErr w:type="spellEnd"/>
-      <w:r>
-        <w:t xml:space="preserve"> </w:t>
-      </w:r>
-      <w:proofErr w:type="spellStart"/>
-      <w:r>
-        <w:t>adhatsz</w:t>
-      </w:r>
-      <w:proofErr w:type="spellEnd"/>
-      <w:r>
-        <w:t>,</w:t>
-      </w:r>
-      <w:r>
-        <w:t xml:space="preserve"> </w:t>
-      </w:r>
-      <w:proofErr w:type="spellStart"/>
-      <w:r>
-        <w:t>visszajelzést</w:t>
-      </w:r>
-      <w:proofErr w:type="spellEnd"/>
-      <w:r>
-        <w:t xml:space="preserve"> </w:t>
-      </w:r>
-      <w:proofErr w:type="spellStart"/>
-      <w:r>
-        <w:t>küldhetsz</w:t>
-      </w:r>
-      <w:proofErr w:type="spellEnd"/>
-      <w:r>
-        <w:t xml:space="preserve"> </w:t>
-      </w:r>
-      <w:proofErr w:type="spellStart"/>
-      <w:r>
-        <w:t>és</w:t>
-      </w:r>
-      <w:proofErr w:type="spellEnd"/>
-      <w:r>
-        <w:t xml:space="preserve"> </w:t>
-      </w:r>
-      <w:proofErr w:type="spellStart"/>
-      <w:r>
-        <w:t>adományozhatsz</w:t>
-      </w:r>
-      <w:proofErr w:type="spellEnd"/>
-      <w:r>
-        <w:t>.</w:t>
-      </w:r>
-    </w:p>
-    <w:p>
-      <w:pPr>
-        <w:spacing w:after="80"/>
-      </w:pPr>
-      <w:proofErr w:type="spellStart"/>
-      <w:r>
-        <w:rPr>
-          <w:b/>
-        </w:rPr>
-        <w:t>Weboldal</w:t>
-      </w:r>
-      <w:proofErr w:type="spellEnd"/>
-      <w:r>
-        <w:rPr>
-          <w:b/>
-        </w:rPr>
-        <w:t xml:space="preserve"> </w:t>
-      </w:r>
-      <w:proofErr w:type="spellStart"/>
-      <w:r>
-        <w:rPr>
-          <w:b/>
-        </w:rPr>
-        <w:t>elérése</w:t>
-      </w:r>
-      <w:proofErr w:type="spellEnd"/>
-      <w:r>
-        <w:rPr>
-          <w:b/>
-        </w:rPr>
-        <w:t>:</w:t>
-      </w:r>
-      <w:r>
-        <w:t xml:space="preserve"> </w:t>
-      </w:r>
-      <w:proofErr w:type="spellStart"/>
-      <w:r>
-        <w:t>Töltse</w:t>
-      </w:r>
-      <w:proofErr w:type="spellEnd"/>
-      <w:r>
-        <w:t xml:space="preserve"> le </w:t>
-      </w:r>
-      <w:proofErr w:type="spellStart"/>
-      <w:r>
-        <w:t>a</w:t>
-      </w:r>
-      <w:r>
-        <w:t>z</w:t>
-      </w:r>
-      <w:proofErr w:type="spellEnd"/>
-      <w:r>
-        <w:t xml:space="preserve"> </w:t>
-      </w:r>
-      <w:proofErr w:type="spellStart"/>
-      <w:r>
-        <w:t>ngrokot</w:t>
-      </w:r>
-      <w:proofErr w:type="spellEnd"/>
-      <w:r>
-        <w:t xml:space="preserve"> a Microsoft </w:t>
-      </w:r>
-      <w:proofErr w:type="spellStart"/>
-      <w:r>
-        <w:t>storeból</w:t>
-      </w:r>
-      <w:proofErr w:type="spellEnd"/>
-      <w:r>
-        <w:t xml:space="preserve"> </w:t>
-      </w:r>
-      <w:proofErr w:type="spellStart"/>
-      <w:r>
-        <w:t>indítsa</w:t>
-      </w:r>
-      <w:proofErr w:type="spellEnd"/>
-      <w:r>
-        <w:t xml:space="preserve"> </w:t>
-      </w:r>
-      <w:proofErr w:type="spellStart"/>
-      <w:r>
-        <w:t>el</w:t>
-      </w:r>
-      <w:proofErr w:type="spellEnd"/>
-      <w:r>
-        <w:t xml:space="preserve"> </w:t>
-      </w:r>
-      <w:proofErr w:type="spellStart"/>
-      <w:r>
-        <w:t>és</w:t>
-      </w:r>
-      <w:proofErr w:type="spellEnd"/>
-      <w:r>
-        <w:t xml:space="preserve"> </w:t>
-      </w:r>
-      <w:proofErr w:type="spellStart"/>
-      <w:r>
-        <w:t>másolja</w:t>
-      </w:r>
-      <w:proofErr w:type="spellEnd"/>
-      <w:r>
-        <w:t xml:space="preserve"> be </w:t>
-      </w:r>
-      <w:proofErr w:type="spellStart"/>
-      <w:r>
-        <w:t>lépésről</w:t>
-      </w:r>
-      <w:proofErr w:type="spellEnd"/>
-      <w:r>
-        <w:t xml:space="preserve"> </w:t>
-      </w:r>
-      <w:proofErr w:type="spellStart"/>
-      <w:r>
-        <w:t>lépésre</w:t>
-      </w:r>
-      <w:proofErr w:type="spellEnd"/>
+      <w:r>
+        <w:t>Töltse le a</w:t>
+      </w:r>
+      <w:r>
+        <w:t>z ngrokot a Microsoft storeból indítsa el és másolja be lépésről lépésre</w:t>
+      </w:r>
       <w:r>
         <w:t xml:space="preserve">:  </w:t>
       </w:r>
@@ -1630,21 +1383,8 @@
         </w:numPr>
         <w:spacing w:after="80"/>
       </w:pPr>
-      <w:proofErr w:type="spellStart"/>
-      <w:r>
-        <w:t>ngrok</w:t>
-      </w:r>
-      <w:proofErr w:type="spellEnd"/>
-      <w:r>
-        <w:t xml:space="preserve"> config add-</w:t>
-      </w:r>
-      <w:proofErr w:type="spellStart"/>
-      <w:r>
-        <w:t>authtoken</w:t>
-      </w:r>
-      <w:proofErr w:type="spellEnd"/>
-      <w:r>
-        <w:t xml:space="preserve"> 38YhijREa9cMRjl7GN5nCLKw9qR_6NQeVMc8k6qioYdFYVpkW</w:t>
+      <w:r>
+        <w:t>ngrok config add-authtoken 38YhijREa9cMRjl7GN5nCLKw9qR_6NQeVMc8k6qioYdFYVpkW</w:t>
       </w:r>
     </w:p>
     <w:p>
@@ -1729,7 +1469,7 @@
           </mc:Choice>
           <mc:Fallback>
             <w:pict>
-              <v:oval w14:anchorId="51FCBC37" id="Ellipszis 22" o:spid="_x0000_s1026" style="position:absolute;margin-left:430.95pt;margin-top:1pt;width:51.75pt;height:49.5pt;z-index:251656192;visibility:visible;mso-wrap-style:square;mso-width-percent:0;mso-height-percent:0;mso-wrap-distance-left:9pt;mso-wrap-distance-top:0;mso-wrap-distance-right:9pt;mso-wrap-distance-bottom:0;mso-position-horizontal:absolute;mso-position-horizontal-relative:text;mso-position-vertical:absolute;mso-position-vertical-relative:text;mso-width-percent:0;mso-height-percent:0;mso-width-relative:margin;mso-height-relative:margin;v-text-anchor:middle" o:gfxdata="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" filled="f" strokecolor="red" strokeweight="1.5pt">
+              <v:oval w14:anchorId="1AD9D3E0" id="Ellipszis 22" o:spid="_x0000_s1026" style="position:absolute;margin-left:430.95pt;margin-top:1pt;width:51.75pt;height:49.5pt;z-index:251656192;visibility:visible;mso-wrap-style:square;mso-width-percent:0;mso-height-percent:0;mso-wrap-distance-left:9pt;mso-wrap-distance-top:0;mso-wrap-distance-right:9pt;mso-wrap-distance-bottom:0;mso-position-horizontal:absolute;mso-position-horizontal-relative:text;mso-position-vertical:absolute;mso-position-vertical-relative:text;mso-width-percent:0;mso-height-percent:0;mso-width-relative:margin;mso-height-relative:margin;v-text-anchor:middle" o:gfxdata="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" filled="f" strokecolor="red" strokeweight="1.5pt">
                 <v:shadow on="t" color="black" opacity="22937f" origin=",.5" offset="0,.63889mm"/>
               </v:oval>
             </w:pict>
@@ -1764,7 +1504,7 @@
                     <pic:cNvPicPr/>
                   </pic:nvPicPr>
                   <pic:blipFill>
-                    <a:blip r:embed="rId6"/>
+                    <a:blip r:embed="rId9"/>
                     <a:stretch>
                       <a:fillRect/>
                     </a:stretch>
@@ -1790,13 +1530,8 @@
           </wp:anchor>
         </w:drawing>
       </w:r>
-      <w:proofErr w:type="spellStart"/>
-      <w:r>
-        <w:t>ngrok</w:t>
-      </w:r>
-      <w:proofErr w:type="spellEnd"/>
-      <w:r>
-        <w:t xml:space="preserve"> http 3000</w:t>
+      <w:r>
+        <w:t>ngrok http 3000</w:t>
       </w:r>
     </w:p>
     <w:p>
@@ -1876,11 +1611,11 @@
           </mc:Choice>
           <mc:Fallback>
             <w:pict>
-              <v:shapetype w14:anchorId="439DB875" id="_x0000_t32" coordsize="21600,21600" o:spt="32" o:oned="t" path="m,l21600,21600e" filled="f">
+              <v:shapetype w14:anchorId="144DDD72" id="_x0000_t32" coordsize="21600,21600" o:spt="32" o:oned="t" path="m,l21600,21600e" filled="f">
                 <v:path arrowok="t" fillok="f" o:connecttype="none"/>
                 <o:lock v:ext="edit" shapetype="t"/>
               </v:shapetype>
-              <v:shape id="Egyenes összekötő nyíllal 23" o:spid="_x0000_s1026" type="#_x0000_t32" style="position:absolute;margin-left:355.95pt;margin-top:4.1pt;width:81pt;height:18pt;flip:y;z-index:251661312;visibility:visible;mso-wrap-style:square;mso-width-percent:0;mso-height-percent:0;mso-wrap-distance-left:9pt;mso-wrap-distance-top:0;mso-wrap-distance-right:9pt;mso-wrap-distance-bottom:0;mso-position-horizontal:absolute;mso-position-horizontal-relative:text;mso-position-vertical:absolute;mso-position-vertical-relative:text;mso-width-percent:0;mso-height-percent:0;mso-width-relative:margin;mso-height-relative:margin" o:gfxdata="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" strokecolor="red" strokeweight="2pt">
+              <v:shape id="Egyenes összekötő nyíllal 23" o:spid="_x0000_s1026" type="#_x0000_t32" style="position:absolute;margin-left:355.95pt;margin-top:4.1pt;width:81pt;height:18pt;flip:y;z-index:251661312;visibility:visible;mso-wrap-style:square;mso-width-percent:0;mso-height-percent:0;mso-wrap-distance-left:9pt;mso-wrap-distance-top:0;mso-wrap-distance-right:9pt;mso-wrap-distance-bottom:0;mso-position-horizontal:absolute;mso-position-horizontal-relative:text;mso-position-vertical:absolute;mso-position-vertical-relative:text;mso-width-percent:0;mso-height-percent:0;mso-width-relative:margin;mso-height-relative:margin" o:gfxdata="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" strokecolor="red" strokeweight="2pt">
                 <v:stroke endarrow="block"/>
                 <v:shadow on="t" color="black" opacity="24903f" origin=",.5" offset="0,.55556mm"/>
               </v:shape>
@@ -1888,13 +1623,8 @@
           </mc:Fallback>
         </mc:AlternateContent>
       </w:r>
-      <w:proofErr w:type="spellStart"/>
-      <w:r>
-        <w:t>Vagy</w:t>
-      </w:r>
-      <w:proofErr w:type="spellEnd"/>
-      <w:r>
-        <w:t>:</w:t>
+      <w:r>
+        <w:t>Vagy:</w:t>
       </w:r>
     </w:p>
     <w:p>
@@ -1907,151 +1637,7 @@
         <w:spacing w:after="80"/>
       </w:pPr>
       <w:r>
-        <w:t xml:space="preserve">A </w:t>
-      </w:r>
-      <w:proofErr w:type="spellStart"/>
-      <w:r>
-        <w:t>fájlkezelőben</w:t>
-      </w:r>
-      <w:proofErr w:type="spellEnd"/>
-      <w:r>
-        <w:t xml:space="preserve">, a </w:t>
-      </w:r>
-      <w:proofErr w:type="spellStart"/>
-      <w:r>
-        <w:t>projektnek</w:t>
-      </w:r>
-      <w:proofErr w:type="spellEnd"/>
-      <w:r>
-        <w:t xml:space="preserve"> a </w:t>
-      </w:r>
-      <w:proofErr w:type="spellStart"/>
-      <w:r>
-        <w:t>mappáján</w:t>
-      </w:r>
-      <w:proofErr w:type="spellEnd"/>
-      <w:r>
-        <w:t xml:space="preserve"> </w:t>
-      </w:r>
-      <w:proofErr w:type="spellStart"/>
-      <w:r>
-        <w:t>belül</w:t>
-      </w:r>
-      <w:proofErr w:type="spellEnd"/>
-      <w:r>
-        <w:t xml:space="preserve"> </w:t>
-      </w:r>
-      <w:proofErr w:type="spellStart"/>
-      <w:r>
-        <w:t>indítsa</w:t>
-      </w:r>
-      <w:proofErr w:type="spellEnd"/>
-      <w:r>
-        <w:t xml:space="preserve"> </w:t>
-      </w:r>
-      <w:proofErr w:type="spellStart"/>
-      <w:r>
-        <w:t>el</w:t>
-      </w:r>
-      <w:proofErr w:type="spellEnd"/>
-      <w:r>
-        <w:t xml:space="preserve"> a </w:t>
-      </w:r>
-      <w:proofErr w:type="spellStart"/>
-      <w:r>
-        <w:t>Server_start</w:t>
-      </w:r>
-      <w:proofErr w:type="spellEnd"/>
-      <w:r>
-        <w:t xml:space="preserve"> </w:t>
-      </w:r>
-      <w:proofErr w:type="spellStart"/>
-      <w:r>
-        <w:t>parancsikont</w:t>
-      </w:r>
-      <w:proofErr w:type="spellEnd"/>
-      <w:r>
-        <w:t xml:space="preserve">. </w:t>
-      </w:r>
-      <w:proofErr w:type="spellStart"/>
-      <w:r>
-        <w:t>Ekkor</w:t>
-      </w:r>
-      <w:proofErr w:type="spellEnd"/>
-      <w:r>
-        <w:t xml:space="preserve"> </w:t>
-      </w:r>
-      <w:proofErr w:type="spellStart"/>
-      <w:r>
-        <w:t>elindul</w:t>
-      </w:r>
-      <w:proofErr w:type="spellEnd"/>
-      <w:r>
-        <w:t xml:space="preserve"> </w:t>
-      </w:r>
-      <w:proofErr w:type="spellStart"/>
-      <w:r>
-        <w:t>magától</w:t>
-      </w:r>
-      <w:proofErr w:type="spellEnd"/>
-      <w:r>
-        <w:t xml:space="preserve"> a server, </w:t>
-      </w:r>
-      <w:proofErr w:type="spellStart"/>
-      <w:r>
-        <w:t>és</w:t>
-      </w:r>
-      <w:proofErr w:type="spellEnd"/>
-      <w:r>
-        <w:t xml:space="preserve"> </w:t>
-      </w:r>
-      <w:proofErr w:type="spellStart"/>
-      <w:r>
-        <w:t>az</w:t>
-      </w:r>
-      <w:proofErr w:type="spellEnd"/>
-      <w:r>
-        <w:t xml:space="preserve"> </w:t>
-      </w:r>
-      <w:proofErr w:type="spellStart"/>
-      <w:r>
-        <w:t>ngrok</w:t>
-      </w:r>
-      <w:proofErr w:type="spellEnd"/>
-      <w:r>
-        <w:t xml:space="preserve"> is. (</w:t>
-      </w:r>
-      <w:proofErr w:type="spellStart"/>
-      <w:r>
-        <w:t>Ngrok</w:t>
-      </w:r>
-      <w:proofErr w:type="spellEnd"/>
-      <w:r>
-        <w:t xml:space="preserve"> </w:t>
-      </w:r>
-      <w:proofErr w:type="spellStart"/>
-      <w:r>
-        <w:t>mindenképp</w:t>
-      </w:r>
-      <w:proofErr w:type="spellEnd"/>
-      <w:r>
-        <w:t xml:space="preserve"> </w:t>
-      </w:r>
-      <w:proofErr w:type="spellStart"/>
-      <w:r>
-        <w:t>legyen</w:t>
-      </w:r>
-      <w:proofErr w:type="spellEnd"/>
-      <w:r>
-        <w:t xml:space="preserve"> </w:t>
-      </w:r>
-      <w:proofErr w:type="spellStart"/>
-      <w:r>
-        <w:t>telepítve</w:t>
-      </w:r>
-      <w:proofErr w:type="spellEnd"/>
-      <w:r>
-        <w:t>!)</w:t>
+        <w:t>A fájlkezelőben, a projektnek a mappáján belül indítsa el a Server_start parancsikont. Ekkor elindul magától a server, és az ngrok is. (Ngrok mindenképp legyen telepítve!)</w:t>
       </w:r>
       <w:r>
         <w:rPr>
@@ -2132,7 +1718,7 @@
           </mc:Choice>
           <mc:Fallback>
             <w:pict>
-              <v:shape w14:anchorId="381027CC" id="Egyenes összekötő nyíllal 19" o:spid="_x0000_s1026" type="#_x0000_t32" style="position:absolute;margin-left:70.95pt;margin-top:19.8pt;width:265.5pt;height:144.75pt;flip:x;z-index:251646976;visibility:visible;mso-wrap-style:square;mso-width-percent:0;mso-height-percent:0;mso-wrap-distance-left:9pt;mso-wrap-distance-top:0;mso-wrap-distance-right:9pt;mso-wrap-distance-bottom:0;mso-position-horizontal:absolute;mso-position-horizontal-relative:text;mso-position-vertical:absolute;mso-position-vertical-relative:text;mso-width-percent:0;mso-height-percent:0;mso-width-relative:margin;mso-height-relative:margin" o:gfxdata="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" strokecolor="red" strokeweight="2pt">
+              <v:shape w14:anchorId="4A3D248A" id="Egyenes összekötő nyíllal 19" o:spid="_x0000_s1026" type="#_x0000_t32" style="position:absolute;margin-left:70.95pt;margin-top:19.8pt;width:265.5pt;height:144.75pt;flip:x;z-index:251646976;visibility:visible;mso-wrap-style:square;mso-width-percent:0;mso-height-percent:0;mso-wrap-distance-left:9pt;mso-wrap-distance-top:0;mso-wrap-distance-right:9pt;mso-wrap-distance-bottom:0;mso-position-horizontal:absolute;mso-position-horizontal-relative:text;mso-position-vertical:absolute;mso-position-vertical-relative:text;mso-width-percent:0;mso-height-percent:0;mso-width-relative:margin;mso-height-relative:margin" o:gfxdata="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" strokecolor="red" strokeweight="2pt">
                 <v:stroke endarrow="block"/>
                 <v:shadow on="t" color="black" opacity="24903f" origin=",.5" offset="0,.55556mm"/>
               </v:shape>
@@ -2140,124 +1726,15 @@
           </mc:Fallback>
         </mc:AlternateContent>
       </w:r>
-      <w:proofErr w:type="spellStart"/>
-      <w:r>
-        <w:t>Majd</w:t>
-      </w:r>
-      <w:proofErr w:type="spellEnd"/>
-      <w:r>
-        <w:t xml:space="preserve"> </w:t>
-      </w:r>
-      <w:proofErr w:type="spellStart"/>
-      <w:r>
-        <w:t>ezzel</w:t>
-      </w:r>
-      <w:proofErr w:type="spellEnd"/>
-      <w:r>
-        <w:t xml:space="preserve"> a </w:t>
-      </w:r>
-      <w:proofErr w:type="spellStart"/>
-      <w:r>
-        <w:t>linkel</w:t>
-      </w:r>
-      <w:proofErr w:type="spellEnd"/>
-      <w:r>
-        <w:t xml:space="preserve"> </w:t>
-      </w:r>
-      <w:proofErr w:type="spellStart"/>
-      <w:r>
-        <w:t>tudja</w:t>
-      </w:r>
-      <w:proofErr w:type="spellEnd"/>
-      <w:r>
-        <w:t xml:space="preserve"> </w:t>
-      </w:r>
-      <w:proofErr w:type="spellStart"/>
-      <w:r>
-        <w:t>megnyitni</w:t>
-      </w:r>
-      <w:proofErr w:type="spellEnd"/>
-      <w:r>
-        <w:t xml:space="preserve"> </w:t>
-      </w:r>
-      <w:proofErr w:type="spellStart"/>
-      <w:r>
-        <w:t>az</w:t>
-      </w:r>
-      <w:proofErr w:type="spellEnd"/>
-      <w:r>
-        <w:t xml:space="preserve"> </w:t>
-      </w:r>
-      <w:proofErr w:type="spellStart"/>
-      <w:r>
-        <w:t>oldalt</w:t>
-      </w:r>
-      <w:proofErr w:type="spellEnd"/>
-      <w:r>
-        <w:t xml:space="preserve"> a </w:t>
-      </w:r>
-      <w:proofErr w:type="spellStart"/>
-      <w:r>
-        <w:t>böngészőben</w:t>
-      </w:r>
-      <w:proofErr w:type="spellEnd"/>
-      <w:r>
-        <w:t xml:space="preserve">. (Ha </w:t>
-      </w:r>
-      <w:proofErr w:type="spellStart"/>
-      <w:r>
-        <w:t>megnyitotta</w:t>
-      </w:r>
-      <w:proofErr w:type="spellEnd"/>
-      <w:r>
-        <w:t xml:space="preserve"> a </w:t>
-      </w:r>
-      <w:proofErr w:type="spellStart"/>
-      <w:r>
-        <w:t>linket</w:t>
-      </w:r>
-      <w:proofErr w:type="spellEnd"/>
-      <w:r>
-        <w:t xml:space="preserve"> </w:t>
-      </w:r>
-      <w:proofErr w:type="spellStart"/>
-      <w:r>
-        <w:t>akkor</w:t>
-      </w:r>
-      <w:proofErr w:type="spellEnd"/>
-      <w:r>
-        <w:t xml:space="preserve"> a visit </w:t>
-      </w:r>
-      <w:proofErr w:type="spellStart"/>
-      <w:r>
-        <w:t>sitera</w:t>
-      </w:r>
-      <w:proofErr w:type="spellEnd"/>
-      <w:r>
-        <w:t xml:space="preserve"> </w:t>
-      </w:r>
-      <w:proofErr w:type="spellStart"/>
-      <w:r>
-        <w:t>kell</w:t>
-      </w:r>
-      <w:proofErr w:type="spellEnd"/>
-      <w:r>
-        <w:t xml:space="preserve"> </w:t>
-      </w:r>
-      <w:proofErr w:type="spellStart"/>
-      <w:r>
-        <w:t>kattintani</w:t>
-      </w:r>
-      <w:proofErr w:type="spellEnd"/>
-      <w:r>
-        <w:t>.)</w:t>
+      <w:r>
+        <w:t>Majd ezzel a linkel tudja megnyitni az oldalt a böngészőben. (Ha megnyitotta a linket akkor a visit sitera kell kattintani.)</w:t>
       </w:r>
     </w:p>
     <w:p>
       <w:pPr>
         <w:spacing w:after="80"/>
       </w:pPr>
-      <w:hyperlink r:id="rId7" w:history="1">
+      <w:hyperlink r:id="rId10" w:history="1">
         <w:r>
           <w:rPr>
             <w:rStyle w:val="Hiperhivatkozs"/>
@@ -2344,7 +1821,7 @@
           </mc:Choice>
           <mc:Fallback>
             <w:pict>
-              <v:oval w14:anchorId="2FD0E4AD" id="Ellipszis 5" o:spid="_x0000_s1026" style="position:absolute;margin-left:25.15pt;margin-top:104.2pt;width:51.75pt;height:33.75pt;z-index:251658240;visibility:visible;mso-wrap-style:square;mso-width-percent:0;mso-height-percent:0;mso-wrap-distance-left:9pt;mso-wrap-distance-top:0;mso-wrap-distance-right:9pt;mso-wrap-distance-bottom:0;mso-position-horizontal:absolute;mso-position-horizontal-relative:text;mso-position-vertical:absolute;mso-position-vertical-relative:text;mso-width-percent:0;mso-height-percent:0;mso-width-relative:margin;mso-height-relative:margin;v-text-anchor:middle" o:gfxdata="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" filled="f" strokecolor="red" strokeweight="1.5pt">
+              <v:oval w14:anchorId="5E56A2FE" id="Ellipszis 5" o:spid="_x0000_s1026" style="position:absolute;margin-left:25.15pt;margin-top:104.2pt;width:51.75pt;height:33.75pt;z-index:251658240;visibility:visible;mso-wrap-style:square;mso-width-percent:0;mso-height-percent:0;mso-wrap-distance-left:9pt;mso-wrap-distance-top:0;mso-wrap-distance-right:9pt;mso-wrap-distance-bottom:0;mso-position-horizontal:absolute;mso-position-horizontal-relative:text;mso-position-vertical:absolute;mso-position-vertical-relative:text;mso-width-percent:0;mso-height-percent:0;mso-width-relative:margin;mso-height-relative:margin;v-text-anchor:middle" o:gfxdata="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" filled="f" strokecolor="red" strokeweight="1.5pt">
                 <v:shadow on="t" color="black" opacity="22937f" origin=",.5" offset="0,.63889mm"/>
               </v:oval>
             </w:pict>
@@ -2371,7 +1848,7 @@
                     <pic:cNvPicPr/>
                   </pic:nvPicPr>
                   <pic:blipFill>
-                    <a:blip r:embed="rId8"/>
+                    <a:blip r:embed="rId11"/>
                     <a:stretch>
                       <a:fillRect/>
                     </a:stretch>
@@ -2407,72 +1884,7 @@
           <w:color w:val="E94560"/>
           <w:sz w:val="30"/>
         </w:rPr>
-        <w:lastRenderedPageBreak/>
-        <w:t xml:space="preserve">3.2 </w:t>
-      </w:r>
-      <w:proofErr w:type="spellStart"/>
-      <w:r>
-        <w:rPr>
-          <w:color w:val="E94560"/>
-          <w:sz w:val="30"/>
-        </w:rPr>
-        <w:t>Látogató</w:t>
-      </w:r>
-      <w:proofErr w:type="spellEnd"/>
-      <w:r>
-        <w:rPr>
-          <w:color w:val="E94560"/>
-          <w:sz w:val="30"/>
-        </w:rPr>
-        <w:t xml:space="preserve"> </w:t>
-      </w:r>
-      <w:proofErr w:type="spellStart"/>
-      <w:r>
-        <w:rPr>
-          <w:color w:val="E94560"/>
-          <w:sz w:val="30"/>
-        </w:rPr>
-        <w:t>funkciói</w:t>
-      </w:r>
-      <w:proofErr w:type="spellEnd"/>
-      <w:r>
-        <w:rPr>
-          <w:color w:val="E94560"/>
-          <w:sz w:val="30"/>
-        </w:rPr>
-        <w:t xml:space="preserve"> (</w:t>
-      </w:r>
-      <w:proofErr w:type="spellStart"/>
-      <w:r>
-        <w:rPr>
-          <w:color w:val="E94560"/>
-          <w:sz w:val="30"/>
-        </w:rPr>
-        <w:t>bejelentkezés</w:t>
-      </w:r>
-      <w:proofErr w:type="spellEnd"/>
-      <w:r>
-        <w:rPr>
-          <w:color w:val="E94560"/>
-          <w:sz w:val="30"/>
-        </w:rPr>
-        <w:t xml:space="preserve"> </w:t>
-      </w:r>
-      <w:proofErr w:type="spellStart"/>
-      <w:r>
-        <w:rPr>
-          <w:color w:val="E94560"/>
-          <w:sz w:val="30"/>
-        </w:rPr>
-        <w:t>nélkül</w:t>
-      </w:r>
-      <w:proofErr w:type="spellEnd"/>
-      <w:r>
-        <w:rPr>
-          <w:color w:val="E94560"/>
-          <w:sz w:val="30"/>
-        </w:rPr>
-        <w:t>)</w:t>
+        <w:t>3.2 Látogató funkciói (bejelentkezés nélkül)</w:t>
       </w:r>
       <w:bookmarkEnd w:id="2"/>
     </w:p>
@@ -2486,34 +1898,9 @@
           <w:color w:val="1A1A2E"/>
           <w:sz w:val="26"/>
         </w:rPr>
-        <w:t xml:space="preserve">3.2.1 A </w:t>
-      </w:r>
-      <w:proofErr w:type="spellStart"/>
-      <w:r>
-        <w:rPr>
-          <w:color w:val="1A1A2E"/>
-          <w:sz w:val="26"/>
-        </w:rPr>
-        <w:t>főoldal</w:t>
-      </w:r>
-      <w:proofErr w:type="spellEnd"/>
-      <w:r>
-        <w:rPr>
-          <w:color w:val="1A1A2E"/>
-          <w:sz w:val="26"/>
-        </w:rPr>
-        <w:t xml:space="preserve"> </w:t>
-      </w:r>
-      <w:proofErr w:type="spellStart"/>
-      <w:r>
-        <w:rPr>
-          <w:color w:val="1A1A2E"/>
-          <w:sz w:val="26"/>
-        </w:rPr>
-        <w:t>áttekintése</w:t>
+        <w:t>3.2.1 A főoldal áttekintése</w:t>
       </w:r>
       <w:bookmarkEnd w:id="3"/>
-      <w:proofErr w:type="spellEnd"/>
     </w:p>
     <w:p>
       <w:pPr>
@@ -2561,22 +1948,15 @@
         <w:spacing w:after="40"/>
         <w:ind w:left="283"/>
       </w:pPr>
-      <w:proofErr w:type="spellStart"/>
       <w:r>
         <w:rPr>
           <w:b/>
         </w:rPr>
         <w:t>Rólunk</w:t>
       </w:r>
-      <w:proofErr w:type="spellEnd"/>
-      <w:r>
-        <w:t xml:space="preserve"> – a </w:t>
-      </w:r>
-      <w:proofErr w:type="spellStart"/>
-      <w:r>
-        <w:t>csapatról</w:t>
-      </w:r>
-      <w:proofErr w:type="spellEnd"/>
+      <w:r>
+        <w:t xml:space="preserve"> – a csapatról</w:t>
+      </w:r>
     </w:p>
     <w:p>
       <w:pPr>
@@ -2584,22 +1964,15 @@
         <w:spacing w:after="40"/>
         <w:ind w:left="283"/>
       </w:pPr>
-      <w:proofErr w:type="spellStart"/>
       <w:r>
         <w:rPr>
           <w:b/>
         </w:rPr>
         <w:t>Visszajelzések</w:t>
       </w:r>
-      <w:proofErr w:type="spellEnd"/>
-      <w:r>
-        <w:t xml:space="preserve"> – </w:t>
-      </w:r>
-      <w:proofErr w:type="spellStart"/>
-      <w:r>
-        <w:t>ügyfélvélemények</w:t>
-      </w:r>
-      <w:proofErr w:type="spellEnd"/>
+      <w:r>
+        <w:t xml:space="preserve"> – ügyfélvélemények</w:t>
+      </w:r>
     </w:p>
     <w:p>
       <w:pPr>
@@ -2607,32 +1980,14 @@
         <w:spacing w:after="40"/>
         <w:ind w:left="283"/>
       </w:pPr>
-      <w:proofErr w:type="spellStart"/>
       <w:r>
         <w:rPr>
           <w:b/>
         </w:rPr>
         <w:t>Elérhetőségek</w:t>
       </w:r>
-      <w:proofErr w:type="spellEnd"/>
-      <w:r>
-        <w:t xml:space="preserve"> – </w:t>
-      </w:r>
-      <w:proofErr w:type="spellStart"/>
-      <w:r>
-        <w:t>cím</w:t>
-      </w:r>
-      <w:proofErr w:type="spellEnd"/>
-      <w:r>
-        <w:t xml:space="preserve">, </w:t>
-      </w:r>
-      <w:proofErr w:type="spellStart"/>
-      <w:r>
-        <w:t>telefon</w:t>
-      </w:r>
-      <w:proofErr w:type="spellEnd"/>
-      <w:r>
-        <w:t>, térkép</w:t>
+      <w:r>
+        <w:t xml:space="preserve"> – cím, telefon, térkép</w:t>
       </w:r>
     </w:p>
     <w:p>
@@ -2641,30 +1996,15 @@
         <w:spacing w:after="40"/>
         <w:ind w:left="283"/>
       </w:pPr>
-      <w:proofErr w:type="spellStart"/>
       <w:r>
         <w:rPr>
           <w:b/>
         </w:rPr>
         <w:t>Bejelentkezés</w:t>
       </w:r>
-      <w:proofErr w:type="spellEnd"/>
-      <w:r>
-        <w:t xml:space="preserve"> – </w:t>
-      </w:r>
-      <w:proofErr w:type="spellStart"/>
-      <w:r>
-        <w:t>bejelentkezési</w:t>
-      </w:r>
-      <w:proofErr w:type="spellEnd"/>
-      <w:r>
-        <w:t xml:space="preserve"> </w:t>
-      </w:r>
-      <w:proofErr w:type="spellStart"/>
-      <w:r>
-        <w:t>oldal</w:t>
-      </w:r>
-      <w:proofErr w:type="spellEnd"/>
+      <w:r>
+        <w:t xml:space="preserve"> – bejelentkezési oldal</w:t>
+      </w:r>
     </w:p>
     <w:p>
       <w:pPr>
@@ -2740,7 +2080,7 @@
           </mc:Choice>
           <mc:Fallback>
             <w:pict>
-              <v:shape w14:anchorId="51BB05FA" id="Egyenes összekötő nyíllal 20" o:spid="_x0000_s1026" type="#_x0000_t32" style="position:absolute;margin-left:283.2pt;margin-top:16.25pt;width:174.75pt;height:226.5pt;z-index:251652096;visibility:visible;mso-wrap-style:square;mso-width-percent:0;mso-height-percent:0;mso-wrap-distance-left:9pt;mso-wrap-distance-top:0;mso-wrap-distance-right:9pt;mso-wrap-distance-bottom:0;mso-position-horizontal:absolute;mso-position-horizontal-relative:text;mso-position-vertical:absolute;mso-position-vertical-relative:text;mso-width-percent:0;mso-height-percent:0;mso-width-relative:margin;mso-height-relative:margin" o:gfxdata="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" strokecolor="red" strokeweight="2pt">
+              <v:shape w14:anchorId="419CC0FC" id="Egyenes összekötő nyíllal 20" o:spid="_x0000_s1026" type="#_x0000_t32" style="position:absolute;margin-left:283.2pt;margin-top:16.25pt;width:174.75pt;height:226.5pt;z-index:251652096;visibility:visible;mso-wrap-style:square;mso-width-percent:0;mso-height-percent:0;mso-wrap-distance-left:9pt;mso-wrap-distance-top:0;mso-wrap-distance-right:9pt;mso-wrap-distance-bottom:0;mso-position-horizontal:absolute;mso-position-horizontal-relative:text;mso-position-vertical:absolute;mso-position-vertical-relative:text;mso-width-percent:0;mso-height-percent:0;mso-width-relative:margin;mso-height-relative:margin" o:gfxdata="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" strokecolor="red" strokeweight="2pt">
                 <v:stroke endarrow="block"/>
                 <v:shadow on="t" color="black" opacity="24903f" origin=",.5" offset="0,.55556mm"/>
               </v:shape>
@@ -2752,112 +2092,10 @@
         <w:rPr>
           <w:b/>
         </w:rPr>
-        <w:t xml:space="preserve">Mancs </w:t>
-      </w:r>
-      <w:proofErr w:type="spellStart"/>
-      <w:r>
-        <w:rPr>
-          <w:b/>
-        </w:rPr>
-        <w:t>gomb</w:t>
-      </w:r>
-      <w:proofErr w:type="spellEnd"/>
-      <w:r>
-        <w:rPr>
-          <w:b/>
-        </w:rPr>
-        <w:t xml:space="preserve"> </w:t>
-      </w:r>
-      <w:r>
-        <w:t xml:space="preserve">– </w:t>
-      </w:r>
-      <w:proofErr w:type="spellStart"/>
-      <w:r>
-        <w:t>saját</w:t>
-      </w:r>
-      <w:proofErr w:type="spellEnd"/>
-      <w:r>
-        <w:t xml:space="preserve"> mini </w:t>
-      </w:r>
-      <w:proofErr w:type="spellStart"/>
-      <w:r>
-        <w:t>játék</w:t>
-      </w:r>
-      <w:proofErr w:type="spellEnd"/>
-      <w:r>
-        <w:t xml:space="preserve">. A </w:t>
-      </w:r>
-      <w:proofErr w:type="spellStart"/>
-      <w:r>
-        <w:t>funkció</w:t>
-      </w:r>
-      <w:proofErr w:type="spellEnd"/>
-      <w:r>
-        <w:t xml:space="preserve"> </w:t>
-      </w:r>
-      <w:proofErr w:type="spellStart"/>
-      <w:r>
-        <w:t>célja</w:t>
-      </w:r>
-      <w:proofErr w:type="spellEnd"/>
-      <w:r>
-        <w:t xml:space="preserve"> a </w:t>
-      </w:r>
-      <w:proofErr w:type="spellStart"/>
-      <w:r>
-        <w:t>látogatók</w:t>
-      </w:r>
-      <w:proofErr w:type="spellEnd"/>
-      <w:r>
-        <w:t xml:space="preserve"> </w:t>
-      </w:r>
-      <w:proofErr w:type="spellStart"/>
-      <w:r>
-        <w:t>sórakoztatása</w:t>
-      </w:r>
-      <w:proofErr w:type="spellEnd"/>
-      <w:r>
-        <w:t xml:space="preserve"> </w:t>
-      </w:r>
-      <w:proofErr w:type="spellStart"/>
-      <w:r>
-        <w:t>egy</w:t>
-      </w:r>
-      <w:proofErr w:type="spellEnd"/>
-      <w:r>
-        <w:t xml:space="preserve"> </w:t>
-      </w:r>
-      <w:proofErr w:type="spellStart"/>
-      <w:r>
-        <w:t>tematikus</w:t>
-      </w:r>
-      <w:proofErr w:type="spellEnd"/>
-      <w:r>
-        <w:t xml:space="preserve"> </w:t>
-      </w:r>
-      <w:proofErr w:type="spellStart"/>
-      <w:r>
-        <w:t>interaktív</w:t>
-      </w:r>
-      <w:proofErr w:type="spellEnd"/>
-      <w:r>
-        <w:t xml:space="preserve"> </w:t>
-      </w:r>
-      <w:proofErr w:type="spellStart"/>
-      <w:r>
-        <w:t>felület</w:t>
-      </w:r>
-      <w:proofErr w:type="spellEnd"/>
-      <w:r>
-        <w:t xml:space="preserve"> </w:t>
-      </w:r>
-      <w:proofErr w:type="spellStart"/>
-      <w:r>
-        <w:t>segítségével</w:t>
-      </w:r>
-      <w:proofErr w:type="spellEnd"/>
-      <w:r>
-        <w:t>.</w:t>
+        <w:t xml:space="preserve">Mancs gomb </w:t>
+      </w:r>
+      <w:r>
+        <w:t>– saját mini játék. A funkció célja a látogatók sórakoztatása egy tematikus interaktív felület segítségével.</w:t>
       </w:r>
     </w:p>
     <w:p>
@@ -2944,7 +2182,7 @@
           </mc:Choice>
           <mc:Fallback>
             <w:pict>
-              <v:oval w14:anchorId="62FF4E44" id="Ellipszis 13" o:spid="_x0000_s1026" style="position:absolute;margin-left:450.45pt;margin-top:206.75pt;width:42.75pt;height:31.5pt;z-index:251649024;visibility:visible;mso-wrap-style:square;mso-width-percent:0;mso-height-percent:0;mso-wrap-distance-left:9pt;mso-wrap-distance-top:0;mso-wrap-distance-right:9pt;mso-wrap-distance-bottom:0;mso-position-horizontal:absolute;mso-position-horizontal-relative:text;mso-position-vertical:absolute;mso-position-vertical-relative:text;mso-width-percent:0;mso-height-percent:0;mso-width-relative:margin;mso-height-relative:margin;v-text-anchor:middle" o:gfxdata="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" filled="f" strokecolor="red" strokeweight="1.5pt">
+              <v:oval w14:anchorId="178E1E32" id="Ellipszis 13" o:spid="_x0000_s1026" style="position:absolute;margin-left:450.45pt;margin-top:206.75pt;width:42.75pt;height:31.5pt;z-index:251649024;visibility:visible;mso-wrap-style:square;mso-width-percent:0;mso-height-percent:0;mso-wrap-distance-left:9pt;mso-wrap-distance-top:0;mso-wrap-distance-right:9pt;mso-wrap-distance-bottom:0;mso-position-horizontal:absolute;mso-position-horizontal-relative:text;mso-position-vertical:absolute;mso-position-vertical-relative:text;mso-width-percent:0;mso-height-percent:0;mso-width-relative:margin;mso-height-relative:margin;v-text-anchor:middle" o:gfxdata="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" filled="f" strokecolor="red" strokeweight="1.5pt">
                 <v:shadow on="t" color="black" opacity="22937f" origin=",.5" offset="0,.63889mm"/>
               </v:oval>
             </w:pict>
@@ -2971,7 +2209,7 @@
                     <pic:cNvPicPr/>
                   </pic:nvPicPr>
                   <pic:blipFill>
-                    <a:blip r:embed="rId9"/>
+                    <a:blip r:embed="rId12"/>
                     <a:stretch>
                       <a:fillRect/>
                     </a:stretch>
@@ -3104,115 +2342,17 @@
         <w:pStyle w:val="Szmozottlista"/>
         <w:spacing w:after="40"/>
       </w:pPr>
-      <w:proofErr w:type="spellStart"/>
-      <w:r>
-        <w:t>Kattints</w:t>
-      </w:r>
-      <w:proofErr w:type="spellEnd"/>
-      <w:r>
-        <w:t xml:space="preserve"> </w:t>
-      </w:r>
-      <w:proofErr w:type="spellStart"/>
-      <w:r>
-        <w:t>egy</w:t>
-      </w:r>
-      <w:proofErr w:type="spellEnd"/>
-      <w:r>
-        <w:t xml:space="preserve"> </w:t>
-      </w:r>
-      <w:proofErr w:type="spellStart"/>
-      <w:r>
-        <w:t>kutyára</w:t>
-      </w:r>
-      <w:proofErr w:type="spellEnd"/>
-      <w:r>
-        <w:t xml:space="preserve"> a </w:t>
-      </w:r>
-      <w:proofErr w:type="spellStart"/>
-      <w:r>
-        <w:t>részletes</w:t>
-      </w:r>
-      <w:proofErr w:type="spellEnd"/>
-      <w:r>
-        <w:t xml:space="preserve"> </w:t>
-      </w:r>
-      <w:proofErr w:type="spellStart"/>
-      <w:r>
-        <w:t>leírás</w:t>
-      </w:r>
-      <w:proofErr w:type="spellEnd"/>
-      <w:r>
-        <w:t xml:space="preserve"> </w:t>
-      </w:r>
-      <w:proofErr w:type="spellStart"/>
-      <w:r>
-        <w:t>megtekintéséhez</w:t>
-      </w:r>
-      <w:proofErr w:type="spellEnd"/>
-      <w:r>
-        <w:t xml:space="preserve"> (</w:t>
-      </w:r>
-      <w:proofErr w:type="spellStart"/>
-      <w:r>
-        <w:t>c</w:t>
+      <w:r>
+        <w:t>Kattints egy kutyára a részletes leírás megtekintéséhez</w:t>
+      </w:r>
+      <w:r>
+        <w:t xml:space="preserve"> (c</w:t>
       </w:r>
       <w:r>
         <w:t>sa</w:t>
       </w:r>
       <w:r>
-        <w:t>k</w:t>
-      </w:r>
-      <w:proofErr w:type="spellEnd"/>
-      <w:r>
-        <w:t xml:space="preserve"> </w:t>
-      </w:r>
-      <w:proofErr w:type="spellStart"/>
-      <w:r>
-        <w:t>akkor</w:t>
-      </w:r>
-      <w:proofErr w:type="spellEnd"/>
-      <w:r>
-        <w:t xml:space="preserve"> </w:t>
-      </w:r>
-      <w:proofErr w:type="spellStart"/>
-      <w:r>
-        <w:t>tudsz</w:t>
-      </w:r>
-      <w:proofErr w:type="spellEnd"/>
-      <w:r>
-        <w:t xml:space="preserve"> ha be </w:t>
-      </w:r>
-      <w:proofErr w:type="spellStart"/>
-      <w:r>
-        <w:t>vagy</w:t>
-      </w:r>
-      <w:proofErr w:type="spellEnd"/>
-      <w:r>
-        <w:t xml:space="preserve"> </w:t>
-      </w:r>
-      <w:proofErr w:type="spellStart"/>
-      <w:r>
-        <w:t>regisztrálva</w:t>
-      </w:r>
-      <w:proofErr w:type="spellEnd"/>
-      <w:r>
-        <w:t xml:space="preserve"> </w:t>
-      </w:r>
-      <w:proofErr w:type="spellStart"/>
-      <w:r>
-        <w:t>és</w:t>
-      </w:r>
-      <w:proofErr w:type="spellEnd"/>
-      <w:r>
-        <w:t xml:space="preserve"> </w:t>
-      </w:r>
-      <w:proofErr w:type="spellStart"/>
-      <w:r>
-        <w:t>jelentkezve</w:t>
-      </w:r>
-      <w:proofErr w:type="spellEnd"/>
-      <w:r>
-        <w:t>)</w:t>
+        <w:t>k akkor tudsz ha be vagy regisztrálva és jelentkezve)</w:t>
       </w:r>
       <w:r>
         <w:t>.</w:t>
@@ -3257,7 +2397,7 @@
                     <pic:cNvPicPr/>
                   </pic:nvPicPr>
                   <pic:blipFill>
-                    <a:blip r:embed="rId10"/>
+                    <a:blip r:embed="rId13"/>
                     <a:stretch>
                       <a:fillRect/>
                     </a:stretch>
@@ -3339,7 +2479,7 @@
                     <pic:cNvPicPr/>
                   </pic:nvPicPr>
                   <pic:blipFill>
-                    <a:blip r:embed="rId11"/>
+                    <a:blip r:embed="rId14"/>
                     <a:stretch>
                       <a:fillRect/>
                     </a:stretch>
@@ -3377,34 +2517,9 @@
           <w:sz w:val="26"/>
         </w:rPr>
         <w:lastRenderedPageBreak/>
-        <w:t xml:space="preserve">3.2.3 </w:t>
-      </w:r>
-      <w:proofErr w:type="spellStart"/>
-      <w:r>
-        <w:rPr>
-          <w:color w:val="1A1A2E"/>
-          <w:sz w:val="26"/>
-        </w:rPr>
-        <w:t>Visszajelzés</w:t>
-      </w:r>
-      <w:proofErr w:type="spellEnd"/>
-      <w:r>
-        <w:rPr>
-          <w:color w:val="1A1A2E"/>
-          <w:sz w:val="26"/>
-        </w:rPr>
-        <w:t xml:space="preserve"> </w:t>
-      </w:r>
-      <w:proofErr w:type="spellStart"/>
-      <w:r>
-        <w:rPr>
-          <w:color w:val="1A1A2E"/>
-          <w:sz w:val="26"/>
-        </w:rPr>
-        <w:t>küldése</w:t>
+        <w:t>3.2.3 Visszajelzés küldése</w:t>
       </w:r>
       <w:bookmarkEnd w:id="5"/>
-      <w:proofErr w:type="spellEnd"/>
     </w:p>
     <w:p>
       <w:pPr>
@@ -3438,32 +2553,17 @@
         <w:pStyle w:val="Szmozottlista"/>
         <w:spacing w:after="40"/>
       </w:pPr>
-      <w:proofErr w:type="spellStart"/>
-      <w:r>
-        <w:t>Kattints</w:t>
-      </w:r>
-      <w:proofErr w:type="spellEnd"/>
-      <w:r>
-        <w:t xml:space="preserve"> a </w:t>
-      </w:r>
-      <w:proofErr w:type="spellStart"/>
+      <w:r>
+        <w:t xml:space="preserve">Kattints a </w:t>
+      </w:r>
       <w:r>
         <w:rPr>
           <w:b/>
         </w:rPr>
         <w:t>Küldés</w:t>
       </w:r>
-      <w:proofErr w:type="spellEnd"/>
-      <w:r>
-        <w:t xml:space="preserve"> </w:t>
-      </w:r>
-      <w:proofErr w:type="spellStart"/>
-      <w:r>
-        <w:t>gombra</w:t>
-      </w:r>
-      <w:proofErr w:type="spellEnd"/>
-      <w:r>
-        <w:t>.</w:t>
+      <w:r>
+        <w:t xml:space="preserve"> gombra.</w:t>
       </w:r>
     </w:p>
     <w:p>
@@ -3471,61 +2571,8 @@
         <w:pStyle w:val="Szmozottlista"/>
         <w:spacing w:after="40"/>
       </w:pPr>
-      <w:proofErr w:type="spellStart"/>
-      <w:r>
-        <w:t>Sikeres</w:t>
-      </w:r>
-      <w:proofErr w:type="spellEnd"/>
-      <w:r>
-        <w:t xml:space="preserve"> </w:t>
-      </w:r>
-      <w:proofErr w:type="spellStart"/>
-      <w:r>
-        <w:t>küldés</w:t>
-      </w:r>
-      <w:proofErr w:type="spellEnd"/>
-      <w:r>
-        <w:t xml:space="preserve"> </w:t>
-      </w:r>
-      <w:proofErr w:type="spellStart"/>
-      <w:r>
-        <w:t>esetén</w:t>
-      </w:r>
-      <w:proofErr w:type="spellEnd"/>
-      <w:r>
-        <w:t xml:space="preserve"> </w:t>
-      </w:r>
-      <w:proofErr w:type="spellStart"/>
-      <w:r>
-        <w:t>visszaigazoló</w:t>
-      </w:r>
-      <w:proofErr w:type="spellEnd"/>
-      <w:r>
-        <w:t xml:space="preserve"> email </w:t>
-      </w:r>
-      <w:proofErr w:type="spellStart"/>
-      <w:r>
-        <w:t>érkezik</w:t>
-      </w:r>
-      <w:proofErr w:type="spellEnd"/>
-      <w:r>
-        <w:t xml:space="preserve"> a </w:t>
-      </w:r>
-      <w:proofErr w:type="spellStart"/>
-      <w:r>
-        <w:t>megadott</w:t>
-      </w:r>
-      <w:proofErr w:type="spellEnd"/>
-      <w:r>
-        <w:t xml:space="preserve"> email </w:t>
-      </w:r>
-      <w:proofErr w:type="spellStart"/>
-      <w:r>
-        <w:t>címre</w:t>
-      </w:r>
-      <w:proofErr w:type="spellEnd"/>
-      <w:r>
-        <w:t>.</w:t>
+      <w:r>
+        <w:t>Sikeres küldés esetén visszaigazoló email érkezik a megadott email címre.</w:t>
       </w:r>
     </w:p>
     <w:p>
@@ -3590,7 +2637,7 @@
                     <pic:cNvPicPr/>
                   </pic:nvPicPr>
                   <pic:blipFill>
-                    <a:blip r:embed="rId12"/>
+                    <a:blip r:embed="rId15"/>
                     <a:stretch>
                       <a:fillRect/>
                     </a:stretch>
@@ -3628,18 +2675,9 @@
           <w:sz w:val="30"/>
         </w:rPr>
         <w:lastRenderedPageBreak/>
-        <w:t xml:space="preserve">3.3 </w:t>
-      </w:r>
-      <w:proofErr w:type="spellStart"/>
-      <w:r>
-        <w:rPr>
-          <w:color w:val="E94560"/>
-          <w:sz w:val="30"/>
-        </w:rPr>
-        <w:t>Regisztráció</w:t>
+        <w:t>3.3 Regisztráció</w:t>
       </w:r>
       <w:bookmarkEnd w:id="6"/>
-      <w:proofErr w:type="spellEnd"/>
     </w:p>
     <w:p>
       <w:pPr>
@@ -3665,55 +2703,13 @@
         <w:spacing w:after="40"/>
       </w:pPr>
       <w:r>
-        <w:t xml:space="preserve">A </w:t>
-      </w:r>
-      <w:proofErr w:type="spellStart"/>
-      <w:r>
-        <w:t>bejelentkezési</w:t>
-      </w:r>
-      <w:proofErr w:type="spellEnd"/>
-      <w:r>
-        <w:t xml:space="preserve"> </w:t>
-      </w:r>
-      <w:proofErr w:type="spellStart"/>
-      <w:r>
-        <w:t>oldalon</w:t>
-      </w:r>
-      <w:proofErr w:type="spellEnd"/>
-      <w:r>
-        <w:t xml:space="preserve"> </w:t>
-      </w:r>
-      <w:proofErr w:type="spellStart"/>
-      <w:r>
-        <w:t>kattints</w:t>
-      </w:r>
-      <w:proofErr w:type="spellEnd"/>
-      <w:r>
-        <w:t>: "</w:t>
-      </w:r>
-      <w:proofErr w:type="spellStart"/>
-      <w:r>
-        <w:t>Regisztrálj</w:t>
-      </w:r>
-      <w:proofErr w:type="spellEnd"/>
-      <w:r>
-        <w:t xml:space="preserve"> </w:t>
-      </w:r>
-      <w:proofErr w:type="spellStart"/>
+        <w:t xml:space="preserve">A bejelentkezési oldalon kattints: "Regisztrálj </w:t>
+      </w:r>
       <w:r>
         <w:t>itt</w:t>
       </w:r>
-      <w:proofErr w:type="spellEnd"/>
-      <w:r>
-        <w:t xml:space="preserve">!" – </w:t>
-      </w:r>
-      <w:proofErr w:type="spellStart"/>
-      <w:r>
-        <w:t>megnyílik</w:t>
-      </w:r>
-      <w:proofErr w:type="spellEnd"/>
-      <w:r>
-        <w:t xml:space="preserve"> a </w:t>
+      <w:r>
+        <w:t xml:space="preserve">!" – megnyílik a </w:t>
       </w:r>
       <w:r>
         <w:rPr>
@@ -3722,15 +2718,7 @@
         <w:t>regisztracio.html</w:t>
       </w:r>
       <w:r>
-        <w:t xml:space="preserve"> </w:t>
-      </w:r>
-      <w:proofErr w:type="spellStart"/>
-      <w:r>
-        <w:t>oldal</w:t>
-      </w:r>
-      <w:proofErr w:type="spellEnd"/>
-      <w:r>
-        <w:t>.</w:t>
+        <w:t xml:space="preserve"> oldal.</w:t>
       </w:r>
     </w:p>
     <w:p>
@@ -3757,19 +2745,9 @@
       <w:r>
         <w:t xml:space="preserve"> (pl. </w:t>
       </w:r>
-      <w:proofErr w:type="spellStart"/>
-      <w:r>
-        <w:t>Tóth</w:t>
-      </w:r>
-      <w:proofErr w:type="spellEnd"/>
-      <w:r>
-        <w:t xml:space="preserve"> </w:t>
-      </w:r>
-      <w:proofErr w:type="spellStart"/>
-      <w:r>
-        <w:t>Róbert</w:t>
-      </w:r>
-      <w:proofErr w:type="spellEnd"/>
+      <w:r>
+        <w:t>Tóth Róbert</w:t>
+      </w:r>
       <w:r>
         <w:t>)</w:t>
       </w:r>
@@ -3862,62 +2840,14 @@
       <w:r>
         <w:t xml:space="preserve">&gt; </w:t>
       </w:r>
-      <w:proofErr w:type="spellStart"/>
       <w:r>
         <w:rPr>
           <w:b/>
         </w:rPr>
-        <w:t>Figyelem</w:t>
-      </w:r>
-      <w:proofErr w:type="spellEnd"/>
-      <w:r>
-        <w:rPr>
-          <w:b/>
-        </w:rPr>
-        <w:t>:</w:t>
-      </w:r>
-      <w:r>
-        <w:t xml:space="preserve"> Minden email </w:t>
-      </w:r>
-      <w:proofErr w:type="spellStart"/>
-      <w:r>
-        <w:t>cím</w:t>
-      </w:r>
-      <w:proofErr w:type="spellEnd"/>
-      <w:r>
-        <w:t xml:space="preserve"> </w:t>
-      </w:r>
-      <w:proofErr w:type="spellStart"/>
-      <w:r>
-        <w:t>csak</w:t>
-      </w:r>
-      <w:proofErr w:type="spellEnd"/>
-      <w:r>
-        <w:t xml:space="preserve"> </w:t>
-      </w:r>
-      <w:proofErr w:type="spellStart"/>
-      <w:r>
-        <w:t>egyszer</w:t>
-      </w:r>
-      <w:proofErr w:type="spellEnd"/>
-      <w:r>
-        <w:t xml:space="preserve"> </w:t>
-      </w:r>
-      <w:proofErr w:type="spellStart"/>
-      <w:r>
-        <w:t>használható</w:t>
-      </w:r>
-      <w:proofErr w:type="spellEnd"/>
-      <w:r>
-        <w:t xml:space="preserve"> </w:t>
-      </w:r>
-      <w:proofErr w:type="spellStart"/>
-      <w:r>
-        <w:t>regisztrációhoz</w:t>
-      </w:r>
-      <w:proofErr w:type="spellEnd"/>
-      <w:r>
-        <w:t>.</w:t>
+        <w:t>Figyelem:</w:t>
+      </w:r>
+      <w:r>
+        <w:t xml:space="preserve"> Minden email cím csak egyszer használható regisztrációhoz.</w:t>
       </w:r>
     </w:p>
     <w:p>
@@ -3959,7 +2889,7 @@
                     <pic:cNvPicPr/>
                   </pic:nvPicPr>
                   <pic:blipFill>
-                    <a:blip r:embed="rId13"/>
+                    <a:blip r:embed="rId16"/>
                     <a:stretch>
                       <a:fillRect/>
                     </a:stretch>
@@ -4016,39 +2946,17 @@
           <w:sz w:val="30"/>
         </w:rPr>
         <w:lastRenderedPageBreak/>
-        <w:t xml:space="preserve">3.4 </w:t>
-      </w:r>
-      <w:proofErr w:type="spellStart"/>
-      <w:r>
-        <w:rPr>
-          <w:color w:val="E94560"/>
-          <w:sz w:val="30"/>
-        </w:rPr>
-        <w:t>Bejelentkezés</w:t>
+        <w:t>3.4 Bejelentkezés</w:t>
       </w:r>
       <w:bookmarkEnd w:id="7"/>
-      <w:proofErr w:type="spellEnd"/>
     </w:p>
     <w:p>
       <w:pPr>
         <w:pStyle w:val="Szmozottlista"/>
         <w:spacing w:after="40"/>
       </w:pPr>
-      <w:proofErr w:type="spellStart"/>
-      <w:r>
-        <w:t>Kattints</w:t>
-      </w:r>
-      <w:proofErr w:type="spellEnd"/>
-      <w:r>
-        <w:t xml:space="preserve"> a </w:t>
-      </w:r>
-      <w:proofErr w:type="spellStart"/>
-      <w:r>
-        <w:t>navigációban</w:t>
-      </w:r>
-      <w:proofErr w:type="spellEnd"/>
-      <w:r>
-        <w:t xml:space="preserve"> a </w:t>
+      <w:r>
+        <w:t xml:space="preserve">Kattints a navigációban a </w:t>
       </w:r>
       <w:r>
         <w:rPr>
@@ -4079,113 +2987,44 @@
         <w:rPr>
           <w:b/>
         </w:rPr>
-        <w:t xml:space="preserve">Email </w:t>
-      </w:r>
-      <w:proofErr w:type="spellStart"/>
+        <w:t>Email cím:</w:t>
+      </w:r>
+      <w:r>
+        <w:t xml:space="preserve"> a regisztráció során megadott email</w:t>
+      </w:r>
+    </w:p>
+    <w:p>
+      <w:pPr>
+        <w:pStyle w:val="Felsorols"/>
+        <w:spacing w:after="40"/>
+        <w:ind w:left="567"/>
+      </w:pPr>
       <w:r>
         <w:rPr>
           <w:b/>
         </w:rPr>
-        <w:t>cím</w:t>
-      </w:r>
-      <w:proofErr w:type="spellEnd"/>
-      <w:r>
-        <w:rPr>
-          <w:b/>
-        </w:rPr>
-        <w:t>:</w:t>
-      </w:r>
-      <w:r>
-        <w:t xml:space="preserve"> a </w:t>
-      </w:r>
-      <w:proofErr w:type="spellStart"/>
-      <w:r>
-        <w:t>regisztráció</w:t>
-      </w:r>
-      <w:proofErr w:type="spellEnd"/>
-      <w:r>
-        <w:t xml:space="preserve"> </w:t>
-      </w:r>
-      <w:proofErr w:type="spellStart"/>
-      <w:r>
-        <w:t>során</w:t>
-      </w:r>
-      <w:proofErr w:type="spellEnd"/>
-      <w:r>
-        <w:t xml:space="preserve"> megadott email</w:t>
+        <w:t>Jelszó:</w:t>
+      </w:r>
+      <w:r>
+        <w:t xml:space="preserve"> a regisztráció során megadott jelszó</w:t>
       </w:r>
     </w:p>
     <w:p>
       <w:pPr>
-        <w:pStyle w:val="Felsorols"/>
-        <w:spacing w:after="40"/>
-        <w:ind w:left="567"/>
-      </w:pPr>
-      <w:proofErr w:type="spellStart"/>
-      <w:r>
-        <w:rPr>
-          <w:b/>
-        </w:rPr>
-        <w:t>Jelszó</w:t>
-      </w:r>
-      <w:proofErr w:type="spellEnd"/>
-      <w:r>
-        <w:rPr>
-          <w:b/>
-        </w:rPr>
-        <w:t>:</w:t>
-      </w:r>
-      <w:r>
-        <w:t xml:space="preserve"> a </w:t>
-      </w:r>
-      <w:proofErr w:type="spellStart"/>
-      <w:r>
-        <w:t>regisztráció</w:t>
-      </w:r>
-      <w:proofErr w:type="spellEnd"/>
-      <w:r>
-        <w:t xml:space="preserve"> </w:t>
-      </w:r>
-      <w:proofErr w:type="spellStart"/>
-      <w:r>
-        <w:t>során</w:t>
-      </w:r>
-      <w:proofErr w:type="spellEnd"/>
-      <w:r>
-        <w:t xml:space="preserve"> megadott jelszó</w:t>
-      </w:r>
-    </w:p>
-    <w:p>
-      <w:pPr>
         <w:pStyle w:val="Szmozottlista"/>
         <w:spacing w:after="40"/>
       </w:pPr>
-      <w:proofErr w:type="spellStart"/>
-      <w:r>
-        <w:t>Kattints</w:t>
-      </w:r>
-      <w:proofErr w:type="spellEnd"/>
-      <w:r>
-        <w:t xml:space="preserve"> a </w:t>
-      </w:r>
-      <w:proofErr w:type="spellStart"/>
+      <w:r>
+        <w:t xml:space="preserve">Kattints a </w:t>
+      </w:r>
       <w:r>
         <w:rPr>
           <w:b/>
         </w:rPr>
         <w:t>Bejelentkezés</w:t>
       </w:r>
-      <w:proofErr w:type="spellEnd"/>
-      <w:r>
-        <w:t xml:space="preserve"> </w:t>
-      </w:r>
-      <w:proofErr w:type="spellStart"/>
-      <w:r>
-        <w:t>gombra</w:t>
-      </w:r>
-      <w:proofErr w:type="spellEnd"/>
-      <w:r>
-        <w:t>.</w:t>
+      <w:r>
+        <w:t xml:space="preserve"> gombra.</w:t>
       </w:r>
     </w:p>
     <w:p>
@@ -4261,7 +3100,7 @@
           </mc:Choice>
           <mc:Fallback>
             <w:pict>
-              <v:shape w14:anchorId="6BC64361" id="Egyenes összekötő nyíllal 18" o:spid="_x0000_s1026" type="#_x0000_t32" style="position:absolute;margin-left:330.45pt;margin-top:13.2pt;width:131.25pt;height:89.25pt;z-index:251662336;visibility:visible;mso-wrap-style:square;mso-width-percent:0;mso-height-percent:0;mso-wrap-distance-left:9pt;mso-wrap-distance-top:0;mso-wrap-distance-right:9pt;mso-wrap-distance-bottom:0;mso-position-horizontal:absolute;mso-position-horizontal-relative:text;mso-position-vertical:absolute;mso-position-vertical-relative:text;mso-width-percent:0;mso-height-percent:0;mso-width-relative:margin;mso-height-relative:margin" o:gfxdata="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" strokecolor="red" strokeweight="2pt">
+              <v:shape w14:anchorId="5B3F26E1" id="Egyenes összekötő nyíllal 18" o:spid="_x0000_s1026" type="#_x0000_t32" style="position:absolute;margin-left:330.45pt;margin-top:13.2pt;width:131.25pt;height:89.25pt;z-index:251662336;visibility:visible;mso-wrap-style:square;mso-width-percent:0;mso-height-percent:0;mso-wrap-distance-left:9pt;mso-wrap-distance-top:0;mso-wrap-distance-right:9pt;mso-wrap-distance-bottom:0;mso-position-horizontal:absolute;mso-position-horizontal-relative:text;mso-position-vertical:absolute;mso-position-vertical-relative:text;mso-width-percent:0;mso-height-percent:0;mso-width-relative:margin;mso-height-relative:margin" o:gfxdata="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" strokecolor="red" strokeweight="2pt">
                 <v:stroke endarrow="block"/>
                 <v:shadow on="t" color="black" opacity="24903f" origin=",.5" offset="0,.55556mm"/>
               </v:shape>
@@ -4342,7 +3181,7 @@
           </mc:Choice>
           <mc:Fallback>
             <w:pict>
-              <v:oval w14:anchorId="7A6C3234" id="Ellipszis 17" o:spid="_x0000_s1026" style="position:absolute;margin-left:454.2pt;margin-top:97.2pt;width:48.75pt;height:32.25pt;z-index:251660288;visibility:visible;mso-wrap-style:square;mso-width-percent:0;mso-height-percent:0;mso-wrap-distance-left:9pt;mso-wrap-distance-top:0;mso-wrap-distance-right:9pt;mso-wrap-distance-bottom:0;mso-position-horizontal:absolute;mso-position-horizontal-relative:text;mso-position-vertical:absolute;mso-position-vertical-relative:text;mso-width-percent:0;mso-height-percent:0;mso-width-relative:margin;mso-height-relative:margin;v-text-anchor:middle" o:gfxdata="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" filled="f" strokecolor="red" strokeweight="1.5pt">
+              <v:oval w14:anchorId="6BF717D8" id="Ellipszis 17" o:spid="_x0000_s1026" style="position:absolute;margin-left:454.2pt;margin-top:97.2pt;width:48.75pt;height:32.25pt;z-index:251660288;visibility:visible;mso-wrap-style:square;mso-width-percent:0;mso-height-percent:0;mso-wrap-distance-left:9pt;mso-wrap-distance-top:0;mso-wrap-distance-right:9pt;mso-wrap-distance-bottom:0;mso-position-horizontal:absolute;mso-position-horizontal-relative:text;mso-position-vertical:absolute;mso-position-vertical-relative:text;mso-width-percent:0;mso-height-percent:0;mso-width-relative:margin;mso-height-relative:margin;v-text-anchor:middle" o:gfxdata="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" filled="f" strokecolor="red" strokeweight="1.5pt">
                 <v:shadow on="t" color="black" opacity="22937f" origin=",.5" offset="0,.63889mm"/>
               </v:oval>
             </w:pict>
@@ -4377,7 +3216,7 @@
                     <pic:cNvPicPr/>
                   </pic:nvPicPr>
                   <pic:blipFill>
-                    <a:blip r:embed="rId14"/>
+                    <a:blip r:embed="rId17"/>
                     <a:stretch>
                       <a:fillRect/>
                     </a:stretch>
@@ -4425,7 +3264,7 @@
                     <pic:cNvPicPr/>
                   </pic:nvPicPr>
                   <pic:blipFill>
-                    <a:blip r:embed="rId15"/>
+                    <a:blip r:embed="rId18"/>
                     <a:stretch>
                       <a:fillRect/>
                     </a:stretch>
@@ -4451,45 +3290,8 @@
           </wp:anchor>
         </w:drawing>
       </w:r>
-      <w:proofErr w:type="spellStart"/>
-      <w:r>
-        <w:t>Sikeres</w:t>
-      </w:r>
-      <w:proofErr w:type="spellEnd"/>
-      <w:r>
-        <w:t xml:space="preserve"> </w:t>
-      </w:r>
-      <w:proofErr w:type="spellStart"/>
-      <w:r>
-        <w:t>bejelentkezés</w:t>
-      </w:r>
-      <w:proofErr w:type="spellEnd"/>
-      <w:r>
-        <w:t xml:space="preserve"> </w:t>
-      </w:r>
-      <w:proofErr w:type="spellStart"/>
-      <w:r>
-        <w:t>után</w:t>
-      </w:r>
-      <w:proofErr w:type="spellEnd"/>
-      <w:r>
-        <w:t xml:space="preserve"> a navigációban megjelenik a profilképed (vagy az alapértelmezett). A </w:t>
-      </w:r>
-      <w:proofErr w:type="spellStart"/>
-      <w:r>
-        <w:t>bejelentkezés</w:t>
-      </w:r>
-      <w:proofErr w:type="spellEnd"/>
-      <w:r>
-        <w:t xml:space="preserve"> </w:t>
-      </w:r>
-      <w:proofErr w:type="spellStart"/>
-      <w:r>
-        <w:t>gomb</w:t>
-      </w:r>
-      <w:proofErr w:type="spellEnd"/>
-      <w:r>
-        <w:t xml:space="preserve"> eltűnik.</w:t>
+      <w:r>
+        <w:t>Sikeres bejelentkezés után a navigációban megjelenik a profilképed (vagy az alapértelmezett). A bejelentkezés gomb eltűnik.</w:t>
       </w:r>
       <w:bookmarkStart w:id="8" w:name="_Toc224725294"/>
       <w:r>
@@ -4509,32 +3311,14 @@
       <w:pPr>
         <w:pStyle w:val="Cmsor3"/>
       </w:pPr>
-      <w:proofErr w:type="spellStart"/>
       <w:r>
         <w:rPr>
           <w:color w:val="1A1A2E"/>
           <w:sz w:val="26"/>
         </w:rPr>
-        <w:t>Elfelejtett</w:t>
-      </w:r>
-      <w:proofErr w:type="spellEnd"/>
-      <w:r>
-        <w:rPr>
-          <w:color w:val="1A1A2E"/>
-          <w:sz w:val="26"/>
-        </w:rPr>
-        <w:t xml:space="preserve"> </w:t>
-      </w:r>
-      <w:proofErr w:type="spellStart"/>
-      <w:r>
-        <w:rPr>
-          <w:color w:val="1A1A2E"/>
-          <w:sz w:val="26"/>
-        </w:rPr>
-        <w:t>jelszó</w:t>
+        <w:t>Elfelejtett jelszó</w:t>
       </w:r>
       <w:bookmarkEnd w:id="8"/>
-      <w:proofErr w:type="spellEnd"/>
     </w:p>
     <w:p>
       <w:pPr>
@@ -4542,51 +3326,13 @@
         <w:spacing w:after="40"/>
       </w:pPr>
       <w:r>
-        <w:t xml:space="preserve">A </w:t>
-      </w:r>
-      <w:proofErr w:type="spellStart"/>
-      <w:r>
-        <w:t>bejelentkezési</w:t>
-      </w:r>
-      <w:proofErr w:type="spellEnd"/>
-      <w:r>
-        <w:t xml:space="preserve"> </w:t>
-      </w:r>
-      <w:proofErr w:type="spellStart"/>
-      <w:r>
-        <w:t>oldalon</w:t>
-      </w:r>
-      <w:proofErr w:type="spellEnd"/>
-      <w:r>
-        <w:t xml:space="preserve"> </w:t>
-      </w:r>
-      <w:proofErr w:type="spellStart"/>
-      <w:r>
-        <w:t>kattints</w:t>
-      </w:r>
-      <w:proofErr w:type="spellEnd"/>
-      <w:r>
-        <w:t xml:space="preserve">: </w:t>
+        <w:t xml:space="preserve">A bejelentkezési oldalon kattints: </w:t>
       </w:r>
       <w:r>
         <w:rPr>
           <w:b/>
         </w:rPr>
-        <w:t>"</w:t>
-      </w:r>
-      <w:proofErr w:type="spellStart"/>
-      <w:r>
-        <w:rPr>
-          <w:b/>
-        </w:rPr>
-        <w:t>Elfelejtettem</w:t>
-      </w:r>
-      <w:proofErr w:type="spellEnd"/>
-      <w:r>
-        <w:rPr>
-          <w:b/>
-        </w:rPr>
-        <w:t xml:space="preserve"> a jelszavam"</w:t>
+        <w:t>"Elfelejtettem a jelszavam"</w:t>
       </w:r>
       <w:r>
         <w:t>.</w:t>
@@ -4598,15 +3344,7 @@
         <w:spacing w:after="40"/>
       </w:pPr>
       <w:r>
-        <w:t xml:space="preserve">Add meg a </w:t>
-      </w:r>
-      <w:proofErr w:type="spellStart"/>
-      <w:r>
-        <w:t>regisztrált</w:t>
-      </w:r>
-      <w:proofErr w:type="spellEnd"/>
-      <w:r>
-        <w:t xml:space="preserve"> email-t.  </w:t>
+        <w:t xml:space="preserve">Add meg a regisztrált email-t.  </w:t>
       </w:r>
     </w:p>
     <w:p>
@@ -4615,23 +3353,7 @@
         <w:spacing w:after="40"/>
       </w:pPr>
       <w:r>
-        <w:t xml:space="preserve">Ha </w:t>
-      </w:r>
-      <w:proofErr w:type="spellStart"/>
-      <w:r>
-        <w:t>az</w:t>
-      </w:r>
-      <w:proofErr w:type="spellEnd"/>
-      <w:r>
-        <w:t xml:space="preserve"> email </w:t>
-      </w:r>
-      <w:proofErr w:type="spellStart"/>
-      <w:r>
-        <w:t>regisztrálva</w:t>
-      </w:r>
-      <w:proofErr w:type="spellEnd"/>
-      <w:r>
-        <w:t xml:space="preserve"> van, 30 percen belül érvényes visszaállító link érkezik.</w:t>
+        <w:t>Ha az email regisztrálva van, 30 percen belül érvényes visszaállító link érkezik.</w:t>
       </w:r>
     </w:p>
     <w:p>
@@ -4639,29 +3361,8 @@
         <w:pStyle w:val="Szmozottlista"/>
         <w:spacing w:after="40"/>
       </w:pPr>
-      <w:proofErr w:type="spellStart"/>
-      <w:r>
-        <w:t>Kattints</w:t>
-      </w:r>
-      <w:proofErr w:type="spellEnd"/>
-      <w:r>
-        <w:t xml:space="preserve"> a </w:t>
-      </w:r>
-      <w:proofErr w:type="spellStart"/>
-      <w:r>
-        <w:t>linkre</w:t>
-      </w:r>
-      <w:proofErr w:type="spellEnd"/>
-      <w:r>
-        <w:t xml:space="preserve"> </w:t>
-      </w:r>
-      <w:proofErr w:type="spellStart"/>
-      <w:r>
-        <w:t>az</w:t>
-      </w:r>
-      <w:proofErr w:type="spellEnd"/>
-      <w:r>
-        <w:t xml:space="preserve"> emailben, majd add meg az új jelszót (min. 6 karakter).</w:t>
+      <w:r>
+        <w:t>Kattints a linkre az emailben, majd add meg az új jelszót (min. 6 karakter).</w:t>
       </w:r>
     </w:p>
     <w:p>
@@ -4697,7 +3398,7 @@
                     <pic:cNvPicPr/>
                   </pic:nvPicPr>
                   <pic:blipFill>
-                    <a:blip r:embed="rId16"/>
+                    <a:blip r:embed="rId19"/>
                     <a:stretch>
                       <a:fillRect/>
                     </a:stretch>
@@ -4751,7 +3452,7 @@
                     <pic:cNvPicPr/>
                   </pic:nvPicPr>
                   <pic:blipFill>
-                    <a:blip r:embed="rId17"/>
+                    <a:blip r:embed="rId20"/>
                     <a:stretch>
                       <a:fillRect/>
                     </a:stretch>
@@ -4771,61 +3472,8 @@
           </wp:anchor>
         </w:drawing>
       </w:r>
-      <w:proofErr w:type="spellStart"/>
-      <w:r>
-        <w:t>Sikeres</w:t>
-      </w:r>
-      <w:proofErr w:type="spellEnd"/>
-      <w:r>
-        <w:t xml:space="preserve"> </w:t>
-      </w:r>
-      <w:proofErr w:type="spellStart"/>
-      <w:r>
-        <w:t>visszaállítás</w:t>
-      </w:r>
-      <w:proofErr w:type="spellEnd"/>
-      <w:r>
-        <w:t xml:space="preserve"> </w:t>
-      </w:r>
-      <w:proofErr w:type="spellStart"/>
-      <w:r>
-        <w:t>után</w:t>
-      </w:r>
-      <w:proofErr w:type="spellEnd"/>
-      <w:r>
-        <w:t xml:space="preserve"> </w:t>
-      </w:r>
-      <w:proofErr w:type="spellStart"/>
-      <w:r>
-        <w:t>bejelentkezhetsz</w:t>
-      </w:r>
-      <w:proofErr w:type="spellEnd"/>
-      <w:r>
-        <w:t xml:space="preserve"> </w:t>
-      </w:r>
-      <w:proofErr w:type="spellStart"/>
-      <w:r>
-        <w:t>az</w:t>
-      </w:r>
-      <w:proofErr w:type="spellEnd"/>
-      <w:r>
-        <w:t xml:space="preserve"> </w:t>
-      </w:r>
-      <w:proofErr w:type="spellStart"/>
-      <w:r>
-        <w:t>új</w:t>
-      </w:r>
-      <w:proofErr w:type="spellEnd"/>
-      <w:r>
-        <w:t xml:space="preserve"> </w:t>
-      </w:r>
-      <w:proofErr w:type="spellStart"/>
-      <w:r>
-        <w:t>jelszóval</w:t>
-      </w:r>
-      <w:proofErr w:type="spellEnd"/>
-      <w:r>
-        <w:t>.</w:t>
+      <w:r>
+        <w:t>Sikeres visszaállítás után bejelentkezhetsz az új jelszóval.</w:t>
       </w:r>
     </w:p>
     <w:p>
@@ -4871,47 +3519,19 @@
         <w:spacing w:after="40"/>
       </w:pPr>
       <w:r>
-        <w:t xml:space="preserve">A </w:t>
-      </w:r>
-      <w:proofErr w:type="spellStart"/>
-      <w:r>
-        <w:t>kutyalistában</w:t>
-      </w:r>
-      <w:proofErr w:type="spellEnd"/>
-      <w:r>
-        <w:t xml:space="preserve"> </w:t>
-      </w:r>
-      <w:proofErr w:type="spellStart"/>
-      <w:r>
-        <w:t>keresd</w:t>
-      </w:r>
-      <w:proofErr w:type="spellEnd"/>
-      <w:r>
-        <w:t xml:space="preserve"> meg a </w:t>
-      </w:r>
-      <w:proofErr w:type="spellStart"/>
-      <w:r>
-        <w:t>kiszemeltet</w:t>
-      </w:r>
-      <w:proofErr w:type="spellEnd"/>
-      <w:r>
-        <w:t xml:space="preserve">, </w:t>
-      </w:r>
-      <w:proofErr w:type="spellStart"/>
-      <w:r>
-        <w:t>majd</w:t>
-      </w:r>
-      <w:proofErr w:type="spellEnd"/>
-      <w:r>
-        <w:t xml:space="preserve"> </w:t>
-      </w:r>
-      <w:proofErr w:type="spellStart"/>
-      <w:r>
-        <w:t>kattints</w:t>
-      </w:r>
-      <w:proofErr w:type="spellEnd"/>
-      <w:r>
-        <w:t xml:space="preserve"> a </w:t>
+        <w:t xml:space="preserve">A kutyalistában keresd meg a kiszemeltet, majd kattints a </w:t>
+      </w:r>
+      <w:r>
+        <w:rPr>
+          <w:b/>
+        </w:rPr>
+        <w:t>"Örökbe</w:t>
+      </w:r>
+      <w:r>
+        <w:rPr>
+          <w:b/>
+        </w:rPr>
+        <w:t xml:space="preserve"> fogadom</w:t>
       </w:r>
       <w:r>
         <w:rPr>
@@ -4919,44 +3539,8 @@
         </w:rPr>
         <w:t>"</w:t>
       </w:r>
-      <w:proofErr w:type="spellStart"/>
-      <w:r>
-        <w:rPr>
-          <w:b/>
-        </w:rPr>
-        <w:t>Örökbe</w:t>
-      </w:r>
-      <w:proofErr w:type="spellEnd"/>
-      <w:r>
-        <w:rPr>
-          <w:b/>
-        </w:rPr>
-        <w:t xml:space="preserve"> </w:t>
-      </w:r>
-      <w:proofErr w:type="spellStart"/>
-      <w:r>
-        <w:rPr>
-          <w:b/>
-        </w:rPr>
-        <w:t>fogadom</w:t>
-      </w:r>
-      <w:proofErr w:type="spellEnd"/>
-      <w:r>
-        <w:rPr>
-          <w:b/>
-        </w:rPr>
-        <w:t>"</w:t>
-      </w:r>
-      <w:r>
-        <w:t xml:space="preserve"> </w:t>
-      </w:r>
-      <w:proofErr w:type="spellStart"/>
-      <w:r>
-        <w:t>gombra</w:t>
-      </w:r>
-      <w:proofErr w:type="spellEnd"/>
-      <w:r>
-        <w:t>.</w:t>
+      <w:r>
+        <w:t xml:space="preserve"> gombra.</w:t>
       </w:r>
     </w:p>
     <w:p>
@@ -5002,7 +3586,7 @@
                     <pic:cNvPicPr/>
                   </pic:nvPicPr>
                   <pic:blipFill>
-                    <a:blip r:embed="rId18"/>
+                    <a:blip r:embed="rId21"/>
                     <a:stretch>
                       <a:fillRect/>
                     </a:stretch>
@@ -5022,14 +3606,12 @@
           </wp:anchor>
         </w:drawing>
       </w:r>
-      <w:proofErr w:type="spellStart"/>
       <w:r>
         <w:rPr>
           <w:b/>
         </w:rPr>
         <w:t>Telefonszám</w:t>
       </w:r>
-      <w:proofErr w:type="spellEnd"/>
     </w:p>
     <w:p>
       <w:pPr>
@@ -5050,99 +3632,43 @@
         <w:spacing w:after="40"/>
         <w:ind w:left="567"/>
       </w:pPr>
-      <w:proofErr w:type="spellStart"/>
       <w:r>
         <w:rPr>
           <w:b/>
         </w:rPr>
-        <w:t>Utca</w:t>
-      </w:r>
-      <w:proofErr w:type="spellEnd"/>
+        <w:t>Utca, házszám</w:t>
+      </w:r>
+    </w:p>
+    <w:p>
+      <w:pPr>
+        <w:pStyle w:val="Felsorols"/>
+        <w:spacing w:after="40"/>
+        <w:ind w:left="567"/>
+      </w:pPr>
       <w:r>
         <w:rPr>
           <w:b/>
         </w:rPr>
-        <w:t xml:space="preserve">, </w:t>
-      </w:r>
-      <w:proofErr w:type="spellStart"/>
+        <w:t>Lakás típusa</w:t>
+      </w:r>
+      <w:r>
+        <w:t xml:space="preserve"> (panel / tégla / ház stb.)</w:t>
+      </w:r>
+    </w:p>
+    <w:p>
+      <w:pPr>
+        <w:pStyle w:val="Felsorols"/>
+        <w:spacing w:after="40"/>
+        <w:ind w:left="567"/>
+      </w:pPr>
       <w:r>
         <w:rPr>
           <w:b/>
         </w:rPr>
-        <w:t>házszám</w:t>
-      </w:r>
-      <w:proofErr w:type="spellEnd"/>
-    </w:p>
-    <w:p>
-      <w:pPr>
-        <w:pStyle w:val="Felsorols"/>
-        <w:spacing w:after="40"/>
-        <w:ind w:left="567"/>
-      </w:pPr>
-      <w:proofErr w:type="spellStart"/>
-      <w:r>
-        <w:rPr>
-          <w:b/>
-        </w:rPr>
-        <w:t>Lakás</w:t>
-      </w:r>
-      <w:proofErr w:type="spellEnd"/>
-      <w:r>
-        <w:rPr>
-          <w:b/>
-        </w:rPr>
-        <w:t xml:space="preserve"> </w:t>
-      </w:r>
-      <w:proofErr w:type="spellStart"/>
-      <w:r>
-        <w:rPr>
-          <w:b/>
-        </w:rPr>
-        <w:t>típusa</w:t>
-      </w:r>
-      <w:proofErr w:type="spellEnd"/>
-      <w:r>
-        <w:t xml:space="preserve"> (panel / tégla / ház stb.)</w:t>
-      </w:r>
-    </w:p>
-    <w:p>
-      <w:pPr>
-        <w:pStyle w:val="Felsorols"/>
-        <w:spacing w:after="40"/>
-        <w:ind w:left="567"/>
-      </w:pPr>
-      <w:proofErr w:type="spellStart"/>
-      <w:r>
-        <w:rPr>
-          <w:b/>
-        </w:rPr>
-        <w:t>Ingatlan</w:t>
-      </w:r>
-      <w:proofErr w:type="spellEnd"/>
-      <w:r>
-        <w:rPr>
-          <w:b/>
-        </w:rPr>
-        <w:t xml:space="preserve"> </w:t>
-      </w:r>
-      <w:proofErr w:type="spellStart"/>
-      <w:r>
-        <w:rPr>
-          <w:b/>
-        </w:rPr>
-        <w:t>típusa</w:t>
-      </w:r>
-      <w:proofErr w:type="spellEnd"/>
-      <w:r>
-        <w:t xml:space="preserve"> (</w:t>
-      </w:r>
-      <w:proofErr w:type="spellStart"/>
-      <w:r>
-        <w:t>saját</w:t>
-      </w:r>
-      <w:proofErr w:type="spellEnd"/>
-      <w:r>
-        <w:t xml:space="preserve"> / albérlet stb.)</w:t>
+        <w:t>Ingatlan típusa</w:t>
+      </w:r>
+      <w:r>
+        <w:t xml:space="preserve"> (saját / albérlet stb.)</w:t>
       </w:r>
       <w:r>
         <w:rPr>
@@ -5161,34 +3687,10 @@
         <w:rPr>
           <w:b/>
         </w:rPr>
-        <w:t xml:space="preserve">Van-e </w:t>
-      </w:r>
-      <w:proofErr w:type="spellStart"/>
-      <w:r>
-        <w:rPr>
-          <w:b/>
-        </w:rPr>
-        <w:t>kert</w:t>
-      </w:r>
-      <w:proofErr w:type="spellEnd"/>
-      <w:r>
-        <w:t xml:space="preserve"> (</w:t>
-      </w:r>
-      <w:proofErr w:type="spellStart"/>
-      <w:r>
-        <w:t>igen</w:t>
-      </w:r>
-      <w:proofErr w:type="spellEnd"/>
-      <w:r>
-        <w:t xml:space="preserve"> / </w:t>
-      </w:r>
-      <w:proofErr w:type="spellStart"/>
-      <w:r>
-        <w:t>nem</w:t>
-      </w:r>
-      <w:proofErr w:type="spellEnd"/>
-      <w:r>
-        <w:t>)</w:t>
+        <w:t>Van-e kert</w:t>
+      </w:r>
+      <w:r>
+        <w:t xml:space="preserve"> (igen / nem)</w:t>
       </w:r>
     </w:p>
     <w:p>
@@ -5265,7 +3767,7 @@
           </mc:Choice>
           <mc:Fallback>
             <w:pict>
-              <v:shape w14:anchorId="52516775" id="Egyenes összekötő nyíllal 29" o:spid="_x0000_s1026" type="#_x0000_t32" style="position:absolute;margin-left:110.7pt;margin-top:3.6pt;width:193.5pt;height:172.5pt;flip:y;z-index:251666432;visibility:visible;mso-wrap-style:square;mso-width-percent:0;mso-height-percent:0;mso-wrap-distance-left:9pt;mso-wrap-distance-top:0;mso-wrap-distance-right:9pt;mso-wrap-distance-bottom:0;mso-position-horizontal:absolute;mso-position-horizontal-relative:text;mso-position-vertical:absolute;mso-position-vertical-relative:text;mso-width-percent:0;mso-height-percent:0;mso-width-relative:margin;mso-height-relative:margin" o:gfxdata="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" strokecolor="red" strokeweight="2pt">
+              <v:shape w14:anchorId="1A3A1D59" id="Egyenes összekötő nyíllal 29" o:spid="_x0000_s1026" type="#_x0000_t32" style="position:absolute;margin-left:110.7pt;margin-top:3.6pt;width:193.5pt;height:172.5pt;flip:y;z-index:251666432;visibility:visible;mso-wrap-style:square;mso-width-percent:0;mso-height-percent:0;mso-wrap-distance-left:9pt;mso-wrap-distance-top:0;mso-wrap-distance-right:9pt;mso-wrap-distance-bottom:0;mso-position-horizontal:absolute;mso-position-horizontal-relative:text;mso-position-vertical:absolute;mso-position-vertical-relative:text;mso-width-percent:0;mso-height-percent:0;mso-width-relative:margin;mso-height-relative:margin" o:gfxdata="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" strokecolor="red" strokeweight="2pt">
                 <v:stroke endarrow="block"/>
                 <v:shadow on="t" color="black" opacity="24903f" origin=",.5" offset="0,.55556mm"/>
               </v:shape>
@@ -5346,7 +3848,7 @@
           </mc:Choice>
           <mc:Fallback>
             <w:pict>
-              <v:oval w14:anchorId="4A85A762" id="Ellipszis 28" o:spid="_x0000_s1026" style="position:absolute;margin-left:48.45pt;margin-top:171.6pt;width:1in;height:30pt;z-index:251664384;visibility:visible;mso-wrap-style:square;mso-width-percent:0;mso-height-percent:0;mso-wrap-distance-left:9pt;mso-wrap-distance-top:0;mso-wrap-distance-right:9pt;mso-wrap-distance-bottom:0;mso-position-horizontal:absolute;mso-position-horizontal-relative:text;mso-position-vertical:absolute;mso-position-vertical-relative:text;mso-width-percent:0;mso-height-percent:0;mso-width-relative:margin;mso-height-relative:margin;v-text-anchor:middle" o:gfxdata="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" filled="f" strokecolor="red" strokeweight="1.5pt">
+              <v:oval w14:anchorId="2DA6B4CA" id="Ellipszis 28" o:spid="_x0000_s1026" style="position:absolute;margin-left:48.45pt;margin-top:171.6pt;width:1in;height:30pt;z-index:251664384;visibility:visible;mso-wrap-style:square;mso-width-percent:0;mso-height-percent:0;mso-wrap-distance-left:9pt;mso-wrap-distance-top:0;mso-wrap-distance-right:9pt;mso-wrap-distance-bottom:0;mso-position-horizontal:absolute;mso-position-horizontal-relative:text;mso-position-vertical:absolute;mso-position-vertical-relative:text;mso-width-percent:0;mso-height-percent:0;mso-width-relative:margin;mso-height-relative:margin;v-text-anchor:middle" o:gfxdata="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" filled="f" strokecolor="red" strokeweight="1.5pt">
                 <v:shadow on="t" color="black" opacity="22937f" origin=",.5" offset="0,.63889mm"/>
               </v:oval>
             </w:pict>
@@ -5381,7 +3883,7 @@
                     <pic:cNvPicPr/>
                   </pic:nvPicPr>
                   <pic:blipFill>
-                    <a:blip r:embed="rId19"/>
+                    <a:blip r:embed="rId22"/>
                     <a:stretch>
                       <a:fillRect/>
                     </a:stretch>
@@ -5405,48 +3907,10 @@
         <w:rPr>
           <w:b/>
         </w:rPr>
-        <w:t xml:space="preserve">Volt-e </w:t>
-      </w:r>
-      <w:proofErr w:type="spellStart"/>
-      <w:r>
-        <w:rPr>
-          <w:b/>
-        </w:rPr>
-        <w:t>már</w:t>
-      </w:r>
-      <w:proofErr w:type="spellEnd"/>
-      <w:r>
-        <w:rPr>
-          <w:b/>
-        </w:rPr>
-        <w:t xml:space="preserve"> </w:t>
-      </w:r>
-      <w:proofErr w:type="spellStart"/>
-      <w:r>
-        <w:rPr>
-          <w:b/>
-        </w:rPr>
-        <w:t>kutyád</w:t>
-      </w:r>
-      <w:proofErr w:type="spellEnd"/>
-      <w:r>
-        <w:t xml:space="preserve"> (</w:t>
-      </w:r>
-      <w:proofErr w:type="spellStart"/>
-      <w:r>
-        <w:t>igen</w:t>
-      </w:r>
-      <w:proofErr w:type="spellEnd"/>
-      <w:r>
-        <w:t xml:space="preserve"> / </w:t>
-      </w:r>
-      <w:proofErr w:type="spellStart"/>
-      <w:r>
-        <w:t>nem</w:t>
-      </w:r>
-      <w:proofErr w:type="spellEnd"/>
-      <w:r>
-        <w:t>)</w:t>
+        <w:t>Volt-e már kutyád</w:t>
+      </w:r>
+      <w:r>
+        <w:t xml:space="preserve"> (igen / nem)</w:t>
       </w:r>
     </w:p>
     <w:p>
@@ -5465,51 +3929,12 @@
         <w:pStyle w:val="Szmozottlista"/>
         <w:spacing w:after="40"/>
       </w:pPr>
-      <w:proofErr w:type="spellStart"/>
-      <w:r>
-        <w:t>Jelöld</w:t>
-      </w:r>
-      <w:proofErr w:type="spellEnd"/>
-      <w:r>
-        <w:t xml:space="preserve"> be </w:t>
-      </w:r>
-      <w:proofErr w:type="spellStart"/>
-      <w:r>
-        <w:t>hogy</w:t>
-      </w:r>
-      <w:proofErr w:type="spellEnd"/>
-      <w:r>
-        <w:t xml:space="preserve"> </w:t>
-      </w:r>
-      <w:proofErr w:type="spellStart"/>
-      <w:r>
-        <w:t>elfogadod</w:t>
-      </w:r>
-      <w:proofErr w:type="spellEnd"/>
-      <w:r>
-        <w:t xml:space="preserve"> </w:t>
-      </w:r>
-      <w:proofErr w:type="spellStart"/>
-      <w:r>
-        <w:t>az</w:t>
-      </w:r>
-      <w:proofErr w:type="spellEnd"/>
-      <w:r>
-        <w:t xml:space="preserve"> </w:t>
-      </w:r>
-      <w:proofErr w:type="spellStart"/>
-      <w:r>
-        <w:t>örökbefogadási</w:t>
-      </w:r>
-      <w:proofErr w:type="spellEnd"/>
-      <w:r>
-        <w:t xml:space="preserve"> </w:t>
-      </w:r>
-      <w:proofErr w:type="spellStart"/>
-      <w:r>
-        <w:t>feltételeket</w:t>
-      </w:r>
-      <w:proofErr w:type="spellEnd"/>
+      <w:r>
+        <w:t xml:space="preserve">Jelöld be </w:t>
+      </w:r>
+      <w:r>
+        <w:t>hogy elfogadod az örökbefogadási feltételeket</w:t>
+      </w:r>
       <w:r>
         <w:t>.</w:t>
       </w:r>
@@ -5519,32 +3944,17 @@
         <w:pStyle w:val="Szmozottlista"/>
         <w:spacing w:after="40"/>
       </w:pPr>
-      <w:proofErr w:type="spellStart"/>
-      <w:r>
-        <w:t>Kattints</w:t>
-      </w:r>
-      <w:proofErr w:type="spellEnd"/>
-      <w:r>
-        <w:t xml:space="preserve"> a </w:t>
-      </w:r>
-      <w:proofErr w:type="spellStart"/>
+      <w:r>
+        <w:t xml:space="preserve">Kattints a </w:t>
+      </w:r>
       <w:r>
         <w:rPr>
           <w:b/>
         </w:rPr>
         <w:t>Beküldés</w:t>
       </w:r>
-      <w:proofErr w:type="spellEnd"/>
-      <w:r>
-        <w:t xml:space="preserve"> </w:t>
-      </w:r>
-      <w:proofErr w:type="spellStart"/>
-      <w:r>
-        <w:t>gombra</w:t>
-      </w:r>
-      <w:proofErr w:type="spellEnd"/>
-      <w:r>
-        <w:t>.</w:t>
+      <w:r>
+        <w:t xml:space="preserve"> gombra.</w:t>
       </w:r>
     </w:p>
     <w:p>
@@ -5552,53 +3962,8 @@
         <w:pStyle w:val="Szmozottlista"/>
         <w:spacing w:after="40"/>
       </w:pPr>
-      <w:proofErr w:type="spellStart"/>
-      <w:r>
-        <w:t>Visszaigazoló</w:t>
-      </w:r>
-      <w:proofErr w:type="spellEnd"/>
-      <w:r>
-        <w:t xml:space="preserve"> email </w:t>
-      </w:r>
-      <w:proofErr w:type="spellStart"/>
-      <w:r>
-        <w:t>érkezik</w:t>
-      </w:r>
-      <w:proofErr w:type="spellEnd"/>
-      <w:r>
-        <w:t xml:space="preserve">, </w:t>
-      </w:r>
-      <w:proofErr w:type="spellStart"/>
-      <w:r>
-        <w:t>és</w:t>
-      </w:r>
-      <w:proofErr w:type="spellEnd"/>
-      <w:r>
-        <w:t xml:space="preserve"> </w:t>
-      </w:r>
-      <w:proofErr w:type="spellStart"/>
-      <w:r>
-        <w:t>az</w:t>
-      </w:r>
-      <w:proofErr w:type="spellEnd"/>
-      <w:r>
-        <w:t xml:space="preserve"> admin </w:t>
-      </w:r>
-      <w:proofErr w:type="spellStart"/>
-      <w:r>
-        <w:t>értesítést</w:t>
-      </w:r>
-      <w:proofErr w:type="spellEnd"/>
-      <w:r>
-        <w:t xml:space="preserve"> </w:t>
-      </w:r>
-      <w:proofErr w:type="spellStart"/>
-      <w:r>
-        <w:t>kap</w:t>
-      </w:r>
-      <w:proofErr w:type="spellEnd"/>
-      <w:r>
-        <w:t>.</w:t>
+      <w:r>
+        <w:t>Visszaigazoló email érkezik, és az admin értesítést kap.</w:t>
       </w:r>
       <w:r>
         <w:rPr>
@@ -5668,7 +4033,6 @@
             <w:shd w:val="clear" w:color="auto" w:fill="1A1A2E"/>
           </w:tcPr>
           <w:p>
-            <w:proofErr w:type="spellStart"/>
             <w:r>
               <w:rPr>
                 <w:b/>
@@ -5677,7 +4041,6 @@
               </w:rPr>
               <w:t>Állapot</w:t>
             </w:r>
-            <w:proofErr w:type="spellEnd"/>
           </w:p>
         </w:tc>
         <w:tc>
@@ -5703,14 +4066,12 @@
             <w:tcW w:w="4702" w:type="dxa"/>
           </w:tcPr>
           <w:p>
-            <w:proofErr w:type="spellStart"/>
             <w:r>
               <w:rPr>
                 <w:sz w:val="19"/>
               </w:rPr>
               <w:t>Folyamatban</w:t>
             </w:r>
-            <w:proofErr w:type="spellEnd"/>
           </w:p>
         </w:tc>
         <w:tc>
@@ -5821,14 +4182,12 @@
             <w:tcW w:w="4702" w:type="dxa"/>
           </w:tcPr>
           <w:p>
-            <w:proofErr w:type="spellStart"/>
             <w:r>
               <w:rPr>
                 <w:sz w:val="19"/>
               </w:rPr>
               <w:t>Elutasítva</w:t>
             </w:r>
-            <w:proofErr w:type="spellEnd"/>
           </w:p>
         </w:tc>
         <w:tc>
@@ -5876,7 +4235,7 @@
                     <pic:cNvPicPr/>
                   </pic:nvPicPr>
                   <pic:blipFill>
-                    <a:blip r:embed="rId20"/>
+                    <a:blip r:embed="rId23"/>
                     <a:stretch>
                       <a:fillRect/>
                     </a:stretch>
@@ -5907,55 +4266,17 @@
           <w:color w:val="1A1A2E"/>
           <w:sz w:val="26"/>
         </w:rPr>
-        <w:t xml:space="preserve">3.5.2 </w:t>
-      </w:r>
-      <w:proofErr w:type="spellStart"/>
-      <w:r>
-        <w:rPr>
-          <w:color w:val="1A1A2E"/>
-          <w:sz w:val="26"/>
-        </w:rPr>
-        <w:t>Profil</w:t>
-      </w:r>
-      <w:proofErr w:type="spellEnd"/>
-      <w:r>
-        <w:rPr>
-          <w:color w:val="1A1A2E"/>
-          <w:sz w:val="26"/>
-        </w:rPr>
-        <w:t xml:space="preserve"> </w:t>
-      </w:r>
-      <w:proofErr w:type="spellStart"/>
-      <w:r>
-        <w:rPr>
-          <w:color w:val="1A1A2E"/>
-          <w:sz w:val="26"/>
-        </w:rPr>
-        <w:t>szerkesztése</w:t>
+        <w:t>3.5.2 Profil szerkesztése</w:t>
       </w:r>
       <w:bookmarkEnd w:id="11"/>
-      <w:proofErr w:type="spellEnd"/>
     </w:p>
     <w:p>
       <w:pPr>
         <w:pStyle w:val="Szmozottlista"/>
         <w:spacing w:after="40"/>
       </w:pPr>
-      <w:proofErr w:type="spellStart"/>
-      <w:r>
-        <w:t>Kattints</w:t>
-      </w:r>
-      <w:proofErr w:type="spellEnd"/>
-      <w:r>
-        <w:t xml:space="preserve"> a </w:t>
-      </w:r>
-      <w:proofErr w:type="spellStart"/>
-      <w:r>
-        <w:t>navigációban</w:t>
-      </w:r>
-      <w:proofErr w:type="spellEnd"/>
-      <w:r>
-        <w:t xml:space="preserve"> a </w:t>
+      <w:r>
+        <w:t xml:space="preserve">Kattints a navigációban a </w:t>
       </w:r>
       <w:r>
         <w:rPr>
@@ -5972,21 +4293,8 @@
         <w:pStyle w:val="Szmozottlista"/>
         <w:spacing w:after="40"/>
       </w:pPr>
-      <w:proofErr w:type="spellStart"/>
-      <w:r>
-        <w:t>Módosítható</w:t>
-      </w:r>
-      <w:proofErr w:type="spellEnd"/>
-      <w:r>
-        <w:t xml:space="preserve"> </w:t>
-      </w:r>
-      <w:proofErr w:type="spellStart"/>
-      <w:r>
-        <w:t>adatok</w:t>
-      </w:r>
-      <w:proofErr w:type="spellEnd"/>
-      <w:r>
-        <w:t>:</w:t>
+      <w:r>
+        <w:t>Módosítható adatok:</w:t>
       </w:r>
     </w:p>
     <w:p>
@@ -5995,32 +4303,14 @@
         <w:spacing w:after="40"/>
         <w:ind w:left="567"/>
       </w:pPr>
-      <w:proofErr w:type="spellStart"/>
       <w:r>
         <w:rPr>
           <w:b/>
         </w:rPr>
         <w:t>Felhasználónév</w:t>
       </w:r>
-      <w:proofErr w:type="spellEnd"/>
-      <w:r>
-        <w:t xml:space="preserve"> – </w:t>
-      </w:r>
-      <w:proofErr w:type="spellStart"/>
-      <w:r>
-        <w:t>új</w:t>
-      </w:r>
-      <w:proofErr w:type="spellEnd"/>
-      <w:r>
-        <w:t xml:space="preserve"> </w:t>
-      </w:r>
-      <w:proofErr w:type="spellStart"/>
-      <w:r>
-        <w:t>nevet</w:t>
-      </w:r>
-      <w:proofErr w:type="spellEnd"/>
-      <w:r>
-        <w:t xml:space="preserve"> írj be</w:t>
+      <w:r>
+        <w:t xml:space="preserve"> – új nevet írj be</w:t>
       </w:r>
     </w:p>
     <w:p>
@@ -6029,32 +4319,14 @@
         <w:spacing w:after="40"/>
         <w:ind w:left="567"/>
       </w:pPr>
-      <w:proofErr w:type="spellStart"/>
       <w:r>
         <w:rPr>
           <w:b/>
         </w:rPr>
         <w:t>Profilkép</w:t>
       </w:r>
-      <w:proofErr w:type="spellEnd"/>
-      <w:r>
-        <w:t xml:space="preserve"> – </w:t>
-      </w:r>
-      <w:proofErr w:type="spellStart"/>
-      <w:r>
-        <w:t>tölts</w:t>
-      </w:r>
-      <w:proofErr w:type="spellEnd"/>
-      <w:r>
-        <w:t xml:space="preserve"> </w:t>
-      </w:r>
-      <w:proofErr w:type="spellStart"/>
-      <w:r>
-        <w:t>fel</w:t>
-      </w:r>
-      <w:proofErr w:type="spellEnd"/>
-      <w:r>
-        <w:t xml:space="preserve"> új képet (JPG, PNG, JFIF formátum)</w:t>
+      <w:r>
+        <w:t xml:space="preserve"> – tölts fel új képet (JPG, PNG, JFIF formátum)</w:t>
       </w:r>
     </w:p>
     <w:p>
@@ -6063,32 +4335,14 @@
         <w:spacing w:after="40"/>
         <w:ind w:left="567"/>
       </w:pPr>
-      <w:proofErr w:type="spellStart"/>
       <w:r>
         <w:rPr>
           <w:b/>
         </w:rPr>
         <w:t>Jelszó</w:t>
       </w:r>
-      <w:proofErr w:type="spellEnd"/>
-      <w:r>
-        <w:t xml:space="preserve"> – </w:t>
-      </w:r>
-      <w:proofErr w:type="spellStart"/>
-      <w:r>
-        <w:t>új</w:t>
-      </w:r>
-      <w:proofErr w:type="spellEnd"/>
-      <w:r>
-        <w:t xml:space="preserve"> </w:t>
-      </w:r>
-      <w:proofErr w:type="spellStart"/>
-      <w:r>
-        <w:t>jelszó</w:t>
-      </w:r>
-      <w:proofErr w:type="spellEnd"/>
-      <w:r>
-        <w:t xml:space="preserve"> megadásával módosítható</w:t>
+      <w:r>
+        <w:t xml:space="preserve"> – új jelszó megadásával módosítható</w:t>
       </w:r>
     </w:p>
     <w:p>
@@ -6096,31 +4350,16 @@
         <w:pStyle w:val="Szmozottlista"/>
         <w:spacing w:after="40"/>
       </w:pPr>
-      <w:proofErr w:type="spellStart"/>
-      <w:r>
-        <w:t>Kattints</w:t>
-      </w:r>
-      <w:proofErr w:type="spellEnd"/>
-      <w:r>
-        <w:t xml:space="preserve"> a </w:t>
-      </w:r>
-      <w:proofErr w:type="spellStart"/>
+      <w:r>
+        <w:t xml:space="preserve">Kattints a </w:t>
+      </w:r>
       <w:r>
         <w:rPr>
           <w:b/>
           <w:bCs/>
         </w:rPr>
-        <w:t>Módosítások</w:t>
-      </w:r>
-      <w:proofErr w:type="spellEnd"/>
-      <w:r>
-        <w:rPr>
-          <w:b/>
-          <w:bCs/>
-        </w:rPr>
-        <w:t xml:space="preserve"> </w:t>
-      </w:r>
-      <w:proofErr w:type="spellStart"/>
+        <w:t xml:space="preserve">Módosítások </w:t>
+      </w:r>
       <w:r>
         <w:rPr>
           <w:b/>
@@ -6139,17 +4378,8 @@
         </w:rPr>
         <w:t>e</w:t>
       </w:r>
-      <w:proofErr w:type="spellEnd"/>
-      <w:r>
-        <w:t xml:space="preserve"> </w:t>
-      </w:r>
-      <w:proofErr w:type="spellStart"/>
-      <w:r>
-        <w:t>gombra</w:t>
-      </w:r>
-      <w:proofErr w:type="spellEnd"/>
-      <w:r>
-        <w:t>.</w:t>
+      <w:r>
+        <w:t xml:space="preserve"> gombra.</w:t>
       </w:r>
       <w:r>
         <w:rPr>
@@ -6233,7 +4463,7 @@
                     <pic:cNvPicPr/>
                   </pic:nvPicPr>
                   <pic:blipFill>
-                    <a:blip r:embed="rId21"/>
+                    <a:blip r:embed="rId24"/>
                     <a:stretch>
                       <a:fillRect/>
                     </a:stretch>
@@ -6284,34 +4514,9 @@
           <w:color w:val="E94560"/>
           <w:sz w:val="30"/>
         </w:rPr>
-        <w:t xml:space="preserve">3.6 </w:t>
-      </w:r>
-      <w:proofErr w:type="spellStart"/>
-      <w:r>
-        <w:rPr>
-          <w:color w:val="E94560"/>
-          <w:sz w:val="30"/>
-        </w:rPr>
-        <w:t>Adminisztrátori</w:t>
-      </w:r>
-      <w:proofErr w:type="spellEnd"/>
-      <w:r>
-        <w:rPr>
-          <w:color w:val="E94560"/>
-          <w:sz w:val="30"/>
-        </w:rPr>
-        <w:t xml:space="preserve"> </w:t>
-      </w:r>
-      <w:proofErr w:type="spellStart"/>
-      <w:r>
-        <w:rPr>
-          <w:color w:val="E94560"/>
-          <w:sz w:val="30"/>
-        </w:rPr>
-        <w:t>funkciók</w:t>
+        <w:t>3.6 Adminisztrátori funkciók</w:t>
       </w:r>
       <w:bookmarkEnd w:id="12"/>
-      <w:proofErr w:type="spellEnd"/>
     </w:p>
     <w:p>
       <w:pPr>
@@ -6345,7 +4550,7 @@
                     <pic:cNvPicPr/>
                   </pic:nvPicPr>
                   <pic:blipFill>
-                    <a:blip r:embed="rId22"/>
+                    <a:blip r:embed="rId25"/>
                     <a:stretch>
                       <a:fillRect/>
                     </a:stretch>
@@ -6372,23 +4577,7 @@
         </w:drawing>
       </w:r>
       <w:r>
-        <w:t xml:space="preserve">Az </w:t>
-      </w:r>
-      <w:proofErr w:type="spellStart"/>
-      <w:r>
-        <w:t>adminisztrátori</w:t>
-      </w:r>
-      <w:proofErr w:type="spellEnd"/>
-      <w:r>
-        <w:t xml:space="preserve"> panel a </w:t>
-      </w:r>
-      <w:proofErr w:type="spellStart"/>
-      <w:r>
-        <w:t>navigációban</w:t>
-      </w:r>
-      <w:proofErr w:type="spellEnd"/>
-      <w:r>
-        <w:t xml:space="preserve"> a </w:t>
+        <w:t xml:space="preserve">Az adminisztrátori panel a navigációban a </w:t>
       </w:r>
       <w:r>
         <w:rPr>
@@ -6429,30 +4618,14 @@
         <w:spacing w:after="40"/>
         <w:ind w:left="567"/>
       </w:pPr>
-      <w:proofErr w:type="spellStart"/>
       <w:r>
         <w:rPr>
           <w:b/>
         </w:rPr>
-        <w:t>Kutya</w:t>
-      </w:r>
-      <w:proofErr w:type="spellEnd"/>
-      <w:r>
-        <w:rPr>
-          <w:b/>
-        </w:rPr>
-        <w:t xml:space="preserve"> neve</w:t>
-      </w:r>
-      <w:r>
-        <w:t xml:space="preserve"> (</w:t>
-      </w:r>
-      <w:proofErr w:type="spellStart"/>
-      <w:r>
-        <w:t>kötelező</w:t>
-      </w:r>
-      <w:proofErr w:type="spellEnd"/>
-      <w:r>
-        <w:t>)</w:t>
+        <w:t>Kutya neve</w:t>
+      </w:r>
+      <w:r>
+        <w:t xml:space="preserve"> (kötelező)</w:t>
       </w:r>
     </w:p>
     <w:p>
@@ -6461,24 +4634,14 @@
         <w:spacing w:after="40"/>
         <w:ind w:left="567"/>
       </w:pPr>
-      <w:proofErr w:type="spellStart"/>
       <w:r>
         <w:rPr>
           <w:b/>
         </w:rPr>
         <w:t>Életkor</w:t>
       </w:r>
-      <w:proofErr w:type="spellEnd"/>
-      <w:r>
-        <w:t xml:space="preserve"> (</w:t>
-      </w:r>
-      <w:proofErr w:type="spellStart"/>
-      <w:r>
-        <w:t>évben</w:t>
-      </w:r>
-      <w:proofErr w:type="spellEnd"/>
-      <w:r>
-        <w:t>)</w:t>
+      <w:r>
+        <w:t xml:space="preserve"> (évben)</w:t>
       </w:r>
     </w:p>
     <w:p>
@@ -6487,24 +4650,14 @@
         <w:spacing w:after="40"/>
         <w:ind w:left="567"/>
       </w:pPr>
-      <w:proofErr w:type="spellStart"/>
       <w:r>
         <w:rPr>
           <w:b/>
         </w:rPr>
         <w:t>Nem</w:t>
       </w:r>
-      <w:proofErr w:type="spellEnd"/>
-      <w:r>
-        <w:t xml:space="preserve"> (Kan / </w:t>
-      </w:r>
-      <w:proofErr w:type="spellStart"/>
-      <w:r>
-        <w:t>Szuka</w:t>
-      </w:r>
-      <w:proofErr w:type="spellEnd"/>
-      <w:r>
-        <w:t>, kötelező)</w:t>
+      <w:r>
+        <w:t xml:space="preserve"> (Kan / Szuka, kötelező)</w:t>
       </w:r>
     </w:p>
     <w:p>
@@ -6513,40 +4666,14 @@
         <w:spacing w:after="40"/>
         <w:ind w:left="567"/>
       </w:pPr>
-      <w:proofErr w:type="spellStart"/>
       <w:r>
         <w:rPr>
           <w:b/>
         </w:rPr>
         <w:t>Kutyafajta</w:t>
       </w:r>
-      <w:proofErr w:type="spellEnd"/>
-      <w:r>
-        <w:t xml:space="preserve"> (</w:t>
-      </w:r>
-      <w:proofErr w:type="spellStart"/>
-      <w:r>
-        <w:t>legördülő</w:t>
-      </w:r>
-      <w:proofErr w:type="spellEnd"/>
-      <w:r>
-        <w:t xml:space="preserve"> </w:t>
-      </w:r>
-      <w:proofErr w:type="spellStart"/>
-      <w:r>
-        <w:t>listából</w:t>
-      </w:r>
-      <w:proofErr w:type="spellEnd"/>
-      <w:r>
-        <w:t xml:space="preserve">, </w:t>
-      </w:r>
-      <w:proofErr w:type="spellStart"/>
-      <w:r>
-        <w:t>vagy</w:t>
-      </w:r>
-      <w:proofErr w:type="spellEnd"/>
-      <w:r>
-        <w:t xml:space="preserve"> szabad szöveg)</w:t>
+      <w:r>
+        <w:t xml:space="preserve"> (legördülő listából, vagy szabad szöveg)</w:t>
       </w:r>
     </w:p>
     <w:p>
@@ -6555,32 +4682,14 @@
         <w:spacing w:after="40"/>
         <w:ind w:left="567"/>
       </w:pPr>
-      <w:proofErr w:type="spellStart"/>
       <w:r>
         <w:rPr>
           <w:b/>
         </w:rPr>
         <w:t>Leírás</w:t>
       </w:r>
-      <w:proofErr w:type="spellEnd"/>
-      <w:r>
-        <w:t xml:space="preserve"> (</w:t>
-      </w:r>
-      <w:proofErr w:type="spellStart"/>
-      <w:r>
-        <w:t>részletes</w:t>
-      </w:r>
-      <w:proofErr w:type="spellEnd"/>
-      <w:r>
-        <w:t xml:space="preserve"> </w:t>
-      </w:r>
-      <w:proofErr w:type="spellStart"/>
-      <w:r>
-        <w:t>bemutató</w:t>
-      </w:r>
-      <w:proofErr w:type="spellEnd"/>
-      <w:r>
-        <w:t>)</w:t>
+      <w:r>
+        <w:t xml:space="preserve"> (részletes bemutató)</w:t>
       </w:r>
     </w:p>
     <w:p>
@@ -6605,38 +4714,14 @@
         <w:spacing w:after="40"/>
         <w:ind w:left="567"/>
       </w:pPr>
-      <w:proofErr w:type="spellStart"/>
       <w:r>
         <w:rPr>
           <w:b/>
         </w:rPr>
-        <w:t>Vizsgálat</w:t>
-      </w:r>
-      <w:proofErr w:type="spellEnd"/>
-      <w:r>
-        <w:rPr>
-          <w:b/>
-        </w:rPr>
-        <w:t xml:space="preserve"> </w:t>
-      </w:r>
-      <w:proofErr w:type="spellStart"/>
-      <w:r>
-        <w:rPr>
-          <w:b/>
-        </w:rPr>
-        <w:t>dátuma</w:t>
-      </w:r>
-      <w:proofErr w:type="spellEnd"/>
-      <w:r>
-        <w:t xml:space="preserve"> (</w:t>
-      </w:r>
-      <w:proofErr w:type="spellStart"/>
-      <w:r>
-        <w:t>opcionális</w:t>
-      </w:r>
-      <w:proofErr w:type="spellEnd"/>
-      <w:r>
-        <w:t>)</w:t>
+        <w:t>Vizsgálat dátuma</w:t>
+      </w:r>
+      <w:r>
+        <w:t xml:space="preserve"> (opcionális)</w:t>
       </w:r>
     </w:p>
     <w:p>
@@ -6660,32 +4745,17 @@
         <w:pStyle w:val="Szmozottlista"/>
         <w:spacing w:after="40"/>
       </w:pPr>
-      <w:proofErr w:type="spellStart"/>
-      <w:r>
-        <w:t>Kattints</w:t>
-      </w:r>
-      <w:proofErr w:type="spellEnd"/>
-      <w:r>
-        <w:t xml:space="preserve"> a </w:t>
-      </w:r>
-      <w:proofErr w:type="spellStart"/>
+      <w:r>
+        <w:t xml:space="preserve">Kattints a </w:t>
+      </w:r>
       <w:r>
         <w:rPr>
           <w:b/>
         </w:rPr>
         <w:t>Hozzáadás</w:t>
       </w:r>
-      <w:proofErr w:type="spellEnd"/>
-      <w:r>
-        <w:t xml:space="preserve"> </w:t>
-      </w:r>
-      <w:proofErr w:type="spellStart"/>
-      <w:r>
-        <w:t>gombra</w:t>
-      </w:r>
-      <w:proofErr w:type="spellEnd"/>
-      <w:r>
-        <w:t>.</w:t>
+      <w:r>
+        <w:t xml:space="preserve"> gombra.</w:t>
       </w:r>
     </w:p>
     <w:p>
@@ -6694,47 +4764,7 @@
         <w:spacing w:after="40"/>
       </w:pPr>
       <w:r>
-        <w:t xml:space="preserve">Az </w:t>
-      </w:r>
-      <w:proofErr w:type="spellStart"/>
-      <w:r>
-        <w:t>új</w:t>
-      </w:r>
-      <w:proofErr w:type="spellEnd"/>
-      <w:r>
-        <w:t xml:space="preserve"> </w:t>
-      </w:r>
-      <w:proofErr w:type="spellStart"/>
-      <w:r>
-        <w:t>kutya</w:t>
-      </w:r>
-      <w:proofErr w:type="spellEnd"/>
-      <w:r>
-        <w:t xml:space="preserve"> </w:t>
-      </w:r>
-      <w:proofErr w:type="spellStart"/>
-      <w:r>
-        <w:t>azonnal</w:t>
-      </w:r>
-      <w:proofErr w:type="spellEnd"/>
-      <w:r>
-        <w:t xml:space="preserve"> </w:t>
-      </w:r>
-      <w:proofErr w:type="spellStart"/>
-      <w:r>
-        <w:t>megjelenik</w:t>
-      </w:r>
-      <w:proofErr w:type="spellEnd"/>
-      <w:r>
-        <w:t xml:space="preserve"> a </w:t>
-      </w:r>
-      <w:proofErr w:type="spellStart"/>
-      <w:r>
-        <w:t>főoldalon</w:t>
-      </w:r>
-      <w:proofErr w:type="spellEnd"/>
-      <w:r>
-        <w:t>.</w:t>
+        <w:t>Az új kutya azonnal megjelenik a főoldalon.</w:t>
       </w:r>
     </w:p>
     <w:p>
@@ -6758,50 +4788,9 @@
           <w:color w:val="1A1A2E"/>
           <w:sz w:val="26"/>
         </w:rPr>
-        <w:t xml:space="preserve">3.6.2 </w:t>
-      </w:r>
-      <w:proofErr w:type="spellStart"/>
-      <w:r>
-        <w:rPr>
-          <w:color w:val="1A1A2E"/>
-          <w:sz w:val="26"/>
-        </w:rPr>
-        <w:t>Örökbefogadási</w:t>
-      </w:r>
-      <w:proofErr w:type="spellEnd"/>
-      <w:r>
-        <w:rPr>
-          <w:color w:val="1A1A2E"/>
-          <w:sz w:val="26"/>
-        </w:rPr>
-        <w:t xml:space="preserve"> </w:t>
-      </w:r>
-      <w:proofErr w:type="spellStart"/>
-      <w:r>
-        <w:rPr>
-          <w:color w:val="1A1A2E"/>
-          <w:sz w:val="26"/>
-        </w:rPr>
-        <w:t>kérelmek</w:t>
-      </w:r>
-      <w:proofErr w:type="spellEnd"/>
-      <w:r>
-        <w:rPr>
-          <w:color w:val="1A1A2E"/>
-          <w:sz w:val="26"/>
-        </w:rPr>
-        <w:t xml:space="preserve"> </w:t>
-      </w:r>
-      <w:proofErr w:type="spellStart"/>
-      <w:r>
-        <w:rPr>
-          <w:color w:val="1A1A2E"/>
-          <w:sz w:val="26"/>
-        </w:rPr>
-        <w:t>kezelése</w:t>
+        <w:t>3.6.2 Örökbefogadási kérelmek kezelése</w:t>
       </w:r>
       <w:bookmarkEnd w:id="14"/>
-      <w:proofErr w:type="spellEnd"/>
     </w:p>
     <w:p>
       <w:pPr>
@@ -6836,63 +4825,7 @@
         <w:spacing w:after="40"/>
       </w:pPr>
       <w:r>
-        <w:t xml:space="preserve">Az állapot </w:t>
-      </w:r>
-      <w:proofErr w:type="spellStart"/>
-      <w:r>
-        <w:t>módosításához</w:t>
-      </w:r>
-      <w:proofErr w:type="spellEnd"/>
-      <w:r>
-        <w:t xml:space="preserve"> </w:t>
-      </w:r>
-      <w:proofErr w:type="spellStart"/>
-      <w:r>
-        <w:t>válaszd</w:t>
-      </w:r>
-      <w:proofErr w:type="spellEnd"/>
-      <w:r>
-        <w:t xml:space="preserve"> ki </w:t>
-      </w:r>
-      <w:proofErr w:type="spellStart"/>
-      <w:r>
-        <w:t>az</w:t>
-      </w:r>
-      <w:proofErr w:type="spellEnd"/>
-      <w:r>
-        <w:t xml:space="preserve"> </w:t>
-      </w:r>
-      <w:proofErr w:type="spellStart"/>
-      <w:r>
-        <w:t>új</w:t>
-      </w:r>
-      <w:proofErr w:type="spellEnd"/>
-      <w:r>
-        <w:t xml:space="preserve"> </w:t>
-      </w:r>
-      <w:proofErr w:type="spellStart"/>
-      <w:r>
-        <w:t>státuszt</w:t>
-      </w:r>
-      <w:proofErr w:type="spellEnd"/>
-      <w:r>
-        <w:t xml:space="preserve"> a </w:t>
-      </w:r>
-      <w:proofErr w:type="spellStart"/>
-      <w:r>
-        <w:t>legördülő</w:t>
-      </w:r>
-      <w:proofErr w:type="spellEnd"/>
-      <w:r>
-        <w:t xml:space="preserve"> </w:t>
-      </w:r>
-      <w:proofErr w:type="spellStart"/>
-      <w:r>
-        <w:t>listából</w:t>
-      </w:r>
-      <w:proofErr w:type="spellEnd"/>
-      <w:r>
-        <w:t>.</w:t>
+        <w:t>Az állapot módosításához válaszd ki az új státuszt a legördülő listából.</w:t>
       </w:r>
     </w:p>
     <w:p>
@@ -6901,151 +4834,7 @@
         <w:spacing w:after="40"/>
       </w:pPr>
       <w:r>
-        <w:t xml:space="preserve">A </w:t>
-      </w:r>
-      <w:proofErr w:type="spellStart"/>
-      <w:r>
-        <w:t>legördülő</w:t>
-      </w:r>
-      <w:proofErr w:type="spellEnd"/>
-      <w:r>
-        <w:t xml:space="preserve"> </w:t>
-      </w:r>
-      <w:proofErr w:type="spellStart"/>
-      <w:r>
-        <w:t>lista</w:t>
-      </w:r>
-      <w:proofErr w:type="spellEnd"/>
-      <w:r>
-        <w:t xml:space="preserve"> </w:t>
-      </w:r>
-      <w:proofErr w:type="spellStart"/>
-      <w:r>
-        <w:t>mellett</w:t>
-      </w:r>
-      <w:proofErr w:type="spellEnd"/>
-      <w:r>
-        <w:t xml:space="preserve"> van </w:t>
-      </w:r>
-      <w:proofErr w:type="spellStart"/>
-      <w:r>
-        <w:t>lehetőség</w:t>
-      </w:r>
-      <w:proofErr w:type="spellEnd"/>
-      <w:r>
-        <w:t xml:space="preserve"> </w:t>
-      </w:r>
-      <w:proofErr w:type="spellStart"/>
-      <w:r>
-        <w:t>törölni</w:t>
-      </w:r>
-      <w:proofErr w:type="spellEnd"/>
-      <w:r>
-        <w:t xml:space="preserve"> is ha </w:t>
-      </w:r>
-      <w:proofErr w:type="spellStart"/>
-      <w:r>
-        <w:t>valami</w:t>
-      </w:r>
-      <w:proofErr w:type="spellEnd"/>
-      <w:r>
-        <w:t xml:space="preserve"> </w:t>
-      </w:r>
-      <w:proofErr w:type="spellStart"/>
-      <w:r>
-        <w:t>nem</w:t>
-      </w:r>
-      <w:proofErr w:type="spellEnd"/>
-      <w:r>
-        <w:t xml:space="preserve"> </w:t>
-      </w:r>
-      <w:proofErr w:type="spellStart"/>
-      <w:r>
-        <w:t>felel</w:t>
-      </w:r>
-      <w:proofErr w:type="spellEnd"/>
-      <w:r>
-        <w:t xml:space="preserve"> meg </w:t>
-      </w:r>
-      <w:proofErr w:type="spellStart"/>
-      <w:r>
-        <w:t>vagy</w:t>
-      </w:r>
-      <w:proofErr w:type="spellEnd"/>
-      <w:r>
-        <w:t xml:space="preserve"> </w:t>
-      </w:r>
-      <w:proofErr w:type="spellStart"/>
-      <w:r>
-        <w:t>nincs</w:t>
-      </w:r>
-      <w:proofErr w:type="spellEnd"/>
-      <w:r>
-        <w:t xml:space="preserve"> </w:t>
-      </w:r>
-      <w:proofErr w:type="spellStart"/>
-      <w:r>
-        <w:t>szükség</w:t>
-      </w:r>
-      <w:proofErr w:type="spellEnd"/>
-      <w:r>
-        <w:t xml:space="preserve"> </w:t>
-      </w:r>
-      <w:proofErr w:type="spellStart"/>
-      <w:r>
-        <w:t>rá</w:t>
-      </w:r>
-      <w:proofErr w:type="spellEnd"/>
-      <w:r>
-        <w:t xml:space="preserve"> (pl.: Ha </w:t>
-      </w:r>
-      <w:proofErr w:type="spellStart"/>
-      <w:r>
-        <w:t>el</w:t>
-      </w:r>
-      <w:proofErr w:type="spellEnd"/>
-      <w:r>
-        <w:t xml:space="preserve"> van </w:t>
-      </w:r>
-      <w:proofErr w:type="spellStart"/>
-      <w:r>
-        <w:t>utasítva</w:t>
-      </w:r>
-      <w:proofErr w:type="spellEnd"/>
-      <w:r>
-        <w:t xml:space="preserve">, </w:t>
-      </w:r>
-      <w:proofErr w:type="spellStart"/>
-      <w:r>
-        <w:t>vagy</w:t>
-      </w:r>
-      <w:proofErr w:type="spellEnd"/>
-      <w:r>
-        <w:t xml:space="preserve"> </w:t>
-      </w:r>
-      <w:proofErr w:type="spellStart"/>
-      <w:r>
-        <w:t>irreális</w:t>
-      </w:r>
-      <w:proofErr w:type="spellEnd"/>
-      <w:r>
-        <w:t xml:space="preserve"> </w:t>
-      </w:r>
-      <w:proofErr w:type="spellStart"/>
-      <w:r>
-        <w:t>adatok</w:t>
-      </w:r>
-      <w:proofErr w:type="spellEnd"/>
-      <w:r>
-        <w:t xml:space="preserve"> </w:t>
-      </w:r>
-      <w:proofErr w:type="spellStart"/>
-      <w:r>
-        <w:t>vannak</w:t>
-      </w:r>
-      <w:proofErr w:type="spellEnd"/>
-      <w:r>
-        <w:t>).</w:t>
+        <w:t>A legördülő lista mellett van lehetőség törölni is ha valami nem felel meg vagy nincs szükség rá (pl.: Ha el van utasítva, vagy irreális adatok vannak).</w:t>
       </w:r>
     </w:p>
     <w:p>
@@ -7054,31 +4843,7 @@
         <w:spacing w:after="40"/>
       </w:pPr>
       <w:r>
-        <w:t xml:space="preserve">A </w:t>
-      </w:r>
-      <w:proofErr w:type="spellStart"/>
-      <w:r>
-        <w:t>módosítás</w:t>
-      </w:r>
-      <w:proofErr w:type="spellEnd"/>
-      <w:r>
-        <w:t xml:space="preserve"> </w:t>
-      </w:r>
-      <w:proofErr w:type="spellStart"/>
-      <w:r>
-        <w:t>után</w:t>
-      </w:r>
-      <w:proofErr w:type="spellEnd"/>
-      <w:r>
-        <w:t xml:space="preserve"> </w:t>
-      </w:r>
-      <w:proofErr w:type="spellStart"/>
-      <w:r>
-        <w:t>automatikus</w:t>
-      </w:r>
-      <w:proofErr w:type="spellEnd"/>
-      <w:r>
-        <w:t xml:space="preserve"> email értesítő megy a kérelmezőnek.</w:t>
+        <w:t>A módosítás után automatikus email értesítő megy a kérelmezőnek.</w:t>
       </w:r>
     </w:p>
     <w:p>
@@ -7114,7 +4879,7 @@
                     <pic:cNvPicPr/>
                   </pic:nvPicPr>
                   <pic:blipFill>
-                    <a:blip r:embed="rId23"/>
+                    <a:blip r:embed="rId26"/>
                     <a:stretch>
                       <a:fillRect/>
                     </a:stretch>
@@ -7135,142 +4900,16 @@
         </w:drawing>
       </w:r>
       <w:r>
-        <w:t xml:space="preserve">Ha a </w:t>
-      </w:r>
-      <w:proofErr w:type="spellStart"/>
-      <w:r>
-        <w:t>státusz</w:t>
-      </w:r>
-      <w:proofErr w:type="spellEnd"/>
-      <w:r>
-        <w:t xml:space="preserve"> </w:t>
+        <w:t xml:space="preserve">Ha a státusz </w:t>
       </w:r>
       <w:r>
         <w:rPr>
           <w:b/>
         </w:rPr>
-        <w:t>"</w:t>
-      </w:r>
-      <w:proofErr w:type="spellStart"/>
-      <w:r>
-        <w:rPr>
-          <w:b/>
-        </w:rPr>
-        <w:t>elfogadva</w:t>
-      </w:r>
-      <w:proofErr w:type="spellEnd"/>
-      <w:r>
-        <w:rPr>
-          <w:b/>
-        </w:rPr>
-        <w:t>"</w:t>
-      </w:r>
-      <w:r>
-        <w:t xml:space="preserve"> </w:t>
-      </w:r>
-      <w:proofErr w:type="spellStart"/>
-      <w:r>
-        <w:t>lesz</w:t>
-      </w:r>
-      <w:proofErr w:type="spellEnd"/>
-      <w:r>
-        <w:t xml:space="preserve">, </w:t>
-      </w:r>
-      <w:proofErr w:type="spellStart"/>
-      <w:r>
-        <w:t>az</w:t>
-      </w:r>
-      <w:proofErr w:type="spellEnd"/>
-      <w:r>
-        <w:t xml:space="preserve"> </w:t>
-      </w:r>
-      <w:proofErr w:type="spellStart"/>
-      <w:r>
-        <w:t>adott</w:t>
-      </w:r>
-      <w:proofErr w:type="spellEnd"/>
-      <w:r>
-        <w:t xml:space="preserve"> </w:t>
-      </w:r>
-      <w:proofErr w:type="spellStart"/>
-      <w:r>
-        <w:t>kutya</w:t>
-      </w:r>
-      <w:proofErr w:type="spellEnd"/>
-      <w:r>
-        <w:t xml:space="preserve"> </w:t>
-      </w:r>
-      <w:proofErr w:type="spellStart"/>
-      <w:r>
-        <w:t>automatikusan</w:t>
-      </w:r>
-      <w:proofErr w:type="spellEnd"/>
-      <w:r>
-        <w:t xml:space="preserve"> </w:t>
-      </w:r>
-      <w:proofErr w:type="spellStart"/>
-      <w:r>
-        <w:t>el</w:t>
-      </w:r>
-      <w:proofErr w:type="spellEnd"/>
-      <w:r>
-        <w:t xml:space="preserve"> </w:t>
-      </w:r>
-      <w:proofErr w:type="spellStart"/>
-      <w:r>
-        <w:t>lesz</w:t>
-      </w:r>
-      <w:proofErr w:type="spellEnd"/>
-      <w:r>
-        <w:t xml:space="preserve"> </w:t>
-      </w:r>
-      <w:proofErr w:type="spellStart"/>
-      <w:r>
-        <w:t>rejtve</w:t>
-      </w:r>
-      <w:proofErr w:type="spellEnd"/>
-      <w:r>
-        <w:t xml:space="preserve"> a </w:t>
-      </w:r>
-      <w:proofErr w:type="spellStart"/>
-      <w:r>
-        <w:t>főoldalon</w:t>
-      </w:r>
-      <w:proofErr w:type="spellEnd"/>
-      <w:r>
-        <w:t xml:space="preserve"> (</w:t>
-      </w:r>
-      <w:proofErr w:type="spellStart"/>
-      <w:r>
-        <w:t>nem</w:t>
-      </w:r>
-      <w:proofErr w:type="spellEnd"/>
-      <w:r>
-        <w:t xml:space="preserve"> </w:t>
-      </w:r>
-      <w:proofErr w:type="spellStart"/>
-      <w:r>
-        <w:t>lesz</w:t>
-      </w:r>
-      <w:proofErr w:type="spellEnd"/>
-      <w:r>
-        <w:t xml:space="preserve"> </w:t>
-      </w:r>
-      <w:proofErr w:type="spellStart"/>
-      <w:r>
-        <w:t>örökbefogadható</w:t>
-      </w:r>
-      <w:proofErr w:type="spellEnd"/>
-      <w:r>
-        <w:t xml:space="preserve"> </w:t>
-      </w:r>
-      <w:proofErr w:type="spellStart"/>
-      <w:r>
-        <w:t>újra</w:t>
-      </w:r>
-      <w:proofErr w:type="spellEnd"/>
-      <w:r>
-        <w:t>).</w:t>
+        <w:t>"elfogadva"</w:t>
+      </w:r>
+      <w:r>
+        <w:t xml:space="preserve"> lesz, az adott kutya automatikusan el lesz rejtve a főoldalon (nem lesz örökbefogadható újra).</w:t>
       </w:r>
     </w:p>
     <w:p>
@@ -7293,18 +4932,9 @@
           <w:sz w:val="30"/>
         </w:rPr>
         <w:lastRenderedPageBreak/>
-        <w:t xml:space="preserve">3.7 </w:t>
-      </w:r>
-      <w:proofErr w:type="spellStart"/>
-      <w:r>
-        <w:rPr>
-          <w:color w:val="E94560"/>
-          <w:sz w:val="30"/>
-        </w:rPr>
-        <w:t>Kapcsolat</w:t>
+        <w:t>3.7 Kapcsolat</w:t>
       </w:r>
       <w:bookmarkEnd w:id="15"/>
-      <w:proofErr w:type="spellEnd"/>
     </w:p>
     <w:p>
       <w:pPr>
@@ -7383,14 +5013,9 @@
         <w:t>Instagram:</w:t>
       </w:r>
       <w:r>
-        <w:t xml:space="preserve"> [@</w:t>
-      </w:r>
-      <w:proofErr w:type="gramStart"/>
-      <w:r>
-        <w:t>szentprichie](</w:t>
-      </w:r>
-      <w:proofErr w:type="gramEnd"/>
-      <w:hyperlink r:id="rId24" w:history="1">
+        <w:t xml:space="preserve"> [@szentprichie](</w:t>
+      </w:r>
+      <w:hyperlink r:id="rId27" w:history="1">
         <w:r>
           <w:rPr>
             <w:rStyle w:val="Hiperhivatkozs"/>
@@ -7442,7 +5067,7 @@
                     <pic:cNvPicPr/>
                   </pic:nvPicPr>
                   <pic:blipFill>
-                    <a:blip r:embed="rId25"/>
+                    <a:blip r:embed="rId28"/>
                     <a:stretch>
                       <a:fillRect/>
                     </a:stretch>
@@ -7464,6 +5089,8 @@
       </w:r>
     </w:p>
     <w:sectPr>
+      <w:headerReference w:type="default" r:id="rId29"/>
+      <w:footerReference w:type="default" r:id="rId30"/>
       <w:pgSz w:w="12240" w:h="15840"/>
       <w:pgMar w:top="1417" w:right="1134" w:bottom="1417" w:left="1701" w:header="720" w:footer="720" w:gutter="0"/>
       <w:cols w:space="720"/>
@@ -7473,8 +5100,78 @@
 </w:document>
 </file>
 
+<file path=word/endnotes.xml><?xml version="1.0" encoding="utf-8"?>
+<w:endnotes xmlns:wpc="http://schemas.microsoft.com/office/word/2010/wordprocessingCanvas" xmlns:cx="http://schemas.microsoft.com/office/drawing/2014/chartex" xmlns:cx1="http://schemas.microsoft.com/office/drawing/2015/9/8/chartex" xmlns:cx2="http://schemas.microsoft.com/office/drawing/2015/10/21/chartex" xmlns:cx3="http://schemas.microsoft.com/office/drawing/2016/5/9/chartex" xmlns:cx4="http://schemas.microsoft.com/office/drawing/2016/5/10/chartex" xmlns:cx5="http://schemas.microsoft.com/office/drawing/2016/5/11/chartex" xmlns:cx6="http://schemas.microsoft.com/office/drawing/2016/5/12/chartex" xmlns:cx7="http://schemas.microsoft.com/office/drawing/2016/5/13/chartex" xmlns:cx8="http://schemas.microsoft.com/office/drawing/2016/5/14/chartex" xmlns:mc="http://schemas.openxmlformats.org/markup-compatibility/2006" xmlns:aink="http://schemas.microsoft.com/office/drawing/2016/ink" xmlns:am3d="http://schemas.microsoft.com/office/drawing/2017/model3d" xmlns:o="urn:schemas-microsoft-com:office:office" xmlns:oel="http://schemas.microsoft.com/office/2019/extlst" xmlns:r="http://schemas.openxmlformats.org/officeDocument/2006/relationships" xmlns:m="http://schemas.openxmlformats.org/officeDocument/2006/math" xmlns:v="urn:schemas-microsoft-com:vml" xmlns:wp14="http://schemas.microsoft.com/office/word/2010/wordprocessingDrawing" xmlns:wp="http://schemas.openxmlformats.org/drawingml/2006/wordprocessingDrawing" xmlns:w10="urn:schemas-microsoft-com:office:word" xmlns:w="http://schemas.openxmlformats.org/wordprocessingml/2006/main" xmlns:w14="http://schemas.microsoft.com/office/word/2010/wordml" xmlns:w15="http://schemas.microsoft.com/office/word/2012/wordml" xmlns:w16cex="http://schemas.microsoft.com/office/word/2018/wordml/cex" xmlns:w16cid="http://schemas.microsoft.com/office/word/2016/wordml/cid" xmlns:w16="http://schemas.microsoft.com/office/word/2018/wordml" xmlns:w16du="http://schemas.microsoft.com/office/word/2023/wordml/word16du" xmlns:w16sdtdh="http://schemas.microsoft.com/office/word/2020/wordml/sdtdatahash" xmlns:w16sdtfl="http://schemas.microsoft.com/office/word/2024/wordml/sdtformatlock" xmlns:w16se="http://schemas.microsoft.com/office/word/2015/wordml/symex" xmlns:wpg="http://schemas.microsoft.com/office/word/2010/wordprocessingGroup" xmlns:wpi="http://schemas.microsoft.com/office/word/2010/wordprocessingInk" xmlns:wne="http://schemas.microsoft.com/office/word/2006/wordml" xmlns:wps="http://schemas.microsoft.com/office/word/2010/wordprocessingShape" mc:Ignorable="w14 w15 w16se w16cid w16 w16cex w16sdtdh w16sdtfl w16du wp14">
+  <w:endnote w:type="separator" w:id="-1">
+    <w:p>
+      <w:pPr>
+        <w:spacing w:after="0" w:line="240" w:lineRule="auto"/>
+      </w:pPr>
+      <w:r>
+        <w:separator/>
+      </w:r>
+    </w:p>
+  </w:endnote>
+  <w:endnote w:type="continuationSeparator" w:id="0">
+    <w:p>
+      <w:pPr>
+        <w:spacing w:after="0" w:line="240" w:lineRule="auto"/>
+      </w:pPr>
+      <w:r>
+        <w:continuationSeparator/>
+      </w:r>
+    </w:p>
+  </w:endnote>
+</w:endnotes>
+</file>
+
+<file path=word/footer1.xml><?xml version="1.0" encoding="utf-8"?>
+<w:ftr xmlns:wpc="http://schemas.microsoft.com/office/word/2010/wordprocessingCanvas" xmlns:cx="http://schemas.microsoft.com/office/drawing/2014/chartex" xmlns:cx1="http://schemas.microsoft.com/office/drawing/2015/9/8/chartex" xmlns:cx2="http://schemas.microsoft.com/office/drawing/2015/10/21/chartex" xmlns:cx3="http://schemas.microsoft.com/office/drawing/2016/5/9/chartex" xmlns:cx4="http://schemas.microsoft.com/office/drawing/2016/5/10/chartex" xmlns:cx5="http://schemas.microsoft.com/office/drawing/2016/5/11/chartex" xmlns:cx6="http://schemas.microsoft.com/office/drawing/2016/5/12/chartex" xmlns:cx7="http://schemas.microsoft.com/office/drawing/2016/5/13/chartex" xmlns:cx8="http://schemas.microsoft.com/office/drawing/2016/5/14/chartex" xmlns:mc="http://schemas.openxmlformats.org/markup-compatibility/2006" xmlns:aink="http://schemas.microsoft.com/office/drawing/2016/ink" xmlns:am3d="http://schemas.microsoft.com/office/drawing/2017/model3d" xmlns:o="urn:schemas-microsoft-com:office:office" xmlns:oel="http://schemas.microsoft.com/office/2019/extlst" xmlns:r="http://schemas.openxmlformats.org/officeDocument/2006/relationships" xmlns:m="http://schemas.openxmlformats.org/officeDocument/2006/math" xmlns:v="urn:schemas-microsoft-com:vml" xmlns:wp14="http://schemas.microsoft.com/office/word/2010/wordprocessingDrawing" xmlns:wp="http://schemas.openxmlformats.org/drawingml/2006/wordprocessingDrawing" xmlns:w10="urn:schemas-microsoft-com:office:word" xmlns:w="http://schemas.openxmlformats.org/wordprocessingml/2006/main" xmlns:w14="http://schemas.microsoft.com/office/word/2010/wordml" xmlns:w15="http://schemas.microsoft.com/office/word/2012/wordml" xmlns:w16cex="http://schemas.microsoft.com/office/word/2018/wordml/cex" xmlns:w16cid="http://schemas.microsoft.com/office/word/2016/wordml/cid" xmlns:w16="http://schemas.microsoft.com/office/word/2018/wordml" xmlns:w16du="http://schemas.microsoft.com/office/word/2023/wordml/word16du" xmlns:w16sdtdh="http://schemas.microsoft.com/office/word/2020/wordml/sdtdatahash" xmlns:w16sdtfl="http://schemas.microsoft.com/office/word/2024/wordml/sdtformatlock" xmlns:w16se="http://schemas.microsoft.com/office/word/2015/wordml/symex" xmlns:wpg="http://schemas.microsoft.com/office/word/2010/wordprocessingGroup" xmlns:wpi="http://schemas.microsoft.com/office/word/2010/wordprocessingInk" xmlns:wne="http://schemas.microsoft.com/office/word/2006/wordml" xmlns:wps="http://schemas.microsoft.com/office/word/2010/wordprocessingShape" mc:Ignorable="w14 w15 w16se w16cid w16 w16cex w16sdtdh w16sdtfl w16du wp14">
+  <w:p>
+    <w:r>
+      <w:t>2026.04.08</w:t>
+    </w:r>
+  </w:p>
+</w:ftr>
+</file>
+
+<file path=word/footnotes.xml><?xml version="1.0" encoding="utf-8"?>
+<w:footnotes xmlns:wpc="http://schemas.microsoft.com/office/word/2010/wordprocessingCanvas" xmlns:cx="http://schemas.microsoft.com/office/drawing/2014/chartex" xmlns:cx1="http://schemas.microsoft.com/office/drawing/2015/9/8/chartex" xmlns:cx2="http://schemas.microsoft.com/office/drawing/2015/10/21/chartex" xmlns:cx3="http://schemas.microsoft.com/office/drawing/2016/5/9/chartex" xmlns:cx4="http://schemas.microsoft.com/office/drawing/2016/5/10/chartex" xmlns:cx5="http://schemas.microsoft.com/office/drawing/2016/5/11/chartex" xmlns:cx6="http://schemas.microsoft.com/office/drawing/2016/5/12/chartex" xmlns:cx7="http://schemas.microsoft.com/office/drawing/2016/5/13/chartex" xmlns:cx8="http://schemas.microsoft.com/office/drawing/2016/5/14/chartex" xmlns:mc="http://schemas.openxmlformats.org/markup-compatibility/2006" xmlns:aink="http://schemas.microsoft.com/office/drawing/2016/ink" xmlns:am3d="http://schemas.microsoft.com/office/drawing/2017/model3d" xmlns:o="urn:schemas-microsoft-com:office:office" xmlns:oel="http://schemas.microsoft.com/office/2019/extlst" xmlns:r="http://schemas.openxmlformats.org/officeDocument/2006/relationships" xmlns:m="http://schemas.openxmlformats.org/officeDocument/2006/math" xmlns:v="urn:schemas-microsoft-com:vml" xmlns:wp14="http://schemas.microsoft.com/office/word/2010/wordprocessingDrawing" xmlns:wp="http://schemas.openxmlformats.org/drawingml/2006/wordprocessingDrawing" xmlns:w10="urn:schemas-microsoft-com:office:word" xmlns:w="http://schemas.openxmlformats.org/wordprocessingml/2006/main" xmlns:w14="http://schemas.microsoft.com/office/word/2010/wordml" xmlns:w15="http://schemas.microsoft.com/office/word/2012/wordml" xmlns:w16cex="http://schemas.microsoft.com/office/word/2018/wordml/cex" xmlns:w16cid="http://schemas.microsoft.com/office/word/2016/wordml/cid" xmlns:w16="http://schemas.microsoft.com/office/word/2018/wordml" xmlns:w16du="http://schemas.microsoft.com/office/word/2023/wordml/word16du" xmlns:w16sdtdh="http://schemas.microsoft.com/office/word/2020/wordml/sdtdatahash" xmlns:w16sdtfl="http://schemas.microsoft.com/office/word/2024/wordml/sdtformatlock" xmlns:w16se="http://schemas.microsoft.com/office/word/2015/wordml/symex" xmlns:wpg="http://schemas.microsoft.com/office/word/2010/wordprocessingGroup" xmlns:wpi="http://schemas.microsoft.com/office/word/2010/wordprocessingInk" xmlns:wne="http://schemas.microsoft.com/office/word/2006/wordml" xmlns:wps="http://schemas.microsoft.com/office/word/2010/wordprocessingShape" mc:Ignorable="w14 w15 w16se w16cid w16 w16cex w16sdtdh w16sdtfl w16du wp14">
+  <w:footnote w:type="separator" w:id="-1">
+    <w:p>
+      <w:pPr>
+        <w:spacing w:after="0" w:line="240" w:lineRule="auto"/>
+      </w:pPr>
+      <w:r>
+        <w:separator/>
+      </w:r>
+    </w:p>
+  </w:footnote>
+  <w:footnote w:type="continuationSeparator" w:id="0">
+    <w:p>
+      <w:pPr>
+        <w:spacing w:after="0" w:line="240" w:lineRule="auto"/>
+      </w:pPr>
+      <w:r>
+        <w:continuationSeparator/>
+      </w:r>
+    </w:p>
+  </w:footnote>
+</w:footnotes>
+</file>
+
+<file path=word/header1.xml><?xml version="1.0" encoding="utf-8"?>
+<w:hdr xmlns:wpc="http://schemas.microsoft.com/office/word/2010/wordprocessingCanvas" xmlns:cx="http://schemas.microsoft.com/office/drawing/2014/chartex" xmlns:cx1="http://schemas.microsoft.com/office/drawing/2015/9/8/chartex" xmlns:cx2="http://schemas.microsoft.com/office/drawing/2015/10/21/chartex" xmlns:cx3="http://schemas.microsoft.com/office/drawing/2016/5/9/chartex" xmlns:cx4="http://schemas.microsoft.com/office/drawing/2016/5/10/chartex" xmlns:cx5="http://schemas.microsoft.com/office/drawing/2016/5/11/chartex" xmlns:cx6="http://schemas.microsoft.com/office/drawing/2016/5/12/chartex" xmlns:cx7="http://schemas.microsoft.com/office/drawing/2016/5/13/chartex" xmlns:cx8="http://schemas.microsoft.com/office/drawing/2016/5/14/chartex" xmlns:mc="http://schemas.openxmlformats.org/markup-compatibility/2006" xmlns:aink="http://schemas.microsoft.com/office/drawing/2016/ink" xmlns:am3d="http://schemas.microsoft.com/office/drawing/2017/model3d" xmlns:o="urn:schemas-microsoft-com:office:office" xmlns:oel="http://schemas.microsoft.com/office/2019/extlst" xmlns:r="http://schemas.openxmlformats.org/officeDocument/2006/relationships" xmlns:m="http://schemas.openxmlformats.org/officeDocument/2006/math" xmlns:v="urn:schemas-microsoft-com:vml" xmlns:wp14="http://schemas.microsoft.com/office/word/2010/wordprocessingDrawing" xmlns:wp="http://schemas.openxmlformats.org/drawingml/2006/wordprocessingDrawing" xmlns:w10="urn:schemas-microsoft-com:office:word" xmlns:w="http://schemas.openxmlformats.org/wordprocessingml/2006/main" xmlns:w14="http://schemas.microsoft.com/office/word/2010/wordml" xmlns:w15="http://schemas.microsoft.com/office/word/2012/wordml" xmlns:w16cex="http://schemas.microsoft.com/office/word/2018/wordml/cex" xmlns:w16cid="http://schemas.microsoft.com/office/word/2016/wordml/cid" xmlns:w16="http://schemas.microsoft.com/office/word/2018/wordml" xmlns:w16du="http://schemas.microsoft.com/office/word/2023/wordml/word16du" xmlns:w16sdtdh="http://schemas.microsoft.com/office/word/2020/wordml/sdtdatahash" xmlns:w16sdtfl="http://schemas.microsoft.com/office/word/2024/wordml/sdtformatlock" xmlns:w16se="http://schemas.microsoft.com/office/word/2015/wordml/symex" xmlns:wpg="http://schemas.microsoft.com/office/word/2010/wordprocessingGroup" xmlns:wpi="http://schemas.microsoft.com/office/word/2010/wordprocessingInk" xmlns:wne="http://schemas.microsoft.com/office/word/2006/wordml" xmlns:wps="http://schemas.microsoft.com/office/word/2010/wordprocessingShape" mc:Ignorable="w14 w15 w16se w16cid w16 w16cex w16sdtdh w16sdtfl w16du wp14">
+  <w:p>
+    <w:r>
+      <w:t>Kutyamenhely</w:t>
+    </w:r>
+  </w:p>
+</w:hdr>
+</file>
+
 <file path=word/numbering.xml><?xml version="1.0" encoding="utf-8"?>
-<w:numbering xmlns:wpc="http://schemas.microsoft.com/office/word/2010/wordprocessingCanvas" xmlns:cx="http://schemas.microsoft.com/office/drawing/2014/chartex" xmlns:cx1="http://schemas.microsoft.com/office/drawing/2015/9/8/chartex" xmlns:cx2="http://schemas.microsoft.com/office/drawing/2015/10/21/chartex" xmlns:cx3="http://schemas.microsoft.com/office/drawing/2016/5/9/chartex" xmlns:cx4="http://schemas.microsoft.com/office/drawing/2016/5/10/chartex" xmlns:cx5="http://schemas.microsoft.com/office/drawing/2016/5/11/chartex" xmlns:cx6="http://schemas.microsoft.com/office/drawing/2016/5/12/chartex" xmlns:cx7="http://schemas.microsoft.com/office/drawing/2016/5/13/chartex" xmlns:cx8="http://schemas.microsoft.com/office/drawing/2016/5/14/chartex" xmlns:mc="http://schemas.openxmlformats.org/markup-compatibility/2006" xmlns:aink="http://schemas.microsoft.com/office/drawing/2016/ink" xmlns:am3d="http://schemas.microsoft.com/office/drawing/2017/model3d" xmlns:o="urn:schemas-microsoft-com:office:office" xmlns:r="http://schemas.openxmlformats.org/officeDocument/2006/relationships" xmlns:m="http://schemas.openxmlformats.org/officeDocument/2006/math" xmlns:v="urn:schemas-microsoft-com:vml" xmlns:wp14="http://schemas.microsoft.com/office/word/2010/wordprocessingDrawing" xmlns:wp="http://schemas.openxmlformats.org/drawingml/2006/wordprocessingDrawing" xmlns:w10="urn:schemas-microsoft-com:office:word" xmlns:w="http://schemas.openxmlformats.org/wordprocessingml/2006/main" xmlns:w14="http://schemas.microsoft.com/office/word/2010/wordml" xmlns:w15="http://schemas.microsoft.com/office/word/2012/wordml" xmlns:w16cex="http://schemas.microsoft.com/office/word/2018/wordml/cex" xmlns:w16cid="http://schemas.microsoft.com/office/word/2016/wordml/cid" xmlns:w16="http://schemas.microsoft.com/office/word/2018/wordml" xmlns:w16sdtdh="http://schemas.microsoft.com/office/word/2020/wordml/sdtdatahash" xmlns:w16se="http://schemas.microsoft.com/office/word/2015/wordml/symex" xmlns:wpg="http://schemas.microsoft.com/office/word/2010/wordprocessingGroup" xmlns:wpi="http://schemas.microsoft.com/office/word/2010/wordprocessingInk" xmlns:wne="http://schemas.microsoft.com/office/word/2006/wordml" xmlns:wps="http://schemas.microsoft.com/office/word/2010/wordprocessingShape" mc:Ignorable="w14 w15 w16se w16cid w16 w16cex w16sdtdh wp14">
+<w:numbering xmlns:wpc="http://schemas.microsoft.com/office/word/2010/wordprocessingCanvas" xmlns:cx="http://schemas.microsoft.com/office/drawing/2014/chartex" xmlns:cx1="http://schemas.microsoft.com/office/drawing/2015/9/8/chartex" xmlns:cx2="http://schemas.microsoft.com/office/drawing/2015/10/21/chartex" xmlns:cx3="http://schemas.microsoft.com/office/drawing/2016/5/9/chartex" xmlns:cx4="http://schemas.microsoft.com/office/drawing/2016/5/10/chartex" xmlns:cx5="http://schemas.microsoft.com/office/drawing/2016/5/11/chartex" xmlns:cx6="http://schemas.microsoft.com/office/drawing/2016/5/12/chartex" xmlns:cx7="http://schemas.microsoft.com/office/drawing/2016/5/13/chartex" xmlns:cx8="http://schemas.microsoft.com/office/drawing/2016/5/14/chartex" xmlns:mc="http://schemas.openxmlformats.org/markup-compatibility/2006" xmlns:aink="http://schemas.microsoft.com/office/drawing/2016/ink" xmlns:am3d="http://schemas.microsoft.com/office/drawing/2017/model3d" xmlns:o="urn:schemas-microsoft-com:office:office" xmlns:oel="http://schemas.microsoft.com/office/2019/extlst" xmlns:r="http://schemas.openxmlformats.org/officeDocument/2006/relationships" xmlns:m="http://schemas.openxmlformats.org/officeDocument/2006/math" xmlns:v="urn:schemas-microsoft-com:vml" xmlns:wp14="http://schemas.microsoft.com/office/word/2010/wordprocessingDrawing" xmlns:wp="http://schemas.openxmlformats.org/drawingml/2006/wordprocessingDrawing" xmlns:w10="urn:schemas-microsoft-com:office:word" xmlns:w="http://schemas.openxmlformats.org/wordprocessingml/2006/main" xmlns:w14="http://schemas.microsoft.com/office/word/2010/wordml" xmlns:w15="http://schemas.microsoft.com/office/word/2012/wordml" xmlns:w16cex="http://schemas.microsoft.com/office/word/2018/wordml/cex" xmlns:w16cid="http://schemas.microsoft.com/office/word/2016/wordml/cid" xmlns:w16="http://schemas.microsoft.com/office/word/2018/wordml" xmlns:w16du="http://schemas.microsoft.com/office/word/2023/wordml/word16du" xmlns:w16sdtdh="http://schemas.microsoft.com/office/word/2020/wordml/sdtdatahash" xmlns:w16sdtfl="http://schemas.microsoft.com/office/word/2024/wordml/sdtformatlock" xmlns:w16se="http://schemas.microsoft.com/office/word/2015/wordml/symex" xmlns:wpg="http://schemas.microsoft.com/office/word/2010/wordprocessingGroup" xmlns:wpi="http://schemas.microsoft.com/office/word/2010/wordprocessingInk" xmlns:wne="http://schemas.microsoft.com/office/word/2006/wordml" xmlns:wps="http://schemas.microsoft.com/office/word/2010/wordprocessingShape" mc:Ignorable="w14 w15 w16se w16cid w16 w16cex w16sdtdh w16sdtfl w16du wp14">
   <w:abstractNum w:abstractNumId="0" w15:restartNumberingAfterBreak="0">
     <w:nsid w:val="FFFFFF7C"/>
     <w:multiLevelType w:val="singleLevel"/>
@@ -7907,47 +5604,47 @@
       </w:pPr>
     </w:lvl>
   </w:abstractNum>
-  <w:num w:numId="1">
+  <w:num w:numId="1" w16cid:durableId="437453457">
     <w:abstractNumId w:val="8"/>
   </w:num>
-  <w:num w:numId="2">
+  <w:num w:numId="2" w16cid:durableId="1477063341">
     <w:abstractNumId w:val="6"/>
   </w:num>
-  <w:num w:numId="3">
+  <w:num w:numId="3" w16cid:durableId="610433297">
     <w:abstractNumId w:val="5"/>
   </w:num>
-  <w:num w:numId="4">
+  <w:num w:numId="4" w16cid:durableId="1591350908">
     <w:abstractNumId w:val="4"/>
   </w:num>
-  <w:num w:numId="5">
+  <w:num w:numId="5" w16cid:durableId="824511577">
     <w:abstractNumId w:val="7"/>
   </w:num>
-  <w:num w:numId="6">
+  <w:num w:numId="6" w16cid:durableId="1231966681">
     <w:abstractNumId w:val="3"/>
   </w:num>
-  <w:num w:numId="7">
+  <w:num w:numId="7" w16cid:durableId="432628601">
     <w:abstractNumId w:val="2"/>
   </w:num>
-  <w:num w:numId="8">
+  <w:num w:numId="8" w16cid:durableId="537357626">
     <w:abstractNumId w:val="1"/>
   </w:num>
-  <w:num w:numId="9">
+  <w:num w:numId="9" w16cid:durableId="946353834">
     <w:abstractNumId w:val="0"/>
   </w:num>
-  <w:num w:numId="10">
+  <w:num w:numId="10" w16cid:durableId="2111075211">
     <w:abstractNumId w:val="10"/>
   </w:num>
-  <w:num w:numId="11">
+  <w:num w:numId="11" w16cid:durableId="318313234">
     <w:abstractNumId w:val="11"/>
   </w:num>
-  <w:num w:numId="12">
+  <w:num w:numId="12" w16cid:durableId="940063808">
     <w:abstractNumId w:val="9"/>
   </w:num>
 </w:numbering>
 </file>
 
 <file path=word/styles.xml><?xml version="1.0" encoding="utf-8"?>
-<w:styles xmlns:mc="http://schemas.openxmlformats.org/markup-compatibility/2006" xmlns:r="http://schemas.openxmlformats.org/officeDocument/2006/relationships" xmlns:w="http://schemas.openxmlformats.org/wordprocessingml/2006/main" xmlns:w14="http://schemas.microsoft.com/office/word/2010/wordml" xmlns:w15="http://schemas.microsoft.com/office/word/2012/wordml" xmlns:w16cex="http://schemas.microsoft.com/office/word/2018/wordml/cex" xmlns:w16cid="http://schemas.microsoft.com/office/word/2016/wordml/cid" xmlns:w16="http://schemas.microsoft.com/office/word/2018/wordml" xmlns:w16sdtdh="http://schemas.microsoft.com/office/word/2020/wordml/sdtdatahash" xmlns:w16se="http://schemas.microsoft.com/office/word/2015/wordml/symex" mc:Ignorable="w14 w15 w16se w16cid w16 w16cex w16sdtdh">
+<w:styles xmlns:mc="http://schemas.openxmlformats.org/markup-compatibility/2006" xmlns:r="http://schemas.openxmlformats.org/officeDocument/2006/relationships" xmlns:w="http://schemas.openxmlformats.org/wordprocessingml/2006/main" xmlns:w14="http://schemas.microsoft.com/office/word/2010/wordml" xmlns:w15="http://schemas.microsoft.com/office/word/2012/wordml" xmlns:w16cex="http://schemas.microsoft.com/office/word/2018/wordml/cex" xmlns:w16cid="http://schemas.microsoft.com/office/word/2016/wordml/cid" xmlns:w16="http://schemas.microsoft.com/office/word/2018/wordml" xmlns:w16du="http://schemas.microsoft.com/office/word/2023/wordml/word16du" xmlns:w16sdtdh="http://schemas.microsoft.com/office/word/2020/wordml/sdtdatahash" xmlns:w16sdtfl="http://schemas.microsoft.com/office/word/2024/wordml/sdtformatlock" xmlns:w16se="http://schemas.microsoft.com/office/word/2015/wordml/symex" mc:Ignorable="w14 w15 w16se w16cid w16 w16cex w16sdtdh w16sdtfl w16du">
   <w:docDefaults>
     <w:rPrDefault>
       <w:rPr>

--- a/DOKUMENTUMOK/3_Felhasznaloi_Dokumentacio.docx
+++ b/DOKUMENTUMOK/3_Felhasznaloi_Dokumentacio.docx
@@ -2,7 +2,22 @@
 <file path=word/document.xml><?xml version="1.0" encoding="utf-8"?>
 <w:document xmlns:wpc="http://schemas.microsoft.com/office/word/2010/wordprocessingCanvas" xmlns:cx="http://schemas.microsoft.com/office/drawing/2014/chartex" xmlns:cx1="http://schemas.microsoft.com/office/drawing/2015/9/8/chartex" xmlns:cx2="http://schemas.microsoft.com/office/drawing/2015/10/21/chartex" xmlns:cx3="http://schemas.microsoft.com/office/drawing/2016/5/9/chartex" xmlns:cx4="http://schemas.microsoft.com/office/drawing/2016/5/10/chartex" xmlns:cx5="http://schemas.microsoft.com/office/drawing/2016/5/11/chartex" xmlns:cx6="http://schemas.microsoft.com/office/drawing/2016/5/12/chartex" xmlns:cx7="http://schemas.microsoft.com/office/drawing/2016/5/13/chartex" xmlns:cx8="http://schemas.microsoft.com/office/drawing/2016/5/14/chartex" xmlns:mc="http://schemas.openxmlformats.org/markup-compatibility/2006" xmlns:aink="http://schemas.microsoft.com/office/drawing/2016/ink" xmlns:am3d="http://schemas.microsoft.com/office/drawing/2017/model3d" xmlns:o="urn:schemas-microsoft-com:office:office" xmlns:oel="http://schemas.microsoft.com/office/2019/extlst" xmlns:r="http://schemas.openxmlformats.org/officeDocument/2006/relationships" xmlns:m="http://schemas.openxmlformats.org/officeDocument/2006/math" xmlns:v="urn:schemas-microsoft-com:vml" xmlns:wp14="http://schemas.microsoft.com/office/word/2010/wordprocessingDrawing" xmlns:wp="http://schemas.openxmlformats.org/drawingml/2006/wordprocessingDrawing" xmlns:w10="urn:schemas-microsoft-com:office:word" xmlns:w="http://schemas.openxmlformats.org/wordprocessingml/2006/main" xmlns:w14="http://schemas.microsoft.com/office/word/2010/wordml" xmlns:w15="http://schemas.microsoft.com/office/word/2012/wordml" xmlns:w16cex="http://schemas.microsoft.com/office/word/2018/wordml/cex" xmlns:w16cid="http://schemas.microsoft.com/office/word/2016/wordml/cid" xmlns:w16="http://schemas.microsoft.com/office/word/2018/wordml" xmlns:w16du="http://schemas.microsoft.com/office/word/2023/wordml/word16du" xmlns:w16sdtdh="http://schemas.microsoft.com/office/word/2020/wordml/sdtdatahash" xmlns:w16sdtfl="http://schemas.microsoft.com/office/word/2024/wordml/sdtformatlock" xmlns:w16se="http://schemas.microsoft.com/office/word/2015/wordml/symex" xmlns:wpg="http://schemas.microsoft.com/office/word/2010/wordprocessingGroup" xmlns:wpi="http://schemas.microsoft.com/office/word/2010/wordprocessingInk" xmlns:wne="http://schemas.microsoft.com/office/word/2006/wordml" xmlns:wps="http://schemas.microsoft.com/office/word/2010/wordprocessingShape" mc:Ignorable="w14 w15 w16se w16cid w16 w16cex w16sdtdh w16sdtfl w16du wp14">
   <w:body>
-    <w:p/>
+    <w:p>
+      <w:pPr>
+        <w:jc w:val="center"/>
+      </w:pPr>
+      <w:r>
+        <w:t>Budapesti Gazdasági Szakképzési Centrum Pestszentlőrinci Technikum</w:t>
+      </w:r>
+    </w:p>
+    <w:p>
+      <w:pPr>
+        <w:jc w:val="center"/>
+      </w:pPr>
+      <w:r>
+        <w:t>1184 Budapest Hengersor 34.</w:t>
+      </w:r>
+    </w:p>
     <w:p/>
     <w:p/>
     <w:p>
@@ -52,16 +67,12 @@
     </w:p>
     <w:p>
       <w:pPr>
-        <w:jc w:val="center"/>
-      </w:pPr>
-      <w:r>
         <w:rPr>
           <w:b/>
           <w:color w:val="1A1A2E"/>
           <w:sz w:val="28"/>
         </w:rPr>
-        <w:t>Robi &amp; Ricsi &amp; Norbi Kutyamenhely</w:t>
-      </w:r>
+      </w:pPr>
     </w:p>
     <w:p/>
     <w:p>
@@ -80,23 +91,63 @@
     <w:p>
       <w:pPr>
         <w:jc w:val="center"/>
+        <w:rPr>
+          <w:b/>
+          <w:bCs/>
+          <w:sz w:val="32"/>
+          <w:szCs w:val="32"/>
+        </w:rPr>
+      </w:pPr>
+      <w:r>
+        <w:rPr>
+          <w:b/>
+          <w:bCs/>
+          <w:color w:val="1A1A2E"/>
+          <w:sz w:val="32"/>
+          <w:szCs w:val="32"/>
+        </w:rPr>
+        <w:t>Vizsgaremek</w:t>
+      </w:r>
+    </w:p>
+    <w:p>
+      <w:pPr>
+        <w:jc w:val="center"/>
+      </w:pPr>
+      <w:r>
+        <w:rPr>
+          <w:b/>
+          <w:color w:val="1A1A2E"/>
+        </w:rPr>
+        <w:t>Készítették: Szentpáli Richárd, Ács Norbert, Tóth Róbert</w:t>
+      </w:r>
+    </w:p>
+    <w:p>
+      <w:pPr>
+        <w:jc w:val="center"/>
       </w:pPr>
       <w:r>
         <w:rPr>
           <w:color w:val="718096"/>
         </w:rPr>
-        <w:t>2026. március 15.</w:t>
+        <w:t>Konzul</w:t>
+      </w:r>
+      <w:r>
+        <w:rPr>
+          <w:color w:val="718096"/>
+        </w:rPr>
+        <w:t>ens tanár</w:t>
+      </w:r>
+      <w:r>
+        <w:rPr>
+          <w:color w:val="718096"/>
+        </w:rPr>
+        <w:t>: Kovács Árpád</w:t>
       </w:r>
     </w:p>
     <w:p>
       <w:r>
         <w:br w:type="page"/>
       </w:r>
-    </w:p>
-    <w:p>
-      <w:pPr>
-        <w:jc w:val="center"/>
-      </w:pPr>
     </w:p>
     <w:sdt>
       <w:sdtPr>
@@ -1278,7 +1329,6 @@
         <w:br w:type="page"/>
       </w:r>
     </w:p>
-    <w:p/>
     <w:p>
       <w:pPr>
         <w:pStyle w:val="Cmsor1"/>
@@ -1289,24 +1339,10 @@
           <w:color w:val="1A1A2E"/>
           <w:sz w:val="36"/>
         </w:rPr>
+        <w:lastRenderedPageBreak/>
         <w:t>3. FELHASZNÁLÓI DOKUMENTÁCIÓ (KÉZIKÖNYV)</w:t>
       </w:r>
       <w:bookmarkEnd w:id="0"/>
-    </w:p>
-    <w:p>
-      <w:r>
-        <w:t>Toth Robert</w:t>
-      </w:r>
-    </w:p>
-    <w:p>
-      <w:r>
-        <w:t>Acs Norbert</w:t>
-      </w:r>
-    </w:p>
-    <w:p>
-      <w:r>
-        <w:t>Szentpali Richard</w:t>
-      </w:r>
     </w:p>
     <w:p>
       <w:pPr>
@@ -1469,7 +1505,7 @@
           </mc:Choice>
           <mc:Fallback>
             <w:pict>
-              <v:oval w14:anchorId="1AD9D3E0" id="Ellipszis 22" o:spid="_x0000_s1026" style="position:absolute;margin-left:430.95pt;margin-top:1pt;width:51.75pt;height:49.5pt;z-index:251656192;visibility:visible;mso-wrap-style:square;mso-width-percent:0;mso-height-percent:0;mso-wrap-distance-left:9pt;mso-wrap-distance-top:0;mso-wrap-distance-right:9pt;mso-wrap-distance-bottom:0;mso-position-horizontal:absolute;mso-position-horizontal-relative:text;mso-position-vertical:absolute;mso-position-vertical-relative:text;mso-width-percent:0;mso-height-percent:0;mso-width-relative:margin;mso-height-relative:margin;v-text-anchor:middle" o:gfxdata="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" filled="f" strokecolor="red" strokeweight="1.5pt">
+              <v:oval w14:anchorId="331C0421" id="Ellipszis 22" o:spid="_x0000_s1026" style="position:absolute;margin-left:430.95pt;margin-top:1pt;width:51.75pt;height:49.5pt;z-index:251656192;visibility:visible;mso-wrap-style:square;mso-width-percent:0;mso-height-percent:0;mso-wrap-distance-left:9pt;mso-wrap-distance-top:0;mso-wrap-distance-right:9pt;mso-wrap-distance-bottom:0;mso-position-horizontal:absolute;mso-position-horizontal-relative:text;mso-position-vertical:absolute;mso-position-vertical-relative:text;mso-width-percent:0;mso-height-percent:0;mso-width-relative:margin;mso-height-relative:margin;v-text-anchor:middle" o:gfxdata="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" filled="f" strokecolor="red" strokeweight="1.5pt">
                 <v:shadow on="t" color="black" opacity="22937f" origin=",.5" offset="0,.63889mm"/>
               </v:oval>
             </w:pict>
@@ -1611,7 +1647,7 @@
           </mc:Choice>
           <mc:Fallback>
             <w:pict>
-              <v:shapetype w14:anchorId="144DDD72" id="_x0000_t32" coordsize="21600,21600" o:spt="32" o:oned="t" path="m,l21600,21600e" filled="f">
+              <v:shapetype w14:anchorId="12AF1A20" id="_x0000_t32" coordsize="21600,21600" o:spt="32" o:oned="t" path="m,l21600,21600e" filled="f">
                 <v:path arrowok="t" fillok="f" o:connecttype="none"/>
                 <o:lock v:ext="edit" shapetype="t"/>
               </v:shapetype>
@@ -1718,7 +1754,7 @@
           </mc:Choice>
           <mc:Fallback>
             <w:pict>
-              <v:shape w14:anchorId="4A3D248A" id="Egyenes összekötő nyíllal 19" o:spid="_x0000_s1026" type="#_x0000_t32" style="position:absolute;margin-left:70.95pt;margin-top:19.8pt;width:265.5pt;height:144.75pt;flip:x;z-index:251646976;visibility:visible;mso-wrap-style:square;mso-width-percent:0;mso-height-percent:0;mso-wrap-distance-left:9pt;mso-wrap-distance-top:0;mso-wrap-distance-right:9pt;mso-wrap-distance-bottom:0;mso-position-horizontal:absolute;mso-position-horizontal-relative:text;mso-position-vertical:absolute;mso-position-vertical-relative:text;mso-width-percent:0;mso-height-percent:0;mso-width-relative:margin;mso-height-relative:margin" o:gfxdata="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" strokecolor="red" strokeweight="2pt">
+              <v:shape w14:anchorId="3A9FA135" id="Egyenes összekötő nyíllal 19" o:spid="_x0000_s1026" type="#_x0000_t32" style="position:absolute;margin-left:70.95pt;margin-top:19.8pt;width:265.5pt;height:144.75pt;flip:x;z-index:251646976;visibility:visible;mso-wrap-style:square;mso-width-percent:0;mso-height-percent:0;mso-wrap-distance-left:9pt;mso-wrap-distance-top:0;mso-wrap-distance-right:9pt;mso-wrap-distance-bottom:0;mso-position-horizontal:absolute;mso-position-horizontal-relative:text;mso-position-vertical:absolute;mso-position-vertical-relative:text;mso-width-percent:0;mso-height-percent:0;mso-width-relative:margin;mso-height-relative:margin" o:gfxdata="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" strokecolor="red" strokeweight="2pt">
                 <v:stroke endarrow="block"/>
                 <v:shadow on="t" color="black" opacity="24903f" origin=",.5" offset="0,.55556mm"/>
               </v:shape>
@@ -1821,7 +1857,7 @@
           </mc:Choice>
           <mc:Fallback>
             <w:pict>
-              <v:oval w14:anchorId="5E56A2FE" id="Ellipszis 5" o:spid="_x0000_s1026" style="position:absolute;margin-left:25.15pt;margin-top:104.2pt;width:51.75pt;height:33.75pt;z-index:251658240;visibility:visible;mso-wrap-style:square;mso-width-percent:0;mso-height-percent:0;mso-wrap-distance-left:9pt;mso-wrap-distance-top:0;mso-wrap-distance-right:9pt;mso-wrap-distance-bottom:0;mso-position-horizontal:absolute;mso-position-horizontal-relative:text;mso-position-vertical:absolute;mso-position-vertical-relative:text;mso-width-percent:0;mso-height-percent:0;mso-width-relative:margin;mso-height-relative:margin;v-text-anchor:middle" o:gfxdata="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" filled="f" strokecolor="red" strokeweight="1.5pt">
+              <v:oval w14:anchorId="622D0910" id="Ellipszis 5" o:spid="_x0000_s1026" style="position:absolute;margin-left:25.15pt;margin-top:104.2pt;width:51.75pt;height:33.75pt;z-index:251658240;visibility:visible;mso-wrap-style:square;mso-width-percent:0;mso-height-percent:0;mso-wrap-distance-left:9pt;mso-wrap-distance-top:0;mso-wrap-distance-right:9pt;mso-wrap-distance-bottom:0;mso-position-horizontal:absolute;mso-position-horizontal-relative:text;mso-position-vertical:absolute;mso-position-vertical-relative:text;mso-width-percent:0;mso-height-percent:0;mso-width-relative:margin;mso-height-relative:margin;v-text-anchor:middle" o:gfxdata="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" filled="f" strokecolor="red" strokeweight="1.5pt">
                 <v:shadow on="t" color="black" opacity="22937f" origin=",.5" offset="0,.63889mm"/>
               </v:oval>
             </w:pict>
@@ -1876,7 +1912,14 @@
     </w:p>
     <w:p>
       <w:pPr>
-        <w:pStyle w:val="Cmsor2"/>
+        <w:rPr>
+          <w:rFonts w:asciiTheme="majorHAnsi" w:eastAsiaTheme="majorEastAsia" w:hAnsiTheme="majorHAnsi" w:cstheme="majorBidi"/>
+          <w:b/>
+          <w:bCs/>
+          <w:color w:val="E94560"/>
+          <w:sz w:val="30"/>
+          <w:szCs w:val="26"/>
+        </w:rPr>
       </w:pPr>
       <w:bookmarkStart w:id="2" w:name="_Toc224725288"/>
       <w:r>
@@ -1884,6 +1927,19 @@
           <w:color w:val="E94560"/>
           <w:sz w:val="30"/>
         </w:rPr>
+        <w:br w:type="page"/>
+      </w:r>
+    </w:p>
+    <w:p>
+      <w:pPr>
+        <w:pStyle w:val="Cmsor2"/>
+      </w:pPr>
+      <w:r>
+        <w:rPr>
+          <w:color w:val="E94560"/>
+          <w:sz w:val="30"/>
+        </w:rPr>
+        <w:lastRenderedPageBreak/>
         <w:t>3.2 Látogató funkciói (bejelentkezés nélkül)</w:t>
       </w:r>
       <w:bookmarkEnd w:id="2"/>
@@ -2080,7 +2136,7 @@
           </mc:Choice>
           <mc:Fallback>
             <w:pict>
-              <v:shape w14:anchorId="419CC0FC" id="Egyenes összekötő nyíllal 20" o:spid="_x0000_s1026" type="#_x0000_t32" style="position:absolute;margin-left:283.2pt;margin-top:16.25pt;width:174.75pt;height:226.5pt;z-index:251652096;visibility:visible;mso-wrap-style:square;mso-width-percent:0;mso-height-percent:0;mso-wrap-distance-left:9pt;mso-wrap-distance-top:0;mso-wrap-distance-right:9pt;mso-wrap-distance-bottom:0;mso-position-horizontal:absolute;mso-position-horizontal-relative:text;mso-position-vertical:absolute;mso-position-vertical-relative:text;mso-width-percent:0;mso-height-percent:0;mso-width-relative:margin;mso-height-relative:margin" o:gfxdata="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" strokecolor="red" strokeweight="2pt">
+              <v:shape w14:anchorId="641ECD9D" id="Egyenes összekötő nyíllal 20" o:spid="_x0000_s1026" type="#_x0000_t32" style="position:absolute;margin-left:283.2pt;margin-top:16.25pt;width:174.75pt;height:226.5pt;z-index:251652096;visibility:visible;mso-wrap-style:square;mso-width-percent:0;mso-height-percent:0;mso-wrap-distance-left:9pt;mso-wrap-distance-top:0;mso-wrap-distance-right:9pt;mso-wrap-distance-bottom:0;mso-position-horizontal:absolute;mso-position-horizontal-relative:text;mso-position-vertical:absolute;mso-position-vertical-relative:text;mso-width-percent:0;mso-height-percent:0;mso-width-relative:margin;mso-height-relative:margin" o:gfxdata="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" strokecolor="red" strokeweight="2pt">
                 <v:stroke endarrow="block"/>
                 <v:shadow on="t" color="black" opacity="24903f" origin=",.5" offset="0,.55556mm"/>
               </v:shape>
@@ -2182,7 +2238,7 @@
           </mc:Choice>
           <mc:Fallback>
             <w:pict>
-              <v:oval w14:anchorId="178E1E32" id="Ellipszis 13" o:spid="_x0000_s1026" style="position:absolute;margin-left:450.45pt;margin-top:206.75pt;width:42.75pt;height:31.5pt;z-index:251649024;visibility:visible;mso-wrap-style:square;mso-width-percent:0;mso-height-percent:0;mso-wrap-distance-left:9pt;mso-wrap-distance-top:0;mso-wrap-distance-right:9pt;mso-wrap-distance-bottom:0;mso-position-horizontal:absolute;mso-position-horizontal-relative:text;mso-position-vertical:absolute;mso-position-vertical-relative:text;mso-width-percent:0;mso-height-percent:0;mso-width-relative:margin;mso-height-relative:margin;v-text-anchor:middle" o:gfxdata="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" filled="f" strokecolor="red" strokeweight="1.5pt">
+              <v:oval w14:anchorId="28A87689" id="Ellipszis 13" o:spid="_x0000_s1026" style="position:absolute;margin-left:450.45pt;margin-top:206.75pt;width:42.75pt;height:31.5pt;z-index:251649024;visibility:visible;mso-wrap-style:square;mso-width-percent:0;mso-height-percent:0;mso-wrap-distance-left:9pt;mso-wrap-distance-top:0;mso-wrap-distance-right:9pt;mso-wrap-distance-bottom:0;mso-position-horizontal:absolute;mso-position-horizontal-relative:text;mso-position-vertical:absolute;mso-position-vertical-relative:text;mso-width-percent:0;mso-height-percent:0;mso-width-relative:margin;mso-height-relative:margin;v-text-anchor:middle" o:gfxdata="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" filled="f" strokecolor="red" strokeweight="1.5pt">
                 <v:shadow on="t" color="black" opacity="22937f" origin=",.5" offset="0,.63889mm"/>
               </v:oval>
             </w:pict>
@@ -3100,7 +3156,7 @@
           </mc:Choice>
           <mc:Fallback>
             <w:pict>
-              <v:shape w14:anchorId="5B3F26E1" id="Egyenes összekötő nyíllal 18" o:spid="_x0000_s1026" type="#_x0000_t32" style="position:absolute;margin-left:330.45pt;margin-top:13.2pt;width:131.25pt;height:89.25pt;z-index:251662336;visibility:visible;mso-wrap-style:square;mso-width-percent:0;mso-height-percent:0;mso-wrap-distance-left:9pt;mso-wrap-distance-top:0;mso-wrap-distance-right:9pt;mso-wrap-distance-bottom:0;mso-position-horizontal:absolute;mso-position-horizontal-relative:text;mso-position-vertical:absolute;mso-position-vertical-relative:text;mso-width-percent:0;mso-height-percent:0;mso-width-relative:margin;mso-height-relative:margin" o:gfxdata="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" strokecolor="red" strokeweight="2pt">
+              <v:shape w14:anchorId="0662E4D3" id="Egyenes összekötő nyíllal 18" o:spid="_x0000_s1026" type="#_x0000_t32" style="position:absolute;margin-left:330.45pt;margin-top:13.2pt;width:131.25pt;height:89.25pt;z-index:251662336;visibility:visible;mso-wrap-style:square;mso-width-percent:0;mso-height-percent:0;mso-wrap-distance-left:9pt;mso-wrap-distance-top:0;mso-wrap-distance-right:9pt;mso-wrap-distance-bottom:0;mso-position-horizontal:absolute;mso-position-horizontal-relative:text;mso-position-vertical:absolute;mso-position-vertical-relative:text;mso-width-percent:0;mso-height-percent:0;mso-width-relative:margin;mso-height-relative:margin" o:gfxdata="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" strokecolor="red" strokeweight="2pt">
                 <v:stroke endarrow="block"/>
                 <v:shadow on="t" color="black" opacity="24903f" origin=",.5" offset="0,.55556mm"/>
               </v:shape>
@@ -3181,7 +3237,7 @@
           </mc:Choice>
           <mc:Fallback>
             <w:pict>
-              <v:oval w14:anchorId="6BF717D8" id="Ellipszis 17" o:spid="_x0000_s1026" style="position:absolute;margin-left:454.2pt;margin-top:97.2pt;width:48.75pt;height:32.25pt;z-index:251660288;visibility:visible;mso-wrap-style:square;mso-width-percent:0;mso-height-percent:0;mso-wrap-distance-left:9pt;mso-wrap-distance-top:0;mso-wrap-distance-right:9pt;mso-wrap-distance-bottom:0;mso-position-horizontal:absolute;mso-position-horizontal-relative:text;mso-position-vertical:absolute;mso-position-vertical-relative:text;mso-width-percent:0;mso-height-percent:0;mso-width-relative:margin;mso-height-relative:margin;v-text-anchor:middle" o:gfxdata="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" filled="f" strokecolor="red" strokeweight="1.5pt">
+              <v:oval w14:anchorId="35E1B836" id="Ellipszis 17" o:spid="_x0000_s1026" style="position:absolute;margin-left:454.2pt;margin-top:97.2pt;width:48.75pt;height:32.25pt;z-index:251660288;visibility:visible;mso-wrap-style:square;mso-width-percent:0;mso-height-percent:0;mso-wrap-distance-left:9pt;mso-wrap-distance-top:0;mso-wrap-distance-right:9pt;mso-wrap-distance-bottom:0;mso-position-horizontal:absolute;mso-position-horizontal-relative:text;mso-position-vertical:absolute;mso-position-vertical-relative:text;mso-width-percent:0;mso-height-percent:0;mso-width-relative:margin;mso-height-relative:margin;v-text-anchor:middle" o:gfxdata="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" filled="f" strokecolor="red" strokeweight="1.5pt">
                 <v:shadow on="t" color="black" opacity="22937f" origin=",.5" offset="0,.63889mm"/>
               </v:oval>
             </w:pict>
@@ -3767,7 +3823,7 @@
           </mc:Choice>
           <mc:Fallback>
             <w:pict>
-              <v:shape w14:anchorId="1A3A1D59" id="Egyenes összekötő nyíllal 29" o:spid="_x0000_s1026" type="#_x0000_t32" style="position:absolute;margin-left:110.7pt;margin-top:3.6pt;width:193.5pt;height:172.5pt;flip:y;z-index:251666432;visibility:visible;mso-wrap-style:square;mso-width-percent:0;mso-height-percent:0;mso-wrap-distance-left:9pt;mso-wrap-distance-top:0;mso-wrap-distance-right:9pt;mso-wrap-distance-bottom:0;mso-position-horizontal:absolute;mso-position-horizontal-relative:text;mso-position-vertical:absolute;mso-position-vertical-relative:text;mso-width-percent:0;mso-height-percent:0;mso-width-relative:margin;mso-height-relative:margin" o:gfxdata="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" strokecolor="red" strokeweight="2pt">
+              <v:shape w14:anchorId="2167697C" id="Egyenes összekötő nyíllal 29" o:spid="_x0000_s1026" type="#_x0000_t32" style="position:absolute;margin-left:110.7pt;margin-top:3.6pt;width:193.5pt;height:172.5pt;flip:y;z-index:251666432;visibility:visible;mso-wrap-style:square;mso-width-percent:0;mso-height-percent:0;mso-wrap-distance-left:9pt;mso-wrap-distance-top:0;mso-wrap-distance-right:9pt;mso-wrap-distance-bottom:0;mso-position-horizontal:absolute;mso-position-horizontal-relative:text;mso-position-vertical:absolute;mso-position-vertical-relative:text;mso-width-percent:0;mso-height-percent:0;mso-width-relative:margin;mso-height-relative:margin" o:gfxdata="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" strokecolor="red" strokeweight="2pt">
                 <v:stroke endarrow="block"/>
                 <v:shadow on="t" color="black" opacity="24903f" origin=",.5" offset="0,.55556mm"/>
               </v:shape>
@@ -3848,7 +3904,7 @@
           </mc:Choice>
           <mc:Fallback>
             <w:pict>
-              <v:oval w14:anchorId="2DA6B4CA" id="Ellipszis 28" o:spid="_x0000_s1026" style="position:absolute;margin-left:48.45pt;margin-top:171.6pt;width:1in;height:30pt;z-index:251664384;visibility:visible;mso-wrap-style:square;mso-width-percent:0;mso-height-percent:0;mso-wrap-distance-left:9pt;mso-wrap-distance-top:0;mso-wrap-distance-right:9pt;mso-wrap-distance-bottom:0;mso-position-horizontal:absolute;mso-position-horizontal-relative:text;mso-position-vertical:absolute;mso-position-vertical-relative:text;mso-width-percent:0;mso-height-percent:0;mso-width-relative:margin;mso-height-relative:margin;v-text-anchor:middle" o:gfxdata="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" filled="f" strokecolor="red" strokeweight="1.5pt">
+              <v:oval w14:anchorId="1C805800" id="Ellipszis 28" o:spid="_x0000_s1026" style="position:absolute;margin-left:48.45pt;margin-top:171.6pt;width:1in;height:30pt;z-index:251664384;visibility:visible;mso-wrap-style:square;mso-width-percent:0;mso-height-percent:0;mso-wrap-distance-left:9pt;mso-wrap-distance-top:0;mso-wrap-distance-right:9pt;mso-wrap-distance-bottom:0;mso-position-horizontal:absolute;mso-position-horizontal-relative:text;mso-position-vertical:absolute;mso-position-vertical-relative:text;mso-width-percent:0;mso-height-percent:0;mso-width-relative:margin;mso-height-relative:margin;v-text-anchor:middle" o:gfxdata="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" filled="f" strokecolor="red" strokeweight="1.5pt">
                 <v:shadow on="t" color="black" opacity="22937f" origin=",.5" offset="0,.63889mm"/>
               </v:oval>
             </w:pict>
@@ -5088,6 +5144,198 @@
         </w:drawing>
       </w:r>
     </w:p>
+    <w:p>
+      <w:r>
+        <w:br w:type="page"/>
+      </w:r>
+    </w:p>
+    <w:p>
+      <w:pPr>
+        <w:pStyle w:val="Cmsor2"/>
+      </w:pPr>
+      <w:r>
+        <w:rPr>
+          <w:color w:val="E94560"/>
+          <w:sz w:val="30"/>
+        </w:rPr>
+        <w:lastRenderedPageBreak/>
+        <w:t>3.8 Önértékelés</w:t>
+      </w:r>
+    </w:p>
+    <w:p>
+      <w:r>
+        <w:t>A felhasználói dokumentáció megírása során megtanultuk, hogyan kell az alkalmazás funkcióit érthet</w:t>
+      </w:r>
+      <w:r>
+        <w:t>ő</w:t>
+      </w:r>
+      <w:r>
+        <w:t xml:space="preserve"> en, világosan leírni egy nem műszaki olvasó számára is. Fontos tapasztalat volt, hogy a jó dokumentáció képekkel, példákkal és lépésenkénti leírásokkal segíti a felhasználót.</w:t>
+      </w:r>
+    </w:p>
+    <w:p>
+      <w:r>
+        <w:t>Kihívást jelentett minden m</w:t>
+      </w:r>
+      <w:r>
+        <w:t>ű</w:t>
+      </w:r>
+      <w:r>
+        <w:t>veletnél el</w:t>
+      </w:r>
+      <w:r>
+        <w:t>ő</w:t>
+      </w:r>
+      <w:r>
+        <w:t>re gondolni, hogy milyen kérdései lehetnek egy új felhasználónak. Ezt a szemléletet igyekeztük végigvinni az egész kézikönyvben.</w:t>
+      </w:r>
+    </w:p>
+    <w:p/>
+    <w:p>
+      <w:pPr>
+        <w:pStyle w:val="Cmsor2"/>
+      </w:pPr>
+      <w:r>
+        <w:rPr>
+          <w:color w:val="E94560"/>
+          <w:sz w:val="30"/>
+        </w:rPr>
+        <w:t>3.9 Fejlesztési lehetőségek</w:t>
+      </w:r>
+    </w:p>
+    <w:p>
+      <w:pPr>
+        <w:numPr>
+          <w:ilvl w:val="0"/>
+          <w:numId w:val="1"/>
+        </w:numPr>
+      </w:pPr>
+      <w:r>
+        <w:rPr>
+          <w:b/>
+        </w:rPr>
+        <w:t xml:space="preserve">Interaktív súgó: </w:t>
+      </w:r>
+      <w:r>
+        <w:t>kattintható tooltip-ek és bemutató animációk a feluleten</w:t>
+      </w:r>
+    </w:p>
+    <w:p>
+      <w:pPr>
+        <w:numPr>
+          <w:ilvl w:val="0"/>
+          <w:numId w:val="1"/>
+        </w:numPr>
+      </w:pPr>
+      <w:r>
+        <w:rPr>
+          <w:b/>
+        </w:rPr>
+        <w:t xml:space="preserve">Többnyelvű interface: </w:t>
+      </w:r>
+      <w:r>
+        <w:t>angol és német nyelvi támogatás hozzáadása</w:t>
+      </w:r>
+    </w:p>
+    <w:p>
+      <w:pPr>
+        <w:numPr>
+          <w:ilvl w:val="0"/>
+          <w:numId w:val="1"/>
+        </w:numPr>
+      </w:pPr>
+      <w:r>
+        <w:rPr>
+          <w:b/>
+        </w:rPr>
+        <w:t xml:space="preserve">Mobilbarát dizájn továbbfejlesztése: </w:t>
+      </w:r>
+      <w:r>
+        <w:t>natív mobilalkalmazás készítése (React Native)</w:t>
+      </w:r>
+    </w:p>
+    <w:p>
+      <w:pPr>
+        <w:numPr>
+          <w:ilvl w:val="0"/>
+          <w:numId w:val="1"/>
+        </w:numPr>
+      </w:pPr>
+      <w:r>
+        <w:rPr>
+          <w:b/>
+        </w:rPr>
+        <w:t xml:space="preserve">Valós idejű értesítések: </w:t>
+      </w:r>
+      <w:r>
+        <w:t>kérelem állapotának push-értesítése</w:t>
+      </w:r>
+    </w:p>
+    <w:p>
+      <w:pPr>
+        <w:numPr>
+          <w:ilvl w:val="0"/>
+          <w:numId w:val="1"/>
+        </w:numPr>
+      </w:pPr>
+      <w:r>
+        <w:rPr>
+          <w:b/>
+        </w:rPr>
+        <w:t xml:space="preserve">Kutyás kompatibilitás-kérdőív: </w:t>
+      </w:r>
+      <w:r>
+        <w:t>segíts a megfelelő kutya megtalálásában</w:t>
+      </w:r>
+    </w:p>
+    <w:p/>
+    <w:p>
+      <w:pPr>
+        <w:pStyle w:val="Cmsor2"/>
+      </w:pPr>
+      <w:r>
+        <w:rPr>
+          <w:color w:val="E94560"/>
+          <w:sz w:val="30"/>
+        </w:rPr>
+        <w:t>Felhasznált irodalom</w:t>
+      </w:r>
+    </w:p>
+    <w:p>
+      <w:pPr>
+        <w:numPr>
+          <w:ilvl w:val="0"/>
+          <w:numId w:val="1"/>
+        </w:numPr>
+      </w:pPr>
+      <w:r>
+        <w:t xml:space="preserve">MDN Web Docs (HTML, CSS) – </w:t>
+      </w:r>
+      <w:r>
+        <w:rPr>
+          <w:color w:val="E94560"/>
+        </w:rPr>
+        <w:t>https://developer.mozilla.org</w:t>
+      </w:r>
+    </w:p>
+    <w:p>
+      <w:pPr>
+        <w:numPr>
+          <w:ilvl w:val="0"/>
+          <w:numId w:val="1"/>
+        </w:numPr>
+      </w:pPr>
+      <w:r>
+        <w:t xml:space="preserve">W3Schools – webes technológiák – </w:t>
+      </w:r>
+      <w:r>
+        <w:rPr>
+          <w:color w:val="E94560"/>
+        </w:rPr>
+        <w:t>https://www.w3schools.com</w:t>
+      </w:r>
+    </w:p>
+    <w:p/>
     <w:sectPr>
       <w:headerReference w:type="default" r:id="rId29"/>
       <w:footerReference w:type="default" r:id="rId30"/>
@@ -5163,8 +5411,11 @@
 <file path=word/header1.xml><?xml version="1.0" encoding="utf-8"?>
 <w:hdr xmlns:wpc="http://schemas.microsoft.com/office/word/2010/wordprocessingCanvas" xmlns:cx="http://schemas.microsoft.com/office/drawing/2014/chartex" xmlns:cx1="http://schemas.microsoft.com/office/drawing/2015/9/8/chartex" xmlns:cx2="http://schemas.microsoft.com/office/drawing/2015/10/21/chartex" xmlns:cx3="http://schemas.microsoft.com/office/drawing/2016/5/9/chartex" xmlns:cx4="http://schemas.microsoft.com/office/drawing/2016/5/10/chartex" xmlns:cx5="http://schemas.microsoft.com/office/drawing/2016/5/11/chartex" xmlns:cx6="http://schemas.microsoft.com/office/drawing/2016/5/12/chartex" xmlns:cx7="http://schemas.microsoft.com/office/drawing/2016/5/13/chartex" xmlns:cx8="http://schemas.microsoft.com/office/drawing/2016/5/14/chartex" xmlns:mc="http://schemas.openxmlformats.org/markup-compatibility/2006" xmlns:aink="http://schemas.microsoft.com/office/drawing/2016/ink" xmlns:am3d="http://schemas.microsoft.com/office/drawing/2017/model3d" xmlns:o="urn:schemas-microsoft-com:office:office" xmlns:oel="http://schemas.microsoft.com/office/2019/extlst" xmlns:r="http://schemas.openxmlformats.org/officeDocument/2006/relationships" xmlns:m="http://schemas.openxmlformats.org/officeDocument/2006/math" xmlns:v="urn:schemas-microsoft-com:vml" xmlns:wp14="http://schemas.microsoft.com/office/word/2010/wordprocessingDrawing" xmlns:wp="http://schemas.openxmlformats.org/drawingml/2006/wordprocessingDrawing" xmlns:w10="urn:schemas-microsoft-com:office:word" xmlns:w="http://schemas.openxmlformats.org/wordprocessingml/2006/main" xmlns:w14="http://schemas.microsoft.com/office/word/2010/wordml" xmlns:w15="http://schemas.microsoft.com/office/word/2012/wordml" xmlns:w16cex="http://schemas.microsoft.com/office/word/2018/wordml/cex" xmlns:w16cid="http://schemas.microsoft.com/office/word/2016/wordml/cid" xmlns:w16="http://schemas.microsoft.com/office/word/2018/wordml" xmlns:w16du="http://schemas.microsoft.com/office/word/2023/wordml/word16du" xmlns:w16sdtdh="http://schemas.microsoft.com/office/word/2020/wordml/sdtdatahash" xmlns:w16sdtfl="http://schemas.microsoft.com/office/word/2024/wordml/sdtformatlock" xmlns:w16se="http://schemas.microsoft.com/office/word/2015/wordml/symex" xmlns:wpg="http://schemas.microsoft.com/office/word/2010/wordprocessingGroup" xmlns:wpi="http://schemas.microsoft.com/office/word/2010/wordprocessingInk" xmlns:wne="http://schemas.microsoft.com/office/word/2006/wordml" xmlns:wps="http://schemas.microsoft.com/office/word/2010/wordprocessingShape" mc:Ignorable="w14 w15 w16se w16cid w16 w16cex w16sdtdh w16sdtfl w16du wp14">
   <w:p>
+    <w:pPr>
+      <w:pStyle w:val="lfej"/>
+    </w:pPr>
     <w:r>
-      <w:t>Kutyamenhely</w:t>
+      <w:t>Robi &amp; Ricsi &amp; Norbi Kutyamenhely</w:t>
     </w:r>
   </w:p>
 </w:hdr>
